--- a/prompts/Anal_Bead_Tug_O_War_Champion_100_Reels.docx
+++ b/prompts/Anal_Bead_Tug_O_War_Champion_100_Reels.docx
@@ -15,16 +15,16 @@
         <w:spacing w:after="200"/>
       </w:pPr>
       <w:r>
-        <w:t xml:space="preserve">Always attach the design mockup image when generating; it is the exact T-shirt. All 100 scenes are adult-only and different from the first 50. The prompts describe the design visually instead of quoting the slogan, and the dialogue talks about the shirt without reading it out.</w:t>
-      </w:r>
-    </w:p>
-    <w:p>
-      <w:pPr>
-        <w:pStyle w:val="Heading2"/>
-        <w:spacing w:before="240"/>
-      </w:pPr>
-      <w:r>
-        <w:t xml:space="preserve">1. Karaoke Bar Stage — 49-year-old American woman with rose-gold glasses</w:t>
+        <w:t xml:space="preserve">Always attach the design mockup image when generating; it is the exact T-shirt. All 100 scenes are everyday American places (errands, offices, travel, work sites) with adults only. The prompts describe the design visually instead of quoting the slogan, and the dialogue talks about the shirt without reading it out.</w:t>
+      </w:r>
+    </w:p>
+    <w:p>
+      <w:pPr>
+        <w:pStyle w:val="Heading2"/>
+        <w:spacing w:before="240"/>
+      </w:pPr>
+      <w:r>
+        <w:t xml:space="preserve">1. Electrician Work Truck — 54-year-old American woman with a high ponytail</w:t>
       </w:r>
     </w:p>
     <w:p>
@@ -84,31 +84,31 @@
         <w:t xml:space="preserve">IMAGE PROMPT: </w:t>
       </w:r>
       <w:r>
-        <w:t xml:space="preserve">Use the attached mockup image as the EXACT T-shirt: the person wears that shirt unchanged, with the same wording, typography, ink colours and layout (stacked white retro bubble-script lettering with a swash tail, a hot-pink underlined bottom word, on a black T-shirt). Do not redraw, rewrite, add, remove or rearrange any lettering; copy it exactly from the attached image. Highly photorealistic 49-year-old American woman with rose-gold glasses in the USA, location: Karaoke Bar Stage, holding a microphone and taking a little bow. Adult-only setting: everyone in frame is an adult, no children. Natural age-appropriate appearance, realistic skin texture, natural expression, real black cotton T-shirt with visible fabric weave and natural folds. The T-shirt graphic is the MAIN FOCUS: the entire front print fully visible, centered, sharp and readable. Real-life commercial lifestyle photography, natural lighting, realistic background, subtle depth of field, authentic smartphone perspective. IMAGE SIZE: 9:16 VERTICAL. No text anywhere except the shirt print itself: no captions, no logo, no watermark, no QR code.</w:t>
-      </w:r>
-    </w:p>
-    <w:p>
-      <w:pPr>
-        <w:spacing w:after="80"/>
-      </w:pPr>
-      <w:r>
-        <w:rPr>
-          <w:b/>
-          <w:bCs/>
-        </w:rPr>
-        <w:t xml:space="preserve">VIDEO PROMPT: </w:t>
-      </w:r>
-      <w:r>
-        <w:t xml:space="preserve">Create a 10-second photorealistic 9:16 vertical USA lifestyle Reel that looks like real smartphone footage, not AI. Use the attached mockup image as the EXACT T-shirt: identical wording, typography, ink colours and layout, nothing redrawn or invented. Location: Karaoke Bar Stage. Adult-only setting, no children in frame. Main subject: 49-year-old American woman with rose-gold glasses, wearing the exact T-shirt from the attached image, holding a microphone and taking a little bow. They speak naturally about the shirt's look, not reading the print aloud: "Okay, shirt check. It's soft, and the print doesn't crack." Then they take a step back so the whole front is in frame. Keep the T-shirt the visual MAIN FOCUS for most of the 10 seconds, with a clear front view of the complete graphic, slight natural handheld movement and realistic autofocus. Natural American voice, realistic lip sync, real cotton fabric movement, realistic lighting and location-appropriate ambient sound. Include unscripted background giggling and a short burst of laughter from adult friends off-camera, mixed with the natural ambient sound. IMAGE/VIDEO FRAME: 9:16 VERTICAL. No CGI look, no cartoon, no plastic fabric, no distorted hands, no extra fingers, no altered wording, no added text, no captions or subtitles, no logo, no watermark.</w:t>
-      </w:r>
-    </w:p>
-    <w:p>
-      <w:pPr>
-        <w:pStyle w:val="Heading2"/>
-        <w:spacing w:before="240"/>
-      </w:pPr>
-      <w:r>
-        <w:t xml:space="preserve">2. Axe-Throwing Lounge — 30-year-old American man with a buzz cut</w:t>
+        <w:t xml:space="preserve">Use the attached mockup image as the EXACT T-shirt: the person wears that shirt unchanged, with the same wording, typography, ink colours and layout (stacked white retro bubble-script lettering with a swash tail, a hot-pink underlined bottom word, on a black T-shirt). Do not redraw, rewrite, add, remove or rearrange any lettering; copy it exactly from the attached image. Highly photorealistic 54-year-old American woman with a high ponytail in the USA, location: Electrician Work Truck, pulling a coil of wire from the truck bed. Adult-only setting: everyone in frame is an adult, no children. Natural age-appropriate appearance, realistic skin texture, natural expression, real black cotton T-shirt with visible fabric weave and natural folds. The T-shirt graphic is the MAIN FOCUS: the entire front print fully visible, centered, sharp and readable. Real-life commercial lifestyle photography, natural lighting, realistic background, subtle depth of field, authentic smartphone perspective. IMAGE SIZE: 9:16 VERTICAL. No text anywhere except the shirt print itself: no captions, no logo, no watermark, no QR code.</w:t>
+      </w:r>
+    </w:p>
+    <w:p>
+      <w:pPr>
+        <w:spacing w:after="80"/>
+      </w:pPr>
+      <w:r>
+        <w:rPr>
+          <w:b/>
+          <w:bCs/>
+        </w:rPr>
+        <w:t xml:space="preserve">VIDEO PROMPT: </w:t>
+      </w:r>
+      <w:r>
+        <w:t xml:space="preserve">Create a 10-second photorealistic 9:16 vertical USA lifestyle Reel that looks like real smartphone footage, not AI. Use the attached mockup image as the EXACT T-shirt: identical wording, typography, ink colours and layout, nothing redrawn or invented. Location: Electrician Work Truck. Adult-only setting, no children in frame. Main subject: 54-year-old American woman with a high ponytail, wearing the exact T-shirt from the attached image, pulling a coil of wire from the truck bed. They speak naturally about the shirt's look, not reading the print aloud: "Okay, shirt check. It's soft, and the print doesn't crack." Then they take a step back so the whole front is in frame. Keep the T-shirt the visual MAIN FOCUS for most of the 10 seconds, with a clear front view of the complete graphic, slight natural handheld movement and realistic autofocus. Natural American voice, realistic lip sync, real cotton fabric movement, realistic lighting and location-appropriate ambient sound. Include unscripted background giggling and a short burst of laughter from adult friends off-camera, mixed with the natural ambient sound. IMAGE/VIDEO FRAME: 9:16 VERTICAL. No CGI look, no cartoon, no plastic fabric, no distorted hands, no extra fingers, no altered wording, no added text, no captions or subtitles, no logo, no watermark.</w:t>
+      </w:r>
+    </w:p>
+    <w:p>
+      <w:pPr>
+        <w:pStyle w:val="Heading2"/>
+        <w:spacing w:before="240"/>
+      </w:pPr>
+      <w:r>
+        <w:t xml:space="preserve">2. Roofing Job Site Driveway — 32-year-old American man with a buzz cut</w:t>
       </w:r>
     </w:p>
     <w:p>
@@ -168,31 +168,31 @@
         <w:t xml:space="preserve">IMAGE PROMPT: </w:t>
       </w:r>
       <w:r>
-        <w:t xml:space="preserve">Use the attached mockup image as the EXACT T-shirt: the person wears that shirt unchanged, with the same wording, typography, ink colours and layout (stacked white retro bubble-script lettering with a swash tail, a hot-pink underlined bottom word, on a black T-shirt). Do not redraw, rewrite, add, remove or rearrange any lettering; copy it exactly from the attached image. Highly photorealistic 30-year-old American man with a buzz cut in the USA, location: Axe-Throwing Lounge, holding up a scorecard after a round. Adult-only setting: everyone in frame is an adult, no children. Natural age-appropriate appearance, realistic skin texture, natural expression, real black cotton T-shirt with visible fabric weave and natural folds. The T-shirt graphic is the MAIN FOCUS: the entire front print fully visible, centered, sharp and readable. Real-life commercial lifestyle photography, natural lighting, realistic background, subtle depth of field, authentic smartphone perspective. IMAGE SIZE: 9:16 VERTICAL. No text anywhere except the shirt print itself: no captions, no logo, no watermark, no QR code.</w:t>
-      </w:r>
-    </w:p>
-    <w:p>
-      <w:pPr>
-        <w:spacing w:after="80"/>
-      </w:pPr>
-      <w:r>
-        <w:rPr>
-          <w:b/>
-          <w:bCs/>
-        </w:rPr>
-        <w:t xml:space="preserve">VIDEO PROMPT: </w:t>
-      </w:r>
-      <w:r>
-        <w:t xml:space="preserve">Create a 10-second photorealistic 9:16 vertical USA lifestyle Reel that looks like real smartphone footage, not AI. Use the attached mockup image as the EXACT T-shirt: identical wording, typography, ink colours and layout, nothing redrawn or invented. Location: Axe-Throwing Lounge. Adult-only setting, no children in frame. Main subject: 30-year-old American man with a buzz cut, wearing the exact T-shirt from the attached image, holding up a scorecard after a round. They speak naturally about the shirt's look, not reading the print aloud: "New shirt day, and it's a good one. Funniest gift I've gotten all year." Then they cover their mouth, laugh, and show the shirt again. Keep the T-shirt the visual MAIN FOCUS for most of the 10 seconds, with a clear front view of the complete graphic, slight natural handheld movement and realistic autofocus. Natural American voice, realistic lip sync, real cotton fabric movement, realistic lighting and location-appropriate ambient sound. Background audio has natural chuckles from nearby adults reacting to the shirt, real and unpolished, not a laugh track. IMAGE/VIDEO FRAME: 9:16 VERTICAL. No CGI look, no cartoon, no plastic fabric, no distorted hands, no extra fingers, no altered wording, no added text, no captions or subtitles, no logo, no watermark.</w:t>
-      </w:r>
-    </w:p>
-    <w:p>
-      <w:pPr>
-        <w:pStyle w:val="Heading2"/>
-        <w:spacing w:before="240"/>
-      </w:pPr>
-      <w:r>
-        <w:t xml:space="preserve">3. Rooftop Bar At Sunset — 36-year-old American woman with big hoop earrings</w:t>
+        <w:t xml:space="preserve">Use the attached mockup image as the EXACT T-shirt: the person wears that shirt unchanged, with the same wording, typography, ink colours and layout (stacked white retro bubble-script lettering with a swash tail, a hot-pink underlined bottom word, on a black T-shirt). Do not redraw, rewrite, add, remove or rearrange any lettering; copy it exactly from the attached image. Highly photorealistic 32-year-old American man with a buzz cut in the USA, location: Roofing Job Site Driveway, carrying a bundle of shingles on one shoulder. Adult-only setting: everyone in frame is an adult, no children. Natural age-appropriate appearance, realistic skin texture, natural expression, real black cotton T-shirt with visible fabric weave and natural folds. The T-shirt graphic is the MAIN FOCUS: the entire front print fully visible, centered, sharp and readable. Real-life commercial lifestyle photography, natural lighting, realistic background, subtle depth of field, authentic smartphone perspective. IMAGE SIZE: 9:16 VERTICAL. No text anywhere except the shirt print itself: no captions, no logo, no watermark, no QR code.</w:t>
+      </w:r>
+    </w:p>
+    <w:p>
+      <w:pPr>
+        <w:spacing w:after="80"/>
+      </w:pPr>
+      <w:r>
+        <w:rPr>
+          <w:b/>
+          <w:bCs/>
+        </w:rPr>
+        <w:t xml:space="preserve">VIDEO PROMPT: </w:t>
+      </w:r>
+      <w:r>
+        <w:t xml:space="preserve">Create a 10-second photorealistic 9:16 vertical USA lifestyle Reel that looks like real smartphone footage, not AI. Use the attached mockup image as the EXACT T-shirt: identical wording, typography, ink colours and layout, nothing redrawn or invented. Location: Roofing Job Site Driveway. Adult-only setting, no children in frame. Main subject: 32-year-old American man with a buzz cut, wearing the exact T-shirt from the attached image, carrying a bundle of shingles on one shoulder. They speak naturally about the shirt's look, not reading the print aloud: "New shirt day, and it's a good one. Funniest gift I've gotten all year." Then they cover their mouth, laugh, and show the shirt again. Keep the T-shirt the visual MAIN FOCUS for most of the 10 seconds, with a clear front view of the complete graphic, slight natural handheld movement and realistic autofocus. Natural American voice, realistic lip sync, real cotton fabric movement, realistic lighting and location-appropriate ambient sound. Background audio has natural chuckles from nearby adults reacting to the shirt, real and unpolished, not a laugh track. IMAGE/VIDEO FRAME: 9:16 VERTICAL. No CGI look, no cartoon, no plastic fabric, no distorted hands, no extra fingers, no altered wording, no added text, no captions or subtitles, no logo, no watermark.</w:t>
+      </w:r>
+    </w:p>
+    <w:p>
+      <w:pPr>
+        <w:pStyle w:val="Heading2"/>
+        <w:spacing w:before="240"/>
+      </w:pPr>
+      <w:r>
+        <w:t xml:space="preserve">3. HVAC Service Van — 38-year-old American woman with black-framed glasses</w:t>
       </w:r>
     </w:p>
     <w:p>
@@ -252,31 +252,31 @@
         <w:t xml:space="preserve">IMAGE PROMPT: </w:t>
       </w:r>
       <w:r>
-        <w:t xml:space="preserve">Use the attached mockup image as the EXACT T-shirt: the person wears that shirt unchanged, with the same wording, typography, ink colours and layout (stacked white retro bubble-script lettering with a swash tail, a hot-pink underlined bottom word, on a black T-shirt). Do not redraw, rewrite, add, remove or rearrange any lettering; copy it exactly from the attached image. Highly photorealistic 36-year-old American woman with big hoop earrings in the USA, location: Rooftop Bar At Sunset, raising a cocktail glass. Adult-only setting: everyone in frame is an adult, no children. Natural age-appropriate appearance, realistic skin texture, natural expression, real black cotton T-shirt with visible fabric weave and natural folds. The T-shirt graphic is the MAIN FOCUS: the entire front print fully visible, centered, sharp and readable. Real-life commercial lifestyle photography, natural lighting, realistic background, subtle depth of field, authentic smartphone perspective. IMAGE SIZE: 9:16 VERTICAL. No text anywhere except the shirt print itself: no captions, no logo, no watermark, no QR code.</w:t>
-      </w:r>
-    </w:p>
-    <w:p>
-      <w:pPr>
-        <w:spacing w:after="80"/>
-      </w:pPr>
-      <w:r>
-        <w:rPr>
-          <w:b/>
-          <w:bCs/>
-        </w:rPr>
-        <w:t xml:space="preserve">VIDEO PROMPT: </w:t>
-      </w:r>
-      <w:r>
-        <w:t xml:space="preserve">Create a 10-second photorealistic 9:16 vertical USA lifestyle Reel that looks like real smartphone footage, not AI. Use the attached mockup image as the EXACT T-shirt: identical wording, typography, ink colours and layout, nothing redrawn or invented. Location: Rooftop Bar At Sunset. Adult-only setting, no children in frame. Main subject: 36-year-old American woman with big hoop earrings, wearing the exact T-shirt from the attached image, raising a cocktail glass. They speak naturally about the shirt's look, not reading the print aloud: "Everybody keeps asking about this shirt. Get one for your group chat's funniest person." Then they gesture down at the shirt with both hands like a reveal. Keep the T-shirt the visual MAIN FOCUS for most of the 10 seconds, with a clear front view of the complete graphic, slight natural handheld movement and realistic autofocus. Natural American voice, realistic lip sync, real cotton fabric movement, realistic lighting and location-appropriate ambient sound. Add warm, natural background laughter from friends nearby, as if they just read the shirt. IMAGE/VIDEO FRAME: 9:16 VERTICAL. No CGI look, no cartoon, no plastic fabric, no distorted hands, no extra fingers, no altered wording, no added text, no captions or subtitles, no logo, no watermark.</w:t>
-      </w:r>
-    </w:p>
-    <w:p>
-      <w:pPr>
-        <w:pStyle w:val="Heading2"/>
-        <w:spacing w:before="240"/>
-      </w:pPr>
-      <w:r>
-        <w:t xml:space="preserve">4. Brewery Taproom — 25-year-old American man with a bucket hat</w:t>
+        <w:t xml:space="preserve">Use the attached mockup image as the EXACT T-shirt: the person wears that shirt unchanged, with the same wording, typography, ink colours and layout (stacked white retro bubble-script lettering with a swash tail, a hot-pink underlined bottom word, on a black T-shirt). Do not redraw, rewrite, add, remove or rearrange any lettering; copy it exactly from the attached image. Highly photorealistic 38-year-old American woman with black-framed glasses in the USA, location: HVAC Service Van, unloading a filter box from the back of the van. Adult-only setting: everyone in frame is an adult, no children. Natural age-appropriate appearance, realistic skin texture, natural expression, real black cotton T-shirt with visible fabric weave and natural folds. The T-shirt graphic is the MAIN FOCUS: the entire front print fully visible, centered, sharp and readable. Real-life commercial lifestyle photography, natural lighting, realistic background, subtle depth of field, authentic smartphone perspective. IMAGE SIZE: 9:16 VERTICAL. No text anywhere except the shirt print itself: no captions, no logo, no watermark, no QR code.</w:t>
+      </w:r>
+    </w:p>
+    <w:p>
+      <w:pPr>
+        <w:spacing w:after="80"/>
+      </w:pPr>
+      <w:r>
+        <w:rPr>
+          <w:b/>
+          <w:bCs/>
+        </w:rPr>
+        <w:t xml:space="preserve">VIDEO PROMPT: </w:t>
+      </w:r>
+      <w:r>
+        <w:t xml:space="preserve">Create a 10-second photorealistic 9:16 vertical USA lifestyle Reel that looks like real smartphone footage, not AI. Use the attached mockup image as the EXACT T-shirt: identical wording, typography, ink colours and layout, nothing redrawn or invented. Location: HVAC Service Van. Adult-only setting, no children in frame. Main subject: 38-year-old American woman with black-framed glasses, wearing the exact T-shirt from the attached image, unloading a filter box from the back of the van. They speak naturally about the shirt's look, not reading the print aloud: "Everybody keeps asking about this shirt. Get one for your group chat's funniest person." Then they gesture down at the shirt with both hands like a reveal. Keep the T-shirt the visual MAIN FOCUS for most of the 10 seconds, with a clear front view of the complete graphic, slight natural handheld movement and realistic autofocus. Natural American voice, realistic lip sync, real cotton fabric movement, realistic lighting and location-appropriate ambient sound. Add warm, natural background laughter from friends nearby, as if they just read the shirt. IMAGE/VIDEO FRAME: 9:16 VERTICAL. No CGI look, no cartoon, no plastic fabric, no distorted hands, no extra fingers, no altered wording, no added text, no captions or subtitles, no logo, no watermark.</w:t>
+      </w:r>
+    </w:p>
+    <w:p>
+      <w:pPr>
+        <w:pStyle w:val="Heading2"/>
+        <w:spacing w:before="240"/>
+      </w:pPr>
+      <w:r>
+        <w:t xml:space="preserve">4. Landscaping Trailer — 25-year-old American man with a short boxed beard</w:t>
       </w:r>
     </w:p>
     <w:p>
@@ -336,31 +336,31 @@
         <w:t xml:space="preserve">IMAGE PROMPT: </w:t>
       </w:r>
       <w:r>
-        <w:t xml:space="preserve">Use the attached mockup image as the EXACT T-shirt: the person wears that shirt unchanged, with the same wording, typography, ink colours and layout (stacked white retro bubble-script lettering with a swash tail, a hot-pink underlined bottom word, on a black T-shirt). Do not redraw, rewrite, add, remove or rearrange any lettering; copy it exactly from the attached image. Highly photorealistic 25-year-old American man with a bucket hat in the USA, location: Brewery Taproom, holding a flight of beer samplers. Adult-only setting: everyone in frame is an adult, no children. Natural age-appropriate appearance, realistic skin texture, natural expression, real black cotton T-shirt with visible fabric weave and natural folds. The T-shirt graphic is the MAIN FOCUS: the entire front print fully visible, centered, sharp and readable. Real-life commercial lifestyle photography, natural lighting, realistic background, subtle depth of field, authentic smartphone perspective. IMAGE SIZE: 9:16 VERTICAL. No text anywhere except the shirt print itself: no captions, no logo, no watermark, no QR code.</w:t>
-      </w:r>
-    </w:p>
-    <w:p>
-      <w:pPr>
-        <w:spacing w:after="80"/>
-      </w:pPr>
-      <w:r>
-        <w:rPr>
-          <w:b/>
-          <w:bCs/>
-        </w:rPr>
-        <w:t xml:space="preserve">VIDEO PROMPT: </w:t>
-      </w:r>
-      <w:r>
-        <w:t xml:space="preserve">Create a 10-second photorealistic 9:16 vertical USA lifestyle Reel that looks like real smartphone footage, not AI. Use the attached mockup image as the EXACT T-shirt: identical wording, typography, ink colours and layout, nothing redrawn or invented. Location: Brewery Taproom. Adult-only setting, no children in frame. Main subject: 25-year-old American man with a bucket hat, wearing the exact T-shirt from the attached image, holding a flight of beer samplers. They speak naturally about the shirt's look, not reading the print aloud: "I wore this on purpose today. The bubble letters look straight out of the seventies." Then they straighten the shirt with both hands and face the camera. Keep the T-shirt the visual MAIN FOCUS for most of the 10 seconds, with a clear front view of the complete graphic, slight natural handheld movement and realistic autofocus. Natural American voice, realistic lip sync, real cotton fabric movement, realistic lighting and location-appropriate ambient sound. Mix in a friend off-camera saying "No way" and laughing, plus natural ambient sound. IMAGE/VIDEO FRAME: 9:16 VERTICAL. No CGI look, no cartoon, no plastic fabric, no distorted hands, no extra fingers, no altered wording, no added text, no captions or subtitles, no logo, no watermark.</w:t>
-      </w:r>
-    </w:p>
-    <w:p>
-      <w:pPr>
-        <w:pStyle w:val="Heading2"/>
-        <w:spacing w:before="240"/>
-      </w:pPr>
-      <w:r>
-        <w:t xml:space="preserve">5. Lake Pontoon Boat — 53-year-old American woman with natural curly hair</w:t>
+        <w:t xml:space="preserve">Use the attached mockup image as the EXACT T-shirt: the person wears that shirt unchanged, with the same wording, typography, ink colours and layout (stacked white retro bubble-script lettering with a swash tail, a hot-pink underlined bottom word, on a black T-shirt). Do not redraw, rewrite, add, remove or rearrange any lettering; copy it exactly from the attached image. Highly photorealistic 25-year-old American man with a short boxed beard in the USA, location: Landscaping Trailer, lowering the mower ramp. Adult-only setting: everyone in frame is an adult, no children. Natural age-appropriate appearance, realistic skin texture, natural expression, real black cotton T-shirt with visible fabric weave and natural folds. The T-shirt graphic is the MAIN FOCUS: the entire front print fully visible, centered, sharp and readable. Real-life commercial lifestyle photography, natural lighting, realistic background, subtle depth of field, authentic smartphone perspective. IMAGE SIZE: 9:16 VERTICAL. No text anywhere except the shirt print itself: no captions, no logo, no watermark, no QR code.</w:t>
+      </w:r>
+    </w:p>
+    <w:p>
+      <w:pPr>
+        <w:spacing w:after="80"/>
+      </w:pPr>
+      <w:r>
+        <w:rPr>
+          <w:b/>
+          <w:bCs/>
+        </w:rPr>
+        <w:t xml:space="preserve">VIDEO PROMPT: </w:t>
+      </w:r>
+      <w:r>
+        <w:t xml:space="preserve">Create a 10-second photorealistic 9:16 vertical USA lifestyle Reel that looks like real smartphone footage, not AI. Use the attached mockup image as the EXACT T-shirt: identical wording, typography, ink colours and layout, nothing redrawn or invented. Location: Landscaping Trailer. Adult-only setting, no children in frame. Main subject: 25-year-old American man with a short boxed beard, wearing the exact T-shirt from the attached image, lowering the mower ramp. They speak naturally about the shirt's look, not reading the print aloud: "I wore this on purpose today. The bubble letters look straight out of the seventies." Then they straighten the shirt with both hands and face the camera. Keep the T-shirt the visual MAIN FOCUS for most of the 10 seconds, with a clear front view of the complete graphic, slight natural handheld movement and realistic autofocus. Natural American voice, realistic lip sync, real cotton fabric movement, realistic lighting and location-appropriate ambient sound. Mix in a friend off-camera saying "No way" and laughing, plus natural ambient sound. IMAGE/VIDEO FRAME: 9:16 VERTICAL. No CGI look, no cartoon, no plastic fabric, no distorted hands, no extra fingers, no altered wording, no added text, no captions or subtitles, no logo, no watermark.</w:t>
+      </w:r>
+    </w:p>
+    <w:p>
+      <w:pPr>
+        <w:pStyle w:val="Heading2"/>
+        <w:spacing w:before="240"/>
+      </w:pPr>
+      <w:r>
+        <w:t xml:space="preserve">5. Auto Parts Store Counter — 60-year-old American woman with thick curly hair</w:t>
       </w:r>
     </w:p>
     <w:p>
@@ -420,31 +420,31 @@
         <w:t xml:space="preserve">IMAGE PROMPT: </w:t>
       </w:r>
       <w:r>
-        <w:t xml:space="preserve">Use the attached mockup image as the EXACT T-shirt: the person wears that shirt unchanged, with the same wording, typography, ink colours and layout (stacked white retro bubble-script lettering with a swash tail, a hot-pink underlined bottom word, on a black T-shirt). Do not redraw, rewrite, add, remove or rearrange any lettering; copy it exactly from the attached image. Highly photorealistic 53-year-old American woman with natural curly hair in the USA, location: Lake Pontoon Boat, sitting at the rail with sunglasses pushed up. Adult-only setting: everyone in frame is an adult, no children. Natural age-appropriate appearance, realistic skin texture, natural expression, real black cotton T-shirt with visible fabric weave and natural folds. The T-shirt graphic is the MAIN FOCUS: the entire front print fully visible, centered, sharp and readable. Real-life commercial lifestyle photography, natural lighting, realistic background, subtle depth of field, authentic smartphone perspective. IMAGE SIZE: 9:16 VERTICAL. No text anywhere except the shirt print itself: no captions, no logo, no watermark, no QR code.</w:t>
-      </w:r>
-    </w:p>
-    <w:p>
-      <w:pPr>
-        <w:spacing w:after="80"/>
-      </w:pPr>
-      <w:r>
-        <w:rPr>
-          <w:b/>
-          <w:bCs/>
-        </w:rPr>
-        <w:t xml:space="preserve">VIDEO PROMPT: </w:t>
-      </w:r>
-      <w:r>
-        <w:t xml:space="preserve">Create a 10-second photorealistic 9:16 vertical USA lifestyle Reel that looks like real smartphone footage, not AI. Use the attached mockup image as the EXACT T-shirt: identical wording, typography, ink colours and layout, nothing redrawn or invented. Location: Lake Pontoon Boat. Adult-only setting, no children in frame. Main subject: 53-year-old American woman with natural curly hair, wearing the exact T-shirt from the attached image, sitting at the rail with sunglasses pushed up. They speak naturally about the shirt's look, not reading the print aloud: "Let's see who reads this one first. The fit is great and the print is crisp." Then they turn slightly left and right to show the shirt from a natural angle. Keep the T-shirt the visual MAIN FOCUS for most of the 10 seconds, with a clear front view of the complete graphic, slight natural handheld movement and realistic autofocus. Natural American voice, realistic lip sync, real cotton fabric movement, realistic lighting and location-appropriate ambient sound. Include unscripted background giggling and a short burst of laughter from adult friends off-camera, mixed with the natural ambient sound. IMAGE/VIDEO FRAME: 9:16 VERTICAL. No CGI look, no cartoon, no plastic fabric, no distorted hands, no extra fingers, no altered wording, no added text, no captions or subtitles, no logo, no watermark.</w:t>
-      </w:r>
-    </w:p>
-    <w:p>
-      <w:pPr>
-        <w:pStyle w:val="Heading2"/>
-        <w:spacing w:before="240"/>
-      </w:pPr>
-      <w:r>
-        <w:t xml:space="preserve">6. Darts League Night — 33-year-old American man with round glasses</w:t>
+        <w:t xml:space="preserve">Use the attached mockup image as the EXACT T-shirt: the person wears that shirt unchanged, with the same wording, typography, ink colours and layout (stacked white retro bubble-script lettering with a swash tail, a hot-pink underlined bottom word, on a black T-shirt). Do not redraw, rewrite, add, remove or rearrange any lettering; copy it exactly from the attached image. Highly photorealistic 60-year-old American woman with thick curly hair in the USA, location: Auto Parts Store Counter, waiting while the clerk searches the computer. Adult-only setting: everyone in frame is an adult, no children. Natural age-appropriate appearance, realistic skin texture, natural expression, real black cotton T-shirt with visible fabric weave and natural folds. The T-shirt graphic is the MAIN FOCUS: the entire front print fully visible, centered, sharp and readable. Real-life commercial lifestyle photography, natural lighting, realistic background, subtle depth of field, authentic smartphone perspective. IMAGE SIZE: 9:16 VERTICAL. No text anywhere except the shirt print itself: no captions, no logo, no watermark, no QR code.</w:t>
+      </w:r>
+    </w:p>
+    <w:p>
+      <w:pPr>
+        <w:spacing w:after="80"/>
+      </w:pPr>
+      <w:r>
+        <w:rPr>
+          <w:b/>
+          <w:bCs/>
+        </w:rPr>
+        <w:t xml:space="preserve">VIDEO PROMPT: </w:t>
+      </w:r>
+      <w:r>
+        <w:t xml:space="preserve">Create a 10-second photorealistic 9:16 vertical USA lifestyle Reel that looks like real smartphone footage, not AI. Use the attached mockup image as the EXACT T-shirt: identical wording, typography, ink colours and layout, nothing redrawn or invented. Location: Auto Parts Store Counter. Adult-only setting, no children in frame. Main subject: 60-year-old American woman with thick curly hair, wearing the exact T-shirt from the attached image, waiting while the clerk searches the computer. They speak naturally about the shirt's look, not reading the print aloud: "Let's see who reads this one first. The fit is great and the print is crisp." Then they turn slightly left and right to show the shirt from a natural angle. Keep the T-shirt the visual MAIN FOCUS for most of the 10 seconds, with a clear front view of the complete graphic, slight natural handheld movement and realistic autofocus. Natural American voice, realistic lip sync, real cotton fabric movement, realistic lighting and location-appropriate ambient sound. Include unscripted background giggling and a short burst of laughter from adult friends off-camera, mixed with the natural ambient sound. IMAGE/VIDEO FRAME: 9:16 VERTICAL. No CGI look, no cartoon, no plastic fabric, no distorted hands, no extra fingers, no altered wording, no added text, no captions or subtitles, no logo, no watermark.</w:t>
+      </w:r>
+    </w:p>
+    <w:p>
+      <w:pPr>
+        <w:pStyle w:val="Heading2"/>
+        <w:spacing w:before="240"/>
+      </w:pPr>
+      <w:r>
+        <w:t xml:space="preserve">6. Oil Change Waiting Room — 35-year-old American man with a short boxed beard</w:t>
       </w:r>
     </w:p>
     <w:p>
@@ -504,31 +504,31 @@
         <w:t xml:space="preserve">IMAGE PROMPT: </w:t>
       </w:r>
       <w:r>
-        <w:t xml:space="preserve">Use the attached mockup image as the EXACT T-shirt: the person wears that shirt unchanged, with the same wording, typography, ink colours and layout (stacked white retro bubble-script lettering with a swash tail, a hot-pink underlined bottom word, on a black T-shirt). Do not redraw, rewrite, add, remove or rearrange any lettering; copy it exactly from the attached image. Highly photorealistic 33-year-old American man with round glasses in the USA, location: Darts League Night, holding three darts and smirking. Adult-only setting: everyone in frame is an adult, no children. Natural age-appropriate appearance, realistic skin texture, natural expression, real black cotton T-shirt with visible fabric weave and natural folds. The T-shirt graphic is the MAIN FOCUS: the entire front print fully visible, centered, sharp and readable. Real-life commercial lifestyle photography, natural lighting, realistic background, subtle depth of field, authentic smartphone perspective. IMAGE SIZE: 9:16 VERTICAL. No text anywhere except the shirt print itself: no captions, no logo, no watermark, no QR code.</w:t>
-      </w:r>
-    </w:p>
-    <w:p>
-      <w:pPr>
-        <w:spacing w:after="80"/>
-      </w:pPr>
-      <w:r>
-        <w:rPr>
-          <w:b/>
-          <w:bCs/>
-        </w:rPr>
-        <w:t xml:space="preserve">VIDEO PROMPT: </w:t>
-      </w:r>
-      <w:r>
-        <w:t xml:space="preserve">Create a 10-second photorealistic 9:16 vertical USA lifestyle Reel that looks like real smartphone footage, not AI. Use the attached mockup image as the EXACT T-shirt: identical wording, typography, ink colours and layout, nothing redrawn or invented. Location: Darts League Night. Adult-only setting, no children in frame. Main subject: 33-year-old American man with round glasses, wearing the exact T-shirt from the attached image, holding three darts and smirking. They speak naturally about the shirt's look, not reading the print aloud: "My friend gave me this and I can't stop wearing it. It looks even better in person." Then they look off-camera at a friend, laugh, and look back at the lens. Keep the T-shirt the visual MAIN FOCUS for most of the 10 seconds, with a clear front view of the complete graphic, slight natural handheld movement and realistic autofocus. Natural American voice, realistic lip sync, real cotton fabric movement, realistic lighting and location-appropriate ambient sound. Background audio has natural chuckles from nearby adults reacting to the shirt, real and unpolished, not a laugh track. IMAGE/VIDEO FRAME: 9:16 VERTICAL. No CGI look, no cartoon, no plastic fabric, no distorted hands, no extra fingers, no altered wording, no added text, no captions or subtitles, no logo, no watermark.</w:t>
-      </w:r>
-    </w:p>
-    <w:p>
-      <w:pPr>
-        <w:pStyle w:val="Heading2"/>
-        <w:spacing w:before="240"/>
-      </w:pPr>
-      <w:r>
-        <w:t xml:space="preserve">7. Backyard BBQ Grill — 46-year-old American woman with sun-kissed beach waves</w:t>
+        <w:t xml:space="preserve">Use the attached mockup image as the EXACT T-shirt: the person wears that shirt unchanged, with the same wording, typography, ink colours and layout (stacked white retro bubble-script lettering with a swash tail, a hot-pink underlined bottom word, on a black T-shirt). Do not redraw, rewrite, add, remove or rearrange any lettering; copy it exactly from the attached image. Highly photorealistic 35-year-old American man with a short boxed beard in the USA, location: Oil Change Waiting Room, holding a paper cup of free coffee. Adult-only setting: everyone in frame is an adult, no children. Natural age-appropriate appearance, realistic skin texture, natural expression, real black cotton T-shirt with visible fabric weave and natural folds. The T-shirt graphic is the MAIN FOCUS: the entire front print fully visible, centered, sharp and readable. Real-life commercial lifestyle photography, natural lighting, realistic background, subtle depth of field, authentic smartphone perspective. IMAGE SIZE: 9:16 VERTICAL. No text anywhere except the shirt print itself: no captions, no logo, no watermark, no QR code.</w:t>
+      </w:r>
+    </w:p>
+    <w:p>
+      <w:pPr>
+        <w:spacing w:after="80"/>
+      </w:pPr>
+      <w:r>
+        <w:rPr>
+          <w:b/>
+          <w:bCs/>
+        </w:rPr>
+        <w:t xml:space="preserve">VIDEO PROMPT: </w:t>
+      </w:r>
+      <w:r>
+        <w:t xml:space="preserve">Create a 10-second photorealistic 9:16 vertical USA lifestyle Reel that looks like real smartphone footage, not AI. Use the attached mockup image as the EXACT T-shirt: identical wording, typography, ink colours and layout, nothing redrawn or invented. Location: Oil Change Waiting Room. Adult-only setting, no children in frame. Main subject: 35-year-old American man with a short boxed beard, wearing the exact T-shirt from the attached image, holding a paper cup of free coffee. They speak naturally about the shirt's look, not reading the print aloud: "My friend gave me this and I can't stop wearing it. It looks even better in person." Then they look off-camera at a friend, laugh, and look back at the lens. Keep the T-shirt the visual MAIN FOCUS for most of the 10 seconds, with a clear front view of the complete graphic, slight natural handheld movement and realistic autofocus. Natural American voice, realistic lip sync, real cotton fabric movement, realistic lighting and location-appropriate ambient sound. Background audio has natural chuckles from nearby adults reacting to the shirt, real and unpolished, not a laugh track. IMAGE/VIDEO FRAME: 9:16 VERTICAL. No CGI look, no cartoon, no plastic fabric, no distorted hands, no extra fingers, no altered wording, no added text, no captions or subtitles, no logo, no watermark.</w:t>
+      </w:r>
+    </w:p>
+    <w:p>
+      <w:pPr>
+        <w:pStyle w:val="Heading2"/>
+        <w:spacing w:before="240"/>
+      </w:pPr>
+      <w:r>
+        <w:t xml:space="preserve">7. Car Wash Exit Lane — 51-year-old American woman with a high ponytail</w:t>
       </w:r>
     </w:p>
     <w:p>
@@ -588,31 +588,31 @@
         <w:t xml:space="preserve">IMAGE PROMPT: </w:t>
       </w:r>
       <w:r>
-        <w:t xml:space="preserve">Use the attached mockup image as the EXACT T-shirt: the person wears that shirt unchanged, with the same wording, typography, ink colours and layout (stacked white retro bubble-script lettering with a swash tail, a hot-pink underlined bottom word, on a black T-shirt). Do not redraw, rewrite, add, remove or rearrange any lettering; copy it exactly from the attached image. Highly photorealistic 46-year-old American woman with sun-kissed beach waves in the USA, location: Backyard BBQ Grill, flipping burgers with a spatula. Adult-only setting: everyone in frame is an adult, no children. Natural age-appropriate appearance, realistic skin texture, natural expression, real black cotton T-shirt with visible fabric weave and natural folds. The T-shirt graphic is the MAIN FOCUS: the entire front print fully visible, centered, sharp and readable. Real-life commercial lifestyle photography, natural lighting, realistic background, subtle depth of field, authentic smartphone perspective. IMAGE SIZE: 9:16 VERTICAL. No text anywhere except the shirt print itself: no captions, no logo, no watermark, no QR code.</w:t>
-      </w:r>
-    </w:p>
-    <w:p>
-      <w:pPr>
-        <w:spacing w:after="80"/>
-      </w:pPr>
-      <w:r>
-        <w:rPr>
-          <w:b/>
-          <w:bCs/>
-        </w:rPr>
-        <w:t xml:space="preserve">VIDEO PROMPT: </w:t>
-      </w:r>
-      <w:r>
-        <w:t xml:space="preserve">Create a 10-second photorealistic 9:16 vertical USA lifestyle Reel that looks like real smartphone footage, not AI. Use the attached mockup image as the EXACT T-shirt: identical wording, typography, ink colours and layout, nothing redrawn or invented. Location: Backyard BBQ Grill. Adult-only setting, no children in frame. Main subject: 46-year-old American woman with sun-kissed beach waves, wearing the exact T-shirt from the attached image, flipping burgers with a spatula. They speak naturally about the shirt's look, not reading the print aloud: "Be honest, is this the best shirt here? Perfect gift for the friend with the worst sense of humor." Then they point to each line of the print one by one. Keep the T-shirt the visual MAIN FOCUS for most of the 10 seconds, with a clear front view of the complete graphic, slight natural handheld movement and realistic autofocus. Natural American voice, realistic lip sync, real cotton fabric movement, realistic lighting and location-appropriate ambient sound. Add warm, natural background laughter from friends nearby, as if they just read the shirt. IMAGE/VIDEO FRAME: 9:16 VERTICAL. No CGI look, no cartoon, no plastic fabric, no distorted hands, no extra fingers, no altered wording, no added text, no captions or subtitles, no logo, no watermark.</w:t>
-      </w:r>
-    </w:p>
-    <w:p>
-      <w:pPr>
-        <w:pStyle w:val="Heading2"/>
-        <w:spacing w:before="240"/>
-      </w:pPr>
-      <w:r>
-        <w:t xml:space="preserve">8. Casino Night House Party — 34-year-old American man with a short boxed beard</w:t>
+        <w:t xml:space="preserve">Use the attached mockup image as the EXACT T-shirt: the person wears that shirt unchanged, with the same wording, typography, ink colours and layout (stacked white retro bubble-script lettering with a swash tail, a hot-pink underlined bottom word, on a black T-shirt). Do not redraw, rewrite, add, remove or rearrange any lettering; copy it exactly from the attached image. Highly photorealistic 51-year-old American woman with a high ponytail in the USA, location: Car Wash Exit Lane, drying a side mirror with a towel. Adult-only setting: everyone in frame is an adult, no children. Natural age-appropriate appearance, realistic skin texture, natural expression, real black cotton T-shirt with visible fabric weave and natural folds. The T-shirt graphic is the MAIN FOCUS: the entire front print fully visible, centered, sharp and readable. Real-life commercial lifestyle photography, natural lighting, realistic background, subtle depth of field, authentic smartphone perspective. IMAGE SIZE: 9:16 VERTICAL. No text anywhere except the shirt print itself: no captions, no logo, no watermark, no QR code.</w:t>
+      </w:r>
+    </w:p>
+    <w:p>
+      <w:pPr>
+        <w:spacing w:after="80"/>
+      </w:pPr>
+      <w:r>
+        <w:rPr>
+          <w:b/>
+          <w:bCs/>
+        </w:rPr>
+        <w:t xml:space="preserve">VIDEO PROMPT: </w:t>
+      </w:r>
+      <w:r>
+        <w:t xml:space="preserve">Create a 10-second photorealistic 9:16 vertical USA lifestyle Reel that looks like real smartphone footage, not AI. Use the attached mockup image as the EXACT T-shirt: identical wording, typography, ink colours and layout, nothing redrawn or invented. Location: Car Wash Exit Lane. Adult-only setting, no children in frame. Main subject: 51-year-old American woman with a high ponytail, wearing the exact T-shirt from the attached image, drying a side mirror with a towel. They speak naturally about the shirt's look, not reading the print aloud: "Be honest, is this the best shirt here? Perfect gift for the friend with the worst sense of humor." Then they point to each line of the print one by one. Keep the T-shirt the visual MAIN FOCUS for most of the 10 seconds, with a clear front view of the complete graphic, slight natural handheld movement and realistic autofocus. Natural American voice, realistic lip sync, real cotton fabric movement, realistic lighting and location-appropriate ambient sound. Add warm, natural background laughter from friends nearby, as if they just read the shirt. IMAGE/VIDEO FRAME: 9:16 VERTICAL. No CGI look, no cartoon, no plastic fabric, no distorted hands, no extra fingers, no altered wording, no added text, no captions or subtitles, no logo, no watermark.</w:t>
+      </w:r>
+    </w:p>
+    <w:p>
+      <w:pPr>
+        <w:pStyle w:val="Heading2"/>
+        <w:spacing w:before="240"/>
+      </w:pPr>
+      <w:r>
+        <w:t xml:space="preserve">8. Car Dealership Showroom — 36-year-old American man with tattooed forearms</w:t>
       </w:r>
     </w:p>
     <w:p>
@@ -672,31 +672,31 @@
         <w:t xml:space="preserve">IMAGE PROMPT: </w:t>
       </w:r>
       <w:r>
-        <w:t xml:space="preserve">Use the attached mockup image as the EXACT T-shirt: the person wears that shirt unchanged, with the same wording, typography, ink colours and layout (stacked white retro bubble-script lettering with a swash tail, a hot-pink underlined bottom word, on a black T-shirt). Do not redraw, rewrite, add, remove or rearrange any lettering; copy it exactly from the attached image. Highly photorealistic 34-year-old American man with a short boxed beard in the USA, location: Casino Night House Party, stacking poker chips. Adult-only setting: everyone in frame is an adult, no children. Natural age-appropriate appearance, realistic skin texture, natural expression, real black cotton T-shirt with visible fabric weave and natural folds. The T-shirt graphic is the MAIN FOCUS: the entire front print fully visible, centered, sharp and readable. Real-life commercial lifestyle photography, natural lighting, realistic background, subtle depth of field, authentic smartphone perspective. IMAGE SIZE: 9:16 VERTICAL. No text anywhere except the shirt print itself: no captions, no logo, no watermark, no QR code.</w:t>
-      </w:r>
-    </w:p>
-    <w:p>
-      <w:pPr>
-        <w:spacing w:after="80"/>
-      </w:pPr>
-      <w:r>
-        <w:rPr>
-          <w:b/>
-          <w:bCs/>
-        </w:rPr>
-        <w:t xml:space="preserve">VIDEO PROMPT: </w:t>
-      </w:r>
-      <w:r>
-        <w:t xml:space="preserve">Create a 10-second photorealistic 9:16 vertical USA lifestyle Reel that looks like real smartphone footage, not AI. Use the attached mockup image as the EXACT T-shirt: identical wording, typography, ink colours and layout, nothing redrawn or invented. Location: Casino Night House Party. Adult-only setting, no children in frame. Main subject: 34-year-old American man with a short boxed beard, wearing the exact T-shirt from the attached image, stacking poker chips. They speak naturally about the shirt's look, not reading the print aloud: "This shirt gets a reaction every single time. That pink against the black is the whole vibe." Then they shrug, grin, and tug the hem so the print sits flat. Keep the T-shirt the visual MAIN FOCUS for most of the 10 seconds, with a clear front view of the complete graphic, slight natural handheld movement and realistic autofocus. Natural American voice, realistic lip sync, real cotton fabric movement, realistic lighting and location-appropriate ambient sound. Mix in a friend off-camera saying "No way" and laughing, plus natural ambient sound. IMAGE/VIDEO FRAME: 9:16 VERTICAL. No CGI look, no cartoon, no plastic fabric, no distorted hands, no extra fingers, no altered wording, no added text, no captions or subtitles, no logo, no watermark.</w:t>
-      </w:r>
-    </w:p>
-    <w:p>
-      <w:pPr>
-        <w:pStyle w:val="Heading2"/>
-        <w:spacing w:before="240"/>
-      </w:pPr>
-      <w:r>
-        <w:t xml:space="preserve">9. Adult Mini-Golf Night Out — 39-year-old American woman with a messy bun</w:t>
+        <w:t xml:space="preserve">Use the attached mockup image as the EXACT T-shirt: the person wears that shirt unchanged, with the same wording, typography, ink colours and layout (stacked white retro bubble-script lettering with a swash tail, a hot-pink underlined bottom word, on a black T-shirt). Do not redraw, rewrite, add, remove or rearrange any lettering; copy it exactly from the attached image. Highly photorealistic 36-year-old American man with tattooed forearms in the USA, location: Car Dealership Showroom, holding a stack of financing papers. Adult-only setting: everyone in frame is an adult, no children. Natural age-appropriate appearance, realistic skin texture, natural expression, real black cotton T-shirt with visible fabric weave and natural folds. The T-shirt graphic is the MAIN FOCUS: the entire front print fully visible, centered, sharp and readable. Real-life commercial lifestyle photography, natural lighting, realistic background, subtle depth of field, authentic smartphone perspective. IMAGE SIZE: 9:16 VERTICAL. No text anywhere except the shirt print itself: no captions, no logo, no watermark, no QR code.</w:t>
+      </w:r>
+    </w:p>
+    <w:p>
+      <w:pPr>
+        <w:spacing w:after="80"/>
+      </w:pPr>
+      <w:r>
+        <w:rPr>
+          <w:b/>
+          <w:bCs/>
+        </w:rPr>
+        <w:t xml:space="preserve">VIDEO PROMPT: </w:t>
+      </w:r>
+      <w:r>
+        <w:t xml:space="preserve">Create a 10-second photorealistic 9:16 vertical USA lifestyle Reel that looks like real smartphone footage, not AI. Use the attached mockup image as the EXACT T-shirt: identical wording, typography, ink colours and layout, nothing redrawn or invented. Location: Car Dealership Showroom. Adult-only setting, no children in frame. Main subject: 36-year-old American man with tattooed forearms, wearing the exact T-shirt from the attached image, holding a stack of financing papers. They speak naturally about the shirt's look, not reading the print aloud: "This shirt gets a reaction every single time. That pink against the black is the whole vibe." Then they shrug, grin, and tug the hem so the print sits flat. Keep the T-shirt the visual MAIN FOCUS for most of the 10 seconds, with a clear front view of the complete graphic, slight natural handheld movement and realistic autofocus. Natural American voice, realistic lip sync, real cotton fabric movement, realistic lighting and location-appropriate ambient sound. Mix in a friend off-camera saying "No way" and laughing, plus natural ambient sound. IMAGE/VIDEO FRAME: 9:16 VERTICAL. No CGI look, no cartoon, no plastic fabric, no distorted hands, no extra fingers, no altered wording, no added text, no captions or subtitles, no logo, no watermark.</w:t>
+      </w:r>
+    </w:p>
+    <w:p>
+      <w:pPr>
+        <w:pStyle w:val="Heading2"/>
+        <w:spacing w:before="240"/>
+      </w:pPr>
+      <w:r>
+        <w:t xml:space="preserve">9. Insurance Office Lobby — 42-year-old American woman with big hoop earrings</w:t>
       </w:r>
     </w:p>
     <w:p>
@@ -756,31 +756,31 @@
         <w:t xml:space="preserve">IMAGE PROMPT: </w:t>
       </w:r>
       <w:r>
-        <w:t xml:space="preserve">Use the attached mockup image as the EXACT T-shirt: the person wears that shirt unchanged, with the same wording, typography, ink colours and layout (stacked white retro bubble-script lettering with a swash tail, a hot-pink underlined bottom word, on a black T-shirt). Do not redraw, rewrite, add, remove or rearrange any lettering; copy it exactly from the attached image. Highly photorealistic 39-year-old American woman with a messy bun in the USA, location: Adult Mini-Golf Night Out, holding a putter and celebrating a hole-in-one. Adult-only setting: everyone in frame is an adult, no children. Natural age-appropriate appearance, realistic skin texture, natural expression, real black cotton T-shirt with visible fabric weave and natural folds. The T-shirt graphic is the MAIN FOCUS: the entire front print fully visible, centered, sharp and readable. Real-life commercial lifestyle photography, natural lighting, realistic background, subtle depth of field, authentic smartphone perspective. IMAGE SIZE: 9:16 VERTICAL. No text anywhere except the shirt print itself: no captions, no logo, no watermark, no QR code.</w:t>
-      </w:r>
-    </w:p>
-    <w:p>
-      <w:pPr>
-        <w:spacing w:after="80"/>
-      </w:pPr>
-      <w:r>
-        <w:rPr>
-          <w:b/>
-          <w:bCs/>
-        </w:rPr>
-        <w:t xml:space="preserve">VIDEO PROMPT: </w:t>
-      </w:r>
-      <w:r>
-        <w:t xml:space="preserve">Create a 10-second photorealistic 9:16 vertical USA lifestyle Reel that looks like real smartphone footage, not AI. Use the attached mockup image as the EXACT T-shirt: identical wording, typography, ink colours and layout, nothing redrawn or invented. Location: Adult Mini-Golf Night Out. Adult-only setting, no children in frame. Main subject: 39-year-old American woman with a messy bun, wearing the exact T-shirt from the attached image, holding a putter and celebrating a hole-in-one. They speak naturally about the shirt's look, not reading the print aloud: "I didn't expect this many people to notice my shirt. The contrast is ridiculous, in a good way." Then they take a step back so the whole front is in frame. Keep the T-shirt the visual MAIN FOCUS for most of the 10 seconds, with a clear front view of the complete graphic, slight natural handheld movement and realistic autofocus. Natural American voice, realistic lip sync, real cotton fabric movement, realistic lighting and location-appropriate ambient sound. Include unscripted background giggling and a short burst of laughter from adult friends off-camera, mixed with the natural ambient sound. IMAGE/VIDEO FRAME: 9:16 VERTICAL. No CGI look, no cartoon, no plastic fabric, no distorted hands, no extra fingers, no altered wording, no added text, no captions or subtitles, no logo, no watermark.</w:t>
-      </w:r>
-    </w:p>
-    <w:p>
-      <w:pPr>
-        <w:pStyle w:val="Heading2"/>
-        <w:spacing w:before="240"/>
-      </w:pPr>
-      <w:r>
-        <w:t xml:space="preserve">10. Retro Arcade Bar — 33-year-old American man with a man bun</w:t>
+        <w:t xml:space="preserve">Use the attached mockup image as the EXACT T-shirt: the person wears that shirt unchanged, with the same wording, typography, ink colours and layout (stacked white retro bubble-script lettering with a swash tail, a hot-pink underlined bottom word, on a black T-shirt). Do not redraw, rewrite, add, remove or rearrange any lettering; copy it exactly from the attached image. Highly photorealistic 42-year-old American woman with big hoop earrings in the USA, location: Insurance Office Lobby, holding a claim folder with a deep breath. Adult-only setting: everyone in frame is an adult, no children. Natural age-appropriate appearance, realistic skin texture, natural expression, real black cotton T-shirt with visible fabric weave and natural folds. The T-shirt graphic is the MAIN FOCUS: the entire front print fully visible, centered, sharp and readable. Real-life commercial lifestyle photography, natural lighting, realistic background, subtle depth of field, authentic smartphone perspective. IMAGE SIZE: 9:16 VERTICAL. No text anywhere except the shirt print itself: no captions, no logo, no watermark, no QR code.</w:t>
+      </w:r>
+    </w:p>
+    <w:p>
+      <w:pPr>
+        <w:spacing w:after="80"/>
+      </w:pPr>
+      <w:r>
+        <w:rPr>
+          <w:b/>
+          <w:bCs/>
+        </w:rPr>
+        <w:t xml:space="preserve">VIDEO PROMPT: </w:t>
+      </w:r>
+      <w:r>
+        <w:t xml:space="preserve">Create a 10-second photorealistic 9:16 vertical USA lifestyle Reel that looks like real smartphone footage, not AI. Use the attached mockup image as the EXACT T-shirt: identical wording, typography, ink colours and layout, nothing redrawn or invented. Location: Insurance Office Lobby. Adult-only setting, no children in frame. Main subject: 42-year-old American woman with big hoop earrings, wearing the exact T-shirt from the attached image, holding a claim folder with a deep breath. They speak naturally about the shirt's look, not reading the print aloud: "I didn't expect this many people to notice my shirt. The contrast is ridiculous, in a good way." Then they take a step back so the whole front is in frame. Keep the T-shirt the visual MAIN FOCUS for most of the 10 seconds, with a clear front view of the complete graphic, slight natural handheld movement and realistic autofocus. Natural American voice, realistic lip sync, real cotton fabric movement, realistic lighting and location-appropriate ambient sound. Include unscripted background giggling and a short burst of laughter from adult friends off-camera, mixed with the natural ambient sound. IMAGE/VIDEO FRAME: 9:16 VERTICAL. No CGI look, no cartoon, no plastic fabric, no distorted hands, no extra fingers, no altered wording, no added text, no captions or subtitles, no logo, no watermark.</w:t>
+      </w:r>
+    </w:p>
+    <w:p>
+      <w:pPr>
+        <w:pStyle w:val="Heading2"/>
+        <w:spacing w:before="240"/>
+      </w:pPr>
+      <w:r>
+        <w:t xml:space="preserve">10. Tax Prep Office — 35-year-old American man with a backwards cap</w:t>
       </w:r>
     </w:p>
     <w:p>
@@ -840,31 +840,31 @@
         <w:t xml:space="preserve">IMAGE PROMPT: </w:t>
       </w:r>
       <w:r>
-        <w:t xml:space="preserve">Use the attached mockup image as the EXACT T-shirt: the person wears that shirt unchanged, with the same wording, typography, ink colours and layout (stacked white retro bubble-script lettering with a swash tail, a hot-pink underlined bottom word, on a black T-shirt). Do not redraw, rewrite, add, remove or rearrange any lettering; copy it exactly from the attached image. Highly photorealistic 33-year-old American man with a man bun in the USA, location: Retro Arcade Bar, standing next to a pinball machine with arms raised. Adult-only setting: everyone in frame is an adult, no children. Natural age-appropriate appearance, realistic skin texture, natural expression, real black cotton T-shirt with visible fabric weave and natural folds. The T-shirt graphic is the MAIN FOCUS: the entire front print fully visible, centered, sharp and readable. Real-life commercial lifestyle photography, natural lighting, realistic background, subtle depth of field, authentic smartphone perspective. IMAGE SIZE: 9:16 VERTICAL. No text anywhere except the shirt print itself: no captions, no logo, no watermark, no QR code.</w:t>
-      </w:r>
-    </w:p>
-    <w:p>
-      <w:pPr>
-        <w:spacing w:after="80"/>
-      </w:pPr>
-      <w:r>
-        <w:rPr>
-          <w:b/>
-          <w:bCs/>
-        </w:rPr>
-        <w:t xml:space="preserve">VIDEO PROMPT: </w:t>
-      </w:r>
-      <w:r>
-        <w:t xml:space="preserve">Create a 10-second photorealistic 9:16 vertical USA lifestyle Reel that looks like real smartphone footage, not AI. Use the attached mockup image as the EXACT T-shirt: identical wording, typography, ink colours and layout, nothing redrawn or invented. Location: Retro Arcade Bar. Adult-only setting, no children in frame. Main subject: 33-year-old American man with a man bun, wearing the exact T-shirt from the attached image, standing next to a pinball machine with arms raised. They speak naturally about the shirt's look, not reading the print aloud: "Look what showed up in the mail. The swash on that tail is a nice touch." Then they cover their mouth, laugh, and show the shirt again. Keep the T-shirt the visual MAIN FOCUS for most of the 10 seconds, with a clear front view of the complete graphic, slight natural handheld movement and realistic autofocus. Natural American voice, realistic lip sync, real cotton fabric movement, realistic lighting and location-appropriate ambient sound. Background audio has natural chuckles from nearby adults reacting to the shirt, real and unpolished, not a laugh track. IMAGE/VIDEO FRAME: 9:16 VERTICAL. No CGI look, no cartoon, no plastic fabric, no distorted hands, no extra fingers, no altered wording, no added text, no captions or subtitles, no logo, no watermark.</w:t>
-      </w:r>
-    </w:p>
-    <w:p>
-      <w:pPr>
-        <w:pStyle w:val="Heading2"/>
-        <w:spacing w:before="240"/>
-      </w:pPr>
-      <w:r>
-        <w:t xml:space="preserve">11. Escape Room Lobby — 42-year-old American woman with natural curly hair</w:t>
+        <w:t xml:space="preserve">Use the attached mockup image as the EXACT T-shirt: the person wears that shirt unchanged, with the same wording, typography, ink colours and layout (stacked white retro bubble-script lettering with a swash tail, a hot-pink underlined bottom word, on a black T-shirt). Do not redraw, rewrite, add, remove or rearrange any lettering; copy it exactly from the attached image. Highly photorealistic 35-year-old American man with a backwards cap in the USA, location: Tax Prep Office, sliding a shoebox of receipts across the desk. Adult-only setting: everyone in frame is an adult, no children. Natural age-appropriate appearance, realistic skin texture, natural expression, real black cotton T-shirt with visible fabric weave and natural folds. The T-shirt graphic is the MAIN FOCUS: the entire front print fully visible, centered, sharp and readable. Real-life commercial lifestyle photography, natural lighting, realistic background, subtle depth of field, authentic smartphone perspective. IMAGE SIZE: 9:16 VERTICAL. No text anywhere except the shirt print itself: no captions, no logo, no watermark, no QR code.</w:t>
+      </w:r>
+    </w:p>
+    <w:p>
+      <w:pPr>
+        <w:spacing w:after="80"/>
+      </w:pPr>
+      <w:r>
+        <w:rPr>
+          <w:b/>
+          <w:bCs/>
+        </w:rPr>
+        <w:t xml:space="preserve">VIDEO PROMPT: </w:t>
+      </w:r>
+      <w:r>
+        <w:t xml:space="preserve">Create a 10-second photorealistic 9:16 vertical USA lifestyle Reel that looks like real smartphone footage, not AI. Use the attached mockup image as the EXACT T-shirt: identical wording, typography, ink colours and layout, nothing redrawn or invented. Location: Tax Prep Office. Adult-only setting, no children in frame. Main subject: 35-year-old American man with a backwards cap, wearing the exact T-shirt from the attached image, sliding a shoebox of receipts across the desk. They speak naturally about the shirt's look, not reading the print aloud: "Look what showed up in the mail. The swash on that tail is a nice touch." Then they cover their mouth, laugh, and show the shirt again. Keep the T-shirt the visual MAIN FOCUS for most of the 10 seconds, with a clear front view of the complete graphic, slight natural handheld movement and realistic autofocus. Natural American voice, realistic lip sync, real cotton fabric movement, realistic lighting and location-appropriate ambient sound. Background audio has natural chuckles from nearby adults reacting to the shirt, real and unpolished, not a laugh track. IMAGE/VIDEO FRAME: 9:16 VERTICAL. No CGI look, no cartoon, no plastic fabric, no distorted hands, no extra fingers, no altered wording, no added text, no captions or subtitles, no logo, no watermark.</w:t>
+      </w:r>
+    </w:p>
+    <w:p>
+      <w:pPr>
+        <w:pStyle w:val="Heading2"/>
+        <w:spacing w:before="240"/>
+      </w:pPr>
+      <w:r>
+        <w:t xml:space="preserve">11. Shipping Store Notary Desk — 46-year-old American woman with thick curly hair</w:t>
       </w:r>
     </w:p>
     <w:p>
@@ -924,31 +924,31 @@
         <w:t xml:space="preserve">IMAGE PROMPT: </w:t>
       </w:r>
       <w:r>
-        <w:t xml:space="preserve">Use the attached mockup image as the EXACT T-shirt: the person wears that shirt unchanged, with the same wording, typography, ink colours and layout (stacked white retro bubble-script lettering with a swash tail, a hot-pink underlined bottom word, on a black T-shirt). Do not redraw, rewrite, add, remove or rearrange any lettering; copy it exactly from the attached image. Highly photorealistic 42-year-old American woman with natural curly hair in the USA, location: Escape Room Lobby, holding an old brass key prop and cheering. Adult-only setting: everyone in frame is an adult, no children. Natural age-appropriate appearance, realistic skin texture, natural expression, real black cotton T-shirt with visible fabric weave and natural folds. The T-shirt graphic is the MAIN FOCUS: the entire front print fully visible, centered, sharp and readable. Real-life commercial lifestyle photography, natural lighting, realistic background, subtle depth of field, authentic smartphone perspective. IMAGE SIZE: 9:16 VERTICAL. No text anywhere except the shirt print itself: no captions, no logo, no watermark, no QR code.</w:t>
-      </w:r>
-    </w:p>
-    <w:p>
-      <w:pPr>
-        <w:spacing w:after="80"/>
-      </w:pPr>
-      <w:r>
-        <w:rPr>
-          <w:b/>
-          <w:bCs/>
-        </w:rPr>
-        <w:t xml:space="preserve">VIDEO PROMPT: </w:t>
-      </w:r>
-      <w:r>
-        <w:t xml:space="preserve">Create a 10-second photorealistic 9:16 vertical USA lifestyle Reel that looks like real smartphone footage, not AI. Use the attached mockup image as the EXACT T-shirt: identical wording, typography, ink colours and layout, nothing redrawn or invented. Location: Escape Room Lobby. Adult-only setting, no children in frame. Main subject: 42-year-old American woman with natural curly hair, wearing the exact T-shirt from the attached image, holding an old brass key prop and cheering. They speak naturally about the shirt's look, not reading the print aloud: "Wore this just to see the reactions. You read it top to bottom and then it hits you." Then they gesture down at the shirt with both hands like a reveal. Keep the T-shirt the visual MAIN FOCUS for most of the 10 seconds, with a clear front view of the complete graphic, slight natural handheld movement and realistic autofocus. Natural American voice, realistic lip sync, real cotton fabric movement, realistic lighting and location-appropriate ambient sound. Add warm, natural background laughter from friends nearby, as if they just read the shirt. IMAGE/VIDEO FRAME: 9:16 VERTICAL. No CGI look, no cartoon, no plastic fabric, no distorted hands, no extra fingers, no altered wording, no added text, no captions or subtitles, no logo, no watermark.</w:t>
-      </w:r>
-    </w:p>
-    <w:p>
-      <w:pPr>
-        <w:pStyle w:val="Heading2"/>
-        <w:spacing w:before="240"/>
-      </w:pPr>
-      <w:r>
-        <w:t xml:space="preserve">12. Wine Tasting Patio — 47-year-old American man with round glasses</w:t>
+        <w:t xml:space="preserve">Use the attached mockup image as the EXACT T-shirt: the person wears that shirt unchanged, with the same wording, typography, ink colours and layout (stacked white retro bubble-script lettering with a swash tail, a hot-pink underlined bottom word, on a black T-shirt). Do not redraw, rewrite, add, remove or rearrange any lettering; copy it exactly from the attached image. Highly photorealistic 46-year-old American woman with thick curly hair in the USA, location: Shipping Store Notary Desk, waiting with a pen in hand. Adult-only setting: everyone in frame is an adult, no children. Natural age-appropriate appearance, realistic skin texture, natural expression, real black cotton T-shirt with visible fabric weave and natural folds. The T-shirt graphic is the MAIN FOCUS: the entire front print fully visible, centered, sharp and readable. Real-life commercial lifestyle photography, natural lighting, realistic background, subtle depth of field, authentic smartphone perspective. IMAGE SIZE: 9:16 VERTICAL. No text anywhere except the shirt print itself: no captions, no logo, no watermark, no QR code.</w:t>
+      </w:r>
+    </w:p>
+    <w:p>
+      <w:pPr>
+        <w:spacing w:after="80"/>
+      </w:pPr>
+      <w:r>
+        <w:rPr>
+          <w:b/>
+          <w:bCs/>
+        </w:rPr>
+        <w:t xml:space="preserve">VIDEO PROMPT: </w:t>
+      </w:r>
+      <w:r>
+        <w:t xml:space="preserve">Create a 10-second photorealistic 9:16 vertical USA lifestyle Reel that looks like real smartphone footage, not AI. Use the attached mockup image as the EXACT T-shirt: identical wording, typography, ink colours and layout, nothing redrawn or invented. Location: Shipping Store Notary Desk. Adult-only setting, no children in frame. Main subject: 46-year-old American woman with thick curly hair, wearing the exact T-shirt from the attached image, waiting with a pen in hand. They speak naturally about the shirt's look, not reading the print aloud: "Wore this just to see the reactions. You read it top to bottom and then it hits you." Then they gesture down at the shirt with both hands like a reveal. Keep the T-shirt the visual MAIN FOCUS for most of the 10 seconds, with a clear front view of the complete graphic, slight natural handheld movement and realistic autofocus. Natural American voice, realistic lip sync, real cotton fabric movement, realistic lighting and location-appropriate ambient sound. Add warm, natural background laughter from friends nearby, as if they just read the shirt. IMAGE/VIDEO FRAME: 9:16 VERTICAL. No CGI look, no cartoon, no plastic fabric, no distorted hands, no extra fingers, no altered wording, no added text, no captions or subtitles, no logo, no watermark.</w:t>
+      </w:r>
+    </w:p>
+    <w:p>
+      <w:pPr>
+        <w:pStyle w:val="Heading2"/>
+        <w:spacing w:before="240"/>
+      </w:pPr>
+      <w:r>
+        <w:t xml:space="preserve">12. Passport Photo Line — 52-year-old American man with a short boxed beard</w:t>
       </w:r>
     </w:p>
     <w:p>
@@ -1008,31 +1008,31 @@
         <w:t xml:space="preserve">IMAGE PROMPT: </w:t>
       </w:r>
       <w:r>
-        <w:t xml:space="preserve">Use the attached mockup image as the EXACT T-shirt: the person wears that shirt unchanged, with the same wording, typography, ink colours and layout (stacked white retro bubble-script lettering with a swash tail, a hot-pink underlined bottom word, on a black T-shirt). Do not redraw, rewrite, add, remove or rearrange any lettering; copy it exactly from the attached image. Highly photorealistic 47-year-old American man with round glasses in the USA, location: Wine Tasting Patio, swirling a glass of red wine. Adult-only setting: everyone in frame is an adult, no children. Natural age-appropriate appearance, realistic skin texture, natural expression, real black cotton T-shirt with visible fabric weave and natural folds. The T-shirt graphic is the MAIN FOCUS: the entire front print fully visible, centered, sharp and readable. Real-life commercial lifestyle photography, natural lighting, realistic background, subtle depth of field, authentic smartphone perspective. IMAGE SIZE: 9:16 VERTICAL. No text anywhere except the shirt print itself: no captions, no logo, no watermark, no QR code.</w:t>
-      </w:r>
-    </w:p>
-    <w:p>
-      <w:pPr>
-        <w:spacing w:after="80"/>
-      </w:pPr>
-      <w:r>
-        <w:rPr>
-          <w:b/>
-          <w:bCs/>
-        </w:rPr>
-        <w:t xml:space="preserve">VIDEO PROMPT: </w:t>
-      </w:r>
-      <w:r>
-        <w:t xml:space="preserve">Create a 10-second photorealistic 9:16 vertical USA lifestyle Reel that looks like real smartphone footage, not AI. Use the attached mockup image as the EXACT T-shirt: identical wording, typography, ink colours and layout, nothing redrawn or invented. Location: Wine Tasting Patio. Adult-only setting, no children in frame. Main subject: 47-year-old American man with round glasses, wearing the exact T-shirt from the attached image, swirling a glass of red wine. They speak naturally about the shirt's look, not reading the print aloud: "Quick close-up, because people keep squinting at it. That retro script lettering is so clean." Then they straighten the shirt with both hands and face the camera. Keep the T-shirt the visual MAIN FOCUS for most of the 10 seconds, with a clear front view of the complete graphic, slight natural handheld movement and realistic autofocus. Natural American voice, realistic lip sync, real cotton fabric movement, realistic lighting and location-appropriate ambient sound. Mix in a friend off-camera saying "No way" and laughing, plus natural ambient sound. IMAGE/VIDEO FRAME: 9:16 VERTICAL. No CGI look, no cartoon, no plastic fabric, no distorted hands, no extra fingers, no altered wording, no added text, no captions or subtitles, no logo, no watermark.</w:t>
-      </w:r>
-    </w:p>
-    <w:p>
-      <w:pPr>
-        <w:pStyle w:val="Heading2"/>
-        <w:spacing w:before="240"/>
-      </w:pPr>
-      <w:r>
-        <w:t xml:space="preserve">13. Music Festival Campground — 30-year-old American woman with rose-gold glasses</w:t>
+        <w:t xml:space="preserve">Use the attached mockup image as the EXACT T-shirt: the person wears that shirt unchanged, with the same wording, typography, ink colours and layout (stacked white retro bubble-script lettering with a swash tail, a hot-pink underlined bottom word, on a black T-shirt). Do not redraw, rewrite, add, remove or rearrange any lettering; copy it exactly from the attached image. Highly photorealistic 52-year-old American man with a short boxed beard in the USA, location: Passport Photo Line, holding a passport form. Adult-only setting: everyone in frame is an adult, no children. Natural age-appropriate appearance, realistic skin texture, natural expression, real black cotton T-shirt with visible fabric weave and natural folds. The T-shirt graphic is the MAIN FOCUS: the entire front print fully visible, centered, sharp and readable. Real-life commercial lifestyle photography, natural lighting, realistic background, subtle depth of field, authentic smartphone perspective. IMAGE SIZE: 9:16 VERTICAL. No text anywhere except the shirt print itself: no captions, no logo, no watermark, no QR code.</w:t>
+      </w:r>
+    </w:p>
+    <w:p>
+      <w:pPr>
+        <w:spacing w:after="80"/>
+      </w:pPr>
+      <w:r>
+        <w:rPr>
+          <w:b/>
+          <w:bCs/>
+        </w:rPr>
+        <w:t xml:space="preserve">VIDEO PROMPT: </w:t>
+      </w:r>
+      <w:r>
+        <w:t xml:space="preserve">Create a 10-second photorealistic 9:16 vertical USA lifestyle Reel that looks like real smartphone footage, not AI. Use the attached mockup image as the EXACT T-shirt: identical wording, typography, ink colours and layout, nothing redrawn or invented. Location: Passport Photo Line. Adult-only setting, no children in frame. Main subject: 52-year-old American man with a short boxed beard, wearing the exact T-shirt from the attached image, holding a passport form. They speak naturally about the shirt's look, not reading the print aloud: "Quick close-up, because people keep squinting at it. That retro script lettering is so clean." Then they straighten the shirt with both hands and face the camera. Keep the T-shirt the visual MAIN FOCUS for most of the 10 seconds, with a clear front view of the complete graphic, slight natural handheld movement and realistic autofocus. Natural American voice, realistic lip sync, real cotton fabric movement, realistic lighting and location-appropriate ambient sound. Mix in a friend off-camera saying "No way" and laughing, plus natural ambient sound. IMAGE/VIDEO FRAME: 9:16 VERTICAL. No CGI look, no cartoon, no plastic fabric, no distorted hands, no extra fingers, no altered wording, no added text, no captions or subtitles, no logo, no watermark.</w:t>
+      </w:r>
+    </w:p>
+    <w:p>
+      <w:pPr>
+        <w:pStyle w:val="Heading2"/>
+        <w:spacing w:before="240"/>
+      </w:pPr>
+      <w:r>
+        <w:t xml:space="preserve">13. Courthouse Hallway — 32-year-old American woman with natural curly hair</w:t>
       </w:r>
     </w:p>
     <w:p>
@@ -1092,31 +1092,31 @@
         <w:t xml:space="preserve">IMAGE PROMPT: </w:t>
       </w:r>
       <w:r>
-        <w:t xml:space="preserve">Use the attached mockup image as the EXACT T-shirt: the person wears that shirt unchanged, with the same wording, typography, ink colours and layout (stacked white retro bubble-script lettering with a swash tail, a hot-pink underlined bottom word, on a black T-shirt). Do not redraw, rewrite, add, remove or rearrange any lettering; copy it exactly from the attached image. Highly photorealistic 30-year-old American woman with rose-gold glasses in the USA, location: Music Festival Campground, holding a camp mug outside a tent. Adult-only setting: everyone in frame is an adult, no children. Natural age-appropriate appearance, realistic skin texture, natural expression, real black cotton T-shirt with visible fabric weave and natural folds. The T-shirt graphic is the MAIN FOCUS: the entire front print fully visible, centered, sharp and readable. Real-life commercial lifestyle photography, natural lighting, realistic background, subtle depth of field, authentic smartphone perspective. IMAGE SIZE: 9:16 VERTICAL. No text anywhere except the shirt print itself: no captions, no logo, no watermark, no QR code.</w:t>
-      </w:r>
-    </w:p>
-    <w:p>
-      <w:pPr>
-        <w:spacing w:after="80"/>
-      </w:pPr>
-      <w:r>
-        <w:rPr>
-          <w:b/>
-          <w:bCs/>
-        </w:rPr>
-        <w:t xml:space="preserve">VIDEO PROMPT: </w:t>
-      </w:r>
-      <w:r>
-        <w:t xml:space="preserve">Create a 10-second photorealistic 9:16 vertical USA lifestyle Reel that looks like real smartphone footage, not AI. Use the attached mockup image as the EXACT T-shirt: identical wording, typography, ink colours and layout, nothing redrawn or invented. Location: Music Festival Campground. Adult-only setting, no children in frame. Main subject: 30-year-old American woman with rose-gold glasses, wearing the exact T-shirt from the attached image, holding a camp mug outside a tent. They speak naturally about the shirt's look, not reading the print aloud: "Rate this shirt, one to ten. It still looks this sharp after a bunch of washes." Then they turn slightly left and right to show the shirt from a natural angle. Keep the T-shirt the visual MAIN FOCUS for most of the 10 seconds, with a clear front view of the complete graphic, slight natural handheld movement and realistic autofocus. Natural American voice, realistic lip sync, real cotton fabric movement, realistic lighting and location-appropriate ambient sound. Include unscripted background giggling and a short burst of laughter from adult friends off-camera, mixed with the natural ambient sound. IMAGE/VIDEO FRAME: 9:16 VERTICAL. No CGI look, no cartoon, no plastic fabric, no distorted hands, no extra fingers, no altered wording, no added text, no captions or subtitles, no logo, no watermark.</w:t>
-      </w:r>
-    </w:p>
-    <w:p>
-      <w:pPr>
-        <w:pStyle w:val="Heading2"/>
-        <w:spacing w:before="240"/>
-      </w:pPr>
-      <w:r>
-        <w:t xml:space="preserve">14. Country Bar Line-Dance Floor — 43-year-old American man with a full lumberjack beard</w:t>
+        <w:t xml:space="preserve">Use the attached mockup image as the EXACT T-shirt: the person wears that shirt unchanged, with the same wording, typography, ink colours and layout (stacked white retro bubble-script lettering with a swash tail, a hot-pink underlined bottom word, on a black T-shirt). Do not redraw, rewrite, add, remove or rearrange any lettering; copy it exactly from the attached image. Highly photorealistic 32-year-old American woman with natural curly hair in the USA, location: Courthouse Hallway, holding a parking ticket envelope. Adult-only setting: everyone in frame is an adult, no children. Natural age-appropriate appearance, realistic skin texture, natural expression, real black cotton T-shirt with visible fabric weave and natural folds. The T-shirt graphic is the MAIN FOCUS: the entire front print fully visible, centered, sharp and readable. Real-life commercial lifestyle photography, natural lighting, realistic background, subtle depth of field, authentic smartphone perspective. IMAGE SIZE: 9:16 VERTICAL. No text anywhere except the shirt print itself: no captions, no logo, no watermark, no QR code.</w:t>
+      </w:r>
+    </w:p>
+    <w:p>
+      <w:pPr>
+        <w:spacing w:after="80"/>
+      </w:pPr>
+      <w:r>
+        <w:rPr>
+          <w:b/>
+          <w:bCs/>
+        </w:rPr>
+        <w:t xml:space="preserve">VIDEO PROMPT: </w:t>
+      </w:r>
+      <w:r>
+        <w:t xml:space="preserve">Create a 10-second photorealistic 9:16 vertical USA lifestyle Reel that looks like real smartphone footage, not AI. Use the attached mockup image as the EXACT T-shirt: identical wording, typography, ink colours and layout, nothing redrawn or invented. Location: Courthouse Hallway. Adult-only setting, no children in frame. Main subject: 32-year-old American woman with natural curly hair, wearing the exact T-shirt from the attached image, holding a parking ticket envelope. They speak naturally about the shirt's look, not reading the print aloud: "Rate this shirt, one to ten. It still looks this sharp after a bunch of washes." Then they turn slightly left and right to show the shirt from a natural angle. Keep the T-shirt the visual MAIN FOCUS for most of the 10 seconds, with a clear front view of the complete graphic, slight natural handheld movement and realistic autofocus. Natural American voice, realistic lip sync, real cotton fabric movement, realistic lighting and location-appropriate ambient sound. Include unscripted background giggling and a short burst of laughter from adult friends off-camera, mixed with the natural ambient sound. IMAGE/VIDEO FRAME: 9:16 VERTICAL. No CGI look, no cartoon, no plastic fabric, no distorted hands, no extra fingers, no altered wording, no added text, no captions or subtitles, no logo, no watermark.</w:t>
+      </w:r>
+    </w:p>
+    <w:p>
+      <w:pPr>
+        <w:pStyle w:val="Heading2"/>
+        <w:spacing w:before="240"/>
+      </w:pPr>
+      <w:r>
+        <w:t xml:space="preserve">14. City Hall Permit Office — 48-year-old American man with a full lumberjack beard</w:t>
       </w:r>
     </w:p>
     <w:p>
@@ -1176,31 +1176,31 @@
         <w:t xml:space="preserve">IMAGE PROMPT: </w:t>
       </w:r>
       <w:r>
-        <w:t xml:space="preserve">Use the attached mockup image as the EXACT T-shirt: the person wears that shirt unchanged, with the same wording, typography, ink colours and layout (stacked white retro bubble-script lettering with a swash tail, a hot-pink underlined bottom word, on a black T-shirt). Do not redraw, rewrite, add, remove or rearrange any lettering; copy it exactly from the attached image. Highly photorealistic 43-year-old American man with a full lumberjack beard in the USA, location: Country Bar Line-Dance Floor, tipping a cowboy hat. Adult-only setting: everyone in frame is an adult, no children. Natural age-appropriate appearance, realistic skin texture, natural expression, real black cotton T-shirt with visible fabric weave and natural folds. The T-shirt graphic is the MAIN FOCUS: the entire front print fully visible, centered, sharp and readable. Real-life commercial lifestyle photography, natural lighting, realistic background, subtle depth of field, authentic smartphone perspective. IMAGE SIZE: 9:16 VERTICAL. No text anywhere except the shirt print itself: no captions, no logo, no watermark, no QR code.</w:t>
-      </w:r>
-    </w:p>
-    <w:p>
-      <w:pPr>
-        <w:spacing w:after="80"/>
-      </w:pPr>
-      <w:r>
-        <w:rPr>
-          <w:b/>
-          <w:bCs/>
-        </w:rPr>
-        <w:t xml:space="preserve">VIDEO PROMPT: </w:t>
-      </w:r>
-      <w:r>
-        <w:t xml:space="preserve">Create a 10-second photorealistic 9:16 vertical USA lifestyle Reel that looks like real smartphone footage, not AI. Use the attached mockup image as the EXACT T-shirt: identical wording, typography, ink colours and layout, nothing redrawn or invented. Location: Country Bar Line-Dance Floor. Adult-only setting, no children in frame. Main subject: 43-year-old American man with a full lumberjack beard, wearing the exact T-shirt from the attached image, tipping a cowboy hat. They speak naturally about the shirt's look, not reading the print aloud: "You'll want to read this one twice. It's the lettering that sells it." Then they look off-camera at a friend, laugh, and look back at the lens. Keep the T-shirt the visual MAIN FOCUS for most of the 10 seconds, with a clear front view of the complete graphic, slight natural handheld movement and realistic autofocus. Natural American voice, realistic lip sync, real cotton fabric movement, realistic lighting and location-appropriate ambient sound. Background audio has natural chuckles from nearby adults reacting to the shirt, real and unpolished, not a laugh track. IMAGE/VIDEO FRAME: 9:16 VERTICAL. No CGI look, no cartoon, no plastic fabric, no distorted hands, no extra fingers, no altered wording, no added text, no captions or subtitles, no logo, no watermark.</w:t>
-      </w:r>
-    </w:p>
-    <w:p>
-      <w:pPr>
-        <w:pStyle w:val="Heading2"/>
-        <w:spacing w:before="240"/>
-      </w:pPr>
-      <w:r>
-        <w:t xml:space="preserve">15. Tiki Bar — 53-year-old American woman with wavy blond hair</w:t>
+        <w:t xml:space="preserve">Use the attached mockup image as the EXACT T-shirt: the person wears that shirt unchanged, with the same wording, typography, ink colours and layout (stacked white retro bubble-script lettering with a swash tail, a hot-pink underlined bottom word, on a black T-shirt). Do not redraw, rewrite, add, remove or rearrange any lettering; copy it exactly from the attached image. Highly photorealistic 48-year-old American man with a full lumberjack beard in the USA, location: City Hall Permit Office, holding a rolled-up set of plans. Adult-only setting: everyone in frame is an adult, no children. Natural age-appropriate appearance, realistic skin texture, natural expression, real black cotton T-shirt with visible fabric weave and natural folds. The T-shirt graphic is the MAIN FOCUS: the entire front print fully visible, centered, sharp and readable. Real-life commercial lifestyle photography, natural lighting, realistic background, subtle depth of field, authentic smartphone perspective. IMAGE SIZE: 9:16 VERTICAL. No text anywhere except the shirt print itself: no captions, no logo, no watermark, no QR code.</w:t>
+      </w:r>
+    </w:p>
+    <w:p>
+      <w:pPr>
+        <w:spacing w:after="80"/>
+      </w:pPr>
+      <w:r>
+        <w:rPr>
+          <w:b/>
+          <w:bCs/>
+        </w:rPr>
+        <w:t xml:space="preserve">VIDEO PROMPT: </w:t>
+      </w:r>
+      <w:r>
+        <w:t xml:space="preserve">Create a 10-second photorealistic 9:16 vertical USA lifestyle Reel that looks like real smartphone footage, not AI. Use the attached mockup image as the EXACT T-shirt: identical wording, typography, ink colours and layout, nothing redrawn or invented. Location: City Hall Permit Office. Adult-only setting, no children in frame. Main subject: 48-year-old American man with a full lumberjack beard, wearing the exact T-shirt from the attached image, holding a rolled-up set of plans. They speak naturally about the shirt's look, not reading the print aloud: "You'll want to read this one twice. It's the lettering that sells it." Then they look off-camera at a friend, laugh, and look back at the lens. Keep the T-shirt the visual MAIN FOCUS for most of the 10 seconds, with a clear front view of the complete graphic, slight natural handheld movement and realistic autofocus. Natural American voice, realistic lip sync, real cotton fabric movement, realistic lighting and location-appropriate ambient sound. Background audio has natural chuckles from nearby adults reacting to the shirt, real and unpolished, not a laugh track. IMAGE/VIDEO FRAME: 9:16 VERTICAL. No CGI look, no cartoon, no plastic fabric, no distorted hands, no extra fingers, no altered wording, no added text, no captions or subtitles, no logo, no watermark.</w:t>
+      </w:r>
+    </w:p>
+    <w:p>
+      <w:pPr>
+        <w:pStyle w:val="Heading2"/>
+        <w:spacing w:before="240"/>
+      </w:pPr>
+      <w:r>
+        <w:t xml:space="preserve">15. Social Security Office Waiting Area — 59-year-old American woman with wavy blond hair</w:t>
       </w:r>
     </w:p>
     <w:p>
@@ -1260,31 +1260,31 @@
         <w:t xml:space="preserve">IMAGE PROMPT: </w:t>
       </w:r>
       <w:r>
-        <w:t xml:space="preserve">Use the attached mockup image as the EXACT T-shirt: the person wears that shirt unchanged, with the same wording, typography, ink colours and layout (stacked white retro bubble-script lettering with a swash tail, a hot-pink underlined bottom word, on a black T-shirt). Do not redraw, rewrite, add, remove or rearrange any lettering; copy it exactly from the attached image. Highly photorealistic 53-year-old American woman with wavy blond hair in the USA, location: Tiki Bar, holding a drink served in a pineapple. Adult-only setting: everyone in frame is an adult, no children. Natural age-appropriate appearance, realistic skin texture, natural expression, real black cotton T-shirt with visible fabric weave and natural folds. The T-shirt graphic is the MAIN FOCUS: the entire front print fully visible, centered, sharp and readable. Real-life commercial lifestyle photography, natural lighting, realistic background, subtle depth of field, authentic smartphone perspective. IMAGE SIZE: 9:16 VERTICAL. No text anywhere except the shirt print itself: no captions, no logo, no watermark, no QR code.</w:t>
-      </w:r>
-    </w:p>
-    <w:p>
-      <w:pPr>
-        <w:spacing w:after="80"/>
-      </w:pPr>
-      <w:r>
-        <w:rPr>
-          <w:b/>
-          <w:bCs/>
-        </w:rPr>
-        <w:t xml:space="preserve">VIDEO PROMPT: </w:t>
-      </w:r>
-      <w:r>
-        <w:t xml:space="preserve">Create a 10-second photorealistic 9:16 vertical USA lifestyle Reel that looks like real smartphone footage, not AI. Use the attached mockup image as the EXACT T-shirt: identical wording, typography, ink colours and layout, nothing redrawn or invented. Location: Tiki Bar. Adult-only setting, no children in frame. Main subject: 53-year-old American woman with wavy blond hair, wearing the exact T-shirt from the attached image, holding a drink served in a pineapple. They speak naturally about the shirt's look, not reading the print aloud: "Three people asked where I got this already. The white print really pops on the black cotton." Then they point to each line of the print one by one. Keep the T-shirt the visual MAIN FOCUS for most of the 10 seconds, with a clear front view of the complete graphic, slight natural handheld movement and realistic autofocus. Natural American voice, realistic lip sync, real cotton fabric movement, realistic lighting and location-appropriate ambient sound. Add warm, natural background laughter from friends nearby, as if they just read the shirt. IMAGE/VIDEO FRAME: 9:16 VERTICAL. No CGI look, no cartoon, no plastic fabric, no distorted hands, no extra fingers, no altered wording, no added text, no captions or subtitles, no logo, no watermark.</w:t>
-      </w:r>
-    </w:p>
-    <w:p>
-      <w:pPr>
-        <w:pStyle w:val="Heading2"/>
-        <w:spacing w:before="240"/>
-      </w:pPr>
-      <w:r>
-        <w:t xml:space="preserve">16. Golf Clubhouse Patio — 48-year-old American man with a buzz cut</w:t>
+        <w:t xml:space="preserve">Use the attached mockup image as the EXACT T-shirt: the person wears that shirt unchanged, with the same wording, typography, ink colours and layout (stacked white retro bubble-script lettering with a swash tail, a hot-pink underlined bottom word, on a black T-shirt). Do not redraw, rewrite, add, remove or rearrange any lettering; copy it exactly from the attached image. Highly photorealistic 59-year-old American woman with wavy blond hair in the USA, location: Social Security Office Waiting Area, holding a numbered ticket with a blank stare. Adult-only setting: everyone in frame is an adult, no children. Natural age-appropriate appearance, realistic skin texture, natural expression, real black cotton T-shirt with visible fabric weave and natural folds. The T-shirt graphic is the MAIN FOCUS: the entire front print fully visible, centered, sharp and readable. Real-life commercial lifestyle photography, natural lighting, realistic background, subtle depth of field, authentic smartphone perspective. IMAGE SIZE: 9:16 VERTICAL. No text anywhere except the shirt print itself: no captions, no logo, no watermark, no QR code.</w:t>
+      </w:r>
+    </w:p>
+    <w:p>
+      <w:pPr>
+        <w:spacing w:after="80"/>
+      </w:pPr>
+      <w:r>
+        <w:rPr>
+          <w:b/>
+          <w:bCs/>
+        </w:rPr>
+        <w:t xml:space="preserve">VIDEO PROMPT: </w:t>
+      </w:r>
+      <w:r>
+        <w:t xml:space="preserve">Create a 10-second photorealistic 9:16 vertical USA lifestyle Reel that looks like real smartphone footage, not AI. Use the attached mockup image as the EXACT T-shirt: identical wording, typography, ink colours and layout, nothing redrawn or invented. Location: Social Security Office Waiting Area. Adult-only setting, no children in frame. Main subject: 59-year-old American woman with wavy blond hair, wearing the exact T-shirt from the attached image, holding a numbered ticket with a blank stare. They speak naturally about the shirt's look, not reading the print aloud: "Three people asked where I got this already. The white print really pops on the black cotton." Then they point to each line of the print one by one. Keep the T-shirt the visual MAIN FOCUS for most of the 10 seconds, with a clear front view of the complete graphic, slight natural handheld movement and realistic autofocus. Natural American voice, realistic lip sync, real cotton fabric movement, realistic lighting and location-appropriate ambient sound. Add warm, natural background laughter from friends nearby, as if they just read the shirt. IMAGE/VIDEO FRAME: 9:16 VERTICAL. No CGI look, no cartoon, no plastic fabric, no distorted hands, no extra fingers, no altered wording, no added text, no captions or subtitles, no logo, no watermark.</w:t>
+      </w:r>
+    </w:p>
+    <w:p>
+      <w:pPr>
+        <w:pStyle w:val="Heading2"/>
+        <w:spacing w:before="240"/>
+      </w:pPr>
+      <w:r>
+        <w:t xml:space="preserve">16. Urgent Care Waiting Room — 53-year-old American man with a buzz cut</w:t>
       </w:r>
     </w:p>
     <w:p>
@@ -1344,31 +1344,31 @@
         <w:t xml:space="preserve">IMAGE PROMPT: </w:t>
       </w:r>
       <w:r>
-        <w:t xml:space="preserve">Use the attached mockup image as the EXACT T-shirt: the person wears that shirt unchanged, with the same wording, typography, ink colours and layout (stacked white retro bubble-script lettering with a swash tail, a hot-pink underlined bottom word, on a black T-shirt). Do not redraw, rewrite, add, remove or rearrange any lettering; copy it exactly from the attached image. Highly photorealistic 48-year-old American man with a buzz cut in the USA, location: Golf Clubhouse Patio, resting a golf club on one shoulder. Adult-only setting: everyone in frame is an adult, no children. Natural age-appropriate appearance, realistic skin texture, natural expression, real black cotton T-shirt with visible fabric weave and natural folds. The T-shirt graphic is the MAIN FOCUS: the entire front print fully visible, centered, sharp and readable. Real-life commercial lifestyle photography, natural lighting, realistic background, subtle depth of field, authentic smartphone perspective. IMAGE SIZE: 9:16 VERTICAL. No text anywhere except the shirt print itself: no captions, no logo, no watermark, no QR code.</w:t>
-      </w:r>
-    </w:p>
-    <w:p>
-      <w:pPr>
-        <w:spacing w:after="80"/>
-      </w:pPr>
-      <w:r>
-        <w:rPr>
-          <w:b/>
-          <w:bCs/>
-        </w:rPr>
-        <w:t xml:space="preserve">VIDEO PROMPT: </w:t>
-      </w:r>
-      <w:r>
-        <w:t xml:space="preserve">Create a 10-second photorealistic 9:16 vertical USA lifestyle Reel that looks like real smartphone footage, not AI. Use the attached mockup image as the EXACT T-shirt: identical wording, typography, ink colours and layout, nothing redrawn or invented. Location: Golf Clubhouse Patio. Adult-only setting, no children in frame. Main subject: 48-year-old American man with a buzz cut, wearing the exact T-shirt from the attached image, resting a golf club on one shoulder. They speak naturally about the shirt's look, not reading the print aloud: "This might be my new favorite shirt. The layout reads from across the room." Then they shrug, grin, and tug the hem so the print sits flat. Keep the T-shirt the visual MAIN FOCUS for most of the 10 seconds, with a clear front view of the complete graphic, slight natural handheld movement and realistic autofocus. Natural American voice, realistic lip sync, real cotton fabric movement, realistic lighting and location-appropriate ambient sound. Mix in a friend off-camera saying "No way" and laughing, plus natural ambient sound. IMAGE/VIDEO FRAME: 9:16 VERTICAL. No CGI look, no cartoon, no plastic fabric, no distorted hands, no extra fingers, no altered wording, no added text, no captions or subtitles, no logo, no watermark.</w:t>
-      </w:r>
-    </w:p>
-    <w:p>
-      <w:pPr>
-        <w:pStyle w:val="Heading2"/>
-        <w:spacing w:before="240"/>
-      </w:pPr>
-      <w:r>
-        <w:t xml:space="preserve">17. Beach Boardwalk At Dusk — 25-year-old American woman with wavy blond hair</w:t>
+        <w:t xml:space="preserve">Use the attached mockup image as the EXACT T-shirt: the person wears that shirt unchanged, with the same wording, typography, ink colours and layout (stacked white retro bubble-script lettering with a swash tail, a hot-pink underlined bottom word, on a black T-shirt). Do not redraw, rewrite, add, remove or rearrange any lettering; copy it exactly from the attached image. Highly photorealistic 53-year-old American man with a buzz cut in the USA, location: Urgent Care Waiting Room, filling out a clipboard form. Adult-only setting: everyone in frame is an adult, no children. Natural age-appropriate appearance, realistic skin texture, natural expression, real black cotton T-shirt with visible fabric weave and natural folds. The T-shirt graphic is the MAIN FOCUS: the entire front print fully visible, centered, sharp and readable. Real-life commercial lifestyle photography, natural lighting, realistic background, subtle depth of field, authentic smartphone perspective. IMAGE SIZE: 9:16 VERTICAL. No text anywhere except the shirt print itself: no captions, no logo, no watermark, no QR code.</w:t>
+      </w:r>
+    </w:p>
+    <w:p>
+      <w:pPr>
+        <w:spacing w:after="80"/>
+      </w:pPr>
+      <w:r>
+        <w:rPr>
+          <w:b/>
+          <w:bCs/>
+        </w:rPr>
+        <w:t xml:space="preserve">VIDEO PROMPT: </w:t>
+      </w:r>
+      <w:r>
+        <w:t xml:space="preserve">Create a 10-second photorealistic 9:16 vertical USA lifestyle Reel that looks like real smartphone footage, not AI. Use the attached mockup image as the EXACT T-shirt: identical wording, typography, ink colours and layout, nothing redrawn or invented. Location: Urgent Care Waiting Room. Adult-only setting, no children in frame. Main subject: 53-year-old American man with a buzz cut, wearing the exact T-shirt from the attached image, filling out a clipboard form. They speak naturally about the shirt's look, not reading the print aloud: "This might be my new favorite shirt. The layout reads from across the room." Then they shrug, grin, and tug the hem so the print sits flat. Keep the T-shirt the visual MAIN FOCUS for most of the 10 seconds, with a clear front view of the complete graphic, slight natural handheld movement and realistic autofocus. Natural American voice, realistic lip sync, real cotton fabric movement, realistic lighting and location-appropriate ambient sound. Mix in a friend off-camera saying "No way" and laughing, plus natural ambient sound. IMAGE/VIDEO FRAME: 9:16 VERTICAL. No CGI look, no cartoon, no plastic fabric, no distorted hands, no extra fingers, no altered wording, no added text, no captions or subtitles, no logo, no watermark.</w:t>
+      </w:r>
+    </w:p>
+    <w:p>
+      <w:pPr>
+        <w:pStyle w:val="Heading2"/>
+        <w:spacing w:before="240"/>
+      </w:pPr>
+      <w:r>
+        <w:t xml:space="preserve">17. Dentist Office Front Desk — 25-year-old American woman with wavy blond hair</w:t>
       </w:r>
     </w:p>
     <w:p>
@@ -1428,31 +1428,31 @@
         <w:t xml:space="preserve">IMAGE PROMPT: </w:t>
       </w:r>
       <w:r>
-        <w:t xml:space="preserve">Use the attached mockup image as the EXACT T-shirt: the person wears that shirt unchanged, with the same wording, typography, ink colours and layout (stacked white retro bubble-script lettering with a swash tail, a hot-pink underlined bottom word, on a black T-shirt). Do not redraw, rewrite, add, remove or rearrange any lettering; copy it exactly from the attached image. Highly photorealistic 25-year-old American woman with wavy blond hair in the USA, location: Beach Boardwalk At Dusk, holding a waffle cone. Adult-only setting: everyone in frame is an adult, no children. Natural age-appropriate appearance, realistic skin texture, natural expression, real black cotton T-shirt with visible fabric weave and natural folds. The T-shirt graphic is the MAIN FOCUS: the entire front print fully visible, centered, sharp and readable. Real-life commercial lifestyle photography, natural lighting, realistic background, subtle depth of field, authentic smartphone perspective. IMAGE SIZE: 9:16 VERTICAL. No text anywhere except the shirt print itself: no captions, no logo, no watermark, no QR code.</w:t>
-      </w:r>
-    </w:p>
-    <w:p>
-      <w:pPr>
-        <w:spacing w:after="80"/>
-      </w:pPr>
-      <w:r>
-        <w:rPr>
-          <w:b/>
-          <w:bCs/>
-        </w:rPr>
-        <w:t xml:space="preserve">VIDEO PROMPT: </w:t>
-      </w:r>
-      <w:r>
-        <w:t xml:space="preserve">Create a 10-second photorealistic 9:16 vertical USA lifestyle Reel that looks like real smartphone footage, not AI. Use the attached mockup image as the EXACT T-shirt: identical wording, typography, ink colours and layout, nothing redrawn or invented. Location: Beach Boardwalk At Dusk. Adult-only setting, no children in frame. Main subject: 25-year-old American woman with wavy blond hair, wearing the exact T-shirt from the attached image, holding a waffle cone. They speak naturally about the shirt's look, not reading the print aloud: "Stopped by the bar and got stopped for the shirt. Bold print, soft fabric, zero regrets." Then they take a step back so the whole front is in frame. Keep the T-shirt the visual MAIN FOCUS for most of the 10 seconds, with a clear front view of the complete graphic, slight natural handheld movement and realistic autofocus. Natural American voice, realistic lip sync, real cotton fabric movement, realistic lighting and location-appropriate ambient sound. Include unscripted background giggling and a short burst of laughter from adult friends off-camera, mixed with the natural ambient sound. IMAGE/VIDEO FRAME: 9:16 VERTICAL. No CGI look, no cartoon, no plastic fabric, no distorted hands, no extra fingers, no altered wording, no added text, no captions or subtitles, no logo, no watermark.</w:t>
-      </w:r>
-    </w:p>
-    <w:p>
-      <w:pPr>
-        <w:pStyle w:val="Heading2"/>
-        <w:spacing w:before="240"/>
-      </w:pPr>
-      <w:r>
-        <w:t xml:space="preserve">18. Apartment Balcony With Friends — 38-year-old American man with a short boxed beard</w:t>
+        <w:t xml:space="preserve">Use the attached mockup image as the EXACT T-shirt: the person wears that shirt unchanged, with the same wording, typography, ink colours and layout (stacked white retro bubble-script lettering with a swash tail, a hot-pink underlined bottom word, on a black T-shirt). Do not redraw, rewrite, add, remove or rearrange any lettering; copy it exactly from the attached image. Highly photorealistic 25-year-old American woman with wavy blond hair in the USA, location: Dentist Office Front Desk, checking in at the counter. Adult-only setting: everyone in frame is an adult, no children. Natural age-appropriate appearance, realistic skin texture, natural expression, real black cotton T-shirt with visible fabric weave and natural folds. The T-shirt graphic is the MAIN FOCUS: the entire front print fully visible, centered, sharp and readable. Real-life commercial lifestyle photography, natural lighting, realistic background, subtle depth of field, authentic smartphone perspective. IMAGE SIZE: 9:16 VERTICAL. No text anywhere except the shirt print itself: no captions, no logo, no watermark, no QR code.</w:t>
+      </w:r>
+    </w:p>
+    <w:p>
+      <w:pPr>
+        <w:spacing w:after="80"/>
+      </w:pPr>
+      <w:r>
+        <w:rPr>
+          <w:b/>
+          <w:bCs/>
+        </w:rPr>
+        <w:t xml:space="preserve">VIDEO PROMPT: </w:t>
+      </w:r>
+      <w:r>
+        <w:t xml:space="preserve">Create a 10-second photorealistic 9:16 vertical USA lifestyle Reel that looks like real smartphone footage, not AI. Use the attached mockup image as the EXACT T-shirt: identical wording, typography, ink colours and layout, nothing redrawn or invented. Location: Dentist Office Front Desk. Adult-only setting, no children in frame. Main subject: 25-year-old American woman with wavy blond hair, wearing the exact T-shirt from the attached image, checking in at the counter. They speak naturally about the shirt's look, not reading the print aloud: "Just running errands and everyone is reading my shirt. Bold print, soft fabric, zero regrets." Then they take a step back so the whole front is in frame. Keep the T-shirt the visual MAIN FOCUS for most of the 10 seconds, with a clear front view of the complete graphic, slight natural handheld movement and realistic autofocus. Natural American voice, realistic lip sync, real cotton fabric movement, realistic lighting and location-appropriate ambient sound. Include unscripted background giggling and a short burst of laughter from adult friends off-camera, mixed with the natural ambient sound. IMAGE/VIDEO FRAME: 9:16 VERTICAL. No CGI look, no cartoon, no plastic fabric, no distorted hands, no extra fingers, no altered wording, no added text, no captions or subtitles, no logo, no watermark.</w:t>
+      </w:r>
+    </w:p>
+    <w:p>
+      <w:pPr>
+        <w:pStyle w:val="Heading2"/>
+        <w:spacing w:before="240"/>
+      </w:pPr>
+      <w:r>
+        <w:t xml:space="preserve">18. Eyeglass Store Display — 41-year-old American man with a trimmed white beard</w:t>
       </w:r>
     </w:p>
     <w:p>
@@ -1512,31 +1512,31 @@
         <w:t xml:space="preserve">IMAGE PROMPT: </w:t>
       </w:r>
       <w:r>
-        <w:t xml:space="preserve">Use the attached mockup image as the EXACT T-shirt: the person wears that shirt unchanged, with the same wording, typography, ink colours and layout (stacked white retro bubble-script lettering with a swash tail, a hot-pink underlined bottom word, on a black T-shirt). Do not redraw, rewrite, add, remove or rearrange any lettering; copy it exactly from the attached image. Highly photorealistic 38-year-old American man with a short boxed beard in the USA, location: Apartment Balcony With Friends, leaning on the railing, laughing. Adult-only setting: everyone in frame is an adult, no children. Natural age-appropriate appearance, realistic skin texture, natural expression, real black cotton T-shirt with visible fabric weave and natural folds. The T-shirt graphic is the MAIN FOCUS: the entire front print fully visible, centered, sharp and readable. Real-life commercial lifestyle photography, natural lighting, realistic background, subtle depth of field, authentic smartphone perspective. IMAGE SIZE: 9:16 VERTICAL. No text anywhere except the shirt print itself: no captions, no logo, no watermark, no QR code.</w:t>
-      </w:r>
-    </w:p>
-    <w:p>
-      <w:pPr>
-        <w:spacing w:after="80"/>
-      </w:pPr>
-      <w:r>
-        <w:rPr>
-          <w:b/>
-          <w:bCs/>
-        </w:rPr>
-        <w:t xml:space="preserve">VIDEO PROMPT: </w:t>
-      </w:r>
-      <w:r>
-        <w:t xml:space="preserve">Create a 10-second photorealistic 9:16 vertical USA lifestyle Reel that looks like real smartphone footage, not AI. Use the attached mockup image as the EXACT T-shirt: identical wording, typography, ink colours and layout, nothing redrawn or invented. Location: Apartment Balcony With Friends. Adult-only setting, no children in frame. Main subject: 38-year-old American man with a short boxed beard, wearing the exact T-shirt from the attached image, leaning on the railing, laughing. They speak naturally about the shirt's look, not reading the print aloud: "Real talk, this shirt is the main event. That hot-pink underline is the best part." Then they cover their mouth, laugh, and show the shirt again. Keep the T-shirt the visual MAIN FOCUS for most of the 10 seconds, with a clear front view of the complete graphic, slight natural handheld movement and realistic autofocus. Natural American voice, realistic lip sync, real cotton fabric movement, realistic lighting and location-appropriate ambient sound. Background audio has natural chuckles from nearby adults reacting to the shirt, real and unpolished, not a laugh track. IMAGE/VIDEO FRAME: 9:16 VERTICAL. No CGI look, no cartoon, no plastic fabric, no distorted hands, no extra fingers, no altered wording, no added text, no captions or subtitles, no logo, no watermark.</w:t>
-      </w:r>
-    </w:p>
-    <w:p>
-      <w:pPr>
-        <w:pStyle w:val="Heading2"/>
-        <w:spacing w:before="240"/>
-      </w:pPr>
-      <w:r>
-        <w:t xml:space="preserve">19. Friendsgiving Dinner Table — 43-year-old American woman with black-framed glasses</w:t>
+        <w:t xml:space="preserve">Use the attached mockup image as the EXACT T-shirt: the person wears that shirt unchanged, with the same wording, typography, ink colours and layout (stacked white retro bubble-script lettering with a swash tail, a hot-pink underlined bottom word, on a black T-shirt). Do not redraw, rewrite, add, remove or rearrange any lettering; copy it exactly from the attached image. Highly photorealistic 41-year-old American man with a trimmed white beard in the USA, location: Eyeglass Store Display, trying on frames in a small mirror. Adult-only setting: everyone in frame is an adult, no children. Natural age-appropriate appearance, realistic skin texture, natural expression, real black cotton T-shirt with visible fabric weave and natural folds. The T-shirt graphic is the MAIN FOCUS: the entire front print fully visible, centered, sharp and readable. Real-life commercial lifestyle photography, natural lighting, realistic background, subtle depth of field, authentic smartphone perspective. IMAGE SIZE: 9:16 VERTICAL. No text anywhere except the shirt print itself: no captions, no logo, no watermark, no QR code.</w:t>
+      </w:r>
+    </w:p>
+    <w:p>
+      <w:pPr>
+        <w:spacing w:after="80"/>
+      </w:pPr>
+      <w:r>
+        <w:rPr>
+          <w:b/>
+          <w:bCs/>
+        </w:rPr>
+        <w:t xml:space="preserve">VIDEO PROMPT: </w:t>
+      </w:r>
+      <w:r>
+        <w:t xml:space="preserve">Create a 10-second photorealistic 9:16 vertical USA lifestyle Reel that looks like real smartphone footage, not AI. Use the attached mockup image as the EXACT T-shirt: identical wording, typography, ink colours and layout, nothing redrawn or invented. Location: Eyeglass Store Display. Adult-only setting, no children in frame. Main subject: 41-year-old American man with a trimmed white beard, wearing the exact T-shirt from the attached image, trying on frames in a small mirror. They speak naturally about the shirt's look, not reading the print aloud: "Real talk, this shirt is the main event. That hot-pink underline is the best part." Then they cover their mouth, laugh, and show the shirt again. Keep the T-shirt the visual MAIN FOCUS for most of the 10 seconds, with a clear front view of the complete graphic, slight natural handheld movement and realistic autofocus. Natural American voice, realistic lip sync, real cotton fabric movement, realistic lighting and location-appropriate ambient sound. Background audio has natural chuckles from nearby adults reacting to the shirt, real and unpolished, not a laugh track. IMAGE/VIDEO FRAME: 9:16 VERTICAL. No CGI look, no cartoon, no plastic fabric, no distorted hands, no extra fingers, no altered wording, no added text, no captions or subtitles, no logo, no watermark.</w:t>
+      </w:r>
+    </w:p>
+    <w:p>
+      <w:pPr>
+        <w:pStyle w:val="Heading2"/>
+        <w:spacing w:before="240"/>
+      </w:pPr>
+      <w:r>
+        <w:t xml:space="preserve">19. Vet Clinic Lobby — 47-year-old American woman with curly auburn hair</w:t>
       </w:r>
     </w:p>
     <w:p>
@@ -1596,31 +1596,31 @@
         <w:t xml:space="preserve">IMAGE PROMPT: </w:t>
       </w:r>
       <w:r>
-        <w:t xml:space="preserve">Use the attached mockup image as the EXACT T-shirt: the person wears that shirt unchanged, with the same wording, typography, ink colours and layout (stacked white retro bubble-script lettering with a swash tail, a hot-pink underlined bottom word, on a black T-shirt). Do not redraw, rewrite, add, remove or rearrange any lettering; copy it exactly from the attached image. Highly photorealistic 43-year-old American woman with black-framed glasses in the USA, location: Friendsgiving Dinner Table, carving a roast turkey. Adult-only setting: everyone in frame is an adult, no children. Natural age-appropriate appearance, realistic skin texture, natural expression, real black cotton T-shirt with visible fabric weave and natural folds. The T-shirt graphic is the MAIN FOCUS: the entire front print fully visible, centered, sharp and readable. Real-life commercial lifestyle photography, natural lighting, realistic background, subtle depth of field, authentic smartphone perspective. IMAGE SIZE: 9:16 VERTICAL. No text anywhere except the shirt print itself: no captions, no logo, no watermark, no QR code.</w:t>
-      </w:r>
-    </w:p>
-    <w:p>
-      <w:pPr>
-        <w:spacing w:after="80"/>
-      </w:pPr>
-      <w:r>
-        <w:rPr>
-          <w:b/>
-          <w:bCs/>
-        </w:rPr>
-        <w:t xml:space="preserve">VIDEO PROMPT: </w:t>
-      </w:r>
-      <w:r>
-        <w:t xml:space="preserve">Create a 10-second photorealistic 9:16 vertical USA lifestyle Reel that looks like real smartphone footage, not AI. Use the attached mockup image as the EXACT T-shirt: identical wording, typography, ink colours and layout, nothing redrawn or invented. Location: Friendsgiving Dinner Table. Adult-only setting, no children in frame. Main subject: 43-year-old American woman with black-framed glasses, wearing the exact T-shirt from the attached image, carving a roast turkey. They speak naturally about the shirt's look, not reading the print aloud: "Somebody had to wear it. Comfortable enough to wear all weekend." Then they gesture down at the shirt with both hands like a reveal. Keep the T-shirt the visual MAIN FOCUS for most of the 10 seconds, with a clear front view of the complete graphic, slight natural handheld movement and realistic autofocus. Natural American voice, realistic lip sync, real cotton fabric movement, realistic lighting and location-appropriate ambient sound. Add warm, natural background laughter from friends nearby, as if they just read the shirt. IMAGE/VIDEO FRAME: 9:16 VERTICAL. No CGI look, no cartoon, no plastic fabric, no distorted hands, no extra fingers, no altered wording, no added text, no captions or subtitles, no logo, no watermark.</w:t>
-      </w:r>
-    </w:p>
-    <w:p>
-      <w:pPr>
-        <w:pStyle w:val="Heading2"/>
-        <w:spacing w:before="240"/>
-      </w:pPr>
-      <w:r>
-        <w:t xml:space="preserve">20. Halloween House Party — 50-year-old American man with a bucket hat</w:t>
+        <w:t xml:space="preserve">Use the attached mockup image as the EXACT T-shirt: the person wears that shirt unchanged, with the same wording, typography, ink colours and layout (stacked white retro bubble-script lettering with a swash tail, a hot-pink underlined bottom word, on a black T-shirt). Do not redraw, rewrite, add, remove or rearrange any lettering; copy it exactly from the attached image. Highly photorealistic 47-year-old American woman with curly auburn hair in the USA, location: Vet Clinic Lobby, holding a dog leash while the dog sniffs around. Adult-only setting: everyone in frame is an adult, no children. Natural age-appropriate appearance, realistic skin texture, natural expression, real black cotton T-shirt with visible fabric weave and natural folds. The T-shirt graphic is the MAIN FOCUS: the entire front print fully visible, centered, sharp and readable. Real-life commercial lifestyle photography, natural lighting, realistic background, subtle depth of field, authentic smartphone perspective. IMAGE SIZE: 9:16 VERTICAL. No text anywhere except the shirt print itself: no captions, no logo, no watermark, no QR code.</w:t>
+      </w:r>
+    </w:p>
+    <w:p>
+      <w:pPr>
+        <w:spacing w:after="80"/>
+      </w:pPr>
+      <w:r>
+        <w:rPr>
+          <w:b/>
+          <w:bCs/>
+        </w:rPr>
+        <w:t xml:space="preserve">VIDEO PROMPT: </w:t>
+      </w:r>
+      <w:r>
+        <w:t xml:space="preserve">Create a 10-second photorealistic 9:16 vertical USA lifestyle Reel that looks like real smartphone footage, not AI. Use the attached mockup image as the EXACT T-shirt: identical wording, typography, ink colours and layout, nothing redrawn or invented. Location: Vet Clinic Lobby. Adult-only setting, no children in frame. Main subject: 47-year-old American woman with curly auburn hair, wearing the exact T-shirt from the attached image, holding a dog leash while the dog sniffs around. They speak naturally about the shirt's look, not reading the print aloud: "Somebody had to wear it. Comfortable enough to wear all weekend." Then they gesture down at the shirt with both hands like a reveal. Keep the T-shirt the visual MAIN FOCUS for most of the 10 seconds, with a clear front view of the complete graphic, slight natural handheld movement and realistic autofocus. Natural American voice, realistic lip sync, real cotton fabric movement, realistic lighting and location-appropriate ambient sound. Add warm, natural background laughter from friends nearby, as if they just read the shirt. IMAGE/VIDEO FRAME: 9:16 VERTICAL. No CGI look, no cartoon, no plastic fabric, no distorted hands, no extra fingers, no altered wording, no added text, no captions or subtitles, no logo, no watermark.</w:t>
+      </w:r>
+    </w:p>
+    <w:p>
+      <w:pPr>
+        <w:pStyle w:val="Heading2"/>
+        <w:spacing w:before="240"/>
+      </w:pPr>
+      <w:r>
+        <w:t xml:space="preserve">20. Laundromat — 56-year-old American man with tattooed forearms</w:t>
       </w:r>
     </w:p>
     <w:p>
@@ -1680,31 +1680,31 @@
         <w:t xml:space="preserve">IMAGE PROMPT: </w:t>
       </w:r>
       <w:r>
-        <w:t xml:space="preserve">Use the attached mockup image as the EXACT T-shirt: the person wears that shirt unchanged, with the same wording, typography, ink colours and layout (stacked white retro bubble-script lettering with a swash tail, a hot-pink underlined bottom word, on a black T-shirt). Do not redraw, rewrite, add, remove or rearrange any lettering; copy it exactly from the attached image. Highly photorealistic 50-year-old American man with a bucket hat in the USA, location: Halloween House Party, holding a carved pumpkin. Adult-only setting: everyone in frame is an adult, no children. Natural age-appropriate appearance, realistic skin texture, natural expression, real black cotton T-shirt with visible fabric weave and natural folds. The T-shirt graphic is the MAIN FOCUS: the entire front print fully visible, centered, sharp and readable. Real-life commercial lifestyle photography, natural lighting, realistic background, subtle depth of field, authentic smartphone perspective. IMAGE SIZE: 9:16 VERTICAL. No text anywhere except the shirt print itself: no captions, no logo, no watermark, no QR code.</w:t>
-      </w:r>
-    </w:p>
-    <w:p>
-      <w:pPr>
-        <w:spacing w:after="80"/>
-      </w:pPr>
-      <w:r>
-        <w:rPr>
-          <w:b/>
-          <w:bCs/>
-        </w:rPr>
-        <w:t xml:space="preserve">VIDEO PROMPT: </w:t>
-      </w:r>
-      <w:r>
-        <w:t xml:space="preserve">Create a 10-second photorealistic 9:16 vertical USA lifestyle Reel that looks like real smartphone footage, not AI. Use the attached mockup image as the EXACT T-shirt: identical wording, typography, ink colours and layout, nothing redrawn or invented. Location: Halloween House Party. Adult-only setting, no children in frame. Main subject: 50-year-old American man with a bucket hat, wearing the exact T-shirt from the attached image, holding a carved pumpkin. They speak naturally about the shirt's look, not reading the print aloud: "I knew this shirt would start something. Every line is lined up perfectly." Then they straighten the shirt with both hands and face the camera. Keep the T-shirt the visual MAIN FOCUS for most of the 10 seconds, with a clear front view of the complete graphic, slight natural handheld movement and realistic autofocus. Natural American voice, realistic lip sync, real cotton fabric movement, realistic lighting and location-appropriate ambient sound. Mix in a friend off-camera saying "No way" and laughing, plus natural ambient sound. IMAGE/VIDEO FRAME: 9:16 VERTICAL. No CGI look, no cartoon, no plastic fabric, no distorted hands, no extra fingers, no altered wording, no added text, no captions or subtitles, no logo, no watermark.</w:t>
-      </w:r>
-    </w:p>
-    <w:p>
-      <w:pPr>
-        <w:pStyle w:val="Heading2"/>
-        <w:spacing w:before="240"/>
-      </w:pPr>
-      <w:r>
-        <w:t xml:space="preserve">21. Fourth Of July Backyard Party — 33-year-old American woman with long dark braids</w:t>
+        <w:t xml:space="preserve">Use the attached mockup image as the EXACT T-shirt: the person wears that shirt unchanged, with the same wording, typography, ink colours and layout (stacked white retro bubble-script lettering with a swash tail, a hot-pink underlined bottom word, on a black T-shirt). Do not redraw, rewrite, add, remove or rearrange any lettering; copy it exactly from the attached image. Highly photorealistic 56-year-old American man with tattooed forearms in the USA, location: Laundromat, folding towels on the counter. Adult-only setting: everyone in frame is an adult, no children. Natural age-appropriate appearance, realistic skin texture, natural expression, real black cotton T-shirt with visible fabric weave and natural folds. The T-shirt graphic is the MAIN FOCUS: the entire front print fully visible, centered, sharp and readable. Real-life commercial lifestyle photography, natural lighting, realistic background, subtle depth of field, authentic smartphone perspective. IMAGE SIZE: 9:16 VERTICAL. No text anywhere except the shirt print itself: no captions, no logo, no watermark, no QR code.</w:t>
+      </w:r>
+    </w:p>
+    <w:p>
+      <w:pPr>
+        <w:spacing w:after="80"/>
+      </w:pPr>
+      <w:r>
+        <w:rPr>
+          <w:b/>
+          <w:bCs/>
+        </w:rPr>
+        <w:t xml:space="preserve">VIDEO PROMPT: </w:t>
+      </w:r>
+      <w:r>
+        <w:t xml:space="preserve">Create a 10-second photorealistic 9:16 vertical USA lifestyle Reel that looks like real smartphone footage, not AI. Use the attached mockup image as the EXACT T-shirt: identical wording, typography, ink colours and layout, nothing redrawn or invented. Location: Laundromat. Adult-only setting, no children in frame. Main subject: 56-year-old American man with tattooed forearms, wearing the exact T-shirt from the attached image, folding towels on the counter. They speak naturally about the shirt's look, not reading the print aloud: "I knew this shirt would start something. Every line is lined up perfectly." Then they straighten the shirt with both hands and face the camera. Keep the T-shirt the visual MAIN FOCUS for most of the 10 seconds, with a clear front view of the complete graphic, slight natural handheld movement and realistic autofocus. Natural American voice, realistic lip sync, real cotton fabric movement, realistic lighting and location-appropriate ambient sound. Mix in a friend off-camera saying "No way" and laughing, plus natural ambient sound. IMAGE/VIDEO FRAME: 9:16 VERTICAL. No CGI look, no cartoon, no plastic fabric, no distorted hands, no extra fingers, no altered wording, no added text, no captions or subtitles, no logo, no watermark.</w:t>
+      </w:r>
+    </w:p>
+    <w:p>
+      <w:pPr>
+        <w:pStyle w:val="Heading2"/>
+        <w:spacing w:before="240"/>
+      </w:pPr>
+      <w:r>
+        <w:t xml:space="preserve">21. Dry Cleaner Counter — 34-year-old American woman with freckles and red hair</w:t>
       </w:r>
     </w:p>
     <w:p>
@@ -1764,31 +1764,31 @@
         <w:t xml:space="preserve">IMAGE PROMPT: </w:t>
       </w:r>
       <w:r>
-        <w:t xml:space="preserve">Use the attached mockup image as the EXACT T-shirt: the person wears that shirt unchanged, with the same wording, typography, ink colours and layout (stacked white retro bubble-script lettering with a swash tail, a hot-pink underlined bottom word, on a black T-shirt). Do not redraw, rewrite, add, remove or rearrange any lettering; copy it exactly from the attached image. Highly photorealistic 33-year-old American woman with long dark braids in the USA, location: Fourth Of July Backyard Party, holding a lit sparkler at night. Adult-only setting: everyone in frame is an adult, no children. Natural age-appropriate appearance, realistic skin texture, natural expression, real black cotton T-shirt with visible fabric weave and natural folds. The T-shirt graphic is the MAIN FOCUS: the entire front print fully visible, centered, sharp and readable. Real-life commercial lifestyle photography, natural lighting, realistic background, subtle depth of field, authentic smartphone perspective. IMAGE SIZE: 9:16 VERTICAL. No text anywhere except the shirt print itself: no captions, no logo, no watermark, no QR code.</w:t>
-      </w:r>
-    </w:p>
-    <w:p>
-      <w:pPr>
-        <w:spacing w:after="80"/>
-      </w:pPr>
-      <w:r>
-        <w:rPr>
-          <w:b/>
-          <w:bCs/>
-        </w:rPr>
-        <w:t xml:space="preserve">VIDEO PROMPT: </w:t>
-      </w:r>
-      <w:r>
-        <w:t xml:space="preserve">Create a 10-second photorealistic 9:16 vertical USA lifestyle Reel that looks like real smartphone footage, not AI. Use the attached mockup image as the EXACT T-shirt: identical wording, typography, ink colours and layout, nothing redrawn or invented. Location: Fourth Of July Backyard Party. Adult-only setting, no children in frame. Main subject: 33-year-old American woman with long dark braids, wearing the exact T-shirt from the attached image, holding a lit sparkler at night. They speak naturally about the shirt's look, not reading the print aloud: "Okay, shirt check. It's soft, and the print doesn't crack." Then they turn slightly left and right to show the shirt from a natural angle. Keep the T-shirt the visual MAIN FOCUS for most of the 10 seconds, with a clear front view of the complete graphic, slight natural handheld movement and realistic autofocus. Natural American voice, realistic lip sync, real cotton fabric movement, realistic lighting and location-appropriate ambient sound. Include unscripted background giggling and a short burst of laughter from adult friends off-camera, mixed with the natural ambient sound. IMAGE/VIDEO FRAME: 9:16 VERTICAL. No CGI look, no cartoon, no plastic fabric, no distorted hands, no extra fingers, no altered wording, no added text, no captions or subtitles, no logo, no watermark.</w:t>
-      </w:r>
-    </w:p>
-    <w:p>
-      <w:pPr>
-        <w:pStyle w:val="Heading2"/>
-        <w:spacing w:before="240"/>
-      </w:pPr>
-      <w:r>
-        <w:t xml:space="preserve">22. St. Patrick's Day Pub — 36-year-old American man with a bucket hat</w:t>
+        <w:t xml:space="preserve">Use the attached mockup image as the EXACT T-shirt: the person wears that shirt unchanged, with the same wording, typography, ink colours and layout (stacked white retro bubble-script lettering with a swash tail, a hot-pink underlined bottom word, on a black T-shirt). Do not redraw, rewrite, add, remove or rearrange any lettering; copy it exactly from the attached image. Highly photorealistic 34-year-old American woman with freckles and red hair in the USA, location: Dry Cleaner Counter, holding a garment ticket. Adult-only setting: everyone in frame is an adult, no children. Natural age-appropriate appearance, realistic skin texture, natural expression, real black cotton T-shirt with visible fabric weave and natural folds. The T-shirt graphic is the MAIN FOCUS: the entire front print fully visible, centered, sharp and readable. Real-life commercial lifestyle photography, natural lighting, realistic background, subtle depth of field, authentic smartphone perspective. IMAGE SIZE: 9:16 VERTICAL. No text anywhere except the shirt print itself: no captions, no logo, no watermark, no QR code.</w:t>
+      </w:r>
+    </w:p>
+    <w:p>
+      <w:pPr>
+        <w:spacing w:after="80"/>
+      </w:pPr>
+      <w:r>
+        <w:rPr>
+          <w:b/>
+          <w:bCs/>
+        </w:rPr>
+        <w:t xml:space="preserve">VIDEO PROMPT: </w:t>
+      </w:r>
+      <w:r>
+        <w:t xml:space="preserve">Create a 10-second photorealistic 9:16 vertical USA lifestyle Reel that looks like real smartphone footage, not AI. Use the attached mockup image as the EXACT T-shirt: identical wording, typography, ink colours and layout, nothing redrawn or invented. Location: Dry Cleaner Counter. Adult-only setting, no children in frame. Main subject: 34-year-old American woman with freckles and red hair, wearing the exact T-shirt from the attached image, holding a garment ticket. They speak naturally about the shirt's look, not reading the print aloud: "Okay, shirt check. It's soft, and the print doesn't crack." Then they turn slightly left and right to show the shirt from a natural angle. Keep the T-shirt the visual MAIN FOCUS for most of the 10 seconds, with a clear front view of the complete graphic, slight natural handheld movement and realistic autofocus. Natural American voice, realistic lip sync, real cotton fabric movement, realistic lighting and location-appropriate ambient sound. Include unscripted background giggling and a short burst of laughter from adult friends off-camera, mixed with the natural ambient sound. IMAGE/VIDEO FRAME: 9:16 VERTICAL. No CGI look, no cartoon, no plastic fabric, no distorted hands, no extra fingers, no altered wording, no added text, no captions or subtitles, no logo, no watermark.</w:t>
+      </w:r>
+    </w:p>
+    <w:p>
+      <w:pPr>
+        <w:pStyle w:val="Heading2"/>
+        <w:spacing w:before="240"/>
+      </w:pPr>
+      <w:r>
+        <w:t xml:space="preserve">22. Apartment Leasing Office — 39-year-old American man with a short boxed beard</w:t>
       </w:r>
     </w:p>
     <w:p>
@@ -1848,31 +1848,31 @@
         <w:t xml:space="preserve">IMAGE PROMPT: </w:t>
       </w:r>
       <w:r>
-        <w:t xml:space="preserve">Use the attached mockup image as the EXACT T-shirt: the person wears that shirt unchanged, with the same wording, typography, ink colours and layout (stacked white retro bubble-script lettering with a swash tail, a hot-pink underlined bottom word, on a black T-shirt). Do not redraw, rewrite, add, remove or rearrange any lettering; copy it exactly from the attached image. Highly photorealistic 36-year-old American man with a bucket hat in the USA, location: St. Patrick's Day Pub, holding a pint of green beer. Adult-only setting: everyone in frame is an adult, no children. Natural age-appropriate appearance, realistic skin texture, natural expression, real black cotton T-shirt with visible fabric weave and natural folds. The T-shirt graphic is the MAIN FOCUS: the entire front print fully visible, centered, sharp and readable. Real-life commercial lifestyle photography, natural lighting, realistic background, subtle depth of field, authentic smartphone perspective. IMAGE SIZE: 9:16 VERTICAL. No text anywhere except the shirt print itself: no captions, no logo, no watermark, no QR code.</w:t>
-      </w:r>
-    </w:p>
-    <w:p>
-      <w:pPr>
-        <w:spacing w:after="80"/>
-      </w:pPr>
-      <w:r>
-        <w:rPr>
-          <w:b/>
-          <w:bCs/>
-        </w:rPr>
-        <w:t xml:space="preserve">VIDEO PROMPT: </w:t>
-      </w:r>
-      <w:r>
-        <w:t xml:space="preserve">Create a 10-second photorealistic 9:16 vertical USA lifestyle Reel that looks like real smartphone footage, not AI. Use the attached mockup image as the EXACT T-shirt: identical wording, typography, ink colours and layout, nothing redrawn or invented. Location: St. Patrick's Day Pub. Adult-only setting, no children in frame. Main subject: 36-year-old American man with a bucket hat, wearing the exact T-shirt from the attached image, holding a pint of green beer. They speak naturally about the shirt's look, not reading the print aloud: "New shirt day, and it's a good one. Funniest gift I've gotten all year." Then they look off-camera at a friend, laugh, and look back at the lens. Keep the T-shirt the visual MAIN FOCUS for most of the 10 seconds, with a clear front view of the complete graphic, slight natural handheld movement and realistic autofocus. Natural American voice, realistic lip sync, real cotton fabric movement, realistic lighting and location-appropriate ambient sound. Background audio has natural chuckles from nearby adults reacting to the shirt, real and unpolished, not a laugh track. IMAGE/VIDEO FRAME: 9:16 VERTICAL. No CGI look, no cartoon, no plastic fabric, no distorted hands, no extra fingers, no altered wording, no added text, no captions or subtitles, no logo, no watermark.</w:t>
-      </w:r>
-    </w:p>
-    <w:p>
-      <w:pPr>
-        <w:pStyle w:val="Heading2"/>
-        <w:spacing w:before="240"/>
-      </w:pPr>
-      <w:r>
-        <w:t xml:space="preserve">23. Cinco De Mayo Patio Party — 40-year-old American woman with a denim jacket over the shirt left open</w:t>
+        <w:t xml:space="preserve">Use the attached mockup image as the EXACT T-shirt: the person wears that shirt unchanged, with the same wording, typography, ink colours and layout (stacked white retro bubble-script lettering with a swash tail, a hot-pink underlined bottom word, on a black T-shirt). Do not redraw, rewrite, add, remove or rearrange any lettering; copy it exactly from the attached image. Highly photorealistic 39-year-old American man with a short boxed beard in the USA, location: Apartment Leasing Office, holding up a set of new keys. Adult-only setting: everyone in frame is an adult, no children. Natural age-appropriate appearance, realistic skin texture, natural expression, real black cotton T-shirt with visible fabric weave and natural folds. The T-shirt graphic is the MAIN FOCUS: the entire front print fully visible, centered, sharp and readable. Real-life commercial lifestyle photography, natural lighting, realistic background, subtle depth of field, authentic smartphone perspective. IMAGE SIZE: 9:16 VERTICAL. No text anywhere except the shirt print itself: no captions, no logo, no watermark, no QR code.</w:t>
+      </w:r>
+    </w:p>
+    <w:p>
+      <w:pPr>
+        <w:spacing w:after="80"/>
+      </w:pPr>
+      <w:r>
+        <w:rPr>
+          <w:b/>
+          <w:bCs/>
+        </w:rPr>
+        <w:t xml:space="preserve">VIDEO PROMPT: </w:t>
+      </w:r>
+      <w:r>
+        <w:t xml:space="preserve">Create a 10-second photorealistic 9:16 vertical USA lifestyle Reel that looks like real smartphone footage, not AI. Use the attached mockup image as the EXACT T-shirt: identical wording, typography, ink colours and layout, nothing redrawn or invented. Location: Apartment Leasing Office. Adult-only setting, no children in frame. Main subject: 39-year-old American man with a short boxed beard, wearing the exact T-shirt from the attached image, holding up a set of new keys. They speak naturally about the shirt's look, not reading the print aloud: "New shirt day, and it's a good one. Funniest gift I've gotten all year." Then they look off-camera at a friend, laugh, and look back at the lens. Keep the T-shirt the visual MAIN FOCUS for most of the 10 seconds, with a clear front view of the complete graphic, slight natural handheld movement and realistic autofocus. Natural American voice, realistic lip sync, real cotton fabric movement, realistic lighting and location-appropriate ambient sound. Background audio has natural chuckles from nearby adults reacting to the shirt, real and unpolished, not a laugh track. IMAGE/VIDEO FRAME: 9:16 VERTICAL. No CGI look, no cartoon, no plastic fabric, no distorted hands, no extra fingers, no altered wording, no added text, no captions or subtitles, no logo, no watermark.</w:t>
+      </w:r>
+    </w:p>
+    <w:p>
+      <w:pPr>
+        <w:pStyle w:val="Heading2"/>
+        <w:spacing w:before="240"/>
+      </w:pPr>
+      <w:r>
+        <w:t xml:space="preserve">23. Storage Unit Hallway — 43-year-old American woman with a denim jacket over the shirt left open</w:t>
       </w:r>
     </w:p>
     <w:p>
@@ -1932,31 +1932,31 @@
         <w:t xml:space="preserve">IMAGE PROMPT: </w:t>
       </w:r>
       <w:r>
-        <w:t xml:space="preserve">Use the attached mockup image as the EXACT T-shirt: the person wears that shirt unchanged, with the same wording, typography, ink colours and layout (stacked white retro bubble-script lettering with a swash tail, a hot-pink underlined bottom word, on a black T-shirt). Do not redraw, rewrite, add, remove or rearrange any lettering; copy it exactly from the attached image. Highly photorealistic 40-year-old American woman with a denim jacket over the shirt left open in the USA, location: Cinco De Mayo Patio Party, holding a basket of chips and salsa. Adult-only setting: everyone in frame is an adult, no children. Natural age-appropriate appearance, realistic skin texture, natural expression, real black cotton T-shirt with visible fabric weave and natural folds. The T-shirt graphic is the MAIN FOCUS: the entire front print fully visible, centered, sharp and readable. Real-life commercial lifestyle photography, natural lighting, realistic background, subtle depth of field, authentic smartphone perspective. IMAGE SIZE: 9:16 VERTICAL. No text anywhere except the shirt print itself: no captions, no logo, no watermark, no QR code.</w:t>
-      </w:r>
-    </w:p>
-    <w:p>
-      <w:pPr>
-        <w:spacing w:after="80"/>
-      </w:pPr>
-      <w:r>
-        <w:rPr>
-          <w:b/>
-          <w:bCs/>
-        </w:rPr>
-        <w:t xml:space="preserve">VIDEO PROMPT: </w:t>
-      </w:r>
-      <w:r>
-        <w:t xml:space="preserve">Create a 10-second photorealistic 9:16 vertical USA lifestyle Reel that looks like real smartphone footage, not AI. Use the attached mockup image as the EXACT T-shirt: identical wording, typography, ink colours and layout, nothing redrawn or invented. Location: Cinco De Mayo Patio Party. Adult-only setting, no children in frame. Main subject: 40-year-old American woman with a denim jacket over the shirt left open, wearing the exact T-shirt from the attached image, holding a basket of chips and salsa. They speak naturally about the shirt's look, not reading the print aloud: "Everybody keeps asking about this shirt. Get one for your group chat's funniest person." Then they point to each line of the print one by one. Keep the T-shirt the visual MAIN FOCUS for most of the 10 seconds, with a clear front view of the complete graphic, slight natural handheld movement and realistic autofocus. Natural American voice, realistic lip sync, real cotton fabric movement, realistic lighting and location-appropriate ambient sound. Add warm, natural background laughter from friends nearby, as if they just read the shirt. IMAGE/VIDEO FRAME: 9:16 VERTICAL. No CGI look, no cartoon, no plastic fabric, no distorted hands, no extra fingers, no altered wording, no added text, no captions or subtitles, no logo, no watermark.</w:t>
-      </w:r>
-    </w:p>
-    <w:p>
-      <w:pPr>
-        <w:pStyle w:val="Heading2"/>
-        <w:spacing w:before="240"/>
-      </w:pPr>
-      <w:r>
-        <w:t xml:space="preserve">24. Holiday Sweater Party — 43-year-old American man with curly black hair</w:t>
+        <w:t xml:space="preserve">Use the attached mockup image as the EXACT T-shirt: the person wears that shirt unchanged, with the same wording, typography, ink colours and layout (stacked white retro bubble-script lettering with a swash tail, a hot-pink underlined bottom word, on a black T-shirt). Do not redraw, rewrite, add, remove or rearrange any lettering; copy it exactly from the attached image. Highly photorealistic 43-year-old American woman with a denim jacket over the shirt left open in the USA, location: Storage Unit Hallway, rolling up the unit door. Adult-only setting: everyone in frame is an adult, no children. Natural age-appropriate appearance, realistic skin texture, natural expression, real black cotton T-shirt with visible fabric weave and natural folds. The T-shirt graphic is the MAIN FOCUS: the entire front print fully visible, centered, sharp and readable. Real-life commercial lifestyle photography, natural lighting, realistic background, subtle depth of field, authentic smartphone perspective. IMAGE SIZE: 9:16 VERTICAL. No text anywhere except the shirt print itself: no captions, no logo, no watermark, no QR code.</w:t>
+      </w:r>
+    </w:p>
+    <w:p>
+      <w:pPr>
+        <w:spacing w:after="80"/>
+      </w:pPr>
+      <w:r>
+        <w:rPr>
+          <w:b/>
+          <w:bCs/>
+        </w:rPr>
+        <w:t xml:space="preserve">VIDEO PROMPT: </w:t>
+      </w:r>
+      <w:r>
+        <w:t xml:space="preserve">Create a 10-second photorealistic 9:16 vertical USA lifestyle Reel that looks like real smartphone footage, not AI. Use the attached mockup image as the EXACT T-shirt: identical wording, typography, ink colours and layout, nothing redrawn or invented. Location: Storage Unit Hallway. Adult-only setting, no children in frame. Main subject: 43-year-old American woman with a denim jacket over the shirt left open, wearing the exact T-shirt from the attached image, rolling up the unit door. They speak naturally about the shirt's look, not reading the print aloud: "Everybody keeps asking about this shirt. Get one for your group chat's funniest person." Then they point to each line of the print one by one. Keep the T-shirt the visual MAIN FOCUS for most of the 10 seconds, with a clear front view of the complete graphic, slight natural handheld movement and realistic autofocus. Natural American voice, realistic lip sync, real cotton fabric movement, realistic lighting and location-appropriate ambient sound. Add warm, natural background laughter from friends nearby, as if they just read the shirt. IMAGE/VIDEO FRAME: 9:16 VERTICAL. No CGI look, no cartoon, no plastic fabric, no distorted hands, no extra fingers, no altered wording, no added text, no captions or subtitles, no logo, no watermark.</w:t>
+      </w:r>
+    </w:p>
+    <w:p>
+      <w:pPr>
+        <w:pStyle w:val="Heading2"/>
+        <w:spacing w:before="240"/>
+      </w:pPr>
+      <w:r>
+        <w:t xml:space="preserve">24. Moving Truck Rental Lot — 47-year-old American man with a backwards cap</w:t>
       </w:r>
     </w:p>
     <w:p>
@@ -2016,31 +2016,31 @@
         <w:t xml:space="preserve">IMAGE PROMPT: </w:t>
       </w:r>
       <w:r>
-        <w:t xml:space="preserve">Use the attached mockup image as the EXACT T-shirt: the person wears that shirt unchanged, with the same wording, typography, ink colours and layout (stacked white retro bubble-script lettering with a swash tail, a hot-pink underlined bottom word, on a black T-shirt). Do not redraw, rewrite, add, remove or rearrange any lettering; copy it exactly from the attached image. Highly photorealistic 43-year-old American man with curly black hair in the USA, location: Holiday Sweater Party, holding a mug of eggnog. Adult-only setting: everyone in frame is an adult, no children. Natural age-appropriate appearance, realistic skin texture, natural expression, real black cotton T-shirt with visible fabric weave and natural folds. The T-shirt graphic is the MAIN FOCUS: the entire front print fully visible, centered, sharp and readable. Real-life commercial lifestyle photography, natural lighting, realistic background, subtle depth of field, authentic smartphone perspective. IMAGE SIZE: 9:16 VERTICAL. No text anywhere except the shirt print itself: no captions, no logo, no watermark, no QR code.</w:t>
-      </w:r>
-    </w:p>
-    <w:p>
-      <w:pPr>
-        <w:spacing w:after="80"/>
-      </w:pPr>
-      <w:r>
-        <w:rPr>
-          <w:b/>
-          <w:bCs/>
-        </w:rPr>
-        <w:t xml:space="preserve">VIDEO PROMPT: </w:t>
-      </w:r>
-      <w:r>
-        <w:t xml:space="preserve">Create a 10-second photorealistic 9:16 vertical USA lifestyle Reel that looks like real smartphone footage, not AI. Use the attached mockup image as the EXACT T-shirt: identical wording, typography, ink colours and layout, nothing redrawn or invented. Location: Holiday Sweater Party. Adult-only setting, no children in frame. Main subject: 43-year-old American man with curly black hair, wearing the exact T-shirt from the attached image, holding a mug of eggnog. They speak naturally about the shirt's look, not reading the print aloud: "I wore this on purpose today. The bubble letters look straight out of the seventies." Then they shrug, grin, and tug the hem so the print sits flat. Keep the T-shirt the visual MAIN FOCUS for most of the 10 seconds, with a clear front view of the complete graphic, slight natural handheld movement and realistic autofocus. Natural American voice, realistic lip sync, real cotton fabric movement, realistic lighting and location-appropriate ambient sound. Mix in a friend off-camera saying "No way" and laughing, plus natural ambient sound. IMAGE/VIDEO FRAME: 9:16 VERTICAL. No CGI look, no cartoon, no plastic fabric, no distorted hands, no extra fingers, no altered wording, no added text, no captions or subtitles, no logo, no watermark.</w:t>
-      </w:r>
-    </w:p>
-    <w:p>
-      <w:pPr>
-        <w:pStyle w:val="Heading2"/>
-        <w:spacing w:before="240"/>
-      </w:pPr>
-      <w:r>
-        <w:t xml:space="preserve">25. 40th Birthday Backyard Party — 37-year-old American woman with curly auburn hair</w:t>
+        <w:t xml:space="preserve">Use the attached mockup image as the EXACT T-shirt: the person wears that shirt unchanged, with the same wording, typography, ink colours and layout (stacked white retro bubble-script lettering with a swash tail, a hot-pink underlined bottom word, on a black T-shirt). Do not redraw, rewrite, add, remove or rearrange any lettering; copy it exactly from the attached image. Highly photorealistic 47-year-old American man with a backwards cap in the USA, location: Moving Truck Rental Lot, holding a clipboard beside a box truck. Adult-only setting: everyone in frame is an adult, no children. Natural age-appropriate appearance, realistic skin texture, natural expression, real black cotton T-shirt with visible fabric weave and natural folds. The T-shirt graphic is the MAIN FOCUS: the entire front print fully visible, centered, sharp and readable. Real-life commercial lifestyle photography, natural lighting, realistic background, subtle depth of field, authentic smartphone perspective. IMAGE SIZE: 9:16 VERTICAL. No text anywhere except the shirt print itself: no captions, no logo, no watermark, no QR code.</w:t>
+      </w:r>
+    </w:p>
+    <w:p>
+      <w:pPr>
+        <w:spacing w:after="80"/>
+      </w:pPr>
+      <w:r>
+        <w:rPr>
+          <w:b/>
+          <w:bCs/>
+        </w:rPr>
+        <w:t xml:space="preserve">VIDEO PROMPT: </w:t>
+      </w:r>
+      <w:r>
+        <w:t xml:space="preserve">Create a 10-second photorealistic 9:16 vertical USA lifestyle Reel that looks like real smartphone footage, not AI. Use the attached mockup image as the EXACT T-shirt: identical wording, typography, ink colours and layout, nothing redrawn or invented. Location: Moving Truck Rental Lot. Adult-only setting, no children in frame. Main subject: 47-year-old American man with a backwards cap, wearing the exact T-shirt from the attached image, holding a clipboard beside a box truck. They speak naturally about the shirt's look, not reading the print aloud: "I wore this on purpose today. The bubble letters look straight out of the seventies." Then they shrug, grin, and tug the hem so the print sits flat. Keep the T-shirt the visual MAIN FOCUS for most of the 10 seconds, with a clear front view of the complete graphic, slight natural handheld movement and realistic autofocus. Natural American voice, realistic lip sync, real cotton fabric movement, realistic lighting and location-appropriate ambient sound. Mix in a friend off-camera saying "No way" and laughing, plus natural ambient sound. IMAGE/VIDEO FRAME: 9:16 VERTICAL. No CGI look, no cartoon, no plastic fabric, no distorted hands, no extra fingers, no altered wording, no added text, no captions or subtitles, no logo, no watermark.</w:t>
+      </w:r>
+    </w:p>
+    <w:p>
+      <w:pPr>
+        <w:pStyle w:val="Heading2"/>
+        <w:spacing w:before="240"/>
+      </w:pPr>
+      <w:r>
+        <w:t xml:space="preserve">25. Home Improvement Paint Counter — 40-year-old American woman with a neat ponytail</w:t>
       </w:r>
     </w:p>
     <w:p>
@@ -2100,31 +2100,31 @@
         <w:t xml:space="preserve">IMAGE PROMPT: </w:t>
       </w:r>
       <w:r>
-        <w:t xml:space="preserve">Use the attached mockup image as the EXACT T-shirt: the person wears that shirt unchanged, with the same wording, typography, ink colours and layout (stacked white retro bubble-script lettering with a swash tail, a hot-pink underlined bottom word, on a black T-shirt). Do not redraw, rewrite, add, remove or rearrange any lettering; copy it exactly from the attached image. Highly photorealistic 37-year-old American woman with curly auburn hair in the USA, location: 40th Birthday Backyard Party, blowing a party horn. Adult-only setting: everyone in frame is an adult, no children. Natural age-appropriate appearance, realistic skin texture, natural expression, real black cotton T-shirt with visible fabric weave and natural folds. The T-shirt graphic is the MAIN FOCUS: the entire front print fully visible, centered, sharp and readable. Real-life commercial lifestyle photography, natural lighting, realistic background, subtle depth of field, authentic smartphone perspective. IMAGE SIZE: 9:16 VERTICAL. No text anywhere except the shirt print itself: no captions, no logo, no watermark, no QR code.</w:t>
-      </w:r>
-    </w:p>
-    <w:p>
-      <w:pPr>
-        <w:spacing w:after="80"/>
-      </w:pPr>
-      <w:r>
-        <w:rPr>
-          <w:b/>
-          <w:bCs/>
-        </w:rPr>
-        <w:t xml:space="preserve">VIDEO PROMPT: </w:t>
-      </w:r>
-      <w:r>
-        <w:t xml:space="preserve">Create a 10-second photorealistic 9:16 vertical USA lifestyle Reel that looks like real smartphone footage, not AI. Use the attached mockup image as the EXACT T-shirt: identical wording, typography, ink colours and layout, nothing redrawn or invented. Location: 40th Birthday Backyard Party. Adult-only setting, no children in frame. Main subject: 37-year-old American woman with curly auburn hair, wearing the exact T-shirt from the attached image, blowing a party horn. They speak naturally about the shirt's look, not reading the print aloud: "Let's see who reads this one first. The fit is great and the print is crisp." Then they take a step back so the whole front is in frame. Keep the T-shirt the visual MAIN FOCUS for most of the 10 seconds, with a clear front view of the complete graphic, slight natural handheld movement and realistic autofocus. Natural American voice, realistic lip sync, real cotton fabric movement, realistic lighting and location-appropriate ambient sound. Include unscripted background giggling and a short burst of laughter from adult friends off-camera, mixed with the natural ambient sound. IMAGE/VIDEO FRAME: 9:16 VERTICAL. No CGI look, no cartoon, no plastic fabric, no distorted hands, no extra fingers, no altered wording, no added text, no captions or subtitles, no logo, no watermark.</w:t>
-      </w:r>
-    </w:p>
-    <w:p>
-      <w:pPr>
-        <w:pStyle w:val="Heading2"/>
-        <w:spacing w:before="240"/>
-      </w:pPr>
-      <w:r>
-        <w:t xml:space="preserve">26. Retirement Party Private Dining Room — 48-year-old American man with a worn ball cap</w:t>
+        <w:t xml:space="preserve">Use the attached mockup image as the EXACT T-shirt: the person wears that shirt unchanged, with the same wording, typography, ink colours and layout (stacked white retro bubble-script lettering with a swash tail, a hot-pink underlined bottom word, on a black T-shirt). Do not redraw, rewrite, add, remove or rearrange any lettering; copy it exactly from the attached image. Highly photorealistic 40-year-old American woman with a neat ponytail in the USA, location: Home Improvement Paint Counter, waiting while the paint gets mixed. Adult-only setting: everyone in frame is an adult, no children. Natural age-appropriate appearance, realistic skin texture, natural expression, real black cotton T-shirt with visible fabric weave and natural folds. The T-shirt graphic is the MAIN FOCUS: the entire front print fully visible, centered, sharp and readable. Real-life commercial lifestyle photography, natural lighting, realistic background, subtle depth of field, authentic smartphone perspective. IMAGE SIZE: 9:16 VERTICAL. No text anywhere except the shirt print itself: no captions, no logo, no watermark, no QR code.</w:t>
+      </w:r>
+    </w:p>
+    <w:p>
+      <w:pPr>
+        <w:spacing w:after="80"/>
+      </w:pPr>
+      <w:r>
+        <w:rPr>
+          <w:b/>
+          <w:bCs/>
+        </w:rPr>
+        <w:t xml:space="preserve">VIDEO PROMPT: </w:t>
+      </w:r>
+      <w:r>
+        <w:t xml:space="preserve">Create a 10-second photorealistic 9:16 vertical USA lifestyle Reel that looks like real smartphone footage, not AI. Use the attached mockup image as the EXACT T-shirt: identical wording, typography, ink colours and layout, nothing redrawn or invented. Location: Home Improvement Paint Counter. Adult-only setting, no children in frame. Main subject: 40-year-old American woman with a neat ponytail, wearing the exact T-shirt from the attached image, waiting while the paint gets mixed. They speak naturally about the shirt's look, not reading the print aloud: "Let's see who reads this one first. The fit is great and the print is crisp." Then they take a step back so the whole front is in frame. Keep the T-shirt the visual MAIN FOCUS for most of the 10 seconds, with a clear front view of the complete graphic, slight natural handheld movement and realistic autofocus. Natural American voice, realistic lip sync, real cotton fabric movement, realistic lighting and location-appropriate ambient sound. Include unscripted background giggling and a short burst of laughter from adult friends off-camera, mixed with the natural ambient sound. IMAGE/VIDEO FRAME: 9:16 VERTICAL. No CGI look, no cartoon, no plastic fabric, no distorted hands, no extra fingers, no altered wording, no added text, no captions or subtitles, no logo, no watermark.</w:t>
+      </w:r>
+    </w:p>
+    <w:p>
+      <w:pPr>
+        <w:pStyle w:val="Heading2"/>
+        <w:spacing w:before="240"/>
+      </w:pPr>
+      <w:r>
+        <w:t xml:space="preserve">26. Garden Center Checkout — 53-year-old American man with a worn ball cap</w:t>
       </w:r>
     </w:p>
     <w:p>
@@ -2184,31 +2184,31 @@
         <w:t xml:space="preserve">IMAGE PROMPT: </w:t>
       </w:r>
       <w:r>
-        <w:t xml:space="preserve">Use the attached mockup image as the EXACT T-shirt: the person wears that shirt unchanged, with the same wording, typography, ink colours and layout (stacked white retro bubble-script lettering with a swash tail, a hot-pink underlined bottom word, on a black T-shirt). Do not redraw, rewrite, add, remove or rearrange any lettering; copy it exactly from the attached image. Highly photorealistic 48-year-old American man with a worn ball cap in the USA, location: Retirement Party Private Dining Room, raising a toast. Adult-only setting: everyone in frame is an adult, no children. Natural age-appropriate appearance, realistic skin texture, natural expression, real black cotton T-shirt with visible fabric weave and natural folds. The T-shirt graphic is the MAIN FOCUS: the entire front print fully visible, centered, sharp and readable. Real-life commercial lifestyle photography, natural lighting, realistic background, subtle depth of field, authentic smartphone perspective. IMAGE SIZE: 9:16 VERTICAL. No text anywhere except the shirt print itself: no captions, no logo, no watermark, no QR code.</w:t>
-      </w:r>
-    </w:p>
-    <w:p>
-      <w:pPr>
-        <w:spacing w:after="80"/>
-      </w:pPr>
-      <w:r>
-        <w:rPr>
-          <w:b/>
-          <w:bCs/>
-        </w:rPr>
-        <w:t xml:space="preserve">VIDEO PROMPT: </w:t>
-      </w:r>
-      <w:r>
-        <w:t xml:space="preserve">Create a 10-second photorealistic 9:16 vertical USA lifestyle Reel that looks like real smartphone footage, not AI. Use the attached mockup image as the EXACT T-shirt: identical wording, typography, ink colours and layout, nothing redrawn or invented. Location: Retirement Party Private Dining Room. Adult-only setting, no children in frame. Main subject: 48-year-old American man with a worn ball cap, wearing the exact T-shirt from the attached image, raising a toast. They speak naturally about the shirt's look, not reading the print aloud: "My friend gave me this and I can't stop wearing it. It looks even better in person." Then they cover their mouth, laugh, and show the shirt again. Keep the T-shirt the visual MAIN FOCUS for most of the 10 seconds, with a clear front view of the complete graphic, slight natural handheld movement and realistic autofocus. Natural American voice, realistic lip sync, real cotton fabric movement, realistic lighting and location-appropriate ambient sound. Background audio has natural chuckles from nearby adults reacting to the shirt, real and unpolished, not a laugh track. IMAGE/VIDEO FRAME: 9:16 VERTICAL. No CGI look, no cartoon, no plastic fabric, no distorted hands, no extra fingers, no altered wording, no added text, no captions or subtitles, no logo, no watermark.</w:t>
-      </w:r>
-    </w:p>
-    <w:p>
-      <w:pPr>
-        <w:pStyle w:val="Heading2"/>
-        <w:spacing w:before="240"/>
-      </w:pPr>
-      <w:r>
-        <w:t xml:space="preserve">27. Divorce Party Lounge — 47-year-old American woman with big hoop earrings</w:t>
+        <w:t xml:space="preserve">Use the attached mockup image as the EXACT T-shirt: the person wears that shirt unchanged, with the same wording, typography, ink colours and layout (stacked white retro bubble-script lettering with a swash tail, a hot-pink underlined bottom word, on a black T-shirt). Do not redraw, rewrite, add, remove or rearrange any lettering; copy it exactly from the attached image. Highly photorealistic 53-year-old American man with a worn ball cap in the USA, location: Garden Center Checkout, holding a flat of flowers. Adult-only setting: everyone in frame is an adult, no children. Natural age-appropriate appearance, realistic skin texture, natural expression, real black cotton T-shirt with visible fabric weave and natural folds. The T-shirt graphic is the MAIN FOCUS: the entire front print fully visible, centered, sharp and readable. Real-life commercial lifestyle photography, natural lighting, realistic background, subtle depth of field, authentic smartphone perspective. IMAGE SIZE: 9:16 VERTICAL. No text anywhere except the shirt print itself: no captions, no logo, no watermark, no QR code.</w:t>
+      </w:r>
+    </w:p>
+    <w:p>
+      <w:pPr>
+        <w:spacing w:after="80"/>
+      </w:pPr>
+      <w:r>
+        <w:rPr>
+          <w:b/>
+          <w:bCs/>
+        </w:rPr>
+        <w:t xml:space="preserve">VIDEO PROMPT: </w:t>
+      </w:r>
+      <w:r>
+        <w:t xml:space="preserve">Create a 10-second photorealistic 9:16 vertical USA lifestyle Reel that looks like real smartphone footage, not AI. Use the attached mockup image as the EXACT T-shirt: identical wording, typography, ink colours and layout, nothing redrawn or invented. Location: Garden Center Checkout. Adult-only setting, no children in frame. Main subject: 53-year-old American man with a worn ball cap, wearing the exact T-shirt from the attached image, holding a flat of flowers. They speak naturally about the shirt's look, not reading the print aloud: "My friend gave me this and I can't stop wearing it. It looks even better in person." Then they cover their mouth, laugh, and show the shirt again. Keep the T-shirt the visual MAIN FOCUS for most of the 10 seconds, with a clear front view of the complete graphic, slight natural handheld movement and realistic autofocus. Natural American voice, realistic lip sync, real cotton fabric movement, realistic lighting and location-appropriate ambient sound. Background audio has natural chuckles from nearby adults reacting to the shirt, real and unpolished, not a laugh track. IMAGE/VIDEO FRAME: 9:16 VERTICAL. No CGI look, no cartoon, no plastic fabric, no distorted hands, no extra fingers, no altered wording, no added text, no captions or subtitles, no logo, no watermark.</w:t>
+      </w:r>
+    </w:p>
+    <w:p>
+      <w:pPr>
+        <w:pStyle w:val="Heading2"/>
+        <w:spacing w:before="240"/>
+      </w:pPr>
+      <w:r>
+        <w:t xml:space="preserve">27. Furniture Store Showroom — 52-year-old American woman with big hoop earrings</w:t>
       </w:r>
     </w:p>
     <w:p>
@@ -2268,31 +2268,31 @@
         <w:t xml:space="preserve">IMAGE PROMPT: </w:t>
       </w:r>
       <w:r>
-        <w:t xml:space="preserve">Use the attached mockup image as the EXACT T-shirt: the person wears that shirt unchanged, with the same wording, typography, ink colours and layout (stacked white retro bubble-script lettering with a swash tail, a hot-pink underlined bottom word, on a black T-shirt). Do not redraw, rewrite, add, remove or rearrange any lettering; copy it exactly from the attached image. Highly photorealistic 47-year-old American woman with big hoop earrings in the USA, location: Divorce Party Lounge, popping a bottle of champagne. Adult-only setting: everyone in frame is an adult, no children. Natural age-appropriate appearance, realistic skin texture, natural expression, real black cotton T-shirt with visible fabric weave and natural folds. The T-shirt graphic is the MAIN FOCUS: the entire front print fully visible, centered, sharp and readable. Real-life commercial lifestyle photography, natural lighting, realistic background, subtle depth of field, authentic smartphone perspective. IMAGE SIZE: 9:16 VERTICAL. No text anywhere except the shirt print itself: no captions, no logo, no watermark, no QR code.</w:t>
-      </w:r>
-    </w:p>
-    <w:p>
-      <w:pPr>
-        <w:spacing w:after="80"/>
-      </w:pPr>
-      <w:r>
-        <w:rPr>
-          <w:b/>
-          <w:bCs/>
-        </w:rPr>
-        <w:t xml:space="preserve">VIDEO PROMPT: </w:t>
-      </w:r>
-      <w:r>
-        <w:t xml:space="preserve">Create a 10-second photorealistic 9:16 vertical USA lifestyle Reel that looks like real smartphone footage, not AI. Use the attached mockup image as the EXACT T-shirt: identical wording, typography, ink colours and layout, nothing redrawn or invented. Location: Divorce Party Lounge. Adult-only setting, no children in frame. Main subject: 47-year-old American woman with big hoop earrings, wearing the exact T-shirt from the attached image, popping a bottle of champagne. They speak naturally about the shirt's look, not reading the print aloud: "Be honest, is this the best shirt here? Perfect gift for the friend with the worst sense of humor." Then they gesture down at the shirt with both hands like a reveal. Keep the T-shirt the visual MAIN FOCUS for most of the 10 seconds, with a clear front view of the complete graphic, slight natural handheld movement and realistic autofocus. Natural American voice, realistic lip sync, real cotton fabric movement, realistic lighting and location-appropriate ambient sound. Add warm, natural background laughter from friends nearby, as if they just read the shirt. IMAGE/VIDEO FRAME: 9:16 VERTICAL. No CGI look, no cartoon, no plastic fabric, no distorted hands, no extra fingers, no altered wording, no added text, no captions or subtitles, no logo, no watermark.</w:t>
-      </w:r>
-    </w:p>
-    <w:p>
-      <w:pPr>
-        <w:pStyle w:val="Heading2"/>
-        <w:spacing w:before="240"/>
-      </w:pPr>
-      <w:r>
-        <w:t xml:space="preserve">28. Engagement Party Patio — 43-year-old American man with a buzz cut</w:t>
+        <w:t xml:space="preserve">Use the attached mockup image as the EXACT T-shirt: the person wears that shirt unchanged, with the same wording, typography, ink colours and layout (stacked white retro bubble-script lettering with a swash tail, a hot-pink underlined bottom word, on a black T-shirt). Do not redraw, rewrite, add, remove or rearrange any lettering; copy it exactly from the attached image. Highly photorealistic 52-year-old American woman with big hoop earrings in the USA, location: Furniture Store Showroom, testing out a recliner. Adult-only setting: everyone in frame is an adult, no children. Natural age-appropriate appearance, realistic skin texture, natural expression, real black cotton T-shirt with visible fabric weave and natural folds. The T-shirt graphic is the MAIN FOCUS: the entire front print fully visible, centered, sharp and readable. Real-life commercial lifestyle photography, natural lighting, realistic background, subtle depth of field, authentic smartphone perspective. IMAGE SIZE: 9:16 VERTICAL. No text anywhere except the shirt print itself: no captions, no logo, no watermark, no QR code.</w:t>
+      </w:r>
+    </w:p>
+    <w:p>
+      <w:pPr>
+        <w:spacing w:after="80"/>
+      </w:pPr>
+      <w:r>
+        <w:rPr>
+          <w:b/>
+          <w:bCs/>
+        </w:rPr>
+        <w:t xml:space="preserve">VIDEO PROMPT: </w:t>
+      </w:r>
+      <w:r>
+        <w:t xml:space="preserve">Create a 10-second photorealistic 9:16 vertical USA lifestyle Reel that looks like real smartphone footage, not AI. Use the attached mockup image as the EXACT T-shirt: identical wording, typography, ink colours and layout, nothing redrawn or invented. Location: Furniture Store Showroom. Adult-only setting, no children in frame. Main subject: 52-year-old American woman with big hoop earrings, wearing the exact T-shirt from the attached image, testing out a recliner. They speak naturally about the shirt's look, not reading the print aloud: "Be honest, is this the best shirt here? Perfect gift for the friend with the worst sense of humor." Then they gesture down at the shirt with both hands like a reveal. Keep the T-shirt the visual MAIN FOCUS for most of the 10 seconds, with a clear front view of the complete graphic, slight natural handheld movement and realistic autofocus. Natural American voice, realistic lip sync, real cotton fabric movement, realistic lighting and location-appropriate ambient sound. Add warm, natural background laughter from friends nearby, as if they just read the shirt. IMAGE/VIDEO FRAME: 9:16 VERTICAL. No CGI look, no cartoon, no plastic fabric, no distorted hands, no extra fingers, no altered wording, no added text, no captions or subtitles, no logo, no watermark.</w:t>
+      </w:r>
+    </w:p>
+    <w:p>
+      <w:pPr>
+        <w:pStyle w:val="Heading2"/>
+        <w:spacing w:before="240"/>
+      </w:pPr>
+      <w:r>
+        <w:t xml:space="preserve">28. Mattress Store — 47-year-old American man with a shaved head and goatee</w:t>
       </w:r>
     </w:p>
     <w:p>
@@ -2352,31 +2352,31 @@
         <w:t xml:space="preserve">IMAGE PROMPT: </w:t>
       </w:r>
       <w:r>
-        <w:t xml:space="preserve">Use the attached mockup image as the EXACT T-shirt: the person wears that shirt unchanged, with the same wording, typography, ink colours and layout (stacked white retro bubble-script lettering with a swash tail, a hot-pink underlined bottom word, on a black T-shirt). Do not redraw, rewrite, add, remove or rearrange any lettering; copy it exactly from the attached image. Highly photorealistic 43-year-old American man with a buzz cut in the USA, location: Engagement Party Patio, clinking glasses with friends. Adult-only setting: everyone in frame is an adult, no children. Natural age-appropriate appearance, realistic skin texture, natural expression, real black cotton T-shirt with visible fabric weave and natural folds. The T-shirt graphic is the MAIN FOCUS: the entire front print fully visible, centered, sharp and readable. Real-life commercial lifestyle photography, natural lighting, realistic background, subtle depth of field, authentic smartphone perspective. IMAGE SIZE: 9:16 VERTICAL. No text anywhere except the shirt print itself: no captions, no logo, no watermark, no QR code.</w:t>
-      </w:r>
-    </w:p>
-    <w:p>
-      <w:pPr>
-        <w:spacing w:after="80"/>
-      </w:pPr>
-      <w:r>
-        <w:rPr>
-          <w:b/>
-          <w:bCs/>
-        </w:rPr>
-        <w:t xml:space="preserve">VIDEO PROMPT: </w:t>
-      </w:r>
-      <w:r>
-        <w:t xml:space="preserve">Create a 10-second photorealistic 9:16 vertical USA lifestyle Reel that looks like real smartphone footage, not AI. Use the attached mockup image as the EXACT T-shirt: identical wording, typography, ink colours and layout, nothing redrawn or invented. Location: Engagement Party Patio. Adult-only setting, no children in frame. Main subject: 43-year-old American man with a buzz cut, wearing the exact T-shirt from the attached image, clinking glasses with friends. They speak naturally about the shirt's look, not reading the print aloud: "This shirt gets a reaction every single time. That pink against the black is the whole vibe." Then they straighten the shirt with both hands and face the camera. Keep the T-shirt the visual MAIN FOCUS for most of the 10 seconds, with a clear front view of the complete graphic, slight natural handheld movement and realistic autofocus. Natural American voice, realistic lip sync, real cotton fabric movement, realistic lighting and location-appropriate ambient sound. Mix in a friend off-camera saying "No way" and laughing, plus natural ambient sound. IMAGE/VIDEO FRAME: 9:16 VERTICAL. No CGI look, no cartoon, no plastic fabric, no distorted hands, no extra fingers, no altered wording, no added text, no captions or subtitles, no logo, no watermark.</w:t>
-      </w:r>
-    </w:p>
-    <w:p>
-      <w:pPr>
-        <w:pStyle w:val="Heading2"/>
-        <w:spacing w:before="240"/>
-      </w:pPr>
-      <w:r>
-        <w:t xml:space="preserve">29. Lake Community Golf Cart — 37-year-old American woman with a denim jacket over the shirt left open</w:t>
+        <w:t xml:space="preserve">Use the attached mockup image as the EXACT T-shirt: the person wears that shirt unchanged, with the same wording, typography, ink colours and layout (stacked white retro bubble-script lettering with a swash tail, a hot-pink underlined bottom word, on a black T-shirt). Do not redraw, rewrite, add, remove or rearrange any lettering; copy it exactly from the attached image. Highly photorealistic 47-year-old American man with a shaved head and goatee in the USA, location: Mattress Store, sitting up on the edge of a mattress. Adult-only setting: everyone in frame is an adult, no children. Natural age-appropriate appearance, realistic skin texture, natural expression, real black cotton T-shirt with visible fabric weave and natural folds. The T-shirt graphic is the MAIN FOCUS: the entire front print fully visible, centered, sharp and readable. Real-life commercial lifestyle photography, natural lighting, realistic background, subtle depth of field, authentic smartphone perspective. IMAGE SIZE: 9:16 VERTICAL. No text anywhere except the shirt print itself: no captions, no logo, no watermark, no QR code.</w:t>
+      </w:r>
+    </w:p>
+    <w:p>
+      <w:pPr>
+        <w:spacing w:after="80"/>
+      </w:pPr>
+      <w:r>
+        <w:rPr>
+          <w:b/>
+          <w:bCs/>
+        </w:rPr>
+        <w:t xml:space="preserve">VIDEO PROMPT: </w:t>
+      </w:r>
+      <w:r>
+        <w:t xml:space="preserve">Create a 10-second photorealistic 9:16 vertical USA lifestyle Reel that looks like real smartphone footage, not AI. Use the attached mockup image as the EXACT T-shirt: identical wording, typography, ink colours and layout, nothing redrawn or invented. Location: Mattress Store. Adult-only setting, no children in frame. Main subject: 47-year-old American man with a shaved head and goatee, wearing the exact T-shirt from the attached image, sitting up on the edge of a mattress. They speak naturally about the shirt's look, not reading the print aloud: "This shirt gets a reaction every single time. That pink against the black is the whole vibe." Then they straighten the shirt with both hands and face the camera. Keep the T-shirt the visual MAIN FOCUS for most of the 10 seconds, with a clear front view of the complete graphic, slight natural handheld movement and realistic autofocus. Natural American voice, realistic lip sync, real cotton fabric movement, realistic lighting and location-appropriate ambient sound. Mix in a friend off-camera saying "No way" and laughing, plus natural ambient sound. IMAGE/VIDEO FRAME: 9:16 VERTICAL. No CGI look, no cartoon, no plastic fabric, no distorted hands, no extra fingers, no altered wording, no added text, no captions or subtitles, no logo, no watermark.</w:t>
+      </w:r>
+    </w:p>
+    <w:p>
+      <w:pPr>
+        <w:pStyle w:val="Heading2"/>
+        <w:spacing w:before="240"/>
+      </w:pPr>
+      <w:r>
+        <w:t xml:space="preserve">29. Appliance Delivery Driveway — 40-year-old American woman with reading glasses pushed up on her head</w:t>
       </w:r>
     </w:p>
     <w:p>
@@ -2436,31 +2436,31 @@
         <w:t xml:space="preserve">IMAGE PROMPT: </w:t>
       </w:r>
       <w:r>
-        <w:t xml:space="preserve">Use the attached mockup image as the EXACT T-shirt: the person wears that shirt unchanged, with the same wording, typography, ink colours and layout (stacked white retro bubble-script lettering with a swash tail, a hot-pink underlined bottom word, on a black T-shirt). Do not redraw, rewrite, add, remove or rearrange any lettering; copy it exactly from the attached image. Highly photorealistic 37-year-old American woman with a denim jacket over the shirt left open in the USA, location: Lake Community Golf Cart, driving slowly and waving. Adult-only setting: everyone in frame is an adult, no children. Natural age-appropriate appearance, realistic skin texture, natural expression, real black cotton T-shirt with visible fabric weave and natural folds. The T-shirt graphic is the MAIN FOCUS: the entire front print fully visible, centered, sharp and readable. Real-life commercial lifestyle photography, natural lighting, realistic background, subtle depth of field, authentic smartphone perspective. IMAGE SIZE: 9:16 VERTICAL. No text anywhere except the shirt print itself: no captions, no logo, no watermark, no QR code.</w:t>
-      </w:r>
-    </w:p>
-    <w:p>
-      <w:pPr>
-        <w:spacing w:after="80"/>
-      </w:pPr>
-      <w:r>
-        <w:rPr>
-          <w:b/>
-          <w:bCs/>
-        </w:rPr>
-        <w:t xml:space="preserve">VIDEO PROMPT: </w:t>
-      </w:r>
-      <w:r>
-        <w:t xml:space="preserve">Create a 10-second photorealistic 9:16 vertical USA lifestyle Reel that looks like real smartphone footage, not AI. Use the attached mockup image as the EXACT T-shirt: identical wording, typography, ink colours and layout, nothing redrawn or invented. Location: Lake Community Golf Cart. Adult-only setting, no children in frame. Main subject: 37-year-old American woman with a denim jacket over the shirt left open, wearing the exact T-shirt from the attached image, driving slowly and waving. They speak naturally about the shirt's look, not reading the print aloud: "I didn't expect this many people to notice my shirt. The contrast is ridiculous, in a good way." Then they turn slightly left and right to show the shirt from a natural angle. Keep the T-shirt the visual MAIN FOCUS for most of the 10 seconds, with a clear front view of the complete graphic, slight natural handheld movement and realistic autofocus. Natural American voice, realistic lip sync, real cotton fabric movement, realistic lighting and location-appropriate ambient sound. Include unscripted background giggling and a short burst of laughter from adult friends off-camera, mixed with the natural ambient sound. IMAGE/VIDEO FRAME: 9:16 VERTICAL. No CGI look, no cartoon, no plastic fabric, no distorted hands, no extra fingers, no altered wording, no added text, no captions or subtitles, no logo, no watermark.</w:t>
-      </w:r>
-    </w:p>
-    <w:p>
-      <w:pPr>
-        <w:pStyle w:val="Heading2"/>
-        <w:spacing w:before="240"/>
-      </w:pPr>
-      <w:r>
-        <w:t xml:space="preserve">30. Ski Lodge Apres-Ski Bar — 51-year-old American man with round glasses</w:t>
+        <w:t xml:space="preserve">Use the attached mockup image as the EXACT T-shirt: the person wears that shirt unchanged, with the same wording, typography, ink colours and layout (stacked white retro bubble-script lettering with a swash tail, a hot-pink underlined bottom word, on a black T-shirt). Do not redraw, rewrite, add, remove or rearrange any lettering; copy it exactly from the attached image. Highly photorealistic 40-year-old American woman with reading glasses pushed up on her head in the USA, location: Appliance Delivery Driveway, signing for a new washing machine. Adult-only setting: everyone in frame is an adult, no children. Natural age-appropriate appearance, realistic skin texture, natural expression, real black cotton T-shirt with visible fabric weave and natural folds. The T-shirt graphic is the MAIN FOCUS: the entire front print fully visible, centered, sharp and readable. Real-life commercial lifestyle photography, natural lighting, realistic background, subtle depth of field, authentic smartphone perspective. IMAGE SIZE: 9:16 VERTICAL. No text anywhere except the shirt print itself: no captions, no logo, no watermark, no QR code.</w:t>
+      </w:r>
+    </w:p>
+    <w:p>
+      <w:pPr>
+        <w:spacing w:after="80"/>
+      </w:pPr>
+      <w:r>
+        <w:rPr>
+          <w:b/>
+          <w:bCs/>
+        </w:rPr>
+        <w:t xml:space="preserve">VIDEO PROMPT: </w:t>
+      </w:r>
+      <w:r>
+        <w:t xml:space="preserve">Create a 10-second photorealistic 9:16 vertical USA lifestyle Reel that looks like real smartphone footage, not AI. Use the attached mockup image as the EXACT T-shirt: identical wording, typography, ink colours and layout, nothing redrawn or invented. Location: Appliance Delivery Driveway. Adult-only setting, no children in frame. Main subject: 40-year-old American woman with reading glasses pushed up on her head, wearing the exact T-shirt from the attached image, signing for a new washing machine. They speak naturally about the shirt's look, not reading the print aloud: "I didn't expect this many people to notice my shirt. The contrast is ridiculous, in a good way." Then they turn slightly left and right to show the shirt from a natural angle. Keep the T-shirt the visual MAIN FOCUS for most of the 10 seconds, with a clear front view of the complete graphic, slight natural handheld movement and realistic autofocus. Natural American voice, realistic lip sync, real cotton fabric movement, realistic lighting and location-appropriate ambient sound. Include unscripted background giggling and a short burst of laughter from adult friends off-camera, mixed with the natural ambient sound. IMAGE/VIDEO FRAME: 9:16 VERTICAL. No CGI look, no cartoon, no plastic fabric, no distorted hands, no extra fingers, no altered wording, no added text, no captions or subtitles, no logo, no watermark.</w:t>
+      </w:r>
+    </w:p>
+    <w:p>
+      <w:pPr>
+        <w:pStyle w:val="Heading2"/>
+        <w:spacing w:before="240"/>
+      </w:pPr>
+      <w:r>
+        <w:t xml:space="preserve">30. Muffler Shop Bay — 57-year-old American man with a short boxed beard</w:t>
       </w:r>
     </w:p>
     <w:p>
@@ -2520,31 +2520,31 @@
         <w:t xml:space="preserve">IMAGE PROMPT: </w:t>
       </w:r>
       <w:r>
-        <w:t xml:space="preserve">Use the attached mockup image as the EXACT T-shirt: the person wears that shirt unchanged, with the same wording, typography, ink colours and layout (stacked white retro bubble-script lettering with a swash tail, a hot-pink underlined bottom word, on a black T-shirt). Do not redraw, rewrite, add, remove or rearrange any lettering; copy it exactly from the attached image. Highly photorealistic 51-year-old American man with round glasses in the USA, location: Ski Lodge Apres-Ski Bar, holding a mug of hot cocoa. Adult-only setting: everyone in frame is an adult, no children. Natural age-appropriate appearance, realistic skin texture, natural expression, real black cotton T-shirt with visible fabric weave and natural folds. The T-shirt graphic is the MAIN FOCUS: the entire front print fully visible, centered, sharp and readable. Real-life commercial lifestyle photography, natural lighting, realistic background, subtle depth of field, authentic smartphone perspective. IMAGE SIZE: 9:16 VERTICAL. No text anywhere except the shirt print itself: no captions, no logo, no watermark, no QR code.</w:t>
-      </w:r>
-    </w:p>
-    <w:p>
-      <w:pPr>
-        <w:spacing w:after="80"/>
-      </w:pPr>
-      <w:r>
-        <w:rPr>
-          <w:b/>
-          <w:bCs/>
-        </w:rPr>
-        <w:t xml:space="preserve">VIDEO PROMPT: </w:t>
-      </w:r>
-      <w:r>
-        <w:t xml:space="preserve">Create a 10-second photorealistic 9:16 vertical USA lifestyle Reel that looks like real smartphone footage, not AI. Use the attached mockup image as the EXACT T-shirt: identical wording, typography, ink colours and layout, nothing redrawn or invented. Location: Ski Lodge Apres-Ski Bar. Adult-only setting, no children in frame. Main subject: 51-year-old American man with round glasses, wearing the exact T-shirt from the attached image, holding a mug of hot cocoa. They speak naturally about the shirt's look, not reading the print aloud: "Look what showed up in the mail. The swash on that tail is a nice touch." Then they look off-camera at a friend, laugh, and look back at the lens. Keep the T-shirt the visual MAIN FOCUS for most of the 10 seconds, with a clear front view of the complete graphic, slight natural handheld movement and realistic autofocus. Natural American voice, realistic lip sync, real cotton fabric movement, realistic lighting and location-appropriate ambient sound. Background audio has natural chuckles from nearby adults reacting to the shirt, real and unpolished, not a laugh track. IMAGE/VIDEO FRAME: 9:16 VERTICAL. No CGI look, no cartoon, no plastic fabric, no distorted hands, no extra fingers, no altered wording, no added text, no captions or subtitles, no logo, no watermark.</w:t>
-      </w:r>
-    </w:p>
-    <w:p>
-      <w:pPr>
-        <w:pStyle w:val="Heading2"/>
-        <w:spacing w:before="240"/>
-      </w:pPr>
-      <w:r>
-        <w:t xml:space="preserve">31. Cabin Deck Next To A Hot Tub — 37-year-old American woman with a messy bun</w:t>
+        <w:t xml:space="preserve">Use the attached mockup image as the EXACT T-shirt: the person wears that shirt unchanged, with the same wording, typography, ink colours and layout (stacked white retro bubble-script lettering with a swash tail, a hot-pink underlined bottom word, on a black T-shirt). Do not redraw, rewrite, add, remove or rearrange any lettering; copy it exactly from the attached image. Highly photorealistic 57-year-old American man with a short boxed beard in the USA, location: Muffler Shop Bay, looking under a lifted car with a flashlight. Adult-only setting: everyone in frame is an adult, no children. Natural age-appropriate appearance, realistic skin texture, natural expression, real black cotton T-shirt with visible fabric weave and natural folds. The T-shirt graphic is the MAIN FOCUS: the entire front print fully visible, centered, sharp and readable. Real-life commercial lifestyle photography, natural lighting, realistic background, subtle depth of field, authentic smartphone perspective. IMAGE SIZE: 9:16 VERTICAL. No text anywhere except the shirt print itself: no captions, no logo, no watermark, no QR code.</w:t>
+      </w:r>
+    </w:p>
+    <w:p>
+      <w:pPr>
+        <w:spacing w:after="80"/>
+      </w:pPr>
+      <w:r>
+        <w:rPr>
+          <w:b/>
+          <w:bCs/>
+        </w:rPr>
+        <w:t xml:space="preserve">VIDEO PROMPT: </w:t>
+      </w:r>
+      <w:r>
+        <w:t xml:space="preserve">Create a 10-second photorealistic 9:16 vertical USA lifestyle Reel that looks like real smartphone footage, not AI. Use the attached mockup image as the EXACT T-shirt: identical wording, typography, ink colours and layout, nothing redrawn or invented. Location: Muffler Shop Bay. Adult-only setting, no children in frame. Main subject: 57-year-old American man with a short boxed beard, wearing the exact T-shirt from the attached image, looking under a lifted car with a flashlight. They speak naturally about the shirt's look, not reading the print aloud: "Look what showed up in the mail. The swash on that tail is a nice touch." Then they look off-camera at a friend, laugh, and look back at the lens. Keep the T-shirt the visual MAIN FOCUS for most of the 10 seconds, with a clear front view of the complete graphic, slight natural handheld movement and realistic autofocus. Natural American voice, realistic lip sync, real cotton fabric movement, realistic lighting and location-appropriate ambient sound. Background audio has natural chuckles from nearby adults reacting to the shirt, real and unpolished, not a laugh track. IMAGE/VIDEO FRAME: 9:16 VERTICAL. No CGI look, no cartoon, no plastic fabric, no distorted hands, no extra fingers, no altered wording, no added text, no captions or subtitles, no logo, no watermark.</w:t>
+      </w:r>
+    </w:p>
+    <w:p>
+      <w:pPr>
+        <w:pStyle w:val="Heading2"/>
+        <w:spacing w:before="240"/>
+      </w:pPr>
+      <w:r>
+        <w:t xml:space="preserve">31. Truck Stop Diner Counter — 39-year-old American woman with big hoop earrings</w:t>
       </w:r>
     </w:p>
     <w:p>
@@ -2604,31 +2604,31 @@
         <w:t xml:space="preserve">IMAGE PROMPT: </w:t>
       </w:r>
       <w:r>
-        <w:t xml:space="preserve">Use the attached mockup image as the EXACT T-shirt: the person wears that shirt unchanged, with the same wording, typography, ink colours and layout (stacked white retro bubble-script lettering with a swash tail, a hot-pink underlined bottom word, on a black T-shirt). Do not redraw, rewrite, add, remove or rearrange any lettering; copy it exactly from the attached image. Highly photorealistic 37-year-old American woman with a messy bun in the USA, location: Cabin Deck Next To A Hot Tub, holding a rolled towel. Adult-only setting: everyone in frame is an adult, no children. Natural age-appropriate appearance, realistic skin texture, natural expression, real black cotton T-shirt with visible fabric weave and natural folds. The T-shirt graphic is the MAIN FOCUS: the entire front print fully visible, centered, sharp and readable. Real-life commercial lifestyle photography, natural lighting, realistic background, subtle depth of field, authentic smartphone perspective. IMAGE SIZE: 9:16 VERTICAL. No text anywhere except the shirt print itself: no captions, no logo, no watermark, no QR code.</w:t>
-      </w:r>
-    </w:p>
-    <w:p>
-      <w:pPr>
-        <w:spacing w:after="80"/>
-      </w:pPr>
-      <w:r>
-        <w:rPr>
-          <w:b/>
-          <w:bCs/>
-        </w:rPr>
-        <w:t xml:space="preserve">VIDEO PROMPT: </w:t>
-      </w:r>
-      <w:r>
-        <w:t xml:space="preserve">Create a 10-second photorealistic 9:16 vertical USA lifestyle Reel that looks like real smartphone footage, not AI. Use the attached mockup image as the EXACT T-shirt: identical wording, typography, ink colours and layout, nothing redrawn or invented. Location: Cabin Deck Next To A Hot Tub. Adult-only setting, no children in frame. Main subject: 37-year-old American woman with a messy bun, wearing the exact T-shirt from the attached image, holding a rolled towel. They speak naturally about the shirt's look, not reading the print aloud: "Wore this just to see the reactions. You read it top to bottom and then it hits you." Then they point to each line of the print one by one. Keep the T-shirt the visual MAIN FOCUS for most of the 10 seconds, with a clear front view of the complete graphic, slight natural handheld movement and realistic autofocus. Natural American voice, realistic lip sync, real cotton fabric movement, realistic lighting and location-appropriate ambient sound. Add warm, natural background laughter from friends nearby, as if they just read the shirt. IMAGE/VIDEO FRAME: 9:16 VERTICAL. No CGI look, no cartoon, no plastic fabric, no distorted hands, no extra fingers, no altered wording, no added text, no captions or subtitles, no logo, no watermark.</w:t>
-      </w:r>
-    </w:p>
-    <w:p>
-      <w:pPr>
-        <w:pStyle w:val="Heading2"/>
-        <w:spacing w:before="240"/>
-      </w:pPr>
-      <w:r>
-        <w:t xml:space="preserve">32. Fishing Dock At Dawn — 44-year-old American man with a salt-and-pepper beard</w:t>
+        <w:t xml:space="preserve">Use the attached mockup image as the EXACT T-shirt: the person wears that shirt unchanged, with the same wording, typography, ink colours and layout (stacked white retro bubble-script lettering with a swash tail, a hot-pink underlined bottom word, on a black T-shirt). Do not redraw, rewrite, add, remove or rearrange any lettering; copy it exactly from the attached image. Highly photorealistic 39-year-old American woman with big hoop earrings in the USA, location: Truck Stop Diner Counter, stirring a mug of coffee. Adult-only setting: everyone in frame is an adult, no children. Natural age-appropriate appearance, realistic skin texture, natural expression, real black cotton T-shirt with visible fabric weave and natural folds. The T-shirt graphic is the MAIN FOCUS: the entire front print fully visible, centered, sharp and readable. Real-life commercial lifestyle photography, natural lighting, realistic background, subtle depth of field, authentic smartphone perspective. IMAGE SIZE: 9:16 VERTICAL. No text anywhere except the shirt print itself: no captions, no logo, no watermark, no QR code.</w:t>
+      </w:r>
+    </w:p>
+    <w:p>
+      <w:pPr>
+        <w:spacing w:after="80"/>
+      </w:pPr>
+      <w:r>
+        <w:rPr>
+          <w:b/>
+          <w:bCs/>
+        </w:rPr>
+        <w:t xml:space="preserve">VIDEO PROMPT: </w:t>
+      </w:r>
+      <w:r>
+        <w:t xml:space="preserve">Create a 10-second photorealistic 9:16 vertical USA lifestyle Reel that looks like real smartphone footage, not AI. Use the attached mockup image as the EXACT T-shirt: identical wording, typography, ink colours and layout, nothing redrawn or invented. Location: Truck Stop Diner Counter. Adult-only setting, no children in frame. Main subject: 39-year-old American woman with big hoop earrings, wearing the exact T-shirt from the attached image, stirring a mug of coffee. They speak naturally about the shirt's look, not reading the print aloud: "Wore this just to see the reactions. You read it top to bottom and then it hits you." Then they point to each line of the print one by one. Keep the T-shirt the visual MAIN FOCUS for most of the 10 seconds, with a clear front view of the complete graphic, slight natural handheld movement and realistic autofocus. Natural American voice, realistic lip sync, real cotton fabric movement, realistic lighting and location-appropriate ambient sound. Add warm, natural background laughter from friends nearby, as if they just read the shirt. IMAGE/VIDEO FRAME: 9:16 VERTICAL. No CGI look, no cartoon, no plastic fabric, no distorted hands, no extra fingers, no altered wording, no added text, no captions or subtitles, no logo, no watermark.</w:t>
+      </w:r>
+    </w:p>
+    <w:p>
+      <w:pPr>
+        <w:pStyle w:val="Heading2"/>
+        <w:spacing w:before="240"/>
+      </w:pPr>
+      <w:r>
+        <w:t xml:space="preserve">32. Toll Plaza Line — 48-year-old American man with a salt-and-pepper beard</w:t>
       </w:r>
     </w:p>
     <w:p>
@@ -2688,31 +2688,31 @@
         <w:t xml:space="preserve">IMAGE PROMPT: </w:t>
       </w:r>
       <w:r>
-        <w:t xml:space="preserve">Use the attached mockup image as the EXACT T-shirt: the person wears that shirt unchanged, with the same wording, typography, ink colours and layout (stacked white retro bubble-script lettering with a swash tail, a hot-pink underlined bottom word, on a black T-shirt). Do not redraw, rewrite, add, remove or rearrange any lettering; copy it exactly from the attached image. Highly photorealistic 44-year-old American man with a salt-and-pepper beard in the USA, location: Fishing Dock At Dawn, holding a fishing rod. Adult-only setting: everyone in frame is an adult, no children. Natural age-appropriate appearance, realistic skin texture, natural expression, real black cotton T-shirt with visible fabric weave and natural folds. The T-shirt graphic is the MAIN FOCUS: the entire front print fully visible, centered, sharp and readable. Real-life commercial lifestyle photography, natural lighting, realistic background, subtle depth of field, authentic smartphone perspective. IMAGE SIZE: 9:16 VERTICAL. No text anywhere except the shirt print itself: no captions, no logo, no watermark, no QR code.</w:t>
-      </w:r>
-    </w:p>
-    <w:p>
-      <w:pPr>
-        <w:spacing w:after="80"/>
-      </w:pPr>
-      <w:r>
-        <w:rPr>
-          <w:b/>
-          <w:bCs/>
-        </w:rPr>
-        <w:t xml:space="preserve">VIDEO PROMPT: </w:t>
-      </w:r>
-      <w:r>
-        <w:t xml:space="preserve">Create a 10-second photorealistic 9:16 vertical USA lifestyle Reel that looks like real smartphone footage, not AI. Use the attached mockup image as the EXACT T-shirt: identical wording, typography, ink colours and layout, nothing redrawn or invented. Location: Fishing Dock At Dawn. Adult-only setting, no children in frame. Main subject: 44-year-old American man with a salt-and-pepper beard, wearing the exact T-shirt from the attached image, holding a fishing rod. They speak naturally about the shirt's look, not reading the print aloud: "Quick close-up, because people keep squinting at it. That retro script lettering is so clean." Then they shrug, grin, and tug the hem so the print sits flat. Keep the T-shirt the visual MAIN FOCUS for most of the 10 seconds, with a clear front view of the complete graphic, slight natural handheld movement and realistic autofocus. Natural American voice, realistic lip sync, real cotton fabric movement, realistic lighting and location-appropriate ambient sound. Mix in a friend off-camera saying "No way" and laughing, plus natural ambient sound. IMAGE/VIDEO FRAME: 9:16 VERTICAL. No CGI look, no cartoon, no plastic fabric, no distorted hands, no extra fingers, no altered wording, no added text, no captions or subtitles, no logo, no watermark.</w:t>
-      </w:r>
-    </w:p>
-    <w:p>
-      <w:pPr>
-        <w:pStyle w:val="Heading2"/>
-        <w:spacing w:before="240"/>
-      </w:pPr>
-      <w:r>
-        <w:t xml:space="preserve">33. Hunting Cabin Porch — 28-year-old American woman with natural curly hair</w:t>
+        <w:t xml:space="preserve">Use the attached mockup image as the EXACT T-shirt: the person wears that shirt unchanged, with the same wording, typography, ink colours and layout (stacked white retro bubble-script lettering with a swash tail, a hot-pink underlined bottom word, on a black T-shirt). Do not redraw, rewrite, add, remove or rearrange any lettering; copy it exactly from the attached image. Highly photorealistic 48-year-old American man with a salt-and-pepper beard in the USA, location: Toll Plaza Line, sitting in a pickup's driver seat with the window down. Adult-only setting: everyone in frame is an adult, no children. Natural age-appropriate appearance, realistic skin texture, natural expression, real black cotton T-shirt with visible fabric weave and natural folds. The T-shirt graphic is the MAIN FOCUS: the entire front print fully visible, centered, sharp and readable. Real-life commercial lifestyle photography, natural lighting, realistic background, subtle depth of field, authentic smartphone perspective. IMAGE SIZE: 9:16 VERTICAL. No text anywhere except the shirt print itself: no captions, no logo, no watermark, no QR code.</w:t>
+      </w:r>
+    </w:p>
+    <w:p>
+      <w:pPr>
+        <w:spacing w:after="80"/>
+      </w:pPr>
+      <w:r>
+        <w:rPr>
+          <w:b/>
+          <w:bCs/>
+        </w:rPr>
+        <w:t xml:space="preserve">VIDEO PROMPT: </w:t>
+      </w:r>
+      <w:r>
+        <w:t xml:space="preserve">Create a 10-second photorealistic 9:16 vertical USA lifestyle Reel that looks like real smartphone footage, not AI. Use the attached mockup image as the EXACT T-shirt: identical wording, typography, ink colours and layout, nothing redrawn or invented. Location: Toll Plaza Line. Adult-only setting, no children in frame. Main subject: 48-year-old American man with a salt-and-pepper beard, wearing the exact T-shirt from the attached image, sitting in a pickup's driver seat with the window down. They speak naturally about the shirt's look, not reading the print aloud: "Quick close-up, because people keep squinting at it. That retro script lettering is so clean." Then they shrug, grin, and tug the hem so the print sits flat. Keep the T-shirt the visual MAIN FOCUS for most of the 10 seconds, with a clear front view of the complete graphic, slight natural handheld movement and realistic autofocus. Natural American voice, realistic lip sync, real cotton fabric movement, realistic lighting and location-appropriate ambient sound. Mix in a friend off-camera saying "No way" and laughing, plus natural ambient sound. IMAGE/VIDEO FRAME: 9:16 VERTICAL. No CGI look, no cartoon, no plastic fabric, no distorted hands, no extra fingers, no altered wording, no added text, no captions or subtitles, no logo, no watermark.</w:t>
+      </w:r>
+    </w:p>
+    <w:p>
+      <w:pPr>
+        <w:pStyle w:val="Heading2"/>
+        <w:spacing w:before="240"/>
+      </w:pPr>
+      <w:r>
+        <w:t xml:space="preserve">33. Highway Rest Stop — 28-year-old American woman with thick curly hair</w:t>
       </w:r>
     </w:p>
     <w:p>
@@ -2772,31 +2772,31 @@
         <w:t xml:space="preserve">IMAGE PROMPT: </w:t>
       </w:r>
       <w:r>
-        <w:t xml:space="preserve">Use the attached mockup image as the EXACT T-shirt: the person wears that shirt unchanged, with the same wording, typography, ink colours and layout (stacked white retro bubble-script lettering with a swash tail, a hot-pink underlined bottom word, on a black T-shirt). Do not redraw, rewrite, add, remove or rearrange any lettering; copy it exactly from the attached image. Highly photorealistic 28-year-old American woman with natural curly hair in the USA, location: Hunting Cabin Porch, sipping coffee from a tin mug. Adult-only setting: everyone in frame is an adult, no children. Natural age-appropriate appearance, realistic skin texture, natural expression, real black cotton T-shirt with visible fabric weave and natural folds. The T-shirt graphic is the MAIN FOCUS: the entire front print fully visible, centered, sharp and readable. Real-life commercial lifestyle photography, natural lighting, realistic background, subtle depth of field, authentic smartphone perspective. IMAGE SIZE: 9:16 VERTICAL. No text anywhere except the shirt print itself: no captions, no logo, no watermark, no QR code.</w:t>
-      </w:r>
-    </w:p>
-    <w:p>
-      <w:pPr>
-        <w:spacing w:after="80"/>
-      </w:pPr>
-      <w:r>
-        <w:rPr>
-          <w:b/>
-          <w:bCs/>
-        </w:rPr>
-        <w:t xml:space="preserve">VIDEO PROMPT: </w:t>
-      </w:r>
-      <w:r>
-        <w:t xml:space="preserve">Create a 10-second photorealistic 9:16 vertical USA lifestyle Reel that looks like real smartphone footage, not AI. Use the attached mockup image as the EXACT T-shirt: identical wording, typography, ink colours and layout, nothing redrawn or invented. Location: Hunting Cabin Porch. Adult-only setting, no children in frame. Main subject: 28-year-old American woman with natural curly hair, wearing the exact T-shirt from the attached image, sipping coffee from a tin mug. They speak naturally about the shirt's look, not reading the print aloud: "Rate this shirt, one to ten. It still looks this sharp after a bunch of washes." Then they take a step back so the whole front is in frame. Keep the T-shirt the visual MAIN FOCUS for most of the 10 seconds, with a clear front view of the complete graphic, slight natural handheld movement and realistic autofocus. Natural American voice, realistic lip sync, real cotton fabric movement, realistic lighting and location-appropriate ambient sound. Include unscripted background giggling and a short burst of laughter from adult friends off-camera, mixed with the natural ambient sound. IMAGE/VIDEO FRAME: 9:16 VERTICAL. No CGI look, no cartoon, no plastic fabric, no distorted hands, no extra fingers, no altered wording, no added text, no captions or subtitles, no logo, no watermark.</w:t>
-      </w:r>
-    </w:p>
-    <w:p>
-      <w:pPr>
-        <w:pStyle w:val="Heading2"/>
-        <w:spacing w:before="240"/>
-      </w:pPr>
-      <w:r>
-        <w:t xml:space="preserve">34. Rodeo Grandstand — 28-year-old American man with round glasses</w:t>
+        <w:t xml:space="preserve">Use the attached mockup image as the EXACT T-shirt: the person wears that shirt unchanged, with the same wording, typography, ink colours and layout (stacked white retro bubble-script lettering with a swash tail, a hot-pink underlined bottom word, on a black T-shirt). Do not redraw, rewrite, add, remove or rearrange any lettering; copy it exactly from the attached image. Highly photorealistic 28-year-old American woman with thick curly hair in the USA, location: Highway Rest Stop, stretching beside a parked car. Adult-only setting: everyone in frame is an adult, no children. Natural age-appropriate appearance, realistic skin texture, natural expression, real black cotton T-shirt with visible fabric weave and natural folds. The T-shirt graphic is the MAIN FOCUS: the entire front print fully visible, centered, sharp and readable. Real-life commercial lifestyle photography, natural lighting, realistic background, subtle depth of field, authentic smartphone perspective. IMAGE SIZE: 9:16 VERTICAL. No text anywhere except the shirt print itself: no captions, no logo, no watermark, no QR code.</w:t>
+      </w:r>
+    </w:p>
+    <w:p>
+      <w:pPr>
+        <w:spacing w:after="80"/>
+      </w:pPr>
+      <w:r>
+        <w:rPr>
+          <w:b/>
+          <w:bCs/>
+        </w:rPr>
+        <w:t xml:space="preserve">VIDEO PROMPT: </w:t>
+      </w:r>
+      <w:r>
+        <w:t xml:space="preserve">Create a 10-second photorealistic 9:16 vertical USA lifestyle Reel that looks like real smartphone footage, not AI. Use the attached mockup image as the EXACT T-shirt: identical wording, typography, ink colours and layout, nothing redrawn or invented. Location: Highway Rest Stop. Adult-only setting, no children in frame. Main subject: 28-year-old American woman with thick curly hair, wearing the exact T-shirt from the attached image, stretching beside a parked car. They speak naturally about the shirt's look, not reading the print aloud: "Rate this shirt, one to ten. It still looks this sharp after a bunch of washes." Then they take a step back so the whole front is in frame. Keep the T-shirt the visual MAIN FOCUS for most of the 10 seconds, with a clear front view of the complete graphic, slight natural handheld movement and realistic autofocus. Natural American voice, realistic lip sync, real cotton fabric movement, realistic lighting and location-appropriate ambient sound. Include unscripted background giggling and a short burst of laughter from adult friends off-camera, mixed with the natural ambient sound. IMAGE/VIDEO FRAME: 9:16 VERTICAL. No CGI look, no cartoon, no plastic fabric, no distorted hands, no extra fingers, no altered wording, no added text, no captions or subtitles, no logo, no watermark.</w:t>
+      </w:r>
+    </w:p>
+    <w:p>
+      <w:pPr>
+        <w:pStyle w:val="Heading2"/>
+        <w:spacing w:before="240"/>
+      </w:pPr>
+      <w:r>
+        <w:t xml:space="preserve">34. EV Charging Station — 29-year-old American man with a bucket hat</w:t>
       </w:r>
     </w:p>
     <w:p>
@@ -2856,31 +2856,31 @@
         <w:t xml:space="preserve">IMAGE PROMPT: </w:t>
       </w:r>
       <w:r>
-        <w:t xml:space="preserve">Use the attached mockup image as the EXACT T-shirt: the person wears that shirt unchanged, with the same wording, typography, ink colours and layout (stacked white retro bubble-script lettering with a swash tail, a hot-pink underlined bottom word, on a black T-shirt). Do not redraw, rewrite, add, remove or rearrange any lettering; copy it exactly from the attached image. Highly photorealistic 28-year-old American man with round glasses in the USA, location: Rodeo Grandstand, waving a cowboy hat. Adult-only setting: everyone in frame is an adult, no children. Natural age-appropriate appearance, realistic skin texture, natural expression, real black cotton T-shirt with visible fabric weave and natural folds. The T-shirt graphic is the MAIN FOCUS: the entire front print fully visible, centered, sharp and readable. Real-life commercial lifestyle photography, natural lighting, realistic background, subtle depth of field, authentic smartphone perspective. IMAGE SIZE: 9:16 VERTICAL. No text anywhere except the shirt print itself: no captions, no logo, no watermark, no QR code.</w:t>
-      </w:r>
-    </w:p>
-    <w:p>
-      <w:pPr>
-        <w:spacing w:after="80"/>
-      </w:pPr>
-      <w:r>
-        <w:rPr>
-          <w:b/>
-          <w:bCs/>
-        </w:rPr>
-        <w:t xml:space="preserve">VIDEO PROMPT: </w:t>
-      </w:r>
-      <w:r>
-        <w:t xml:space="preserve">Create a 10-second photorealistic 9:16 vertical USA lifestyle Reel that looks like real smartphone footage, not AI. Use the attached mockup image as the EXACT T-shirt: identical wording, typography, ink colours and layout, nothing redrawn or invented. Location: Rodeo Grandstand. Adult-only setting, no children in frame. Main subject: 28-year-old American man with round glasses, wearing the exact T-shirt from the attached image, waving a cowboy hat. They speak naturally about the shirt's look, not reading the print aloud: "You'll want to read this one twice. It's the lettering that sells it." Then they cover their mouth, laugh, and show the shirt again. Keep the T-shirt the visual MAIN FOCUS for most of the 10 seconds, with a clear front view of the complete graphic, slight natural handheld movement and realistic autofocus. Natural American voice, realistic lip sync, real cotton fabric movement, realistic lighting and location-appropriate ambient sound. Background audio has natural chuckles from nearby adults reacting to the shirt, real and unpolished, not a laugh track. IMAGE/VIDEO FRAME: 9:16 VERTICAL. No CGI look, no cartoon, no plastic fabric, no distorted hands, no extra fingers, no altered wording, no added text, no captions or subtitles, no logo, no watermark.</w:t>
-      </w:r>
-    </w:p>
-    <w:p>
-      <w:pPr>
-        <w:pStyle w:val="Heading2"/>
-        <w:spacing w:before="240"/>
-      </w:pPr>
-      <w:r>
-        <w:t xml:space="preserve">35. Racetrack Infield Tailgate — 44-year-old American woman with a messy bun</w:t>
+        <w:t xml:space="preserve">Use the attached mockup image as the EXACT T-shirt: the person wears that shirt unchanged, with the same wording, typography, ink colours and layout (stacked white retro bubble-script lettering with a swash tail, a hot-pink underlined bottom word, on a black T-shirt). Do not redraw, rewrite, add, remove or rearrange any lettering; copy it exactly from the attached image. Highly photorealistic 29-year-old American man with a bucket hat in the USA, location: EV Charging Station, leaning on the car while it charges. Adult-only setting: everyone in frame is an adult, no children. Natural age-appropriate appearance, realistic skin texture, natural expression, real black cotton T-shirt with visible fabric weave and natural folds. The T-shirt graphic is the MAIN FOCUS: the entire front print fully visible, centered, sharp and readable. Real-life commercial lifestyle photography, natural lighting, realistic background, subtle depth of field, authentic smartphone perspective. IMAGE SIZE: 9:16 VERTICAL. No text anywhere except the shirt print itself: no captions, no logo, no watermark, no QR code.</w:t>
+      </w:r>
+    </w:p>
+    <w:p>
+      <w:pPr>
+        <w:spacing w:after="80"/>
+      </w:pPr>
+      <w:r>
+        <w:rPr>
+          <w:b/>
+          <w:bCs/>
+        </w:rPr>
+        <w:t xml:space="preserve">VIDEO PROMPT: </w:t>
+      </w:r>
+      <w:r>
+        <w:t xml:space="preserve">Create a 10-second photorealistic 9:16 vertical USA lifestyle Reel that looks like real smartphone footage, not AI. Use the attached mockup image as the EXACT T-shirt: identical wording, typography, ink colours and layout, nothing redrawn or invented. Location: EV Charging Station. Adult-only setting, no children in frame. Main subject: 29-year-old American man with a bucket hat, wearing the exact T-shirt from the attached image, leaning on the car while it charges. They speak naturally about the shirt's look, not reading the print aloud: "You'll want to read this one twice. It's the lettering that sells it." Then they cover their mouth, laugh, and show the shirt again. Keep the T-shirt the visual MAIN FOCUS for most of the 10 seconds, with a clear front view of the complete graphic, slight natural handheld movement and realistic autofocus. Natural American voice, realistic lip sync, real cotton fabric movement, realistic lighting and location-appropriate ambient sound. Background audio has natural chuckles from nearby adults reacting to the shirt, real and unpolished, not a laugh track. IMAGE/VIDEO FRAME: 9:16 VERTICAL. No CGI look, no cartoon, no plastic fabric, no distorted hands, no extra fingers, no altered wording, no added text, no captions or subtitles, no logo, no watermark.</w:t>
+      </w:r>
+    </w:p>
+    <w:p>
+      <w:pPr>
+        <w:pStyle w:val="Heading2"/>
+        <w:spacing w:before="240"/>
+      </w:pPr>
+      <w:r>
+        <w:t xml:space="preserve">35. Bus Stop Shelter — 49-year-old American woman with big hoop earrings</w:t>
       </w:r>
     </w:p>
     <w:p>
@@ -2940,31 +2940,31 @@
         <w:t xml:space="preserve">IMAGE PROMPT: </w:t>
       </w:r>
       <w:r>
-        <w:t xml:space="preserve">Use the attached mockup image as the EXACT T-shirt: the person wears that shirt unchanged, with the same wording, typography, ink colours and layout (stacked white retro bubble-script lettering with a swash tail, a hot-pink underlined bottom word, on a black T-shirt). Do not redraw, rewrite, add, remove or rearrange any lettering; copy it exactly from the attached image. Highly photorealistic 44-year-old American woman with a messy bun in the USA, location: Racetrack Infield Tailgate, pointing toward the track with a cold drink. Adult-only setting: everyone in frame is an adult, no children. Natural age-appropriate appearance, realistic skin texture, natural expression, real black cotton T-shirt with visible fabric weave and natural folds. The T-shirt graphic is the MAIN FOCUS: the entire front print fully visible, centered, sharp and readable. Real-life commercial lifestyle photography, natural lighting, realistic background, subtle depth of field, authentic smartphone perspective. IMAGE SIZE: 9:16 VERTICAL. No text anywhere except the shirt print itself: no captions, no logo, no watermark, no QR code.</w:t>
-      </w:r>
-    </w:p>
-    <w:p>
-      <w:pPr>
-        <w:spacing w:after="80"/>
-      </w:pPr>
-      <w:r>
-        <w:rPr>
-          <w:b/>
-          <w:bCs/>
-        </w:rPr>
-        <w:t xml:space="preserve">VIDEO PROMPT: </w:t>
-      </w:r>
-      <w:r>
-        <w:t xml:space="preserve">Create a 10-second photorealistic 9:16 vertical USA lifestyle Reel that looks like real smartphone footage, not AI. Use the attached mockup image as the EXACT T-shirt: identical wording, typography, ink colours and layout, nothing redrawn or invented. Location: Racetrack Infield Tailgate. Adult-only setting, no children in frame. Main subject: 44-year-old American woman with a messy bun, wearing the exact T-shirt from the attached image, pointing toward the track with a cold drink. They speak naturally about the shirt's look, not reading the print aloud: "Three people asked where I got this already. The white print really pops on the black cotton." Then they gesture down at the shirt with both hands like a reveal. Keep the T-shirt the visual MAIN FOCUS for most of the 10 seconds, with a clear front view of the complete graphic, slight natural handheld movement and realistic autofocus. Natural American voice, realistic lip sync, real cotton fabric movement, realistic lighting and location-appropriate ambient sound. Add warm, natural background laughter from friends nearby, as if they just read the shirt. IMAGE/VIDEO FRAME: 9:16 VERTICAL. No CGI look, no cartoon, no plastic fabric, no distorted hands, no extra fingers, no altered wording, no added text, no captions or subtitles, no logo, no watermark.</w:t>
-      </w:r>
-    </w:p>
-    <w:p>
-      <w:pPr>
-        <w:pStyle w:val="Heading2"/>
-        <w:spacing w:before="240"/>
-      </w:pPr>
-      <w:r>
-        <w:t xml:space="preserve">36. Baseball Stadium Bleachers — 38-year-old American man with a short boxed beard</w:t>
+        <w:t xml:space="preserve">Use the attached mockup image as the EXACT T-shirt: the person wears that shirt unchanged, with the same wording, typography, ink colours and layout (stacked white retro bubble-script lettering with a swash tail, a hot-pink underlined bottom word, on a black T-shirt). Do not redraw, rewrite, add, remove or rearrange any lettering; copy it exactly from the attached image. Highly photorealistic 49-year-old American woman with big hoop earrings in the USA, location: Bus Stop Shelter, checking the time on a phone. Adult-only setting: everyone in frame is an adult, no children. Natural age-appropriate appearance, realistic skin texture, natural expression, real black cotton T-shirt with visible fabric weave and natural folds. The T-shirt graphic is the MAIN FOCUS: the entire front print fully visible, centered, sharp and readable. Real-life commercial lifestyle photography, natural lighting, realistic background, subtle depth of field, authentic smartphone perspective. IMAGE SIZE: 9:16 VERTICAL. No text anywhere except the shirt print itself: no captions, no logo, no watermark, no QR code.</w:t>
+      </w:r>
+    </w:p>
+    <w:p>
+      <w:pPr>
+        <w:spacing w:after="80"/>
+      </w:pPr>
+      <w:r>
+        <w:rPr>
+          <w:b/>
+          <w:bCs/>
+        </w:rPr>
+        <w:t xml:space="preserve">VIDEO PROMPT: </w:t>
+      </w:r>
+      <w:r>
+        <w:t xml:space="preserve">Create a 10-second photorealistic 9:16 vertical USA lifestyle Reel that looks like real smartphone footage, not AI. Use the attached mockup image as the EXACT T-shirt: identical wording, typography, ink colours and layout, nothing redrawn or invented. Location: Bus Stop Shelter. Adult-only setting, no children in frame. Main subject: 49-year-old American woman with big hoop earrings, wearing the exact T-shirt from the attached image, checking the time on a phone. They speak naturally about the shirt's look, not reading the print aloud: "Three people asked where I got this already. The white print really pops on the black cotton." Then they gesture down at the shirt with both hands like a reveal. Keep the T-shirt the visual MAIN FOCUS for most of the 10 seconds, with a clear front view of the complete graphic, slight natural handheld movement and realistic autofocus. Natural American voice, realistic lip sync, real cotton fabric movement, realistic lighting and location-appropriate ambient sound. Add warm, natural background laughter from friends nearby, as if they just read the shirt. IMAGE/VIDEO FRAME: 9:16 VERTICAL. No CGI look, no cartoon, no plastic fabric, no distorted hands, no extra fingers, no altered wording, no added text, no captions or subtitles, no logo, no watermark.</w:t>
+      </w:r>
+    </w:p>
+    <w:p>
+      <w:pPr>
+        <w:pStyle w:val="Heading2"/>
+        <w:spacing w:before="240"/>
+      </w:pPr>
+      <w:r>
+        <w:t xml:space="preserve">36. Commuter Train Platform — 41-year-old American man with a trimmed white beard</w:t>
       </w:r>
     </w:p>
     <w:p>
@@ -3024,31 +3024,31 @@
         <w:t xml:space="preserve">IMAGE PROMPT: </w:t>
       </w:r>
       <w:r>
-        <w:t xml:space="preserve">Use the attached mockup image as the EXACT T-shirt: the person wears that shirt unchanged, with the same wording, typography, ink colours and layout (stacked white retro bubble-script lettering with a swash tail, a hot-pink underlined bottom word, on a black T-shirt). Do not redraw, rewrite, add, remove or rearrange any lettering; copy it exactly from the attached image. Highly photorealistic 38-year-old American man with a short boxed beard in the USA, location: Baseball Stadium Bleachers, holding a hot dog. Adult-only setting: everyone in frame is an adult, no children. Natural age-appropriate appearance, realistic skin texture, natural expression, real black cotton T-shirt with visible fabric weave and natural folds. The T-shirt graphic is the MAIN FOCUS: the entire front print fully visible, centered, sharp and readable. Real-life commercial lifestyle photography, natural lighting, realistic background, subtle depth of field, authentic smartphone perspective. IMAGE SIZE: 9:16 VERTICAL. No text anywhere except the shirt print itself: no captions, no logo, no watermark, no QR code.</w:t>
-      </w:r>
-    </w:p>
-    <w:p>
-      <w:pPr>
-        <w:spacing w:after="80"/>
-      </w:pPr>
-      <w:r>
-        <w:rPr>
-          <w:b/>
-          <w:bCs/>
-        </w:rPr>
-        <w:t xml:space="preserve">VIDEO PROMPT: </w:t>
-      </w:r>
-      <w:r>
-        <w:t xml:space="preserve">Create a 10-second photorealistic 9:16 vertical USA lifestyle Reel that looks like real smartphone footage, not AI. Use the attached mockup image as the EXACT T-shirt: identical wording, typography, ink colours and layout, nothing redrawn or invented. Location: Baseball Stadium Bleachers. Adult-only setting, no children in frame. Main subject: 38-year-old American man with a short boxed beard, wearing the exact T-shirt from the attached image, holding a hot dog. They speak naturally about the shirt's look, not reading the print aloud: "This might be my new favorite shirt. The layout reads from across the room." Then they straighten the shirt with both hands and face the camera. Keep the T-shirt the visual MAIN FOCUS for most of the 10 seconds, with a clear front view of the complete graphic, slight natural handheld movement and realistic autofocus. Natural American voice, realistic lip sync, real cotton fabric movement, realistic lighting and location-appropriate ambient sound. Mix in a friend off-camera saying "No way" and laughing, plus natural ambient sound. IMAGE/VIDEO FRAME: 9:16 VERTICAL. No CGI look, no cartoon, no plastic fabric, no distorted hands, no extra fingers, no altered wording, no added text, no captions or subtitles, no logo, no watermark.</w:t>
-      </w:r>
-    </w:p>
-    <w:p>
-      <w:pPr>
-        <w:pStyle w:val="Heading2"/>
-        <w:spacing w:before="240"/>
-      </w:pPr>
-      <w:r>
-        <w:t xml:space="preserve">37. Hockey Sports Bar — 39-year-old American woman with freckles and red hair</w:t>
+        <w:t xml:space="preserve">Use the attached mockup image as the EXACT T-shirt: the person wears that shirt unchanged, with the same wording, typography, ink colours and layout (stacked white retro bubble-script lettering with a swash tail, a hot-pink underlined bottom word, on a black T-shirt). Do not redraw, rewrite, add, remove or rearrange any lettering; copy it exactly from the attached image. Highly photorealistic 41-year-old American man with a trimmed white beard in the USA, location: Commuter Train Platform, holding a coffee while waiting for the train. Adult-only setting: everyone in frame is an adult, no children. Natural age-appropriate appearance, realistic skin texture, natural expression, real black cotton T-shirt with visible fabric weave and natural folds. The T-shirt graphic is the MAIN FOCUS: the entire front print fully visible, centered, sharp and readable. Real-life commercial lifestyle photography, natural lighting, realistic background, subtle depth of field, authentic smartphone perspective. IMAGE SIZE: 9:16 VERTICAL. No text anywhere except the shirt print itself: no captions, no logo, no watermark, no QR code.</w:t>
+      </w:r>
+    </w:p>
+    <w:p>
+      <w:pPr>
+        <w:spacing w:after="80"/>
+      </w:pPr>
+      <w:r>
+        <w:rPr>
+          <w:b/>
+          <w:bCs/>
+        </w:rPr>
+        <w:t xml:space="preserve">VIDEO PROMPT: </w:t>
+      </w:r>
+      <w:r>
+        <w:t xml:space="preserve">Create a 10-second photorealistic 9:16 vertical USA lifestyle Reel that looks like real smartphone footage, not AI. Use the attached mockup image as the EXACT T-shirt: identical wording, typography, ink colours and layout, nothing redrawn or invented. Location: Commuter Train Platform. Adult-only setting, no children in frame. Main subject: 41-year-old American man with a trimmed white beard, wearing the exact T-shirt from the attached image, holding a coffee while waiting for the train. They speak naturally about the shirt's look, not reading the print aloud: "This might be my new favorite shirt. The layout reads from across the room." Then they straighten the shirt with both hands and face the camera. Keep the T-shirt the visual MAIN FOCUS for most of the 10 seconds, with a clear front view of the complete graphic, slight natural handheld movement and realistic autofocus. Natural American voice, realistic lip sync, real cotton fabric movement, realistic lighting and location-appropriate ambient sound. Mix in a friend off-camera saying "No way" and laughing, plus natural ambient sound. IMAGE/VIDEO FRAME: 9:16 VERTICAL. No CGI look, no cartoon, no plastic fabric, no distorted hands, no extra fingers, no altered wording, no added text, no captions or subtitles, no logo, no watermark.</w:t>
+      </w:r>
+    </w:p>
+    <w:p>
+      <w:pPr>
+        <w:pStyle w:val="Heading2"/>
+        <w:spacing w:before="240"/>
+      </w:pPr>
+      <w:r>
+        <w:t xml:space="preserve">37. Subway Car — 43-year-old American woman with freckles and red hair</w:t>
       </w:r>
     </w:p>
     <w:p>
@@ -3108,31 +3108,31 @@
         <w:t xml:space="preserve">IMAGE PROMPT: </w:t>
       </w:r>
       <w:r>
-        <w:t xml:space="preserve">Use the attached mockup image as the EXACT T-shirt: the person wears that shirt unchanged, with the same wording, typography, ink colours and layout (stacked white retro bubble-script lettering with a swash tail, a hot-pink underlined bottom word, on a black T-shirt). Do not redraw, rewrite, add, remove or rearrange any lettering; copy it exactly from the attached image. Highly photorealistic 39-year-old American woman with freckles and red hair in the USA, location: Hockey Sports Bar, banging the table after a goal. Adult-only setting: everyone in frame is an adult, no children. Natural age-appropriate appearance, realistic skin texture, natural expression, real black cotton T-shirt with visible fabric weave and natural folds. The T-shirt graphic is the MAIN FOCUS: the entire front print fully visible, centered, sharp and readable. Real-life commercial lifestyle photography, natural lighting, realistic background, subtle depth of field, authentic smartphone perspective. IMAGE SIZE: 9:16 VERTICAL. No text anywhere except the shirt print itself: no captions, no logo, no watermark, no QR code.</w:t>
-      </w:r>
-    </w:p>
-    <w:p>
-      <w:pPr>
-        <w:spacing w:after="80"/>
-      </w:pPr>
-      <w:r>
-        <w:rPr>
-          <w:b/>
-          <w:bCs/>
-        </w:rPr>
-        <w:t xml:space="preserve">VIDEO PROMPT: </w:t>
-      </w:r>
-      <w:r>
-        <w:t xml:space="preserve">Create a 10-second photorealistic 9:16 vertical USA lifestyle Reel that looks like real smartphone footage, not AI. Use the attached mockup image as the EXACT T-shirt: identical wording, typography, ink colours and layout, nothing redrawn or invented. Location: Hockey Sports Bar. Adult-only setting, no children in frame. Main subject: 39-year-old American woman with freckles and red hair, wearing the exact T-shirt from the attached image, banging the table after a goal. They speak naturally about the shirt's look, not reading the print aloud: "Stopped by the bar and got stopped for the shirt. Bold print, soft fabric, zero regrets." Then they turn slightly left and right to show the shirt from a natural angle. Keep the T-shirt the visual MAIN FOCUS for most of the 10 seconds, with a clear front view of the complete graphic, slight natural handheld movement and realistic autofocus. Natural American voice, realistic lip sync, real cotton fabric movement, realistic lighting and location-appropriate ambient sound. Include unscripted background giggling and a short burst of laughter from adult friends off-camera, mixed with the natural ambient sound. IMAGE/VIDEO FRAME: 9:16 VERTICAL. No CGI look, no cartoon, no plastic fabric, no distorted hands, no extra fingers, no altered wording, no added text, no captions or subtitles, no logo, no watermark.</w:t>
-      </w:r>
-    </w:p>
-    <w:p>
-      <w:pPr>
-        <w:pStyle w:val="Heading2"/>
-        <w:spacing w:before="240"/>
-      </w:pPr>
-      <w:r>
-        <w:t xml:space="preserve">38. Fantasy Football Draft Party — 48-year-old American man with curly black hair</w:t>
+        <w:t xml:space="preserve">Use the attached mockup image as the EXACT T-shirt: the person wears that shirt unchanged, with the same wording, typography, ink colours and layout (stacked white retro bubble-script lettering with a swash tail, a hot-pink underlined bottom word, on a black T-shirt). Do not redraw, rewrite, add, remove or rearrange any lettering; copy it exactly from the attached image. Highly photorealistic 43-year-old American woman with freckles and red hair in the USA, location: Subway Car, holding the overhead grab bar. Adult-only setting: everyone in frame is an adult, no children. Natural age-appropriate appearance, realistic skin texture, natural expression, real black cotton T-shirt with visible fabric weave and natural folds. The T-shirt graphic is the MAIN FOCUS: the entire front print fully visible, centered, sharp and readable. Real-life commercial lifestyle photography, natural lighting, realistic background, subtle depth of field, authentic smartphone perspective. IMAGE SIZE: 9:16 VERTICAL. No text anywhere except the shirt print itself: no captions, no logo, no watermark, no QR code.</w:t>
+      </w:r>
+    </w:p>
+    <w:p>
+      <w:pPr>
+        <w:spacing w:after="80"/>
+      </w:pPr>
+      <w:r>
+        <w:rPr>
+          <w:b/>
+          <w:bCs/>
+        </w:rPr>
+        <w:t xml:space="preserve">VIDEO PROMPT: </w:t>
+      </w:r>
+      <w:r>
+        <w:t xml:space="preserve">Create a 10-second photorealistic 9:16 vertical USA lifestyle Reel that looks like real smartphone footage, not AI. Use the attached mockup image as the EXACT T-shirt: identical wording, typography, ink colours and layout, nothing redrawn or invented. Location: Subway Car. Adult-only setting, no children in frame. Main subject: 43-year-old American woman with freckles and red hair, wearing the exact T-shirt from the attached image, holding the overhead grab bar. They speak naturally about the shirt's look, not reading the print aloud: "Just running errands and everyone is reading my shirt. Bold print, soft fabric, zero regrets." Then they turn slightly left and right to show the shirt from a natural angle. Keep the T-shirt the visual MAIN FOCUS for most of the 10 seconds, with a clear front view of the complete graphic, slight natural handheld movement and realistic autofocus. Natural American voice, realistic lip sync, real cotton fabric movement, realistic lighting and location-appropriate ambient sound. Include unscripted background giggling and a short burst of laughter from adult friends off-camera, mixed with the natural ambient sound. IMAGE/VIDEO FRAME: 9:16 VERTICAL. No CGI look, no cartoon, no plastic fabric, no distorted hands, no extra fingers, no altered wording, no added text, no captions or subtitles, no logo, no watermark.</w:t>
+      </w:r>
+    </w:p>
+    <w:p>
+      <w:pPr>
+        <w:pStyle w:val="Heading2"/>
+        <w:spacing w:before="240"/>
+      </w:pPr>
+      <w:r>
+        <w:t xml:space="preserve">38. Rideshare Pickup Curb — 53-year-old American man with a man bun</w:t>
       </w:r>
     </w:p>
     <w:p>
@@ -3192,31 +3192,31 @@
         <w:t xml:space="preserve">IMAGE PROMPT: </w:t>
       </w:r>
       <w:r>
-        <w:t xml:space="preserve">Use the attached mockup image as the EXACT T-shirt: the person wears that shirt unchanged, with the same wording, typography, ink colours and layout (stacked white retro bubble-script lettering with a swash tail, a hot-pink underlined bottom word, on a black T-shirt). Do not redraw, rewrite, add, remove or rearrange any lettering; copy it exactly from the attached image. Highly photorealistic 48-year-old American man with curly black hair in the USA, location: Fantasy Football Draft Party, holding a marker by the draft board. Adult-only setting: everyone in frame is an adult, no children. Natural age-appropriate appearance, realistic skin texture, natural expression, real black cotton T-shirt with visible fabric weave and natural folds. The T-shirt graphic is the MAIN FOCUS: the entire front print fully visible, centered, sharp and readable. Real-life commercial lifestyle photography, natural lighting, realistic background, subtle depth of field, authentic smartphone perspective. IMAGE SIZE: 9:16 VERTICAL. No text anywhere except the shirt print itself: no captions, no logo, no watermark, no QR code.</w:t>
-      </w:r>
-    </w:p>
-    <w:p>
-      <w:pPr>
-        <w:spacing w:after="80"/>
-      </w:pPr>
-      <w:r>
-        <w:rPr>
-          <w:b/>
-          <w:bCs/>
-        </w:rPr>
-        <w:t xml:space="preserve">VIDEO PROMPT: </w:t>
-      </w:r>
-      <w:r>
-        <w:t xml:space="preserve">Create a 10-second photorealistic 9:16 vertical USA lifestyle Reel that looks like real smartphone footage, not AI. Use the attached mockup image as the EXACT T-shirt: identical wording, typography, ink colours and layout, nothing redrawn or invented. Location: Fantasy Football Draft Party. Adult-only setting, no children in frame. Main subject: 48-year-old American man with curly black hair, wearing the exact T-shirt from the attached image, holding a marker by the draft board. They speak naturally about the shirt's look, not reading the print aloud: "Real talk, this shirt is the main event. That hot-pink underline is the best part." Then they look off-camera at a friend, laugh, and look back at the lens. Keep the T-shirt the visual MAIN FOCUS for most of the 10 seconds, with a clear front view of the complete graphic, slight natural handheld movement and realistic autofocus. Natural American voice, realistic lip sync, real cotton fabric movement, realistic lighting and location-appropriate ambient sound. Background audio has natural chuckles from nearby adults reacting to the shirt, real and unpolished, not a laugh track. IMAGE/VIDEO FRAME: 9:16 VERTICAL. No CGI look, no cartoon, no plastic fabric, no distorted hands, no extra fingers, no altered wording, no added text, no captions or subtitles, no logo, no watermark.</w:t>
-      </w:r>
-    </w:p>
-    <w:p>
-      <w:pPr>
-        <w:pStyle w:val="Heading2"/>
-        <w:spacing w:before="240"/>
-      </w:pPr>
-      <w:r>
-        <w:t xml:space="preserve">39. Garage Poker Night — 36-year-old American woman with big hoop earrings</w:t>
+        <w:t xml:space="preserve">Use the attached mockup image as the EXACT T-shirt: the person wears that shirt unchanged, with the same wording, typography, ink colours and layout (stacked white retro bubble-script lettering with a swash tail, a hot-pink underlined bottom word, on a black T-shirt). Do not redraw, rewrite, add, remove or rearrange any lettering; copy it exactly from the attached image. Highly photorealistic 53-year-old American man with a man bun in the USA, location: Rideshare Pickup Curb, scanning passing cars with a carry-on bag. Adult-only setting: everyone in frame is an adult, no children. Natural age-appropriate appearance, realistic skin texture, natural expression, real black cotton T-shirt with visible fabric weave and natural folds. The T-shirt graphic is the MAIN FOCUS: the entire front print fully visible, centered, sharp and readable. Real-life commercial lifestyle photography, natural lighting, realistic background, subtle depth of field, authentic smartphone perspective. IMAGE SIZE: 9:16 VERTICAL. No text anywhere except the shirt print itself: no captions, no logo, no watermark, no QR code.</w:t>
+      </w:r>
+    </w:p>
+    <w:p>
+      <w:pPr>
+        <w:spacing w:after="80"/>
+      </w:pPr>
+      <w:r>
+        <w:rPr>
+          <w:b/>
+          <w:bCs/>
+        </w:rPr>
+        <w:t xml:space="preserve">VIDEO PROMPT: </w:t>
+      </w:r>
+      <w:r>
+        <w:t xml:space="preserve">Create a 10-second photorealistic 9:16 vertical USA lifestyle Reel that looks like real smartphone footage, not AI. Use the attached mockup image as the EXACT T-shirt: identical wording, typography, ink colours and layout, nothing redrawn or invented. Location: Rideshare Pickup Curb. Adult-only setting, no children in frame. Main subject: 53-year-old American man with a man bun, wearing the exact T-shirt from the attached image, scanning passing cars with a carry-on bag. They speak naturally about the shirt's look, not reading the print aloud: "Real talk, this shirt is the main event. That hot-pink underline is the best part." Then they look off-camera at a friend, laugh, and look back at the lens. Keep the T-shirt the visual MAIN FOCUS for most of the 10 seconds, with a clear front view of the complete graphic, slight natural handheld movement and realistic autofocus. Natural American voice, realistic lip sync, real cotton fabric movement, realistic lighting and location-appropriate ambient sound. Background audio has natural chuckles from nearby adults reacting to the shirt, real and unpolished, not a laugh track. IMAGE/VIDEO FRAME: 9:16 VERTICAL. No CGI look, no cartoon, no plastic fabric, no distorted hands, no extra fingers, no altered wording, no added text, no captions or subtitles, no logo, no watermark.</w:t>
+      </w:r>
+    </w:p>
+    <w:p>
+      <w:pPr>
+        <w:pStyle w:val="Heading2"/>
+        <w:spacing w:before="240"/>
+      </w:pPr>
+      <w:r>
+        <w:t xml:space="preserve">39. Airport Baggage Claim — 39-year-old American woman with black-framed glasses</w:t>
       </w:r>
     </w:p>
     <w:p>
@@ -3276,31 +3276,31 @@
         <w:t xml:space="preserve">IMAGE PROMPT: </w:t>
       </w:r>
       <w:r>
-        <w:t xml:space="preserve">Use the attached mockup image as the EXACT T-shirt: the person wears that shirt unchanged, with the same wording, typography, ink colours and layout (stacked white retro bubble-script lettering with a swash tail, a hot-pink underlined bottom word, on a black T-shirt). Do not redraw, rewrite, add, remove or rearrange any lettering; copy it exactly from the attached image. Highly photorealistic 36-year-old American woman with big hoop earrings in the USA, location: Garage Poker Night, fanning a hand of playing cards. Adult-only setting: everyone in frame is an adult, no children. Natural age-appropriate appearance, realistic skin texture, natural expression, real black cotton T-shirt with visible fabric weave and natural folds. The T-shirt graphic is the MAIN FOCUS: the entire front print fully visible, centered, sharp and readable. Real-life commercial lifestyle photography, natural lighting, realistic background, subtle depth of field, authentic smartphone perspective. IMAGE SIZE: 9:16 VERTICAL. No text anywhere except the shirt print itself: no captions, no logo, no watermark, no QR code.</w:t>
-      </w:r>
-    </w:p>
-    <w:p>
-      <w:pPr>
-        <w:spacing w:after="80"/>
-      </w:pPr>
-      <w:r>
-        <w:rPr>
-          <w:b/>
-          <w:bCs/>
-        </w:rPr>
-        <w:t xml:space="preserve">VIDEO PROMPT: </w:t>
-      </w:r>
-      <w:r>
-        <w:t xml:space="preserve">Create a 10-second photorealistic 9:16 vertical USA lifestyle Reel that looks like real smartphone footage, not AI. Use the attached mockup image as the EXACT T-shirt: identical wording, typography, ink colours and layout, nothing redrawn or invented. Location: Garage Poker Night. Adult-only setting, no children in frame. Main subject: 36-year-old American woman with big hoop earrings, wearing the exact T-shirt from the attached image, fanning a hand of playing cards. They speak naturally about the shirt's look, not reading the print aloud: "Somebody had to wear it. Comfortable enough to wear all weekend." Then they point to each line of the print one by one. Keep the T-shirt the visual MAIN FOCUS for most of the 10 seconds, with a clear front view of the complete graphic, slight natural handheld movement and realistic autofocus. Natural American voice, realistic lip sync, real cotton fabric movement, realistic lighting and location-appropriate ambient sound. Add warm, natural background laughter from friends nearby, as if they just read the shirt. IMAGE/VIDEO FRAME: 9:16 VERTICAL. No CGI look, no cartoon, no plastic fabric, no distorted hands, no extra fingers, no altered wording, no added text, no captions or subtitles, no logo, no watermark.</w:t>
-      </w:r>
-    </w:p>
-    <w:p>
-      <w:pPr>
-        <w:pStyle w:val="Heading2"/>
-        <w:spacing w:before="240"/>
-      </w:pPr>
-      <w:r>
-        <w:t xml:space="preserve">40. Speakeasy Cocktail Bar — 41-year-old American man with a worn ball cap</w:t>
+        <w:t xml:space="preserve">Use the attached mockup image as the EXACT T-shirt: the person wears that shirt unchanged, with the same wording, typography, ink colours and layout (stacked white retro bubble-script lettering with a swash tail, a hot-pink underlined bottom word, on a black T-shirt). Do not redraw, rewrite, add, remove or rearrange any lettering; copy it exactly from the attached image. Highly photorealistic 39-year-old American woman with black-framed glasses in the USA, location: Airport Baggage Claim, waiting while the carousel spins. Adult-only setting: everyone in frame is an adult, no children. Natural age-appropriate appearance, realistic skin texture, natural expression, real black cotton T-shirt with visible fabric weave and natural folds. The T-shirt graphic is the MAIN FOCUS: the entire front print fully visible, centered, sharp and readable. Real-life commercial lifestyle photography, natural lighting, realistic background, subtle depth of field, authentic smartphone perspective. IMAGE SIZE: 9:16 VERTICAL. No text anywhere except the shirt print itself: no captions, no logo, no watermark, no QR code.</w:t>
+      </w:r>
+    </w:p>
+    <w:p>
+      <w:pPr>
+        <w:spacing w:after="80"/>
+      </w:pPr>
+      <w:r>
+        <w:rPr>
+          <w:b/>
+          <w:bCs/>
+        </w:rPr>
+        <w:t xml:space="preserve">VIDEO PROMPT: </w:t>
+      </w:r>
+      <w:r>
+        <w:t xml:space="preserve">Create a 10-second photorealistic 9:16 vertical USA lifestyle Reel that looks like real smartphone footage, not AI. Use the attached mockup image as the EXACT T-shirt: identical wording, typography, ink colours and layout, nothing redrawn or invented. Location: Airport Baggage Claim. Adult-only setting, no children in frame. Main subject: 39-year-old American woman with black-framed glasses, wearing the exact T-shirt from the attached image, waiting while the carousel spins. They speak naturally about the shirt's look, not reading the print aloud: "Somebody had to wear it. Comfortable enough to wear all weekend." Then they point to each line of the print one by one. Keep the T-shirt the visual MAIN FOCUS for most of the 10 seconds, with a clear front view of the complete graphic, slight natural handheld movement and realistic autofocus. Natural American voice, realistic lip sync, real cotton fabric movement, realistic lighting and location-appropriate ambient sound. Add warm, natural background laughter from friends nearby, as if they just read the shirt. IMAGE/VIDEO FRAME: 9:16 VERTICAL. No CGI look, no cartoon, no plastic fabric, no distorted hands, no extra fingers, no altered wording, no added text, no captions or subtitles, no logo, no watermark.</w:t>
+      </w:r>
+    </w:p>
+    <w:p>
+      <w:pPr>
+        <w:pStyle w:val="Heading2"/>
+        <w:spacing w:before="240"/>
+      </w:pPr>
+      <w:r>
+        <w:t xml:space="preserve">40. Airport Gate During A Delay — 45-year-old American man with a full lumberjack beard</w:t>
       </w:r>
     </w:p>
     <w:p>
@@ -3360,31 +3360,31 @@
         <w:t xml:space="preserve">IMAGE PROMPT: </w:t>
       </w:r>
       <w:r>
-        <w:t xml:space="preserve">Use the attached mockup image as the EXACT T-shirt: the person wears that shirt unchanged, with the same wording, typography, ink colours and layout (stacked white retro bubble-script lettering with a swash tail, a hot-pink underlined bottom word, on a black T-shirt). Do not redraw, rewrite, add, remove or rearrange any lettering; copy it exactly from the attached image. Highly photorealistic 41-year-old American man with a worn ball cap in the USA, location: Speakeasy Cocktail Bar, receiving a smoked cocktail. Adult-only setting: everyone in frame is an adult, no children. Natural age-appropriate appearance, realistic skin texture, natural expression, real black cotton T-shirt with visible fabric weave and natural folds. The T-shirt graphic is the MAIN FOCUS: the entire front print fully visible, centered, sharp and readable. Real-life commercial lifestyle photography, natural lighting, realistic background, subtle depth of field, authentic smartphone perspective. IMAGE SIZE: 9:16 VERTICAL. No text anywhere except the shirt print itself: no captions, no logo, no watermark, no QR code.</w:t>
-      </w:r>
-    </w:p>
-    <w:p>
-      <w:pPr>
-        <w:spacing w:after="80"/>
-      </w:pPr>
-      <w:r>
-        <w:rPr>
-          <w:b/>
-          <w:bCs/>
-        </w:rPr>
-        <w:t xml:space="preserve">VIDEO PROMPT: </w:t>
-      </w:r>
-      <w:r>
-        <w:t xml:space="preserve">Create a 10-second photorealistic 9:16 vertical USA lifestyle Reel that looks like real smartphone footage, not AI. Use the attached mockup image as the EXACT T-shirt: identical wording, typography, ink colours and layout, nothing redrawn or invented. Location: Speakeasy Cocktail Bar. Adult-only setting, no children in frame. Main subject: 41-year-old American man with a worn ball cap, wearing the exact T-shirt from the attached image, receiving a smoked cocktail. They speak naturally about the shirt's look, not reading the print aloud: "I knew this shirt would start something. Every line is lined up perfectly." Then they shrug, grin, and tug the hem so the print sits flat. Keep the T-shirt the visual MAIN FOCUS for most of the 10 seconds, with a clear front view of the complete graphic, slight natural handheld movement and realistic autofocus. Natural American voice, realistic lip sync, real cotton fabric movement, realistic lighting and location-appropriate ambient sound. Mix in a friend off-camera saying "No way" and laughing, plus natural ambient sound. IMAGE/VIDEO FRAME: 9:16 VERTICAL. No CGI look, no cartoon, no plastic fabric, no distorted hands, no extra fingers, no altered wording, no added text, no captions or subtitles, no logo, no watermark.</w:t>
-      </w:r>
-    </w:p>
-    <w:p>
-      <w:pPr>
-        <w:pStyle w:val="Heading2"/>
-        <w:spacing w:before="240"/>
-      </w:pPr>
-      <w:r>
-        <w:t xml:space="preserve">41. Food Truck Rally — 47-year-old American woman with a high ponytail</w:t>
+        <w:t xml:space="preserve">Use the attached mockup image as the EXACT T-shirt: the person wears that shirt unchanged, with the same wording, typography, ink colours and layout (stacked white retro bubble-script lettering with a swash tail, a hot-pink underlined bottom word, on a black T-shirt). Do not redraw, rewrite, add, remove or rearrange any lettering; copy it exactly from the attached image. Highly photorealistic 45-year-old American man with a full lumberjack beard in the USA, location: Airport Gate During A Delay, sitting with a neck pillow and a sigh. Adult-only setting: everyone in frame is an adult, no children. Natural age-appropriate appearance, realistic skin texture, natural expression, real black cotton T-shirt with visible fabric weave and natural folds. The T-shirt graphic is the MAIN FOCUS: the entire front print fully visible, centered, sharp and readable. Real-life commercial lifestyle photography, natural lighting, realistic background, subtle depth of field, authentic smartphone perspective. IMAGE SIZE: 9:16 VERTICAL. No text anywhere except the shirt print itself: no captions, no logo, no watermark, no QR code.</w:t>
+      </w:r>
+    </w:p>
+    <w:p>
+      <w:pPr>
+        <w:spacing w:after="80"/>
+      </w:pPr>
+      <w:r>
+        <w:rPr>
+          <w:b/>
+          <w:bCs/>
+        </w:rPr>
+        <w:t xml:space="preserve">VIDEO PROMPT: </w:t>
+      </w:r>
+      <w:r>
+        <w:t xml:space="preserve">Create a 10-second photorealistic 9:16 vertical USA lifestyle Reel that looks like real smartphone footage, not AI. Use the attached mockup image as the EXACT T-shirt: identical wording, typography, ink colours and layout, nothing redrawn or invented. Location: Airport Gate During A Delay. Adult-only setting, no children in frame. Main subject: 45-year-old American man with a full lumberjack beard, wearing the exact T-shirt from the attached image, sitting with a neck pillow and a sigh. They speak naturally about the shirt's look, not reading the print aloud: "I knew this shirt would start something. Every line is lined up perfectly." Then they shrug, grin, and tug the hem so the print sits flat. Keep the T-shirt the visual MAIN FOCUS for most of the 10 seconds, with a clear front view of the complete graphic, slight natural handheld movement and realistic autofocus. Natural American voice, realistic lip sync, real cotton fabric movement, realistic lighting and location-appropriate ambient sound. Mix in a friend off-camera saying "No way" and laughing, plus natural ambient sound. IMAGE/VIDEO FRAME: 9:16 VERTICAL. No CGI look, no cartoon, no plastic fabric, no distorted hands, no extra fingers, no altered wording, no added text, no captions or subtitles, no logo, no watermark.</w:t>
+      </w:r>
+    </w:p>
+    <w:p>
+      <w:pPr>
+        <w:pStyle w:val="Heading2"/>
+        <w:spacing w:before="240"/>
+      </w:pPr>
+      <w:r>
+        <w:t xml:space="preserve">41. Hotel Lobby Coffee Station — 52-year-old American woman with a headband</w:t>
       </w:r>
     </w:p>
     <w:p>
@@ -3444,31 +3444,31 @@
         <w:t xml:space="preserve">IMAGE PROMPT: </w:t>
       </w:r>
       <w:r>
-        <w:t xml:space="preserve">Use the attached mockup image as the EXACT T-shirt: the person wears that shirt unchanged, with the same wording, typography, ink colours and layout (stacked white retro bubble-script lettering with a swash tail, a hot-pink underlined bottom word, on a black T-shirt). Do not redraw, rewrite, add, remove or rearrange any lettering; copy it exactly from the attached image. Highly photorealistic 47-year-old American woman with a high ponytail in the USA, location: Food Truck Rally, holding a paper tray of tacos. Adult-only setting: everyone in frame is an adult, no children. Natural age-appropriate appearance, realistic skin texture, natural expression, real black cotton T-shirt with visible fabric weave and natural folds. The T-shirt graphic is the MAIN FOCUS: the entire front print fully visible, centered, sharp and readable. Real-life commercial lifestyle photography, natural lighting, realistic background, subtle depth of field, authentic smartphone perspective. IMAGE SIZE: 9:16 VERTICAL. No text anywhere except the shirt print itself: no captions, no logo, no watermark, no QR code.</w:t>
-      </w:r>
-    </w:p>
-    <w:p>
-      <w:pPr>
-        <w:spacing w:after="80"/>
-      </w:pPr>
-      <w:r>
-        <w:rPr>
-          <w:b/>
-          <w:bCs/>
-        </w:rPr>
-        <w:t xml:space="preserve">VIDEO PROMPT: </w:t>
-      </w:r>
-      <w:r>
-        <w:t xml:space="preserve">Create a 10-second photorealistic 9:16 vertical USA lifestyle Reel that looks like real smartphone footage, not AI. Use the attached mockup image as the EXACT T-shirt: identical wording, typography, ink colours and layout, nothing redrawn or invented. Location: Food Truck Rally. Adult-only setting, no children in frame. Main subject: 47-year-old American woman with a high ponytail, wearing the exact T-shirt from the attached image, holding a paper tray of tacos. They speak naturally about the shirt's look, not reading the print aloud: "Okay, shirt check. It's soft, and the print doesn't crack." Then they take a step back so the whole front is in frame. Keep the T-shirt the visual MAIN FOCUS for most of the 10 seconds, with a clear front view of the complete graphic, slight natural handheld movement and realistic autofocus. Natural American voice, realistic lip sync, real cotton fabric movement, realistic lighting and location-appropriate ambient sound. Include unscripted background giggling and a short burst of laughter from adult friends off-camera, mixed with the natural ambient sound. IMAGE/VIDEO FRAME: 9:16 VERTICAL. No CGI look, no cartoon, no plastic fabric, no distorted hands, no extra fingers, no altered wording, no added text, no captions or subtitles, no logo, no watermark.</w:t>
-      </w:r>
-    </w:p>
-    <w:p>
-      <w:pPr>
-        <w:pStyle w:val="Heading2"/>
-        <w:spacing w:before="240"/>
-      </w:pPr>
-      <w:r>
-        <w:t xml:space="preserve">42. Oyster Bar — 43-year-old American man with a buzz cut</w:t>
+        <w:t xml:space="preserve">Use the attached mockup image as the EXACT T-shirt: the person wears that shirt unchanged, with the same wording, typography, ink colours and layout (stacked white retro bubble-script lettering with a swash tail, a hot-pink underlined bottom word, on a black T-shirt). Do not redraw, rewrite, add, remove or rearrange any lettering; copy it exactly from the attached image. Highly photorealistic 52-year-old American woman with a headband in the USA, location: Hotel Lobby Coffee Station, pouring a cup of coffee. Adult-only setting: everyone in frame is an adult, no children. Natural age-appropriate appearance, realistic skin texture, natural expression, real black cotton T-shirt with visible fabric weave and natural folds. The T-shirt graphic is the MAIN FOCUS: the entire front print fully visible, centered, sharp and readable. Real-life commercial lifestyle photography, natural lighting, realistic background, subtle depth of field, authentic smartphone perspective. IMAGE SIZE: 9:16 VERTICAL. No text anywhere except the shirt print itself: no captions, no logo, no watermark, no QR code.</w:t>
+      </w:r>
+    </w:p>
+    <w:p>
+      <w:pPr>
+        <w:spacing w:after="80"/>
+      </w:pPr>
+      <w:r>
+        <w:rPr>
+          <w:b/>
+          <w:bCs/>
+        </w:rPr>
+        <w:t xml:space="preserve">VIDEO PROMPT: </w:t>
+      </w:r>
+      <w:r>
+        <w:t xml:space="preserve">Create a 10-second photorealistic 9:16 vertical USA lifestyle Reel that looks like real smartphone footage, not AI. Use the attached mockup image as the EXACT T-shirt: identical wording, typography, ink colours and layout, nothing redrawn or invented. Location: Hotel Lobby Coffee Station. Adult-only setting, no children in frame. Main subject: 52-year-old American woman with a headband, wearing the exact T-shirt from the attached image, pouring a cup of coffee. They speak naturally about the shirt's look, not reading the print aloud: "Okay, shirt check. It's soft, and the print doesn't crack." Then they take a step back so the whole front is in frame. Keep the T-shirt the visual MAIN FOCUS for most of the 10 seconds, with a clear front view of the complete graphic, slight natural handheld movement and realistic autofocus. Natural American voice, realistic lip sync, real cotton fabric movement, realistic lighting and location-appropriate ambient sound. Include unscripted background giggling and a short burst of laughter from adult friends off-camera, mixed with the natural ambient sound. IMAGE/VIDEO FRAME: 9:16 VERTICAL. No CGI look, no cartoon, no plastic fabric, no distorted hands, no extra fingers, no altered wording, no added text, no captions or subtitles, no logo, no watermark.</w:t>
+      </w:r>
+    </w:p>
+    <w:p>
+      <w:pPr>
+        <w:pStyle w:val="Heading2"/>
+        <w:spacing w:before="240"/>
+      </w:pPr>
+      <w:r>
+        <w:t xml:space="preserve">42. Hotel Ice Machine Hallway — 47-year-old American man with a buzz cut</w:t>
       </w:r>
     </w:p>
     <w:p>
@@ -3528,31 +3528,31 @@
         <w:t xml:space="preserve">IMAGE PROMPT: </w:t>
       </w:r>
       <w:r>
-        <w:t xml:space="preserve">Use the attached mockup image as the EXACT T-shirt: the person wears that shirt unchanged, with the same wording, typography, ink colours and layout (stacked white retro bubble-script lettering with a swash tail, a hot-pink underlined bottom word, on a black T-shirt). Do not redraw, rewrite, add, remove or rearrange any lettering; copy it exactly from the attached image. Highly photorealistic 43-year-old American man with a buzz cut in the USA, location: Oyster Bar, holding up an oyster shell. Adult-only setting: everyone in frame is an adult, no children. Natural age-appropriate appearance, realistic skin texture, natural expression, real black cotton T-shirt with visible fabric weave and natural folds. The T-shirt graphic is the MAIN FOCUS: the entire front print fully visible, centered, sharp and readable. Real-life commercial lifestyle photography, natural lighting, realistic background, subtle depth of field, authentic smartphone perspective. IMAGE SIZE: 9:16 VERTICAL. No text anywhere except the shirt print itself: no captions, no logo, no watermark, no QR code.</w:t>
-      </w:r>
-    </w:p>
-    <w:p>
-      <w:pPr>
-        <w:spacing w:after="80"/>
-      </w:pPr>
-      <w:r>
-        <w:rPr>
-          <w:b/>
-          <w:bCs/>
-        </w:rPr>
-        <w:t xml:space="preserve">VIDEO PROMPT: </w:t>
-      </w:r>
-      <w:r>
-        <w:t xml:space="preserve">Create a 10-second photorealistic 9:16 vertical USA lifestyle Reel that looks like real smartphone footage, not AI. Use the attached mockup image as the EXACT T-shirt: identical wording, typography, ink colours and layout, nothing redrawn or invented. Location: Oyster Bar. Adult-only setting, no children in frame. Main subject: 43-year-old American man with a buzz cut, wearing the exact T-shirt from the attached image, holding up an oyster shell. They speak naturally about the shirt's look, not reading the print aloud: "New shirt day, and it's a good one. Funniest gift I've gotten all year." Then they cover their mouth, laugh, and show the shirt again. Keep the T-shirt the visual MAIN FOCUS for most of the 10 seconds, with a clear front view of the complete graphic, slight natural handheld movement and realistic autofocus. Natural American voice, realistic lip sync, real cotton fabric movement, realistic lighting and location-appropriate ambient sound. Background audio has natural chuckles from nearby adults reacting to the shirt, real and unpolished, not a laugh track. IMAGE/VIDEO FRAME: 9:16 VERTICAL. No CGI look, no cartoon, no plastic fabric, no distorted hands, no extra fingers, no altered wording, no added text, no captions or subtitles, no logo, no watermark.</w:t>
-      </w:r>
-    </w:p>
-    <w:p>
-      <w:pPr>
-        <w:pStyle w:val="Heading2"/>
-        <w:spacing w:before="240"/>
-      </w:pPr>
-      <w:r>
-        <w:t xml:space="preserve">43. Backyard Crawfish Boil — 50-year-old American woman with a denim jacket over the shirt left open</w:t>
+        <w:t xml:space="preserve">Use the attached mockup image as the EXACT T-shirt: the person wears that shirt unchanged, with the same wording, typography, ink colours and layout (stacked white retro bubble-script lettering with a swash tail, a hot-pink underlined bottom word, on a black T-shirt). Do not redraw, rewrite, add, remove or rearrange any lettering; copy it exactly from the attached image. Highly photorealistic 47-year-old American man with a buzz cut in the USA, location: Hotel Ice Machine Hallway, holding an ice bucket. Adult-only setting: everyone in frame is an adult, no children. Natural age-appropriate appearance, realistic skin texture, natural expression, real black cotton T-shirt with visible fabric weave and natural folds. The T-shirt graphic is the MAIN FOCUS: the entire front print fully visible, centered, sharp and readable. Real-life commercial lifestyle photography, natural lighting, realistic background, subtle depth of field, authentic smartphone perspective. IMAGE SIZE: 9:16 VERTICAL. No text anywhere except the shirt print itself: no captions, no logo, no watermark, no QR code.</w:t>
+      </w:r>
+    </w:p>
+    <w:p>
+      <w:pPr>
+        <w:spacing w:after="80"/>
+      </w:pPr>
+      <w:r>
+        <w:rPr>
+          <w:b/>
+          <w:bCs/>
+        </w:rPr>
+        <w:t xml:space="preserve">VIDEO PROMPT: </w:t>
+      </w:r>
+      <w:r>
+        <w:t xml:space="preserve">Create a 10-second photorealistic 9:16 vertical USA lifestyle Reel that looks like real smartphone footage, not AI. Use the attached mockup image as the EXACT T-shirt: identical wording, typography, ink colours and layout, nothing redrawn or invented. Location: Hotel Ice Machine Hallway. Adult-only setting, no children in frame. Main subject: 47-year-old American man with a buzz cut, wearing the exact T-shirt from the attached image, holding an ice bucket. They speak naturally about the shirt's look, not reading the print aloud: "New shirt day, and it's a good one. Funniest gift I've gotten all year." Then they cover their mouth, laugh, and show the shirt again. Keep the T-shirt the visual MAIN FOCUS for most of the 10 seconds, with a clear front view of the complete graphic, slight natural handheld movement and realistic autofocus. Natural American voice, realistic lip sync, real cotton fabric movement, realistic lighting and location-appropriate ambient sound. Background audio has natural chuckles from nearby adults reacting to the shirt, real and unpolished, not a laugh track. IMAGE/VIDEO FRAME: 9:16 VERTICAL. No CGI look, no cartoon, no plastic fabric, no distorted hands, no extra fingers, no altered wording, no added text, no captions or subtitles, no logo, no watermark.</w:t>
+      </w:r>
+    </w:p>
+    <w:p>
+      <w:pPr>
+        <w:pStyle w:val="Heading2"/>
+        <w:spacing w:before="240"/>
+      </w:pPr>
+      <w:r>
+        <w:t xml:space="preserve">43. Coworking Space Phone Booth — 55-year-old American woman with a denim jacket over the shirt left open</w:t>
       </w:r>
     </w:p>
     <w:p>
@@ -3612,31 +3612,31 @@
         <w:t xml:space="preserve">IMAGE PROMPT: </w:t>
       </w:r>
       <w:r>
-        <w:t xml:space="preserve">Use the attached mockup image as the EXACT T-shirt: the person wears that shirt unchanged, with the same wording, typography, ink colours and layout (stacked white retro bubble-script lettering with a swash tail, a hot-pink underlined bottom word, on a black T-shirt). Do not redraw, rewrite, add, remove or rearrange any lettering; copy it exactly from the attached image. Highly photorealistic 50-year-old American woman with a denim jacket over the shirt left open in the USA, location: Backyard Crawfish Boil, holding up a crawfish. Adult-only setting: everyone in frame is an adult, no children. Natural age-appropriate appearance, realistic skin texture, natural expression, real black cotton T-shirt with visible fabric weave and natural folds. The T-shirt graphic is the MAIN FOCUS: the entire front print fully visible, centered, sharp and readable. Real-life commercial lifestyle photography, natural lighting, realistic background, subtle depth of field, authentic smartphone perspective. IMAGE SIZE: 9:16 VERTICAL. No text anywhere except the shirt print itself: no captions, no logo, no watermark, no QR code.</w:t>
-      </w:r>
-    </w:p>
-    <w:p>
-      <w:pPr>
-        <w:spacing w:after="80"/>
-      </w:pPr>
-      <w:r>
-        <w:rPr>
-          <w:b/>
-          <w:bCs/>
-        </w:rPr>
-        <w:t xml:space="preserve">VIDEO PROMPT: </w:t>
-      </w:r>
-      <w:r>
-        <w:t xml:space="preserve">Create a 10-second photorealistic 9:16 vertical USA lifestyle Reel that looks like real smartphone footage, not AI. Use the attached mockup image as the EXACT T-shirt: identical wording, typography, ink colours and layout, nothing redrawn or invented. Location: Backyard Crawfish Boil. Adult-only setting, no children in frame. Main subject: 50-year-old American woman with a denim jacket over the shirt left open, wearing the exact T-shirt from the attached image, holding up a crawfish. They speak naturally about the shirt's look, not reading the print aloud: "Everybody keeps asking about this shirt. Get one for your group chat's funniest person." Then they gesture down at the shirt with both hands like a reveal. Keep the T-shirt the visual MAIN FOCUS for most of the 10 seconds, with a clear front view of the complete graphic, slight natural handheld movement and realistic autofocus. Natural American voice, realistic lip sync, real cotton fabric movement, realistic lighting and location-appropriate ambient sound. Add warm, natural background laughter from friends nearby, as if they just read the shirt. IMAGE/VIDEO FRAME: 9:16 VERTICAL. No CGI look, no cartoon, no plastic fabric, no distorted hands, no extra fingers, no altered wording, no added text, no captions or subtitles, no logo, no watermark.</w:t>
-      </w:r>
-    </w:p>
-    <w:p>
-      <w:pPr>
-        <w:pStyle w:val="Heading2"/>
-        <w:spacing w:before="240"/>
-      </w:pPr>
-      <w:r>
-        <w:t xml:space="preserve">44. Chili Cook-Off Tent — 32-year-old American man with a bucket hat</w:t>
+        <w:t xml:space="preserve">Use the attached mockup image as the EXACT T-shirt: the person wears that shirt unchanged, with the same wording, typography, ink colours and layout (stacked white retro bubble-script lettering with a swash tail, a hot-pink underlined bottom word, on a black T-shirt). Do not redraw, rewrite, add, remove or rearrange any lettering; copy it exactly from the attached image. Highly photorealistic 55-year-old American woman with a denim jacket over the shirt left open in the USA, location: Coworking Space Phone Booth, talking into a headset. Adult-only setting: everyone in frame is an adult, no children. Natural age-appropriate appearance, realistic skin texture, natural expression, real black cotton T-shirt with visible fabric weave and natural folds. The T-shirt graphic is the MAIN FOCUS: the entire front print fully visible, centered, sharp and readable. Real-life commercial lifestyle photography, natural lighting, realistic background, subtle depth of field, authentic smartphone perspective. IMAGE SIZE: 9:16 VERTICAL. No text anywhere except the shirt print itself: no captions, no logo, no watermark, no QR code.</w:t>
+      </w:r>
+    </w:p>
+    <w:p>
+      <w:pPr>
+        <w:spacing w:after="80"/>
+      </w:pPr>
+      <w:r>
+        <w:rPr>
+          <w:b/>
+          <w:bCs/>
+        </w:rPr>
+        <w:t xml:space="preserve">VIDEO PROMPT: </w:t>
+      </w:r>
+      <w:r>
+        <w:t xml:space="preserve">Create a 10-second photorealistic 9:16 vertical USA lifestyle Reel that looks like real smartphone footage, not AI. Use the attached mockup image as the EXACT T-shirt: identical wording, typography, ink colours and layout, nothing redrawn or invented. Location: Coworking Space Phone Booth. Adult-only setting, no children in frame. Main subject: 55-year-old American woman with a denim jacket over the shirt left open, wearing the exact T-shirt from the attached image, talking into a headset. They speak naturally about the shirt's look, not reading the print aloud: "Everybody keeps asking about this shirt. Get one for your group chat's funniest person." Then they gesture down at the shirt with both hands like a reveal. Keep the T-shirt the visual MAIN FOCUS for most of the 10 seconds, with a clear front view of the complete graphic, slight natural handheld movement and realistic autofocus. Natural American voice, realistic lip sync, real cotton fabric movement, realistic lighting and location-appropriate ambient sound. Add warm, natural background laughter from friends nearby, as if they just read the shirt. IMAGE/VIDEO FRAME: 9:16 VERTICAL. No CGI look, no cartoon, no plastic fabric, no distorted hands, no extra fingers, no altered wording, no added text, no captions or subtitles, no logo, no watermark.</w:t>
+      </w:r>
+    </w:p>
+    <w:p>
+      <w:pPr>
+        <w:pStyle w:val="Heading2"/>
+        <w:spacing w:before="240"/>
+      </w:pPr>
+      <w:r>
+        <w:t xml:space="preserve">44. Home Office Video Call — 33-year-old American man with tattooed forearms</w:t>
       </w:r>
     </w:p>
     <w:p>
@@ -3696,31 +3696,31 @@
         <w:t xml:space="preserve">IMAGE PROMPT: </w:t>
       </w:r>
       <w:r>
-        <w:t xml:space="preserve">Use the attached mockup image as the EXACT T-shirt: the person wears that shirt unchanged, with the same wording, typography, ink colours and layout (stacked white retro bubble-script lettering with a swash tail, a hot-pink underlined bottom word, on a black T-shirt). Do not redraw, rewrite, add, remove or rearrange any lettering; copy it exactly from the attached image. Highly photorealistic 32-year-old American man with a bucket hat in the USA, location: Chili Cook-Off Tent, holding a ladle over a pot. Adult-only setting: everyone in frame is an adult, no children. Natural age-appropriate appearance, realistic skin texture, natural expression, real black cotton T-shirt with visible fabric weave and natural folds. The T-shirt graphic is the MAIN FOCUS: the entire front print fully visible, centered, sharp and readable. Real-life commercial lifestyle photography, natural lighting, realistic background, subtle depth of field, authentic smartphone perspective. IMAGE SIZE: 9:16 VERTICAL. No text anywhere except the shirt print itself: no captions, no logo, no watermark, no QR code.</w:t>
-      </w:r>
-    </w:p>
-    <w:p>
-      <w:pPr>
-        <w:spacing w:after="80"/>
-      </w:pPr>
-      <w:r>
-        <w:rPr>
-          <w:b/>
-          <w:bCs/>
-        </w:rPr>
-        <w:t xml:space="preserve">VIDEO PROMPT: </w:t>
-      </w:r>
-      <w:r>
-        <w:t xml:space="preserve">Create a 10-second photorealistic 9:16 vertical USA lifestyle Reel that looks like real smartphone footage, not AI. Use the attached mockup image as the EXACT T-shirt: identical wording, typography, ink colours and layout, nothing redrawn or invented. Location: Chili Cook-Off Tent. Adult-only setting, no children in frame. Main subject: 32-year-old American man with a bucket hat, wearing the exact T-shirt from the attached image, holding a ladle over a pot. They speak naturally about the shirt's look, not reading the print aloud: "I wore this on purpose today. The bubble letters look straight out of the seventies." Then they straighten the shirt with both hands and face the camera. Keep the T-shirt the visual MAIN FOCUS for most of the 10 seconds, with a clear front view of the complete graphic, slight natural handheld movement and realistic autofocus. Natural American voice, realistic lip sync, real cotton fabric movement, realistic lighting and location-appropriate ambient sound. Mix in a friend off-camera saying "No way" and laughing, plus natural ambient sound. IMAGE/VIDEO FRAME: 9:16 VERTICAL. No CGI look, no cartoon, no plastic fabric, no distorted hands, no extra fingers, no altered wording, no added text, no captions or subtitles, no logo, no watermark.</w:t>
-      </w:r>
-    </w:p>
-    <w:p>
-      <w:pPr>
-        <w:pStyle w:val="Heading2"/>
-        <w:spacing w:before="240"/>
-      </w:pPr>
-      <w:r>
-        <w:t xml:space="preserve">45. Hot Wing Challenge At A Sports Bar — 35-year-old American woman with a denim jacket over the shirt left open</w:t>
+        <w:t xml:space="preserve">Use the attached mockup image as the EXACT T-shirt: the person wears that shirt unchanged, with the same wording, typography, ink colours and layout (stacked white retro bubble-script lettering with a swash tail, a hot-pink underlined bottom word, on a black T-shirt). Do not redraw, rewrite, add, remove or rearrange any lettering; copy it exactly from the attached image. Highly photorealistic 33-year-old American man with tattooed forearms in the USA, location: Home Office Video Call, waving at the webcam. Adult-only setting: everyone in frame is an adult, no children. Natural age-appropriate appearance, realistic skin texture, natural expression, real black cotton T-shirt with visible fabric weave and natural folds. The T-shirt graphic is the MAIN FOCUS: the entire front print fully visible, centered, sharp and readable. Real-life commercial lifestyle photography, natural lighting, realistic background, subtle depth of field, authentic smartphone perspective. IMAGE SIZE: 9:16 VERTICAL. No text anywhere except the shirt print itself: no captions, no logo, no watermark, no QR code.</w:t>
+      </w:r>
+    </w:p>
+    <w:p>
+      <w:pPr>
+        <w:spacing w:after="80"/>
+      </w:pPr>
+      <w:r>
+        <w:rPr>
+          <w:b/>
+          <w:bCs/>
+        </w:rPr>
+        <w:t xml:space="preserve">VIDEO PROMPT: </w:t>
+      </w:r>
+      <w:r>
+        <w:t xml:space="preserve">Create a 10-second photorealistic 9:16 vertical USA lifestyle Reel that looks like real smartphone footage, not AI. Use the attached mockup image as the EXACT T-shirt: identical wording, typography, ink colours and layout, nothing redrawn or invented. Location: Home Office Video Call. Adult-only setting, no children in frame. Main subject: 33-year-old American man with tattooed forearms, wearing the exact T-shirt from the attached image, waving at the webcam. They speak naturally about the shirt's look, not reading the print aloud: "I wore this on purpose today. The bubble letters look straight out of the seventies." Then they straighten the shirt with both hands and face the camera. Keep the T-shirt the visual MAIN FOCUS for most of the 10 seconds, with a clear front view of the complete graphic, slight natural handheld movement and realistic autofocus. Natural American voice, realistic lip sync, real cotton fabric movement, realistic lighting and location-appropriate ambient sound. Mix in a friend off-camera saying "No way" and laughing, plus natural ambient sound. IMAGE/VIDEO FRAME: 9:16 VERTICAL. No CGI look, no cartoon, no plastic fabric, no distorted hands, no extra fingers, no altered wording, no added text, no captions or subtitles, no logo, no watermark.</w:t>
+      </w:r>
+    </w:p>
+    <w:p>
+      <w:pPr>
+        <w:pStyle w:val="Heading2"/>
+        <w:spacing w:before="240"/>
+      </w:pPr>
+      <w:r>
+        <w:t xml:space="preserve">45. Open-Plan Office Standing Desk — 37-year-old American woman with a denim jacket over the shirt left open</w:t>
       </w:r>
     </w:p>
     <w:p>
@@ -3780,31 +3780,31 @@
         <w:t xml:space="preserve">IMAGE PROMPT: </w:t>
       </w:r>
       <w:r>
-        <w:t xml:space="preserve">Use the attached mockup image as the EXACT T-shirt: the person wears that shirt unchanged, with the same wording, typography, ink colours and layout (stacked white retro bubble-script lettering with a swash tail, a hot-pink underlined bottom word, on a black T-shirt). Do not redraw, rewrite, add, remove or rearrange any lettering; copy it exactly from the attached image. Highly photorealistic 35-year-old American woman with a denim jacket over the shirt left open in the USA, location: Hot Wing Challenge At A Sports Bar, fanning their mouth. Adult-only setting: everyone in frame is an adult, no children. Natural age-appropriate appearance, realistic skin texture, natural expression, real black cotton T-shirt with visible fabric weave and natural folds. The T-shirt graphic is the MAIN FOCUS: the entire front print fully visible, centered, sharp and readable. Real-life commercial lifestyle photography, natural lighting, realistic background, subtle depth of field, authentic smartphone perspective. IMAGE SIZE: 9:16 VERTICAL. No text anywhere except the shirt print itself: no captions, no logo, no watermark, no QR code.</w:t>
-      </w:r>
-    </w:p>
-    <w:p>
-      <w:pPr>
-        <w:spacing w:after="80"/>
-      </w:pPr>
-      <w:r>
-        <w:rPr>
-          <w:b/>
-          <w:bCs/>
-        </w:rPr>
-        <w:t xml:space="preserve">VIDEO PROMPT: </w:t>
-      </w:r>
-      <w:r>
-        <w:t xml:space="preserve">Create a 10-second photorealistic 9:16 vertical USA lifestyle Reel that looks like real smartphone footage, not AI. Use the attached mockup image as the EXACT T-shirt: identical wording, typography, ink colours and layout, nothing redrawn or invented. Location: Hot Wing Challenge At A Sports Bar. Adult-only setting, no children in frame. Main subject: 35-year-old American woman with a denim jacket over the shirt left open, wearing the exact T-shirt from the attached image, fanning their mouth. They speak naturally about the shirt's look, not reading the print aloud: "Let's see who reads this one first. The fit is great and the print is crisp." Then they turn slightly left and right to show the shirt from a natural angle. Keep the T-shirt the visual MAIN FOCUS for most of the 10 seconds, with a clear front view of the complete graphic, slight natural handheld movement and realistic autofocus. Natural American voice, realistic lip sync, real cotton fabric movement, realistic lighting and location-appropriate ambient sound. Include unscripted background giggling and a short burst of laughter from adult friends off-camera, mixed with the natural ambient sound. IMAGE/VIDEO FRAME: 9:16 VERTICAL. No CGI look, no cartoon, no plastic fabric, no distorted hands, no extra fingers, no altered wording, no added text, no captions or subtitles, no logo, no watermark.</w:t>
-      </w:r>
-    </w:p>
-    <w:p>
-      <w:pPr>
-        <w:pStyle w:val="Heading2"/>
-        <w:spacing w:before="240"/>
-      </w:pPr>
-      <w:r>
-        <w:t xml:space="preserve">46. Brewery Bingo Night — 42-year-old American man with a buzz cut</w:t>
+        <w:t xml:space="preserve">Use the attached mockup image as the EXACT T-shirt: the person wears that shirt unchanged, with the same wording, typography, ink colours and layout (stacked white retro bubble-script lettering with a swash tail, a hot-pink underlined bottom word, on a black T-shirt). Do not redraw, rewrite, add, remove or rearrange any lettering; copy it exactly from the attached image. Highly photorealistic 37-year-old American woman with a denim jacket over the shirt left open in the USA, location: Open-Plan Office Standing Desk, typing at a standing desk. Adult-only setting: everyone in frame is an adult, no children. Natural age-appropriate appearance, realistic skin texture, natural expression, real black cotton T-shirt with visible fabric weave and natural folds. The T-shirt graphic is the MAIN FOCUS: the entire front print fully visible, centered, sharp and readable. Real-life commercial lifestyle photography, natural lighting, realistic background, subtle depth of field, authentic smartphone perspective. IMAGE SIZE: 9:16 VERTICAL. No text anywhere except the shirt print itself: no captions, no logo, no watermark, no QR code.</w:t>
+      </w:r>
+    </w:p>
+    <w:p>
+      <w:pPr>
+        <w:spacing w:after="80"/>
+      </w:pPr>
+      <w:r>
+        <w:rPr>
+          <w:b/>
+          <w:bCs/>
+        </w:rPr>
+        <w:t xml:space="preserve">VIDEO PROMPT: </w:t>
+      </w:r>
+      <w:r>
+        <w:t xml:space="preserve">Create a 10-second photorealistic 9:16 vertical USA lifestyle Reel that looks like real smartphone footage, not AI. Use the attached mockup image as the EXACT T-shirt: identical wording, typography, ink colours and layout, nothing redrawn or invented. Location: Open-Plan Office Standing Desk. Adult-only setting, no children in frame. Main subject: 37-year-old American woman with a denim jacket over the shirt left open, wearing the exact T-shirt from the attached image, typing at a standing desk. They speak naturally about the shirt's look, not reading the print aloud: "Let's see who reads this one first. The fit is great and the print is crisp." Then they turn slightly left and right to show the shirt from a natural angle. Keep the T-shirt the visual MAIN FOCUS for most of the 10 seconds, with a clear front view of the complete graphic, slight natural handheld movement and realistic autofocus. Natural American voice, realistic lip sync, real cotton fabric movement, realistic lighting and location-appropriate ambient sound. Include unscripted background giggling and a short burst of laughter from adult friends off-camera, mixed with the natural ambient sound. IMAGE/VIDEO FRAME: 9:16 VERTICAL. No CGI look, no cartoon, no plastic fabric, no distorted hands, no extra fingers, no altered wording, no added text, no captions or subtitles, no logo, no watermark.</w:t>
+      </w:r>
+    </w:p>
+    <w:p>
+      <w:pPr>
+        <w:pStyle w:val="Heading2"/>
+        <w:spacing w:before="240"/>
+      </w:pPr>
+      <w:r>
+        <w:t xml:space="preserve">46. Office Copy Room — 46-year-old American man with a buzz cut</w:t>
       </w:r>
     </w:p>
     <w:p>
@@ -3864,31 +3864,31 @@
         <w:t xml:space="preserve">IMAGE PROMPT: </w:t>
       </w:r>
       <w:r>
-        <w:t xml:space="preserve">Use the attached mockup image as the EXACT T-shirt: the person wears that shirt unchanged, with the same wording, typography, ink colours and layout (stacked white retro bubble-script lettering with a swash tail, a hot-pink underlined bottom word, on a black T-shirt). Do not redraw, rewrite, add, remove or rearrange any lettering; copy it exactly from the attached image. Highly photorealistic 42-year-old American man with a buzz cut in the USA, location: Brewery Bingo Night, dabbing a bingo card. Adult-only setting: everyone in frame is an adult, no children. Natural age-appropriate appearance, realistic skin texture, natural expression, real black cotton T-shirt with visible fabric weave and natural folds. The T-shirt graphic is the MAIN FOCUS: the entire front print fully visible, centered, sharp and readable. Real-life commercial lifestyle photography, natural lighting, realistic background, subtle depth of field, authentic smartphone perspective. IMAGE SIZE: 9:16 VERTICAL. No text anywhere except the shirt print itself: no captions, no logo, no watermark, no QR code.</w:t>
-      </w:r>
-    </w:p>
-    <w:p>
-      <w:pPr>
-        <w:spacing w:after="80"/>
-      </w:pPr>
-      <w:r>
-        <w:rPr>
-          <w:b/>
-          <w:bCs/>
-        </w:rPr>
-        <w:t xml:space="preserve">VIDEO PROMPT: </w:t>
-      </w:r>
-      <w:r>
-        <w:t xml:space="preserve">Create a 10-second photorealistic 9:16 vertical USA lifestyle Reel that looks like real smartphone footage, not AI. Use the attached mockup image as the EXACT T-shirt: identical wording, typography, ink colours and layout, nothing redrawn or invented. Location: Brewery Bingo Night. Adult-only setting, no children in frame. Main subject: 42-year-old American man with a buzz cut, wearing the exact T-shirt from the attached image, dabbing a bingo card. They speak naturally about the shirt's look, not reading the print aloud: "My friend gave me this and I can't stop wearing it. It looks even better in person." Then they look off-camera at a friend, laugh, and look back at the lens. Keep the T-shirt the visual MAIN FOCUS for most of the 10 seconds, with a clear front view of the complete graphic, slight natural handheld movement and realistic autofocus. Natural American voice, realistic lip sync, real cotton fabric movement, realistic lighting and location-appropriate ambient sound. Background audio has natural chuckles from nearby adults reacting to the shirt, real and unpolished, not a laugh track. IMAGE/VIDEO FRAME: 9:16 VERTICAL. No CGI look, no cartoon, no plastic fabric, no distorted hands, no extra fingers, no altered wording, no added text, no captions or subtitles, no logo, no watermark.</w:t>
-      </w:r>
-    </w:p>
-    <w:p>
-      <w:pPr>
-        <w:pStyle w:val="Heading2"/>
-        <w:spacing w:before="240"/>
-      </w:pPr>
-      <w:r>
-        <w:t xml:space="preserve">47. Dive Bar Jukebox — 51-year-old American woman with a messy bun</w:t>
+        <w:t xml:space="preserve">Use the attached mockup image as the EXACT T-shirt: the person wears that shirt unchanged, with the same wording, typography, ink colours and layout (stacked white retro bubble-script lettering with a swash tail, a hot-pink underlined bottom word, on a black T-shirt). Do not redraw, rewrite, add, remove or rearrange any lettering; copy it exactly from the attached image. Highly photorealistic 46-year-old American man with a buzz cut in the USA, location: Office Copy Room, staring at a jammed printer. Adult-only setting: everyone in frame is an adult, no children. Natural age-appropriate appearance, realistic skin texture, natural expression, real black cotton T-shirt with visible fabric weave and natural folds. The T-shirt graphic is the MAIN FOCUS: the entire front print fully visible, centered, sharp and readable. Real-life commercial lifestyle photography, natural lighting, realistic background, subtle depth of field, authentic smartphone perspective. IMAGE SIZE: 9:16 VERTICAL. No text anywhere except the shirt print itself: no captions, no logo, no watermark, no QR code.</w:t>
+      </w:r>
+    </w:p>
+    <w:p>
+      <w:pPr>
+        <w:spacing w:after="80"/>
+      </w:pPr>
+      <w:r>
+        <w:rPr>
+          <w:b/>
+          <w:bCs/>
+        </w:rPr>
+        <w:t xml:space="preserve">VIDEO PROMPT: </w:t>
+      </w:r>
+      <w:r>
+        <w:t xml:space="preserve">Create a 10-second photorealistic 9:16 vertical USA lifestyle Reel that looks like real smartphone footage, not AI. Use the attached mockup image as the EXACT T-shirt: identical wording, typography, ink colours and layout, nothing redrawn or invented. Location: Office Copy Room. Adult-only setting, no children in frame. Main subject: 46-year-old American man with a buzz cut, wearing the exact T-shirt from the attached image, staring at a jammed printer. They speak naturally about the shirt's look, not reading the print aloud: "My friend gave me this and I can't stop wearing it. It looks even better in person." Then they look off-camera at a friend, laugh, and look back at the lens. Keep the T-shirt the visual MAIN FOCUS for most of the 10 seconds, with a clear front view of the complete graphic, slight natural handheld movement and realistic autofocus. Natural American voice, realistic lip sync, real cotton fabric movement, realistic lighting and location-appropriate ambient sound. Background audio has natural chuckles from nearby adults reacting to the shirt, real and unpolished, not a laugh track. IMAGE/VIDEO FRAME: 9:16 VERTICAL. No CGI look, no cartoon, no plastic fabric, no distorted hands, no extra fingers, no altered wording, no added text, no captions or subtitles, no logo, no watermark.</w:t>
+      </w:r>
+    </w:p>
+    <w:p>
+      <w:pPr>
+        <w:pStyle w:val="Heading2"/>
+        <w:spacing w:before="240"/>
+      </w:pPr>
+      <w:r>
+        <w:t xml:space="preserve">47. Office Kitchen Fridge — 57-year-old American woman with a messy bun</w:t>
       </w:r>
     </w:p>
     <w:p>
@@ -3948,31 +3948,31 @@
         <w:t xml:space="preserve">IMAGE PROMPT: </w:t>
       </w:r>
       <w:r>
-        <w:t xml:space="preserve">Use the attached mockup image as the EXACT T-shirt: the person wears that shirt unchanged, with the same wording, typography, ink colours and layout (stacked white retro bubble-script lettering with a swash tail, a hot-pink underlined bottom word, on a black T-shirt). Do not redraw, rewrite, add, remove or rearrange any lettering; copy it exactly from the attached image. Highly photorealistic 51-year-old American woman with a messy bun in the USA, location: Dive Bar Jukebox, picking a song on the jukebox. Adult-only setting: everyone in frame is an adult, no children. Natural age-appropriate appearance, realistic skin texture, natural expression, real black cotton T-shirt with visible fabric weave and natural folds. The T-shirt graphic is the MAIN FOCUS: the entire front print fully visible, centered, sharp and readable. Real-life commercial lifestyle photography, natural lighting, realistic background, subtle depth of field, authentic smartphone perspective. IMAGE SIZE: 9:16 VERTICAL. No text anywhere except the shirt print itself: no captions, no logo, no watermark, no QR code.</w:t>
-      </w:r>
-    </w:p>
-    <w:p>
-      <w:pPr>
-        <w:spacing w:after="80"/>
-      </w:pPr>
-      <w:r>
-        <w:rPr>
-          <w:b/>
-          <w:bCs/>
-        </w:rPr>
-        <w:t xml:space="preserve">VIDEO PROMPT: </w:t>
-      </w:r>
-      <w:r>
-        <w:t xml:space="preserve">Create a 10-second photorealistic 9:16 vertical USA lifestyle Reel that looks like real smartphone footage, not AI. Use the attached mockup image as the EXACT T-shirt: identical wording, typography, ink colours and layout, nothing redrawn or invented. Location: Dive Bar Jukebox. Adult-only setting, no children in frame. Main subject: 51-year-old American woman with a messy bun, wearing the exact T-shirt from the attached image, picking a song on the jukebox. They speak naturally about the shirt's look, not reading the print aloud: "Be honest, is this the best shirt here? Perfect gift for the friend with the worst sense of humor." Then they point to each line of the print one by one. Keep the T-shirt the visual MAIN FOCUS for most of the 10 seconds, with a clear front view of the complete graphic, slight natural handheld movement and realistic autofocus. Natural American voice, realistic lip sync, real cotton fabric movement, realistic lighting and location-appropriate ambient sound. Add warm, natural background laughter from friends nearby, as if they just read the shirt. IMAGE/VIDEO FRAME: 9:16 VERTICAL. No CGI look, no cartoon, no plastic fabric, no distorted hands, no extra fingers, no altered wording, no added text, no captions or subtitles, no logo, no watermark.</w:t>
-      </w:r>
-    </w:p>
-    <w:p>
-      <w:pPr>
-        <w:pStyle w:val="Heading2"/>
-        <w:spacing w:before="240"/>
-      </w:pPr>
-      <w:r>
-        <w:t xml:space="preserve">48. Honky-Tonk Mechanical Bull Ring — 33-year-old American man with a full lumberjack beard</w:t>
+        <w:t xml:space="preserve">Use the attached mockup image as the EXACT T-shirt: the person wears that shirt unchanged, with the same wording, typography, ink colours and layout (stacked white retro bubble-script lettering with a swash tail, a hot-pink underlined bottom word, on a black T-shirt). Do not redraw, rewrite, add, remove or rearrange any lettering; copy it exactly from the attached image. Highly photorealistic 57-year-old American woman with a messy bun in the USA, location: Office Kitchen Fridge, holding a labeled lunch container. Adult-only setting: everyone in frame is an adult, no children. Natural age-appropriate appearance, realistic skin texture, natural expression, real black cotton T-shirt with visible fabric weave and natural folds. The T-shirt graphic is the MAIN FOCUS: the entire front print fully visible, centered, sharp and readable. Real-life commercial lifestyle photography, natural lighting, realistic background, subtle depth of field, authentic smartphone perspective. IMAGE SIZE: 9:16 VERTICAL. No text anywhere except the shirt print itself: no captions, no logo, no watermark, no QR code.</w:t>
+      </w:r>
+    </w:p>
+    <w:p>
+      <w:pPr>
+        <w:spacing w:after="80"/>
+      </w:pPr>
+      <w:r>
+        <w:rPr>
+          <w:b/>
+          <w:bCs/>
+        </w:rPr>
+        <w:t xml:space="preserve">VIDEO PROMPT: </w:t>
+      </w:r>
+      <w:r>
+        <w:t xml:space="preserve">Create a 10-second photorealistic 9:16 vertical USA lifestyle Reel that looks like real smartphone footage, not AI. Use the attached mockup image as the EXACT T-shirt: identical wording, typography, ink colours and layout, nothing redrawn or invented. Location: Office Kitchen Fridge. Adult-only setting, no children in frame. Main subject: 57-year-old American woman with a messy bun, wearing the exact T-shirt from the attached image, holding a labeled lunch container. They speak naturally about the shirt's look, not reading the print aloud: "Be honest, is this the best shirt here? Perfect gift for the friend with the worst sense of humor." Then they point to each line of the print one by one. Keep the T-shirt the visual MAIN FOCUS for most of the 10 seconds, with a clear front view of the complete graphic, slight natural handheld movement and realistic autofocus. Natural American voice, realistic lip sync, real cotton fabric movement, realistic lighting and location-appropriate ambient sound. Add warm, natural background laughter from friends nearby, as if they just read the shirt. IMAGE/VIDEO FRAME: 9:16 VERTICAL. No CGI look, no cartoon, no plastic fabric, no distorted hands, no extra fingers, no altered wording, no added text, no captions or subtitles, no logo, no watermark.</w:t>
+      </w:r>
+    </w:p>
+    <w:p>
+      <w:pPr>
+        <w:pStyle w:val="Heading2"/>
+        <w:spacing w:before="240"/>
+      </w:pPr>
+      <w:r>
+        <w:t xml:space="preserve">48. IT Help Desk — 36-year-old American man with a trimmed mustache</w:t>
       </w:r>
     </w:p>
     <w:p>
@@ -4032,31 +4032,31 @@
         <w:t xml:space="preserve">IMAGE PROMPT: </w:t>
       </w:r>
       <w:r>
-        <w:t xml:space="preserve">Use the attached mockup image as the EXACT T-shirt: the person wears that shirt unchanged, with the same wording, typography, ink colours and layout (stacked white retro bubble-script lettering with a swash tail, a hot-pink underlined bottom word, on a black T-shirt). Do not redraw, rewrite, add, remove or rearrange any lettering; copy it exactly from the attached image. Highly photorealistic 33-year-old American man with a full lumberjack beard in the USA, location: Honky-Tonk Mechanical Bull Ring, fixing their hat beside the mechanical bull. Adult-only setting: everyone in frame is an adult, no children. Natural age-appropriate appearance, realistic skin texture, natural expression, real black cotton T-shirt with visible fabric weave and natural folds. The T-shirt graphic is the MAIN FOCUS: the entire front print fully visible, centered, sharp and readable. Real-life commercial lifestyle photography, natural lighting, realistic background, subtle depth of field, authentic smartphone perspective. IMAGE SIZE: 9:16 VERTICAL. No text anywhere except the shirt print itself: no captions, no logo, no watermark, no QR code.</w:t>
-      </w:r>
-    </w:p>
-    <w:p>
-      <w:pPr>
-        <w:spacing w:after="80"/>
-      </w:pPr>
-      <w:r>
-        <w:rPr>
-          <w:b/>
-          <w:bCs/>
-        </w:rPr>
-        <w:t xml:space="preserve">VIDEO PROMPT: </w:t>
-      </w:r>
-      <w:r>
-        <w:t xml:space="preserve">Create a 10-second photorealistic 9:16 vertical USA lifestyle Reel that looks like real smartphone footage, not AI. Use the attached mockup image as the EXACT T-shirt: identical wording, typography, ink colours and layout, nothing redrawn or invented. Location: Honky-Tonk Mechanical Bull Ring. Adult-only setting, no children in frame. Main subject: 33-year-old American man with a full lumberjack beard, wearing the exact T-shirt from the attached image, fixing their hat beside the mechanical bull. They speak naturally about the shirt's look, not reading the print aloud: "This shirt gets a reaction every single time. That pink against the black is the whole vibe." Then they shrug, grin, and tug the hem so the print sits flat. Keep the T-shirt the visual MAIN FOCUS for most of the 10 seconds, with a clear front view of the complete graphic, slight natural handheld movement and realistic autofocus. Natural American voice, realistic lip sync, real cotton fabric movement, realistic lighting and location-appropriate ambient sound. Mix in a friend off-camera saying "No way" and laughing, plus natural ambient sound. IMAGE/VIDEO FRAME: 9:16 VERTICAL. No CGI look, no cartoon, no plastic fabric, no distorted hands, no extra fingers, no altered wording, no added text, no captions or subtitles, no logo, no watermark.</w:t>
-      </w:r>
-    </w:p>
-    <w:p>
-      <w:pPr>
-        <w:pStyle w:val="Heading2"/>
-        <w:spacing w:before="240"/>
-      </w:pPr>
-      <w:r>
-        <w:t xml:space="preserve">49. Paintball Field Staging Area — 39-year-old American woman with a denim jacket over the shirt left open</w:t>
+        <w:t xml:space="preserve">Use the attached mockup image as the EXACT T-shirt: the person wears that shirt unchanged, with the same wording, typography, ink colours and layout (stacked white retro bubble-script lettering with a swash tail, a hot-pink underlined bottom word, on a black T-shirt). Do not redraw, rewrite, add, remove or rearrange any lettering; copy it exactly from the attached image. Highly photorealistic 36-year-old American man with a trimmed mustache in the USA, location: IT Help Desk, handing over a laptop. Adult-only setting: everyone in frame is an adult, no children. Natural age-appropriate appearance, realistic skin texture, natural expression, real black cotton T-shirt with visible fabric weave and natural folds. The T-shirt graphic is the MAIN FOCUS: the entire front print fully visible, centered, sharp and readable. Real-life commercial lifestyle photography, natural lighting, realistic background, subtle depth of field, authentic smartphone perspective. IMAGE SIZE: 9:16 VERTICAL. No text anywhere except the shirt print itself: no captions, no logo, no watermark, no QR code.</w:t>
+      </w:r>
+    </w:p>
+    <w:p>
+      <w:pPr>
+        <w:spacing w:after="80"/>
+      </w:pPr>
+      <w:r>
+        <w:rPr>
+          <w:b/>
+          <w:bCs/>
+        </w:rPr>
+        <w:t xml:space="preserve">VIDEO PROMPT: </w:t>
+      </w:r>
+      <w:r>
+        <w:t xml:space="preserve">Create a 10-second photorealistic 9:16 vertical USA lifestyle Reel that looks like real smartphone footage, not AI. Use the attached mockup image as the EXACT T-shirt: identical wording, typography, ink colours and layout, nothing redrawn or invented. Location: IT Help Desk. Adult-only setting, no children in frame. Main subject: 36-year-old American man with a trimmed mustache, wearing the exact T-shirt from the attached image, handing over a laptop. They speak naturally about the shirt's look, not reading the print aloud: "This shirt gets a reaction every single time. That pink against the black is the whole vibe." Then they shrug, grin, and tug the hem so the print sits flat. Keep the T-shirt the visual MAIN FOCUS for most of the 10 seconds, with a clear front view of the complete graphic, slight natural handheld movement and realistic autofocus. Natural American voice, realistic lip sync, real cotton fabric movement, realistic lighting and location-appropriate ambient sound. Mix in a friend off-camera saying "No way" and laughing, plus natural ambient sound. IMAGE/VIDEO FRAME: 9:16 VERTICAL. No CGI look, no cartoon, no plastic fabric, no distorted hands, no extra fingers, no altered wording, no added text, no captions or subtitles, no logo, no watermark.</w:t>
+      </w:r>
+    </w:p>
+    <w:p>
+      <w:pPr>
+        <w:pStyle w:val="Heading2"/>
+        <w:spacing w:before="240"/>
+      </w:pPr>
+      <w:r>
+        <w:t xml:space="preserve">49. Company Town Hall Meeting — 42-year-old American woman with reading glasses pushed up on her head</w:t>
       </w:r>
     </w:p>
     <w:p>
@@ -4116,31 +4116,31 @@
         <w:t xml:space="preserve">IMAGE PROMPT: </w:t>
       </w:r>
       <w:r>
-        <w:t xml:space="preserve">Use the attached mockup image as the EXACT T-shirt: the person wears that shirt unchanged, with the same wording, typography, ink colours and layout (stacked white retro bubble-script lettering with a swash tail, a hot-pink underlined bottom word, on a black T-shirt). Do not redraw, rewrite, add, remove or rearrange any lettering; copy it exactly from the attached image. Highly photorealistic 39-year-old American woman with a denim jacket over the shirt left open in the USA, location: Paintball Field Staging Area, holding a paintball mask. Adult-only setting: everyone in frame is an adult, no children. Natural age-appropriate appearance, realistic skin texture, natural expression, real black cotton T-shirt with visible fabric weave and natural folds. The T-shirt graphic is the MAIN FOCUS: the entire front print fully visible, centered, sharp and readable. Real-life commercial lifestyle photography, natural lighting, realistic background, subtle depth of field, authentic smartphone perspective. IMAGE SIZE: 9:16 VERTICAL. No text anywhere except the shirt print itself: no captions, no logo, no watermark, no QR code.</w:t>
-      </w:r>
-    </w:p>
-    <w:p>
-      <w:pPr>
-        <w:spacing w:after="80"/>
-      </w:pPr>
-      <w:r>
-        <w:rPr>
-          <w:b/>
-          <w:bCs/>
-        </w:rPr>
-        <w:t xml:space="preserve">VIDEO PROMPT: </w:t>
-      </w:r>
-      <w:r>
-        <w:t xml:space="preserve">Create a 10-second photorealistic 9:16 vertical USA lifestyle Reel that looks like real smartphone footage, not AI. Use the attached mockup image as the EXACT T-shirt: identical wording, typography, ink colours and layout, nothing redrawn or invented. Location: Paintball Field Staging Area. Adult-only setting, no children in frame. Main subject: 39-year-old American woman with a denim jacket over the shirt left open, wearing the exact T-shirt from the attached image, holding a paintball mask. They speak naturally about the shirt's look, not reading the print aloud: "I didn't expect this many people to notice my shirt. The contrast is ridiculous, in a good way." Then they take a step back so the whole front is in frame. Keep the T-shirt the visual MAIN FOCUS for most of the 10 seconds, with a clear front view of the complete graphic, slight natural handheld movement and realistic autofocus. Natural American voice, realistic lip sync, real cotton fabric movement, realistic lighting and location-appropriate ambient sound. Include unscripted background giggling and a short burst of laughter from adult friends off-camera, mixed with the natural ambient sound. IMAGE/VIDEO FRAME: 9:16 VERTICAL. No CGI look, no cartoon, no plastic fabric, no distorted hands, no extra fingers, no altered wording, no added text, no captions or subtitles, no logo, no watermark.</w:t>
-      </w:r>
-    </w:p>
-    <w:p>
-      <w:pPr>
-        <w:pStyle w:val="Heading2"/>
-        <w:spacing w:before="240"/>
-      </w:pPr>
-      <w:r>
-        <w:t xml:space="preserve">50. Go-Kart Track — 51-year-old American man with a backwards cap</w:t>
+        <w:t xml:space="preserve">Use the attached mockup image as the EXACT T-shirt: the person wears that shirt unchanged, with the same wording, typography, ink colours and layout (stacked white retro bubble-script lettering with a swash tail, a hot-pink underlined bottom word, on a black T-shirt). Do not redraw, rewrite, add, remove or rearrange any lettering; copy it exactly from the attached image. Highly photorealistic 42-year-old American woman with reading glasses pushed up on her head in the USA, location: Company Town Hall Meeting, sitting in a row of chairs with arms crossed. Adult-only setting: everyone in frame is an adult, no children. Natural age-appropriate appearance, realistic skin texture, natural expression, real black cotton T-shirt with visible fabric weave and natural folds. The T-shirt graphic is the MAIN FOCUS: the entire front print fully visible, centered, sharp and readable. Real-life commercial lifestyle photography, natural lighting, realistic background, subtle depth of field, authentic smartphone perspective. IMAGE SIZE: 9:16 VERTICAL. No text anywhere except the shirt print itself: no captions, no logo, no watermark, no QR code.</w:t>
+      </w:r>
+    </w:p>
+    <w:p>
+      <w:pPr>
+        <w:spacing w:after="80"/>
+      </w:pPr>
+      <w:r>
+        <w:rPr>
+          <w:b/>
+          <w:bCs/>
+        </w:rPr>
+        <w:t xml:space="preserve">VIDEO PROMPT: </w:t>
+      </w:r>
+      <w:r>
+        <w:t xml:space="preserve">Create a 10-second photorealistic 9:16 vertical USA lifestyle Reel that looks like real smartphone footage, not AI. Use the attached mockup image as the EXACT T-shirt: identical wording, typography, ink colours and layout, nothing redrawn or invented. Location: Company Town Hall Meeting. Adult-only setting, no children in frame. Main subject: 42-year-old American woman with reading glasses pushed up on her head, wearing the exact T-shirt from the attached image, sitting in a row of chairs with arms crossed. They speak naturally about the shirt's look, not reading the print aloud: "I didn't expect this many people to notice my shirt. The contrast is ridiculous, in a good way." Then they take a step back so the whole front is in frame. Keep the T-shirt the visual MAIN FOCUS for most of the 10 seconds, with a clear front view of the complete graphic, slight natural handheld movement and realistic autofocus. Natural American voice, realistic lip sync, real cotton fabric movement, realistic lighting and location-appropriate ambient sound. Include unscripted background giggling and a short burst of laughter from adult friends off-camera, mixed with the natural ambient sound. IMAGE/VIDEO FRAME: 9:16 VERTICAL. No CGI look, no cartoon, no plastic fabric, no distorted hands, no extra fingers, no altered wording, no added text, no captions or subtitles, no logo, no watermark.</w:t>
+      </w:r>
+    </w:p>
+    <w:p>
+      <w:pPr>
+        <w:pStyle w:val="Heading2"/>
+        <w:spacing w:before="240"/>
+      </w:pPr>
+      <w:r>
+        <w:t xml:space="preserve">50. Corporate Team-Building Ropes Course — 57-year-old American man with a bucket hat</w:t>
       </w:r>
     </w:p>
     <w:p>
@@ -4200,31 +4200,31 @@
         <w:t xml:space="preserve">IMAGE PROMPT: </w:t>
       </w:r>
       <w:r>
-        <w:t xml:space="preserve">Use the attached mockup image as the EXACT T-shirt: the person wears that shirt unchanged, with the same wording, typography, ink colours and layout (stacked white retro bubble-script lettering with a swash tail, a hot-pink underlined bottom word, on a black T-shirt). Do not redraw, rewrite, add, remove or rearrange any lettering; copy it exactly from the attached image. Highly photorealistic 51-year-old American man with a backwards cap in the USA, location: Go-Kart Track, holding a racing helmet under one arm. Adult-only setting: everyone in frame is an adult, no children. Natural age-appropriate appearance, realistic skin texture, natural expression, real black cotton T-shirt with visible fabric weave and natural folds. The T-shirt graphic is the MAIN FOCUS: the entire front print fully visible, centered, sharp and readable. Real-life commercial lifestyle photography, natural lighting, realistic background, subtle depth of field, authentic smartphone perspective. IMAGE SIZE: 9:16 VERTICAL. No text anywhere except the shirt print itself: no captions, no logo, no watermark, no QR code.</w:t>
-      </w:r>
-    </w:p>
-    <w:p>
-      <w:pPr>
-        <w:spacing w:after="80"/>
-      </w:pPr>
-      <w:r>
-        <w:rPr>
-          <w:b/>
-          <w:bCs/>
-        </w:rPr>
-        <w:t xml:space="preserve">VIDEO PROMPT: </w:t>
-      </w:r>
-      <w:r>
-        <w:t xml:space="preserve">Create a 10-second photorealistic 9:16 vertical USA lifestyle Reel that looks like real smartphone footage, not AI. Use the attached mockup image as the EXACT T-shirt: identical wording, typography, ink colours and layout, nothing redrawn or invented. Location: Go-Kart Track. Adult-only setting, no children in frame. Main subject: 51-year-old American man with a backwards cap, wearing the exact T-shirt from the attached image, holding a racing helmet under one arm. They speak naturally about the shirt's look, not reading the print aloud: "Look what showed up in the mail. The swash on that tail is a nice touch." Then they cover their mouth, laugh, and show the shirt again. Keep the T-shirt the visual MAIN FOCUS for most of the 10 seconds, with a clear front view of the complete graphic, slight natural handheld movement and realistic autofocus. Natural American voice, realistic lip sync, real cotton fabric movement, realistic lighting and location-appropriate ambient sound. Background audio has natural chuckles from nearby adults reacting to the shirt, real and unpolished, not a laugh track. IMAGE/VIDEO FRAME: 9:16 VERTICAL. No CGI look, no cartoon, no plastic fabric, no distorted hands, no extra fingers, no altered wording, no added text, no captions or subtitles, no logo, no watermark.</w:t>
-      </w:r>
-    </w:p>
-    <w:p>
-      <w:pPr>
-        <w:pStyle w:val="Heading2"/>
-        <w:spacing w:before="240"/>
-      </w:pPr>
-      <w:r>
-        <w:t xml:space="preserve">51. Disc Golf Course — 35-year-old American woman with wavy blond hair</w:t>
+        <w:t xml:space="preserve">Use the attached mockup image as the EXACT T-shirt: the person wears that shirt unchanged, with the same wording, typography, ink colours and layout (stacked white retro bubble-script lettering with a swash tail, a hot-pink underlined bottom word, on a black T-shirt). Do not redraw, rewrite, add, remove or rearrange any lettering; copy it exactly from the attached image. Highly photorealistic 57-year-old American man with a bucket hat in the USA, location: Corporate Team-Building Ropes Course, clipping into a safety harness. Adult-only setting: everyone in frame is an adult, no children. Natural age-appropriate appearance, realistic skin texture, natural expression, real black cotton T-shirt with visible fabric weave and natural folds. The T-shirt graphic is the MAIN FOCUS: the entire front print fully visible, centered, sharp and readable. Real-life commercial lifestyle photography, natural lighting, realistic background, subtle depth of field, authentic smartphone perspective. IMAGE SIZE: 9:16 VERTICAL. No text anywhere except the shirt print itself: no captions, no logo, no watermark, no QR code.</w:t>
+      </w:r>
+    </w:p>
+    <w:p>
+      <w:pPr>
+        <w:spacing w:after="80"/>
+      </w:pPr>
+      <w:r>
+        <w:rPr>
+          <w:b/>
+          <w:bCs/>
+        </w:rPr>
+        <w:t xml:space="preserve">VIDEO PROMPT: </w:t>
+      </w:r>
+      <w:r>
+        <w:t xml:space="preserve">Create a 10-second photorealistic 9:16 vertical USA lifestyle Reel that looks like real smartphone footage, not AI. Use the attached mockup image as the EXACT T-shirt: identical wording, typography, ink colours and layout, nothing redrawn or invented. Location: Corporate Team-Building Ropes Course. Adult-only setting, no children in frame. Main subject: 57-year-old American man with a bucket hat, wearing the exact T-shirt from the attached image, clipping into a safety harness. They speak naturally about the shirt's look, not reading the print aloud: "Look what showed up in the mail. The swash on that tail is a nice touch." Then they cover their mouth, laugh, and show the shirt again. Keep the T-shirt the visual MAIN FOCUS for most of the 10 seconds, with a clear front view of the complete graphic, slight natural handheld movement and realistic autofocus. Natural American voice, realistic lip sync, real cotton fabric movement, realistic lighting and location-appropriate ambient sound. Background audio has natural chuckles from nearby adults reacting to the shirt, real and unpolished, not a laugh track. IMAGE/VIDEO FRAME: 9:16 VERTICAL. No CGI look, no cartoon, no plastic fabric, no distorted hands, no extra fingers, no altered wording, no added text, no captions or subtitles, no logo, no watermark.</w:t>
+      </w:r>
+    </w:p>
+    <w:p>
+      <w:pPr>
+        <w:pStyle w:val="Heading2"/>
+        <w:spacing w:before="240"/>
+      </w:pPr>
+      <w:r>
+        <w:t xml:space="preserve">51. Warehouse Loading Dock — 37-year-old American woman with wavy blond hair</w:t>
       </w:r>
     </w:p>
     <w:p>
@@ -4284,31 +4284,31 @@
         <w:t xml:space="preserve">IMAGE PROMPT: </w:t>
       </w:r>
       <w:r>
-        <w:t xml:space="preserve">Use the attached mockup image as the EXACT T-shirt: the person wears that shirt unchanged, with the same wording, typography, ink colours and layout (stacked white retro bubble-script lettering with a swash tail, a hot-pink underlined bottom word, on a black T-shirt). Do not redraw, rewrite, add, remove or rearrange any lettering; copy it exactly from the attached image. Highly photorealistic 35-year-old American woman with wavy blond hair in the USA, location: Disc Golf Course, holding a flying disc. Adult-only setting: everyone in frame is an adult, no children. Natural age-appropriate appearance, realistic skin texture, natural expression, real black cotton T-shirt with visible fabric weave and natural folds. The T-shirt graphic is the MAIN FOCUS: the entire front print fully visible, centered, sharp and readable. Real-life commercial lifestyle photography, natural lighting, realistic background, subtle depth of field, authentic smartphone perspective. IMAGE SIZE: 9:16 VERTICAL. No text anywhere except the shirt print itself: no captions, no logo, no watermark, no QR code.</w:t>
-      </w:r>
-    </w:p>
-    <w:p>
-      <w:pPr>
-        <w:spacing w:after="80"/>
-      </w:pPr>
-      <w:r>
-        <w:rPr>
-          <w:b/>
-          <w:bCs/>
-        </w:rPr>
-        <w:t xml:space="preserve">VIDEO PROMPT: </w:t>
-      </w:r>
-      <w:r>
-        <w:t xml:space="preserve">Create a 10-second photorealistic 9:16 vertical USA lifestyle Reel that looks like real smartphone footage, not AI. Use the attached mockup image as the EXACT T-shirt: identical wording, typography, ink colours and layout, nothing redrawn or invented. Location: Disc Golf Course. Adult-only setting, no children in frame. Main subject: 35-year-old American woman with wavy blond hair, wearing the exact T-shirt from the attached image, holding a flying disc. They speak naturally about the shirt's look, not reading the print aloud: "Wore this just to see the reactions. You read it top to bottom and then it hits you." Then they gesture down at the shirt with both hands like a reveal. Keep the T-shirt the visual MAIN FOCUS for most of the 10 seconds, with a clear front view of the complete graphic, slight natural handheld movement and realistic autofocus. Natural American voice, realistic lip sync, real cotton fabric movement, realistic lighting and location-appropriate ambient sound. Add warm, natural background laughter from friends nearby, as if they just read the shirt. IMAGE/VIDEO FRAME: 9:16 VERTICAL. No CGI look, no cartoon, no plastic fabric, no distorted hands, no extra fingers, no altered wording, no added text, no captions or subtitles, no logo, no watermark.</w:t>
-      </w:r>
-    </w:p>
-    <w:p>
-      <w:pPr>
-        <w:pStyle w:val="Heading2"/>
-        <w:spacing w:before="240"/>
-      </w:pPr>
-      <w:r>
-        <w:t xml:space="preserve">52. Pickleball Court — 48-year-old American man with close-cropped gray hair</w:t>
+        <w:t xml:space="preserve">Use the attached mockup image as the EXACT T-shirt: the person wears that shirt unchanged, with the same wording, typography, ink colours and layout (stacked white retro bubble-script lettering with a swash tail, a hot-pink underlined bottom word, on a black T-shirt). Do not redraw, rewrite, add, remove or rearrange any lettering; copy it exactly from the attached image. Highly photorealistic 37-year-old American woman with wavy blond hair in the USA, location: Warehouse Loading Dock, pushing a hand truck stacked with boxes. Adult-only setting: everyone in frame is an adult, no children. Natural age-appropriate appearance, realistic skin texture, natural expression, real black cotton T-shirt with visible fabric weave and natural folds. The T-shirt graphic is the MAIN FOCUS: the entire front print fully visible, centered, sharp and readable. Real-life commercial lifestyle photography, natural lighting, realistic background, subtle depth of field, authentic smartphone perspective. IMAGE SIZE: 9:16 VERTICAL. No text anywhere except the shirt print itself: no captions, no logo, no watermark, no QR code.</w:t>
+      </w:r>
+    </w:p>
+    <w:p>
+      <w:pPr>
+        <w:spacing w:after="80"/>
+      </w:pPr>
+      <w:r>
+        <w:rPr>
+          <w:b/>
+          <w:bCs/>
+        </w:rPr>
+        <w:t xml:space="preserve">VIDEO PROMPT: </w:t>
+      </w:r>
+      <w:r>
+        <w:t xml:space="preserve">Create a 10-second photorealistic 9:16 vertical USA lifestyle Reel that looks like real smartphone footage, not AI. Use the attached mockup image as the EXACT T-shirt: identical wording, typography, ink colours and layout, nothing redrawn or invented. Location: Warehouse Loading Dock. Adult-only setting, no children in frame. Main subject: 37-year-old American woman with wavy blond hair, wearing the exact T-shirt from the attached image, pushing a hand truck stacked with boxes. They speak naturally about the shirt's look, not reading the print aloud: "Wore this just to see the reactions. You read it top to bottom and then it hits you." Then they gesture down at the shirt with both hands like a reveal. Keep the T-shirt the visual MAIN FOCUS for most of the 10 seconds, with a clear front view of the complete graphic, slight natural handheld movement and realistic autofocus. Natural American voice, realistic lip sync, real cotton fabric movement, realistic lighting and location-appropriate ambient sound. Add warm, natural background laughter from friends nearby, as if they just read the shirt. IMAGE/VIDEO FRAME: 9:16 VERTICAL. No CGI look, no cartoon, no plastic fabric, no distorted hands, no extra fingers, no altered wording, no added text, no captions or subtitles, no logo, no watermark.</w:t>
+      </w:r>
+    </w:p>
+    <w:p>
+      <w:pPr>
+        <w:pStyle w:val="Heading2"/>
+        <w:spacing w:before="240"/>
+      </w:pPr>
+      <w:r>
+        <w:t xml:space="preserve">52. Delivery Route Doorstep — 54-year-old American man with a trimmed white beard</w:t>
       </w:r>
     </w:p>
     <w:p>
@@ -4368,31 +4368,31 @@
         <w:t xml:space="preserve">IMAGE PROMPT: </w:t>
       </w:r>
       <w:r>
-        <w:t xml:space="preserve">Use the attached mockup image as the EXACT T-shirt: the person wears that shirt unchanged, with the same wording, typography, ink colours and layout (stacked white retro bubble-script lettering with a swash tail, a hot-pink underlined bottom word, on a black T-shirt). Do not redraw, rewrite, add, remove or rearrange any lettering; copy it exactly from the attached image. Highly photorealistic 48-year-old American man with close-cropped gray hair in the USA, location: Pickleball Court, holding a paddle after a winning point. Adult-only setting: everyone in frame is an adult, no children. Natural age-appropriate appearance, realistic skin texture, natural expression, real black cotton T-shirt with visible fabric weave and natural folds. The T-shirt graphic is the MAIN FOCUS: the entire front print fully visible, centered, sharp and readable. Real-life commercial lifestyle photography, natural lighting, realistic background, subtle depth of field, authentic smartphone perspective. IMAGE SIZE: 9:16 VERTICAL. No text anywhere except the shirt print itself: no captions, no logo, no watermark, no QR code.</w:t>
-      </w:r>
-    </w:p>
-    <w:p>
-      <w:pPr>
-        <w:spacing w:after="80"/>
-      </w:pPr>
-      <w:r>
-        <w:rPr>
-          <w:b/>
-          <w:bCs/>
-        </w:rPr>
-        <w:t xml:space="preserve">VIDEO PROMPT: </w:t>
-      </w:r>
-      <w:r>
-        <w:t xml:space="preserve">Create a 10-second photorealistic 9:16 vertical USA lifestyle Reel that looks like real smartphone footage, not AI. Use the attached mockup image as the EXACT T-shirt: identical wording, typography, ink colours and layout, nothing redrawn or invented. Location: Pickleball Court. Adult-only setting, no children in frame. Main subject: 48-year-old American man with close-cropped gray hair, wearing the exact T-shirt from the attached image, holding a paddle after a winning point. They speak naturally about the shirt's look, not reading the print aloud: "Quick close-up, because people keep squinting at it. That retro script lettering is so clean." Then they straighten the shirt with both hands and face the camera. Keep the T-shirt the visual MAIN FOCUS for most of the 10 seconds, with a clear front view of the complete graphic, slight natural handheld movement and realistic autofocus. Natural American voice, realistic lip sync, real cotton fabric movement, realistic lighting and location-appropriate ambient sound. Mix in a friend off-camera saying "No way" and laughing, plus natural ambient sound. IMAGE/VIDEO FRAME: 9:16 VERTICAL. No CGI look, no cartoon, no plastic fabric, no distorted hands, no extra fingers, no altered wording, no added text, no captions or subtitles, no logo, no watermark.</w:t>
-      </w:r>
-    </w:p>
-    <w:p>
-      <w:pPr>
-        <w:pStyle w:val="Heading2"/>
-        <w:spacing w:before="240"/>
-      </w:pPr>
-      <w:r>
-        <w:t xml:space="preserve">53. Tennis Club Lounge — 25-year-old American woman with a neat ponytail</w:t>
+        <w:t xml:space="preserve">Use the attached mockup image as the EXACT T-shirt: the person wears that shirt unchanged, with the same wording, typography, ink colours and layout (stacked white retro bubble-script lettering with a swash tail, a hot-pink underlined bottom word, on a black T-shirt). Do not redraw, rewrite, add, remove or rearrange any lettering; copy it exactly from the attached image. Highly photorealistic 54-year-old American man with a trimmed white beard in the USA, location: Delivery Route Doorstep, holding a package at a front door. Adult-only setting: everyone in frame is an adult, no children. Natural age-appropriate appearance, realistic skin texture, natural expression, real black cotton T-shirt with visible fabric weave and natural folds. The T-shirt graphic is the MAIN FOCUS: the entire front print fully visible, centered, sharp and readable. Real-life commercial lifestyle photography, natural lighting, realistic background, subtle depth of field, authentic smartphone perspective. IMAGE SIZE: 9:16 VERTICAL. No text anywhere except the shirt print itself: no captions, no logo, no watermark, no QR code.</w:t>
+      </w:r>
+    </w:p>
+    <w:p>
+      <w:pPr>
+        <w:spacing w:after="80"/>
+      </w:pPr>
+      <w:r>
+        <w:rPr>
+          <w:b/>
+          <w:bCs/>
+        </w:rPr>
+        <w:t xml:space="preserve">VIDEO PROMPT: </w:t>
+      </w:r>
+      <w:r>
+        <w:t xml:space="preserve">Create a 10-second photorealistic 9:16 vertical USA lifestyle Reel that looks like real smartphone footage, not AI. Use the attached mockup image as the EXACT T-shirt: identical wording, typography, ink colours and layout, nothing redrawn or invented. Location: Delivery Route Doorstep. Adult-only setting, no children in frame. Main subject: 54-year-old American man with a trimmed white beard, wearing the exact T-shirt from the attached image, holding a package at a front door. They speak naturally about the shirt's look, not reading the print aloud: "Quick close-up, because people keep squinting at it. That retro script lettering is so clean." Then they straighten the shirt with both hands and face the camera. Keep the T-shirt the visual MAIN FOCUS for most of the 10 seconds, with a clear front view of the complete graphic, slight natural handheld movement and realistic autofocus. Natural American voice, realistic lip sync, real cotton fabric movement, realistic lighting and location-appropriate ambient sound. Mix in a friend off-camera saying "No way" and laughing, plus natural ambient sound. IMAGE/VIDEO FRAME: 9:16 VERTICAL. No CGI look, no cartoon, no plastic fabric, no distorted hands, no extra fingers, no altered wording, no added text, no captions or subtitles, no logo, no watermark.</w:t>
+      </w:r>
+    </w:p>
+    <w:p>
+      <w:pPr>
+        <w:pStyle w:val="Heading2"/>
+        <w:spacing w:before="240"/>
+      </w:pPr>
+      <w:r>
+        <w:t xml:space="preserve">53. Construction Site Lunch Break — 25-year-old American woman with a knit beanie</w:t>
       </w:r>
     </w:p>
     <w:p>
@@ -4452,31 +4452,31 @@
         <w:t xml:space="preserve">IMAGE PROMPT: </w:t>
       </w:r>
       <w:r>
-        <w:t xml:space="preserve">Use the attached mockup image as the EXACT T-shirt: the person wears that shirt unchanged, with the same wording, typography, ink colours and layout (stacked white retro bubble-script lettering with a swash tail, a hot-pink underlined bottom word, on a black T-shirt). Do not redraw, rewrite, add, remove or rearrange any lettering; copy it exactly from the attached image. Highly photorealistic 25-year-old American woman with a neat ponytail in the USA, location: Tennis Club Lounge, resting a racket on their shoulder. Adult-only setting: everyone in frame is an adult, no children. Natural age-appropriate appearance, realistic skin texture, natural expression, real black cotton T-shirt with visible fabric weave and natural folds. The T-shirt graphic is the MAIN FOCUS: the entire front print fully visible, centered, sharp and readable. Real-life commercial lifestyle photography, natural lighting, realistic background, subtle depth of field, authentic smartphone perspective. IMAGE SIZE: 9:16 VERTICAL. No text anywhere except the shirt print itself: no captions, no logo, no watermark, no QR code.</w:t>
-      </w:r>
-    </w:p>
-    <w:p>
-      <w:pPr>
-        <w:spacing w:after="80"/>
-      </w:pPr>
-      <w:r>
-        <w:rPr>
-          <w:b/>
-          <w:bCs/>
-        </w:rPr>
-        <w:t xml:space="preserve">VIDEO PROMPT: </w:t>
-      </w:r>
-      <w:r>
-        <w:t xml:space="preserve">Create a 10-second photorealistic 9:16 vertical USA lifestyle Reel that looks like real smartphone footage, not AI. Use the attached mockup image as the EXACT T-shirt: identical wording, typography, ink colours and layout, nothing redrawn or invented. Location: Tennis Club Lounge. Adult-only setting, no children in frame. Main subject: 25-year-old American woman with a neat ponytail, wearing the exact T-shirt from the attached image, resting a racket on their shoulder. They speak naturally about the shirt's look, not reading the print aloud: "Rate this shirt, one to ten. It still looks this sharp after a bunch of washes." Then they turn slightly left and right to show the shirt from a natural angle. Keep the T-shirt the visual MAIN FOCUS for most of the 10 seconds, with a clear front view of the complete graphic, slight natural handheld movement and realistic autofocus. Natural American voice, realistic lip sync, real cotton fabric movement, realistic lighting and location-appropriate ambient sound. Include unscripted background giggling and a short burst of laughter from adult friends off-camera, mixed with the natural ambient sound. IMAGE/VIDEO FRAME: 9:16 VERTICAL. No CGI look, no cartoon, no plastic fabric, no distorted hands, no extra fingers, no altered wording, no added text, no captions or subtitles, no logo, no watermark.</w:t>
-      </w:r>
-    </w:p>
-    <w:p>
-      <w:pPr>
-        <w:pStyle w:val="Heading2"/>
-        <w:spacing w:before="240"/>
-      </w:pPr>
-      <w:r>
-        <w:t xml:space="preserve">54. CrossFit Gym — 50-year-old American man with a backwards cap</w:t>
+        <w:t xml:space="preserve">Use the attached mockup image as the EXACT T-shirt: the person wears that shirt unchanged, with the same wording, typography, ink colours and layout (stacked white retro bubble-script lettering with a swash tail, a hot-pink underlined bottom word, on a black T-shirt). Do not redraw, rewrite, add, remove or rearrange any lettering; copy it exactly from the attached image. Highly photorealistic 25-year-old American woman with a knit beanie in the USA, location: Construction Site Lunch Break, opening a lunch cooler on a tailgate. Adult-only setting: everyone in frame is an adult, no children. Natural age-appropriate appearance, realistic skin texture, natural expression, real black cotton T-shirt with visible fabric weave and natural folds. The T-shirt graphic is the MAIN FOCUS: the entire front print fully visible, centered, sharp and readable. Real-life commercial lifestyle photography, natural lighting, realistic background, subtle depth of field, authentic smartphone perspective. IMAGE SIZE: 9:16 VERTICAL. No text anywhere except the shirt print itself: no captions, no logo, no watermark, no QR code.</w:t>
+      </w:r>
+    </w:p>
+    <w:p>
+      <w:pPr>
+        <w:spacing w:after="80"/>
+      </w:pPr>
+      <w:r>
+        <w:rPr>
+          <w:b/>
+          <w:bCs/>
+        </w:rPr>
+        <w:t xml:space="preserve">VIDEO PROMPT: </w:t>
+      </w:r>
+      <w:r>
+        <w:t xml:space="preserve">Create a 10-second photorealistic 9:16 vertical USA lifestyle Reel that looks like real smartphone footage, not AI. Use the attached mockup image as the EXACT T-shirt: identical wording, typography, ink colours and layout, nothing redrawn or invented. Location: Construction Site Lunch Break. Adult-only setting, no children in frame. Main subject: 25-year-old American woman with a knit beanie, wearing the exact T-shirt from the attached image, opening a lunch cooler on a tailgate. They speak naturally about the shirt's look, not reading the print aloud: "Rate this shirt, one to ten. It still looks this sharp after a bunch of washes." Then they turn slightly left and right to show the shirt from a natural angle. Keep the T-shirt the visual MAIN FOCUS for most of the 10 seconds, with a clear front view of the complete graphic, slight natural handheld movement and realistic autofocus. Natural American voice, realistic lip sync, real cotton fabric movement, realistic lighting and location-appropriate ambient sound. Include unscripted background giggling and a short burst of laughter from adult friends off-camera, mixed with the natural ambient sound. IMAGE/VIDEO FRAME: 9:16 VERTICAL. No CGI look, no cartoon, no plastic fabric, no distorted hands, no extra fingers, no altered wording, no added text, no captions or subtitles, no logo, no watermark.</w:t>
+      </w:r>
+    </w:p>
+    <w:p>
+      <w:pPr>
+        <w:pStyle w:val="Heading2"/>
+        <w:spacing w:before="240"/>
+      </w:pPr>
+      <w:r>
+        <w:t xml:space="preserve">54. Farm Supply Store — 56-year-old American man with round glasses</w:t>
       </w:r>
     </w:p>
     <w:p>
@@ -4536,31 +4536,31 @@
         <w:t xml:space="preserve">IMAGE PROMPT: </w:t>
       </w:r>
       <w:r>
-        <w:t xml:space="preserve">Use the attached mockup image as the EXACT T-shirt: the person wears that shirt unchanged, with the same wording, typography, ink colours and layout (stacked white retro bubble-script lettering with a swash tail, a hot-pink underlined bottom word, on a black T-shirt). Do not redraw, rewrite, add, remove or rearrange any lettering; copy it exactly from the attached image. Highly photorealistic 50-year-old American man with a backwards cap in the USA, location: CrossFit Gym, setting down a kettlebell. Adult-only setting: everyone in frame is an adult, no children. Natural age-appropriate appearance, realistic skin texture, natural expression, real black cotton T-shirt with visible fabric weave and natural folds. The T-shirt graphic is the MAIN FOCUS: the entire front print fully visible, centered, sharp and readable. Real-life commercial lifestyle photography, natural lighting, realistic background, subtle depth of field, authentic smartphone perspective. IMAGE SIZE: 9:16 VERTICAL. No text anywhere except the shirt print itself: no captions, no logo, no watermark, no QR code.</w:t>
-      </w:r>
-    </w:p>
-    <w:p>
-      <w:pPr>
-        <w:spacing w:after="80"/>
-      </w:pPr>
-      <w:r>
-        <w:rPr>
-          <w:b/>
-          <w:bCs/>
-        </w:rPr>
-        <w:t xml:space="preserve">VIDEO PROMPT: </w:t>
-      </w:r>
-      <w:r>
-        <w:t xml:space="preserve">Create a 10-second photorealistic 9:16 vertical USA lifestyle Reel that looks like real smartphone footage, not AI. Use the attached mockup image as the EXACT T-shirt: identical wording, typography, ink colours and layout, nothing redrawn or invented. Location: CrossFit Gym. Adult-only setting, no children in frame. Main subject: 50-year-old American man with a backwards cap, wearing the exact T-shirt from the attached image, setting down a kettlebell. They speak naturally about the shirt's look, not reading the print aloud: "You'll want to read this one twice. It's the lettering that sells it." Then they look off-camera at a friend, laugh, and look back at the lens. Keep the T-shirt the visual MAIN FOCUS for most of the 10 seconds, with a clear front view of the complete graphic, slight natural handheld movement and realistic autofocus. Natural American voice, realistic lip sync, real cotton fabric movement, realistic lighting and location-appropriate ambient sound. Background audio has natural chuckles from nearby adults reacting to the shirt, real and unpolished, not a laugh track. IMAGE/VIDEO FRAME: 9:16 VERTICAL. No CGI look, no cartoon, no plastic fabric, no distorted hands, no extra fingers, no altered wording, no added text, no captions or subtitles, no logo, no watermark.</w:t>
-      </w:r>
-    </w:p>
-    <w:p>
-      <w:pPr>
-        <w:pStyle w:val="Heading2"/>
-        <w:spacing w:before="240"/>
-      </w:pPr>
-      <w:r>
-        <w:t xml:space="preserve">55. Beer Run 5K Finish Area — 55-year-old American woman with a silver-streaked bob</w:t>
+        <w:t xml:space="preserve">Use the attached mockup image as the EXACT T-shirt: the person wears that shirt unchanged, with the same wording, typography, ink colours and layout (stacked white retro bubble-script lettering with a swash tail, a hot-pink underlined bottom word, on a black T-shirt). Do not redraw, rewrite, add, remove or rearrange any lettering; copy it exactly from the attached image. Highly photorealistic 56-year-old American man with round glasses in the USA, location: Farm Supply Store, carrying a bag of feed on one shoulder. Adult-only setting: everyone in frame is an adult, no children. Natural age-appropriate appearance, realistic skin texture, natural expression, real black cotton T-shirt with visible fabric weave and natural folds. The T-shirt graphic is the MAIN FOCUS: the entire front print fully visible, centered, sharp and readable. Real-life commercial lifestyle photography, natural lighting, realistic background, subtle depth of field, authentic smartphone perspective. IMAGE SIZE: 9:16 VERTICAL. No text anywhere except the shirt print itself: no captions, no logo, no watermark, no QR code.</w:t>
+      </w:r>
+    </w:p>
+    <w:p>
+      <w:pPr>
+        <w:spacing w:after="80"/>
+      </w:pPr>
+      <w:r>
+        <w:rPr>
+          <w:b/>
+          <w:bCs/>
+        </w:rPr>
+        <w:t xml:space="preserve">VIDEO PROMPT: </w:t>
+      </w:r>
+      <w:r>
+        <w:t xml:space="preserve">Create a 10-second photorealistic 9:16 vertical USA lifestyle Reel that looks like real smartphone footage, not AI. Use the attached mockup image as the EXACT T-shirt: identical wording, typography, ink colours and layout, nothing redrawn or invented. Location: Farm Supply Store. Adult-only setting, no children in frame. Main subject: 56-year-old American man with round glasses, wearing the exact T-shirt from the attached image, carrying a bag of feed on one shoulder. They speak naturally about the shirt's look, not reading the print aloud: "You'll want to read this one twice. It's the lettering that sells it." Then they look off-camera at a friend, laugh, and look back at the lens. Keep the T-shirt the visual MAIN FOCUS for most of the 10 seconds, with a clear front view of the complete graphic, slight natural handheld movement and realistic autofocus. Natural American voice, realistic lip sync, real cotton fabric movement, realistic lighting and location-appropriate ambient sound. Background audio has natural chuckles from nearby adults reacting to the shirt, real and unpolished, not a laugh track. IMAGE/VIDEO FRAME: 9:16 VERTICAL. No CGI look, no cartoon, no plastic fabric, no distorted hands, no extra fingers, no altered wording, no added text, no captions or subtitles, no logo, no watermark.</w:t>
+      </w:r>
+    </w:p>
+    <w:p>
+      <w:pPr>
+        <w:pStyle w:val="Heading2"/>
+        <w:spacing w:before="240"/>
+      </w:pPr>
+      <w:r>
+        <w:t xml:space="preserve">55. Ranch Gate — 62-year-old American woman with a denim jacket over the shirt left open</w:t>
       </w:r>
     </w:p>
     <w:p>
@@ -4620,31 +4620,31 @@
         <w:t xml:space="preserve">IMAGE PROMPT: </w:t>
       </w:r>
       <w:r>
-        <w:t xml:space="preserve">Use the attached mockup image as the EXACT T-shirt: the person wears that shirt unchanged, with the same wording, typography, ink colours and layout (stacked white retro bubble-script lettering with a swash tail, a hot-pink underlined bottom word, on a black T-shirt). Do not redraw, rewrite, add, remove or rearrange any lettering; copy it exactly from the attached image. Highly photorealistic 55-year-old American woman with a silver-streaked bob in the USA, location: Beer Run 5K Finish Area, holding a finisher medal and a beer. Adult-only setting: everyone in frame is an adult, no children. Natural age-appropriate appearance, realistic skin texture, natural expression, real black cotton T-shirt with visible fabric weave and natural folds. The T-shirt graphic is the MAIN FOCUS: the entire front print fully visible, centered, sharp and readable. Real-life commercial lifestyle photography, natural lighting, realistic background, subtle depth of field, authentic smartphone perspective. IMAGE SIZE: 9:16 VERTICAL. No text anywhere except the shirt print itself: no captions, no logo, no watermark, no QR code.</w:t>
-      </w:r>
-    </w:p>
-    <w:p>
-      <w:pPr>
-        <w:spacing w:after="80"/>
-      </w:pPr>
-      <w:r>
-        <w:rPr>
-          <w:b/>
-          <w:bCs/>
-        </w:rPr>
-        <w:t xml:space="preserve">VIDEO PROMPT: </w:t>
-      </w:r>
-      <w:r>
-        <w:t xml:space="preserve">Create a 10-second photorealistic 9:16 vertical USA lifestyle Reel that looks like real smartphone footage, not AI. Use the attached mockup image as the EXACT T-shirt: identical wording, typography, ink colours and layout, nothing redrawn or invented. Location: Beer Run 5K Finish Area. Adult-only setting, no children in frame. Main subject: 55-year-old American woman with a silver-streaked bob, wearing the exact T-shirt from the attached image, holding a finisher medal and a beer. They speak naturally about the shirt's look, not reading the print aloud: "Three people asked where I got this already. The white print really pops on the black cotton." Then they point to each line of the print one by one. Keep the T-shirt the visual MAIN FOCUS for most of the 10 seconds, with a clear front view of the complete graphic, slight natural handheld movement and realistic autofocus. Natural American voice, realistic lip sync, real cotton fabric movement, realistic lighting and location-appropriate ambient sound. Add warm, natural background laughter from friends nearby, as if they just read the shirt. IMAGE/VIDEO FRAME: 9:16 VERTICAL. No CGI look, no cartoon, no plastic fabric, no distorted hands, no extra fingers, no altered wording, no added text, no captions or subtitles, no logo, no watermark.</w:t>
-      </w:r>
-    </w:p>
-    <w:p>
-      <w:pPr>
-        <w:pStyle w:val="Heading2"/>
-        <w:spacing w:before="240"/>
-      </w:pPr>
-      <w:r>
-        <w:t xml:space="preserve">56. Hiking Trail Overlook — 53-year-old American man with a buzz cut</w:t>
+        <w:t xml:space="preserve">Use the attached mockup image as the EXACT T-shirt: the person wears that shirt unchanged, with the same wording, typography, ink colours and layout (stacked white retro bubble-script lettering with a swash tail, a hot-pink underlined bottom word, on a black T-shirt). Do not redraw, rewrite, add, remove or rearrange any lettering; copy it exactly from the attached image. Highly photorealistic 62-year-old American woman with a denim jacket over the shirt left open in the USA, location: Ranch Gate, leaning on the gate with a coffee. Adult-only setting: everyone in frame is an adult, no children. Natural age-appropriate appearance, realistic skin texture, natural expression, real black cotton T-shirt with visible fabric weave and natural folds. The T-shirt graphic is the MAIN FOCUS: the entire front print fully visible, centered, sharp and readable. Real-life commercial lifestyle photography, natural lighting, realistic background, subtle depth of field, authentic smartphone perspective. IMAGE SIZE: 9:16 VERTICAL. No text anywhere except the shirt print itself: no captions, no logo, no watermark, no QR code.</w:t>
+      </w:r>
+    </w:p>
+    <w:p>
+      <w:pPr>
+        <w:spacing w:after="80"/>
+      </w:pPr>
+      <w:r>
+        <w:rPr>
+          <w:b/>
+          <w:bCs/>
+        </w:rPr>
+        <w:t xml:space="preserve">VIDEO PROMPT: </w:t>
+      </w:r>
+      <w:r>
+        <w:t xml:space="preserve">Create a 10-second photorealistic 9:16 vertical USA lifestyle Reel that looks like real smartphone footage, not AI. Use the attached mockup image as the EXACT T-shirt: identical wording, typography, ink colours and layout, nothing redrawn or invented. Location: Ranch Gate. Adult-only setting, no children in frame. Main subject: 62-year-old American woman with a denim jacket over the shirt left open, wearing the exact T-shirt from the attached image, leaning on the gate with a coffee. They speak naturally about the shirt's look, not reading the print aloud: "Three people asked where I got this already. The white print really pops on the black cotton." Then they point to each line of the print one by one. Keep the T-shirt the visual MAIN FOCUS for most of the 10 seconds, with a clear front view of the complete graphic, slight natural handheld movement and realistic autofocus. Natural American voice, realistic lip sync, real cotton fabric movement, realistic lighting and location-appropriate ambient sound. Add warm, natural background laughter from friends nearby, as if they just read the shirt. IMAGE/VIDEO FRAME: 9:16 VERTICAL. No CGI look, no cartoon, no plastic fabric, no distorted hands, no extra fingers, no altered wording, no added text, no captions or subtitles, no logo, no watermark.</w:t>
+      </w:r>
+    </w:p>
+    <w:p>
+      <w:pPr>
+        <w:pStyle w:val="Heading2"/>
+        <w:spacing w:before="240"/>
+      </w:pPr>
+      <w:r>
+        <w:t xml:space="preserve">56. Boat Ramp — 60-year-old American man with a shaved head and goatee</w:t>
       </w:r>
     </w:p>
     <w:p>
@@ -4704,31 +4704,31 @@
         <w:t xml:space="preserve">IMAGE PROMPT: </w:t>
       </w:r>
       <w:r>
-        <w:t xml:space="preserve">Use the attached mockup image as the EXACT T-shirt: the person wears that shirt unchanged, with the same wording, typography, ink colours and layout (stacked white retro bubble-script lettering with a swash tail, a hot-pink underlined bottom word, on a black T-shirt). Do not redraw, rewrite, add, remove or rearrange any lettering; copy it exactly from the attached image. Highly photorealistic 53-year-old American man with a buzz cut in the USA, location: Hiking Trail Overlook, holding trekking poles. Adult-only setting: everyone in frame is an adult, no children. Natural age-appropriate appearance, realistic skin texture, natural expression, real black cotton T-shirt with visible fabric weave and natural folds. The T-shirt graphic is the MAIN FOCUS: the entire front print fully visible, centered, sharp and readable. Real-life commercial lifestyle photography, natural lighting, realistic background, subtle depth of field, authentic smartphone perspective. IMAGE SIZE: 9:16 VERTICAL. No text anywhere except the shirt print itself: no captions, no logo, no watermark, no QR code.</w:t>
-      </w:r>
-    </w:p>
-    <w:p>
-      <w:pPr>
-        <w:spacing w:after="80"/>
-      </w:pPr>
-      <w:r>
-        <w:rPr>
-          <w:b/>
-          <w:bCs/>
-        </w:rPr>
-        <w:t xml:space="preserve">VIDEO PROMPT: </w:t>
-      </w:r>
-      <w:r>
-        <w:t xml:space="preserve">Create a 10-second photorealistic 9:16 vertical USA lifestyle Reel that looks like real smartphone footage, not AI. Use the attached mockup image as the EXACT T-shirt: identical wording, typography, ink colours and layout, nothing redrawn or invented. Location: Hiking Trail Overlook. Adult-only setting, no children in frame. Main subject: 53-year-old American man with a buzz cut, wearing the exact T-shirt from the attached image, holding trekking poles. They speak naturally about the shirt's look, not reading the print aloud: "This might be my new favorite shirt. The layout reads from across the room." Then they shrug, grin, and tug the hem so the print sits flat. Keep the T-shirt the visual MAIN FOCUS for most of the 10 seconds, with a clear front view of the complete graphic, slight natural handheld movement and realistic autofocus. Natural American voice, realistic lip sync, real cotton fabric movement, realistic lighting and location-appropriate ambient sound. Mix in a friend off-camera saying "No way" and laughing, plus natural ambient sound. IMAGE/VIDEO FRAME: 9:16 VERTICAL. No CGI look, no cartoon, no plastic fabric, no distorted hands, no extra fingers, no altered wording, no added text, no captions or subtitles, no logo, no watermark.</w:t>
-      </w:r>
-    </w:p>
-    <w:p>
-      <w:pPr>
-        <w:pStyle w:val="Heading2"/>
-        <w:spacing w:before="240"/>
-      </w:pPr>
-      <w:r>
-        <w:t xml:space="preserve">57. Kayak Launch — 33-year-old American woman with long dark braids</w:t>
+        <w:t xml:space="preserve">Use the attached mockup image as the EXACT T-shirt: the person wears that shirt unchanged, with the same wording, typography, ink colours and layout (stacked white retro bubble-script lettering with a swash tail, a hot-pink underlined bottom word, on a black T-shirt). Do not redraw, rewrite, add, remove or rearrange any lettering; copy it exactly from the attached image. Highly photorealistic 60-year-old American man with a shaved head and goatee in the USA, location: Boat Ramp, standing by the truck while backing in a trailer. Adult-only setting: everyone in frame is an adult, no children. Natural age-appropriate appearance, realistic skin texture, natural expression, real black cotton T-shirt with visible fabric weave and natural folds. The T-shirt graphic is the MAIN FOCUS: the entire front print fully visible, centered, sharp and readable. Real-life commercial lifestyle photography, natural lighting, realistic background, subtle depth of field, authentic smartphone perspective. IMAGE SIZE: 9:16 VERTICAL. No text anywhere except the shirt print itself: no captions, no logo, no watermark, no QR code.</w:t>
+      </w:r>
+    </w:p>
+    <w:p>
+      <w:pPr>
+        <w:spacing w:after="80"/>
+      </w:pPr>
+      <w:r>
+        <w:rPr>
+          <w:b/>
+          <w:bCs/>
+        </w:rPr>
+        <w:t xml:space="preserve">VIDEO PROMPT: </w:t>
+      </w:r>
+      <w:r>
+        <w:t xml:space="preserve">Create a 10-second photorealistic 9:16 vertical USA lifestyle Reel that looks like real smartphone footage, not AI. Use the attached mockup image as the EXACT T-shirt: identical wording, typography, ink colours and layout, nothing redrawn or invented. Location: Boat Ramp. Adult-only setting, no children in frame. Main subject: 60-year-old American man with a shaved head and goatee, wearing the exact T-shirt from the attached image, standing by the truck while backing in a trailer. They speak naturally about the shirt's look, not reading the print aloud: "This might be my new favorite shirt. The layout reads from across the room." Then they shrug, grin, and tug the hem so the print sits flat. Keep the T-shirt the visual MAIN FOCUS for most of the 10 seconds, with a clear front view of the complete graphic, slight natural handheld movement and realistic autofocus. Natural American voice, realistic lip sync, real cotton fabric movement, realistic lighting and location-appropriate ambient sound. Mix in a friend off-camera saying "No way" and laughing, plus natural ambient sound. IMAGE/VIDEO FRAME: 9:16 VERTICAL. No CGI look, no cartoon, no plastic fabric, no distorted hands, no extra fingers, no altered wording, no added text, no captions or subtitles, no logo, no watermark.</w:t>
+      </w:r>
+    </w:p>
+    <w:p>
+      <w:pPr>
+        <w:pStyle w:val="Heading2"/>
+        <w:spacing w:before="240"/>
+      </w:pPr>
+      <w:r>
+        <w:t xml:space="preserve">57. Marina Fuel Dock — 35-year-old American woman with freckles and red hair</w:t>
       </w:r>
     </w:p>
     <w:p>
@@ -4788,31 +4788,31 @@
         <w:t xml:space="preserve">IMAGE PROMPT: </w:t>
       </w:r>
       <w:r>
-        <w:t xml:space="preserve">Use the attached mockup image as the EXACT T-shirt: the person wears that shirt unchanged, with the same wording, typography, ink colours and layout (stacked white retro bubble-script lettering with a swash tail, a hot-pink underlined bottom word, on a black T-shirt). Do not redraw, rewrite, add, remove or rearrange any lettering; copy it exactly from the attached image. Highly photorealistic 33-year-old American woman with long dark braids in the USA, location: Kayak Launch, holding a kayak paddle. Adult-only setting: everyone in frame is an adult, no children. Natural age-appropriate appearance, realistic skin texture, natural expression, real black cotton T-shirt with visible fabric weave and natural folds. The T-shirt graphic is the MAIN FOCUS: the entire front print fully visible, centered, sharp and readable. Real-life commercial lifestyle photography, natural lighting, realistic background, subtle depth of field, authentic smartphone perspective. IMAGE SIZE: 9:16 VERTICAL. No text anywhere except the shirt print itself: no captions, no logo, no watermark, no QR code.</w:t>
-      </w:r>
-    </w:p>
-    <w:p>
-      <w:pPr>
-        <w:spacing w:after="80"/>
-      </w:pPr>
-      <w:r>
-        <w:rPr>
-          <w:b/>
-          <w:bCs/>
-        </w:rPr>
-        <w:t xml:space="preserve">VIDEO PROMPT: </w:t>
-      </w:r>
-      <w:r>
-        <w:t xml:space="preserve">Create a 10-second photorealistic 9:16 vertical USA lifestyle Reel that looks like real smartphone footage, not AI. Use the attached mockup image as the EXACT T-shirt: identical wording, typography, ink colours and layout, nothing redrawn or invented. Location: Kayak Launch. Adult-only setting, no children in frame. Main subject: 33-year-old American woman with long dark braids, wearing the exact T-shirt from the attached image, holding a kayak paddle. They speak naturally about the shirt's look, not reading the print aloud: "Stopped by the bar and got stopped for the shirt. Bold print, soft fabric, zero regrets." Then they take a step back so the whole front is in frame. Keep the T-shirt the visual MAIN FOCUS for most of the 10 seconds, with a clear front view of the complete graphic, slight natural handheld movement and realistic autofocus. Natural American voice, realistic lip sync, real cotton fabric movement, realistic lighting and location-appropriate ambient sound. Include unscripted background giggling and a short burst of laughter from adult friends off-camera, mixed with the natural ambient sound. IMAGE/VIDEO FRAME: 9:16 VERTICAL. No CGI look, no cartoon, no plastic fabric, no distorted hands, no extra fingers, no altered wording, no added text, no captions or subtitles, no logo, no watermark.</w:t>
-      </w:r>
-    </w:p>
-    <w:p>
-      <w:pPr>
-        <w:pStyle w:val="Heading2"/>
-        <w:spacing w:before="240"/>
-      </w:pPr>
-      <w:r>
-        <w:t xml:space="preserve">58. River Tubing Launch — 32-year-old American man with a buzz cut</w:t>
+        <w:t xml:space="preserve">Use the attached mockup image as the EXACT T-shirt: the person wears that shirt unchanged, with the same wording, typography, ink colours and layout (stacked white retro bubble-script lettering with a swash tail, a hot-pink underlined bottom word, on a black T-shirt). Do not redraw, rewrite, add, remove or rearrange any lettering; copy it exactly from the attached image. Highly photorealistic 35-year-old American woman with freckles and red hair in the USA, location: Marina Fuel Dock, holding the fuel nozzle. Adult-only setting: everyone in frame is an adult, no children. Natural age-appropriate appearance, realistic skin texture, natural expression, real black cotton T-shirt with visible fabric weave and natural folds. The T-shirt graphic is the MAIN FOCUS: the entire front print fully visible, centered, sharp and readable. Real-life commercial lifestyle photography, natural lighting, realistic background, subtle depth of field, authentic smartphone perspective. IMAGE SIZE: 9:16 VERTICAL. No text anywhere except the shirt print itself: no captions, no logo, no watermark, no QR code.</w:t>
+      </w:r>
+    </w:p>
+    <w:p>
+      <w:pPr>
+        <w:spacing w:after="80"/>
+      </w:pPr>
+      <w:r>
+        <w:rPr>
+          <w:b/>
+          <w:bCs/>
+        </w:rPr>
+        <w:t xml:space="preserve">VIDEO PROMPT: </w:t>
+      </w:r>
+      <w:r>
+        <w:t xml:space="preserve">Create a 10-second photorealistic 9:16 vertical USA lifestyle Reel that looks like real smartphone footage, not AI. Use the attached mockup image as the EXACT T-shirt: identical wording, typography, ink colours and layout, nothing redrawn or invented. Location: Marina Fuel Dock. Adult-only setting, no children in frame. Main subject: 35-year-old American woman with freckles and red hair, wearing the exact T-shirt from the attached image, holding the fuel nozzle. They speak naturally about the shirt's look, not reading the print aloud: "Just running errands and everyone is reading my shirt. Bold print, soft fabric, zero regrets." Then they take a step back so the whole front is in frame. Keep the T-shirt the visual MAIN FOCUS for most of the 10 seconds, with a clear front view of the complete graphic, slight natural handheld movement and realistic autofocus. Natural American voice, realistic lip sync, real cotton fabric movement, realistic lighting and location-appropriate ambient sound. Include unscripted background giggling and a short burst of laughter from adult friends off-camera, mixed with the natural ambient sound. IMAGE/VIDEO FRAME: 9:16 VERTICAL. No CGI look, no cartoon, no plastic fabric, no distorted hands, no extra fingers, no altered wording, no added text, no captions or subtitles, no logo, no watermark.</w:t>
+      </w:r>
+    </w:p>
+    <w:p>
+      <w:pPr>
+        <w:pStyle w:val="Heading2"/>
+        <w:spacing w:before="240"/>
+      </w:pPr>
+      <w:r>
+        <w:t xml:space="preserve">58. Bait Shop Counter — 34-year-old American man with a shaved head and goatee</w:t>
       </w:r>
     </w:p>
     <w:p>
@@ -4872,31 +4872,31 @@
         <w:t xml:space="preserve">IMAGE PROMPT: </w:t>
       </w:r>
       <w:r>
-        <w:t xml:space="preserve">Use the attached mockup image as the EXACT T-shirt: the person wears that shirt unchanged, with the same wording, typography, ink colours and layout (stacked white retro bubble-script lettering with a swash tail, a hot-pink underlined bottom word, on a black T-shirt). Do not redraw, rewrite, add, remove or rearrange any lettering; copy it exactly from the attached image. Highly photorealistic 32-year-old American man with a buzz cut in the USA, location: River Tubing Launch, holding an inner tube. Adult-only setting: everyone in frame is an adult, no children. Natural age-appropriate appearance, realistic skin texture, natural expression, real black cotton T-shirt with visible fabric weave and natural folds. The T-shirt graphic is the MAIN FOCUS: the entire front print fully visible, centered, sharp and readable. Real-life commercial lifestyle photography, natural lighting, realistic background, subtle depth of field, authentic smartphone perspective. IMAGE SIZE: 9:16 VERTICAL. No text anywhere except the shirt print itself: no captions, no logo, no watermark, no QR code.</w:t>
-      </w:r>
-    </w:p>
-    <w:p>
-      <w:pPr>
-        <w:spacing w:after="80"/>
-      </w:pPr>
-      <w:r>
-        <w:rPr>
-          <w:b/>
-          <w:bCs/>
-        </w:rPr>
-        <w:t xml:space="preserve">VIDEO PROMPT: </w:t>
-      </w:r>
-      <w:r>
-        <w:t xml:space="preserve">Create a 10-second photorealistic 9:16 vertical USA lifestyle Reel that looks like real smartphone footage, not AI. Use the attached mockup image as the EXACT T-shirt: identical wording, typography, ink colours and layout, nothing redrawn or invented. Location: River Tubing Launch. Adult-only setting, no children in frame. Main subject: 32-year-old American man with a buzz cut, wearing the exact T-shirt from the attached image, holding an inner tube. They speak naturally about the shirt's look, not reading the print aloud: "Real talk, this shirt is the main event. That hot-pink underline is the best part." Then they cover their mouth, laugh, and show the shirt again. Keep the T-shirt the visual MAIN FOCUS for most of the 10 seconds, with a clear front view of the complete graphic, slight natural handheld movement and realistic autofocus. Natural American voice, realistic lip sync, real cotton fabric movement, realistic lighting and location-appropriate ambient sound. Background audio has natural chuckles from nearby adults reacting to the shirt, real and unpolished, not a laugh track. IMAGE/VIDEO FRAME: 9:16 VERTICAL. No CGI look, no cartoon, no plastic fabric, no distorted hands, no extra fingers, no altered wording, no added text, no captions or subtitles, no logo, no watermark.</w:t>
-      </w:r>
-    </w:p>
-    <w:p>
-      <w:pPr>
-        <w:pStyle w:val="Heading2"/>
-        <w:spacing w:before="240"/>
-      </w:pPr>
-      <w:r>
-        <w:t xml:space="preserve">59. RV Campground — 40-year-old American woman with long dark braids</w:t>
+        <w:t xml:space="preserve">Use the attached mockup image as the EXACT T-shirt: the person wears that shirt unchanged, with the same wording, typography, ink colours and layout (stacked white retro bubble-script lettering with a swash tail, a hot-pink underlined bottom word, on a black T-shirt). Do not redraw, rewrite, add, remove or rearrange any lettering; copy it exactly from the attached image. Highly photorealistic 34-year-old American man with a shaved head and goatee in the USA, location: Bait Shop Counter, holding a container of bait. Adult-only setting: everyone in frame is an adult, no children. Natural age-appropriate appearance, realistic skin texture, natural expression, real black cotton T-shirt with visible fabric weave and natural folds. The T-shirt graphic is the MAIN FOCUS: the entire front print fully visible, centered, sharp and readable. Real-life commercial lifestyle photography, natural lighting, realistic background, subtle depth of field, authentic smartphone perspective. IMAGE SIZE: 9:16 VERTICAL. No text anywhere except the shirt print itself: no captions, no logo, no watermark, no QR code.</w:t>
+      </w:r>
+    </w:p>
+    <w:p>
+      <w:pPr>
+        <w:spacing w:after="80"/>
+      </w:pPr>
+      <w:r>
+        <w:rPr>
+          <w:b/>
+          <w:bCs/>
+        </w:rPr>
+        <w:t xml:space="preserve">VIDEO PROMPT: </w:t>
+      </w:r>
+      <w:r>
+        <w:t xml:space="preserve">Create a 10-second photorealistic 9:16 vertical USA lifestyle Reel that looks like real smartphone footage, not AI. Use the attached mockup image as the EXACT T-shirt: identical wording, typography, ink colours and layout, nothing redrawn or invented. Location: Bait Shop Counter. Adult-only setting, no children in frame. Main subject: 34-year-old American man with a shaved head and goatee, wearing the exact T-shirt from the attached image, holding a container of bait. They speak naturally about the shirt's look, not reading the print aloud: "Real talk, this shirt is the main event. That hot-pink underline is the best part." Then they cover their mouth, laugh, and show the shirt again. Keep the T-shirt the visual MAIN FOCUS for most of the 10 seconds, with a clear front view of the complete graphic, slight natural handheld movement and realistic autofocus. Natural American voice, realistic lip sync, real cotton fabric movement, realistic lighting and location-appropriate ambient sound. Background audio has natural chuckles from nearby adults reacting to the shirt, real and unpolished, not a laugh track. IMAGE/VIDEO FRAME: 9:16 VERTICAL. No CGI look, no cartoon, no plastic fabric, no distorted hands, no extra fingers, no altered wording, no added text, no captions or subtitles, no logo, no watermark.</w:t>
+      </w:r>
+    </w:p>
+    <w:p>
+      <w:pPr>
+        <w:pStyle w:val="Heading2"/>
+        <w:spacing w:before="240"/>
+      </w:pPr>
+      <w:r>
+        <w:t xml:space="preserve">59. Golf Pro Shop Counter — 43-year-old American woman with long dark braids</w:t>
       </w:r>
     </w:p>
     <w:p>
@@ -4956,31 +4956,31 @@
         <w:t xml:space="preserve">IMAGE PROMPT: </w:t>
       </w:r>
       <w:r>
-        <w:t xml:space="preserve">Use the attached mockup image as the EXACT T-shirt: the person wears that shirt unchanged, with the same wording, typography, ink colours and layout (stacked white retro bubble-script lettering with a swash tail, a hot-pink underlined bottom word, on a black T-shirt). Do not redraw, rewrite, add, remove or rearrange any lettering; copy it exactly from the attached image. Highly photorealistic 40-year-old American woman with long dark braids in the USA, location: RV Campground, sitting in a camping chair beside an RV. Adult-only setting: everyone in frame is an adult, no children. Natural age-appropriate appearance, realistic skin texture, natural expression, real black cotton T-shirt with visible fabric weave and natural folds. The T-shirt graphic is the MAIN FOCUS: the entire front print fully visible, centered, sharp and readable. Real-life commercial lifestyle photography, natural lighting, realistic background, subtle depth of field, authentic smartphone perspective. IMAGE SIZE: 9:16 VERTICAL. No text anywhere except the shirt print itself: no captions, no logo, no watermark, no QR code.</w:t>
-      </w:r>
-    </w:p>
-    <w:p>
-      <w:pPr>
-        <w:spacing w:after="80"/>
-      </w:pPr>
-      <w:r>
-        <w:rPr>
-          <w:b/>
-          <w:bCs/>
-        </w:rPr>
-        <w:t xml:space="preserve">VIDEO PROMPT: </w:t>
-      </w:r>
-      <w:r>
-        <w:t xml:space="preserve">Create a 10-second photorealistic 9:16 vertical USA lifestyle Reel that looks like real smartphone footage, not AI. Use the attached mockup image as the EXACT T-shirt: identical wording, typography, ink colours and layout, nothing redrawn or invented. Location: RV Campground. Adult-only setting, no children in frame. Main subject: 40-year-old American woman with long dark braids, wearing the exact T-shirt from the attached image, sitting in a camping chair beside an RV. They speak naturally about the shirt's look, not reading the print aloud: "Somebody had to wear it. Comfortable enough to wear all weekend." Then they gesture down at the shirt with both hands like a reveal. Keep the T-shirt the visual MAIN FOCUS for most of the 10 seconds, with a clear front view of the complete graphic, slight natural handheld movement and realistic autofocus. Natural American voice, realistic lip sync, real cotton fabric movement, realistic lighting and location-appropriate ambient sound. Add warm, natural background laughter from friends nearby, as if they just read the shirt. IMAGE/VIDEO FRAME: 9:16 VERTICAL. No CGI look, no cartoon, no plastic fabric, no distorted hands, no extra fingers, no altered wording, no added text, no captions or subtitles, no logo, no watermark.</w:t>
-      </w:r>
-    </w:p>
-    <w:p>
-      <w:pPr>
-        <w:pStyle w:val="Heading2"/>
-        <w:spacing w:before="240"/>
-      </w:pPr>
-      <w:r>
-        <w:t xml:space="preserve">60. Glamping Tent — 53-year-old American man with a salt-and-pepper beard</w:t>
+        <w:t xml:space="preserve">Use the attached mockup image as the EXACT T-shirt: the person wears that shirt unchanged, with the same wording, typography, ink colours and layout (stacked white retro bubble-script lettering with a swash tail, a hot-pink underlined bottom word, on a black T-shirt). Do not redraw, rewrite, add, remove or rearrange any lettering; copy it exactly from the attached image. Highly photorealistic 43-year-old American woman with long dark braids in the USA, location: Golf Pro Shop Counter, holding a sleeve of golf balls. Adult-only setting: everyone in frame is an adult, no children. Natural age-appropriate appearance, realistic skin texture, natural expression, real black cotton T-shirt with visible fabric weave and natural folds. The T-shirt graphic is the MAIN FOCUS: the entire front print fully visible, centered, sharp and readable. Real-life commercial lifestyle photography, natural lighting, realistic background, subtle depth of field, authentic smartphone perspective. IMAGE SIZE: 9:16 VERTICAL. No text anywhere except the shirt print itself: no captions, no logo, no watermark, no QR code.</w:t>
+      </w:r>
+    </w:p>
+    <w:p>
+      <w:pPr>
+        <w:spacing w:after="80"/>
+      </w:pPr>
+      <w:r>
+        <w:rPr>
+          <w:b/>
+          <w:bCs/>
+        </w:rPr>
+        <w:t xml:space="preserve">VIDEO PROMPT: </w:t>
+      </w:r>
+      <w:r>
+        <w:t xml:space="preserve">Create a 10-second photorealistic 9:16 vertical USA lifestyle Reel that looks like real smartphone footage, not AI. Use the attached mockup image as the EXACT T-shirt: identical wording, typography, ink colours and layout, nothing redrawn or invented. Location: Golf Pro Shop Counter. Adult-only setting, no children in frame. Main subject: 43-year-old American woman with long dark braids, wearing the exact T-shirt from the attached image, holding a sleeve of golf balls. They speak naturally about the shirt's look, not reading the print aloud: "Somebody had to wear it. Comfortable enough to wear all weekend." Then they gesture down at the shirt with both hands like a reveal. Keep the T-shirt the visual MAIN FOCUS for most of the 10 seconds, with a clear front view of the complete graphic, slight natural handheld movement and realistic autofocus. Natural American voice, realistic lip sync, real cotton fabric movement, realistic lighting and location-appropriate ambient sound. Add warm, natural background laughter from friends nearby, as if they just read the shirt. IMAGE/VIDEO FRAME: 9:16 VERTICAL. No CGI look, no cartoon, no plastic fabric, no distorted hands, no extra fingers, no altered wording, no added text, no captions or subtitles, no logo, no watermark.</w:t>
+      </w:r>
+    </w:p>
+    <w:p>
+      <w:pPr>
+        <w:pStyle w:val="Heading2"/>
+        <w:spacing w:before="240"/>
+      </w:pPr>
+      <w:r>
+        <w:t xml:space="preserve">60. Sporting Goods Store Aisle — 60-year-old American man with close-cropped gray hair</w:t>
       </w:r>
     </w:p>
     <w:p>
@@ -5040,31 +5040,31 @@
         <w:t xml:space="preserve">IMAGE PROMPT: </w:t>
       </w:r>
       <w:r>
-        <w:t xml:space="preserve">Use the attached mockup image as the EXACT T-shirt: the person wears that shirt unchanged, with the same wording, typography, ink colours and layout (stacked white retro bubble-script lettering with a swash tail, a hot-pink underlined bottom word, on a black T-shirt). Do not redraw, rewrite, add, remove or rearrange any lettering; copy it exactly from the attached image. Highly photorealistic 53-year-old American man with a salt-and-pepper beard in the USA, location: Glamping Tent, holding a camping lantern. Adult-only setting: everyone in frame is an adult, no children. Natural age-appropriate appearance, realistic skin texture, natural expression, real black cotton T-shirt with visible fabric weave and natural folds. The T-shirt graphic is the MAIN FOCUS: the entire front print fully visible, centered, sharp and readable. Real-life commercial lifestyle photography, natural lighting, realistic background, subtle depth of field, authentic smartphone perspective. IMAGE SIZE: 9:16 VERTICAL. No text anywhere except the shirt print itself: no captions, no logo, no watermark, no QR code.</w:t>
-      </w:r>
-    </w:p>
-    <w:p>
-      <w:pPr>
-        <w:spacing w:after="80"/>
-      </w:pPr>
-      <w:r>
-        <w:rPr>
-          <w:b/>
-          <w:bCs/>
-        </w:rPr>
-        <w:t xml:space="preserve">VIDEO PROMPT: </w:t>
-      </w:r>
-      <w:r>
-        <w:t xml:space="preserve">Create a 10-second photorealistic 9:16 vertical USA lifestyle Reel that looks like real smartphone footage, not AI. Use the attached mockup image as the EXACT T-shirt: identical wording, typography, ink colours and layout, nothing redrawn or invented. Location: Glamping Tent. Adult-only setting, no children in frame. Main subject: 53-year-old American man with a salt-and-pepper beard, wearing the exact T-shirt from the attached image, holding a camping lantern. They speak naturally about the shirt's look, not reading the print aloud: "I knew this shirt would start something. Every line is lined up perfectly." Then they straighten the shirt with both hands and face the camera. Keep the T-shirt the visual MAIN FOCUS for most of the 10 seconds, with a clear front view of the complete graphic, slight natural handheld movement and realistic autofocus. Natural American voice, realistic lip sync, real cotton fabric movement, realistic lighting and location-appropriate ambient sound. Mix in a friend off-camera saying "No way" and laughing, plus natural ambient sound. IMAGE/VIDEO FRAME: 9:16 VERTICAL. No CGI look, no cartoon, no plastic fabric, no distorted hands, no extra fingers, no altered wording, no added text, no captions or subtitles, no logo, no watermark.</w:t>
-      </w:r>
-    </w:p>
-    <w:p>
-      <w:pPr>
-        <w:pStyle w:val="Heading2"/>
-        <w:spacing w:before="240"/>
-      </w:pPr>
-      <w:r>
-        <w:t xml:space="preserve">61. Vineyard Picnic — 39-year-old American woman with a denim jacket over the shirt left open</w:t>
+        <w:t xml:space="preserve">Use the attached mockup image as the EXACT T-shirt: the person wears that shirt unchanged, with the same wording, typography, ink colours and layout (stacked white retro bubble-script lettering with a swash tail, a hot-pink underlined bottom word, on a black T-shirt). Do not redraw, rewrite, add, remove or rearrange any lettering; copy it exactly from the attached image. Highly photorealistic 60-year-old American man with close-cropped gray hair in the USA, location: Sporting Goods Store Aisle, testing a folding camping chair. Adult-only setting: everyone in frame is an adult, no children. Natural age-appropriate appearance, realistic skin texture, natural expression, real black cotton T-shirt with visible fabric weave and natural folds. The T-shirt graphic is the MAIN FOCUS: the entire front print fully visible, centered, sharp and readable. Real-life commercial lifestyle photography, natural lighting, realistic background, subtle depth of field, authentic smartphone perspective. IMAGE SIZE: 9:16 VERTICAL. No text anywhere except the shirt print itself: no captions, no logo, no watermark, no QR code.</w:t>
+      </w:r>
+    </w:p>
+    <w:p>
+      <w:pPr>
+        <w:spacing w:after="80"/>
+      </w:pPr>
+      <w:r>
+        <w:rPr>
+          <w:b/>
+          <w:bCs/>
+        </w:rPr>
+        <w:t xml:space="preserve">VIDEO PROMPT: </w:t>
+      </w:r>
+      <w:r>
+        <w:t xml:space="preserve">Create a 10-second photorealistic 9:16 vertical USA lifestyle Reel that looks like real smartphone footage, not AI. Use the attached mockup image as the EXACT T-shirt: identical wording, typography, ink colours and layout, nothing redrawn or invented. Location: Sporting Goods Store Aisle. Adult-only setting, no children in frame. Main subject: 60-year-old American man with close-cropped gray hair, wearing the exact T-shirt from the attached image, testing a folding camping chair. They speak naturally about the shirt's look, not reading the print aloud: "I knew this shirt would start something. Every line is lined up perfectly." Then they straighten the shirt with both hands and face the camera. Keep the T-shirt the visual MAIN FOCUS for most of the 10 seconds, with a clear front view of the complete graphic, slight natural handheld movement and realistic autofocus. Natural American voice, realistic lip sync, real cotton fabric movement, realistic lighting and location-appropriate ambient sound. Mix in a friend off-camera saying "No way" and laughing, plus natural ambient sound. IMAGE/VIDEO FRAME: 9:16 VERTICAL. No CGI look, no cartoon, no plastic fabric, no distorted hands, no extra fingers, no altered wording, no added text, no captions or subtitles, no logo, no watermark.</w:t>
+      </w:r>
+    </w:p>
+    <w:p>
+      <w:pPr>
+        <w:pStyle w:val="Heading2"/>
+        <w:spacing w:before="240"/>
+      </w:pPr>
+      <w:r>
+        <w:t xml:space="preserve">61. Bike Repair Shop — 42-year-old American woman with reading glasses pushed up on her head</w:t>
       </w:r>
     </w:p>
     <w:p>
@@ -5124,31 +5124,31 @@
         <w:t xml:space="preserve">IMAGE PROMPT: </w:t>
       </w:r>
       <w:r>
-        <w:t xml:space="preserve">Use the attached mockup image as the EXACT T-shirt: the person wears that shirt unchanged, with the same wording, typography, ink colours and layout (stacked white retro bubble-script lettering with a swash tail, a hot-pink underlined bottom word, on a black T-shirt). Do not redraw, rewrite, add, remove or rearrange any lettering; copy it exactly from the attached image. Highly photorealistic 39-year-old American woman with a denim jacket over the shirt left open in the USA, location: Vineyard Picnic, opening a picnic basket. Adult-only setting: everyone in frame is an adult, no children. Natural age-appropriate appearance, realistic skin texture, natural expression, real black cotton T-shirt with visible fabric weave and natural folds. The T-shirt graphic is the MAIN FOCUS: the entire front print fully visible, centered, sharp and readable. Real-life commercial lifestyle photography, natural lighting, realistic background, subtle depth of field, authentic smartphone perspective. IMAGE SIZE: 9:16 VERTICAL. No text anywhere except the shirt print itself: no captions, no logo, no watermark, no QR code.</w:t>
-      </w:r>
-    </w:p>
-    <w:p>
-      <w:pPr>
-        <w:spacing w:after="80"/>
-      </w:pPr>
-      <w:r>
-        <w:rPr>
-          <w:b/>
-          <w:bCs/>
-        </w:rPr>
-        <w:t xml:space="preserve">VIDEO PROMPT: </w:t>
-      </w:r>
-      <w:r>
-        <w:t xml:space="preserve">Create a 10-second photorealistic 9:16 vertical USA lifestyle Reel that looks like real smartphone footage, not AI. Use the attached mockup image as the EXACT T-shirt: identical wording, typography, ink colours and layout, nothing redrawn or invented. Location: Vineyard Picnic. Adult-only setting, no children in frame. Main subject: 39-year-old American woman with a denim jacket over the shirt left open, wearing the exact T-shirt from the attached image, opening a picnic basket. They speak naturally about the shirt's look, not reading the print aloud: "Okay, shirt check. It's soft, and the print doesn't crack." Then they turn slightly left and right to show the shirt from a natural angle. Keep the T-shirt the visual MAIN FOCUS for most of the 10 seconds, with a clear front view of the complete graphic, slight natural handheld movement and realistic autofocus. Natural American voice, realistic lip sync, real cotton fabric movement, realistic lighting and location-appropriate ambient sound. Include unscripted background giggling and a short burst of laughter from adult friends off-camera, mixed with the natural ambient sound. IMAGE/VIDEO FRAME: 9:16 VERTICAL. No CGI look, no cartoon, no plastic fabric, no distorted hands, no extra fingers, no altered wording, no added text, no captions or subtitles, no logo, no watermark.</w:t>
-      </w:r>
-    </w:p>
-    <w:p>
-      <w:pPr>
-        <w:pStyle w:val="Heading2"/>
-        <w:spacing w:before="240"/>
-      </w:pPr>
-      <w:r>
-        <w:t xml:space="preserve">62. Orchard Cidery — 35-year-old American man with a full lumberjack beard</w:t>
+        <w:t xml:space="preserve">Use the attached mockup image as the EXACT T-shirt: the person wears that shirt unchanged, with the same wording, typography, ink colours and layout (stacked white retro bubble-script lettering with a swash tail, a hot-pink underlined bottom word, on a black T-shirt). Do not redraw, rewrite, add, remove or rearrange any lettering; copy it exactly from the attached image. Highly photorealistic 42-year-old American woman with reading glasses pushed up on her head in the USA, location: Bike Repair Shop, holding a flat bike tire. Adult-only setting: everyone in frame is an adult, no children. Natural age-appropriate appearance, realistic skin texture, natural expression, real black cotton T-shirt with visible fabric weave and natural folds. The T-shirt graphic is the MAIN FOCUS: the entire front print fully visible, centered, sharp and readable. Real-life commercial lifestyle photography, natural lighting, realistic background, subtle depth of field, authentic smartphone perspective. IMAGE SIZE: 9:16 VERTICAL. No text anywhere except the shirt print itself: no captions, no logo, no watermark, no QR code.</w:t>
+      </w:r>
+    </w:p>
+    <w:p>
+      <w:pPr>
+        <w:spacing w:after="80"/>
+      </w:pPr>
+      <w:r>
+        <w:rPr>
+          <w:b/>
+          <w:bCs/>
+        </w:rPr>
+        <w:t xml:space="preserve">VIDEO PROMPT: </w:t>
+      </w:r>
+      <w:r>
+        <w:t xml:space="preserve">Create a 10-second photorealistic 9:16 vertical USA lifestyle Reel that looks like real smartphone footage, not AI. Use the attached mockup image as the EXACT T-shirt: identical wording, typography, ink colours and layout, nothing redrawn or invented. Location: Bike Repair Shop. Adult-only setting, no children in frame. Main subject: 42-year-old American woman with reading glasses pushed up on her head, wearing the exact T-shirt from the attached image, holding a flat bike tire. They speak naturally about the shirt's look, not reading the print aloud: "Okay, shirt check. It's soft, and the print doesn't crack." Then they turn slightly left and right to show the shirt from a natural angle. Keep the T-shirt the visual MAIN FOCUS for most of the 10 seconds, with a clear front view of the complete graphic, slight natural handheld movement and realistic autofocus. Natural American voice, realistic lip sync, real cotton fabric movement, realistic lighting and location-appropriate ambient sound. Include unscripted background giggling and a short burst of laughter from adult friends off-camera, mixed with the natural ambient sound. IMAGE/VIDEO FRAME: 9:16 VERTICAL. No CGI look, no cartoon, no plastic fabric, no distorted hands, no extra fingers, no altered wording, no added text, no captions or subtitles, no logo, no watermark.</w:t>
+      </w:r>
+    </w:p>
+    <w:p>
+      <w:pPr>
+        <w:pStyle w:val="Heading2"/>
+        <w:spacing w:before="240"/>
+      </w:pPr>
+      <w:r>
+        <w:t xml:space="preserve">62. Gym Front Desk — 37-year-old American man with a trimmed mustache</w:t>
       </w:r>
     </w:p>
     <w:p>
@@ -5208,31 +5208,31 @@
         <w:t xml:space="preserve">IMAGE PROMPT: </w:t>
       </w:r>
       <w:r>
-        <w:t xml:space="preserve">Use the attached mockup image as the EXACT T-shirt: the person wears that shirt unchanged, with the same wording, typography, ink colours and layout (stacked white retro bubble-script lettering with a swash tail, a hot-pink underlined bottom word, on a black T-shirt). Do not redraw, rewrite, add, remove or rearrange any lettering; copy it exactly from the attached image. Highly photorealistic 35-year-old American man with a full lumberjack beard in the USA, location: Orchard Cidery, holding a glass of hard cider. Adult-only setting: everyone in frame is an adult, no children. Natural age-appropriate appearance, realistic skin texture, natural expression, real black cotton T-shirt with visible fabric weave and natural folds. The T-shirt graphic is the MAIN FOCUS: the entire front print fully visible, centered, sharp and readable. Real-life commercial lifestyle photography, natural lighting, realistic background, subtle depth of field, authentic smartphone perspective. IMAGE SIZE: 9:16 VERTICAL. No text anywhere except the shirt print itself: no captions, no logo, no watermark, no QR code.</w:t>
-      </w:r>
-    </w:p>
-    <w:p>
-      <w:pPr>
-        <w:spacing w:after="80"/>
-      </w:pPr>
-      <w:r>
-        <w:rPr>
-          <w:b/>
-          <w:bCs/>
-        </w:rPr>
-        <w:t xml:space="preserve">VIDEO PROMPT: </w:t>
-      </w:r>
-      <w:r>
-        <w:t xml:space="preserve">Create a 10-second photorealistic 9:16 vertical USA lifestyle Reel that looks like real smartphone footage, not AI. Use the attached mockup image as the EXACT T-shirt: identical wording, typography, ink colours and layout, nothing redrawn or invented. Location: Orchard Cidery. Adult-only setting, no children in frame. Main subject: 35-year-old American man with a full lumberjack beard, wearing the exact T-shirt from the attached image, holding a glass of hard cider. They speak naturally about the shirt's look, not reading the print aloud: "New shirt day, and it's a good one. Funniest gift I've gotten all year." Then they look off-camera at a friend, laugh, and look back at the lens. Keep the T-shirt the visual MAIN FOCUS for most of the 10 seconds, with a clear front view of the complete graphic, slight natural handheld movement and realistic autofocus. Natural American voice, realistic lip sync, real cotton fabric movement, realistic lighting and location-appropriate ambient sound. Background audio has natural chuckles from nearby adults reacting to the shirt, real and unpolished, not a laugh track. IMAGE/VIDEO FRAME: 9:16 VERTICAL. No CGI look, no cartoon, no plastic fabric, no distorted hands, no extra fingers, no altered wording, no added text, no captions or subtitles, no logo, no watermark.</w:t>
-      </w:r>
-    </w:p>
-    <w:p>
-      <w:pPr>
-        <w:pStyle w:val="Heading2"/>
-        <w:spacing w:before="240"/>
-      </w:pPr>
-      <w:r>
-        <w:t xml:space="preserve">63. Distillery Tasting Room — 44-year-old American woman with curly auburn hair</w:t>
+        <w:t xml:space="preserve">Use the attached mockup image as the EXACT T-shirt: the person wears that shirt unchanged, with the same wording, typography, ink colours and layout (stacked white retro bubble-script lettering with a swash tail, a hot-pink underlined bottom word, on a black T-shirt). Do not redraw, rewrite, add, remove or rearrange any lettering; copy it exactly from the attached image. Highly photorealistic 37-year-old American man with a trimmed mustache in the USA, location: Gym Front Desk, scanning a membership card. Adult-only setting: everyone in frame is an adult, no children. Natural age-appropriate appearance, realistic skin texture, natural expression, real black cotton T-shirt with visible fabric weave and natural folds. The T-shirt graphic is the MAIN FOCUS: the entire front print fully visible, centered, sharp and readable. Real-life commercial lifestyle photography, natural lighting, realistic background, subtle depth of field, authentic smartphone perspective. IMAGE SIZE: 9:16 VERTICAL. No text anywhere except the shirt print itself: no captions, no logo, no watermark, no QR code.</w:t>
+      </w:r>
+    </w:p>
+    <w:p>
+      <w:pPr>
+        <w:spacing w:after="80"/>
+      </w:pPr>
+      <w:r>
+        <w:rPr>
+          <w:b/>
+          <w:bCs/>
+        </w:rPr>
+        <w:t xml:space="preserve">VIDEO PROMPT: </w:t>
+      </w:r>
+      <w:r>
+        <w:t xml:space="preserve">Create a 10-second photorealistic 9:16 vertical USA lifestyle Reel that looks like real smartphone footage, not AI. Use the attached mockup image as the EXACT T-shirt: identical wording, typography, ink colours and layout, nothing redrawn or invented. Location: Gym Front Desk. Adult-only setting, no children in frame. Main subject: 37-year-old American man with a trimmed mustache, wearing the exact T-shirt from the attached image, scanning a membership card. They speak naturally about the shirt's look, not reading the print aloud: "New shirt day, and it's a good one. Funniest gift I've gotten all year." Then they look off-camera at a friend, laugh, and look back at the lens. Keep the T-shirt the visual MAIN FOCUS for most of the 10 seconds, with a clear front view of the complete graphic, slight natural handheld movement and realistic autofocus. Natural American voice, realistic lip sync, real cotton fabric movement, realistic lighting and location-appropriate ambient sound. Background audio has natural chuckles from nearby adults reacting to the shirt, real and unpolished, not a laugh track. IMAGE/VIDEO FRAME: 9:16 VERTICAL. No CGI look, no cartoon, no plastic fabric, no distorted hands, no extra fingers, no altered wording, no added text, no captions or subtitles, no logo, no watermark.</w:t>
+      </w:r>
+    </w:p>
+    <w:p>
+      <w:pPr>
+        <w:pStyle w:val="Heading2"/>
+        <w:spacing w:before="240"/>
+      </w:pPr>
+      <w:r>
+        <w:t xml:space="preserve">63. Nail Salon Chair — 49-year-old American woman with curly auburn hair</w:t>
       </w:r>
     </w:p>
     <w:p>
@@ -5292,31 +5292,31 @@
         <w:t xml:space="preserve">IMAGE PROMPT: </w:t>
       </w:r>
       <w:r>
-        <w:t xml:space="preserve">Use the attached mockup image as the EXACT T-shirt: the person wears that shirt unchanged, with the same wording, typography, ink colours and layout (stacked white retro bubble-script lettering with a swash tail, a hot-pink underlined bottom word, on a black T-shirt). Do not redraw, rewrite, add, remove or rearrange any lettering; copy it exactly from the attached image. Highly photorealistic 44-year-old American woman with curly auburn hair in the USA, location: Distillery Tasting Room, holding a whiskey tasting glass. Adult-only setting: everyone in frame is an adult, no children. Natural age-appropriate appearance, realistic skin texture, natural expression, real black cotton T-shirt with visible fabric weave and natural folds. The T-shirt graphic is the MAIN FOCUS: the entire front print fully visible, centered, sharp and readable. Real-life commercial lifestyle photography, natural lighting, realistic background, subtle depth of field, authentic smartphone perspective. IMAGE SIZE: 9:16 VERTICAL. No text anywhere except the shirt print itself: no captions, no logo, no watermark, no QR code.</w:t>
-      </w:r>
-    </w:p>
-    <w:p>
-      <w:pPr>
-        <w:spacing w:after="80"/>
-      </w:pPr>
-      <w:r>
-        <w:rPr>
-          <w:b/>
-          <w:bCs/>
-        </w:rPr>
-        <w:t xml:space="preserve">VIDEO PROMPT: </w:t>
-      </w:r>
-      <w:r>
-        <w:t xml:space="preserve">Create a 10-second photorealistic 9:16 vertical USA lifestyle Reel that looks like real smartphone footage, not AI. Use the attached mockup image as the EXACT T-shirt: identical wording, typography, ink colours and layout, nothing redrawn or invented. Location: Distillery Tasting Room. Adult-only setting, no children in frame. Main subject: 44-year-old American woman with curly auburn hair, wearing the exact T-shirt from the attached image, holding a whiskey tasting glass. They speak naturally about the shirt's look, not reading the print aloud: "Everybody keeps asking about this shirt. Get one for your group chat's funniest person." Then they point to each line of the print one by one. Keep the T-shirt the visual MAIN FOCUS for most of the 10 seconds, with a clear front view of the complete graphic, slight natural handheld movement and realistic autofocus. Natural American voice, realistic lip sync, real cotton fabric movement, realistic lighting and location-appropriate ambient sound. Add warm, natural background laughter from friends nearby, as if they just read the shirt. IMAGE/VIDEO FRAME: 9:16 VERTICAL. No CGI look, no cartoon, no plastic fabric, no distorted hands, no extra fingers, no altered wording, no added text, no captions or subtitles, no logo, no watermark.</w:t>
-      </w:r>
-    </w:p>
-    <w:p>
-      <w:pPr>
-        <w:pStyle w:val="Heading2"/>
-        <w:spacing w:before="240"/>
-      </w:pPr>
-      <w:r>
-        <w:t xml:space="preserve">64. Whiskey Bar Leather Booth — 44-year-old American man with wavy brown hair</w:t>
+        <w:t xml:space="preserve">Use the attached mockup image as the EXACT T-shirt: the person wears that shirt unchanged, with the same wording, typography, ink colours and layout (stacked white retro bubble-script lettering with a swash tail, a hot-pink underlined bottom word, on a black T-shirt). Do not redraw, rewrite, add, remove or rearrange any lettering; copy it exactly from the attached image. Highly photorealistic 49-year-old American woman with curly auburn hair in the USA, location: Nail Salon Chair, drying a fresh manicure. Adult-only setting: everyone in frame is an adult, no children. Natural age-appropriate appearance, realistic skin texture, natural expression, real black cotton T-shirt with visible fabric weave and natural folds. The T-shirt graphic is the MAIN FOCUS: the entire front print fully visible, centered, sharp and readable. Real-life commercial lifestyle photography, natural lighting, realistic background, subtle depth of field, authentic smartphone perspective. IMAGE SIZE: 9:16 VERTICAL. No text anywhere except the shirt print itself: no captions, no logo, no watermark, no QR code.</w:t>
+      </w:r>
+    </w:p>
+    <w:p>
+      <w:pPr>
+        <w:spacing w:after="80"/>
+      </w:pPr>
+      <w:r>
+        <w:rPr>
+          <w:b/>
+          <w:bCs/>
+        </w:rPr>
+        <w:t xml:space="preserve">VIDEO PROMPT: </w:t>
+      </w:r>
+      <w:r>
+        <w:t xml:space="preserve">Create a 10-second photorealistic 9:16 vertical USA lifestyle Reel that looks like real smartphone footage, not AI. Use the attached mockup image as the EXACT T-shirt: identical wording, typography, ink colours and layout, nothing redrawn or invented. Location: Nail Salon Chair. Adult-only setting, no children in frame. Main subject: 49-year-old American woman with curly auburn hair, wearing the exact T-shirt from the attached image, drying a fresh manicure. They speak naturally about the shirt's look, not reading the print aloud: "Everybody keeps asking about this shirt. Get one for your group chat's funniest person." Then they point to each line of the print one by one. Keep the T-shirt the visual MAIN FOCUS for most of the 10 seconds, with a clear front view of the complete graphic, slight natural handheld movement and realistic autofocus. Natural American voice, realistic lip sync, real cotton fabric movement, realistic lighting and location-appropriate ambient sound. Add warm, natural background laughter from friends nearby, as if they just read the shirt. IMAGE/VIDEO FRAME: 9:16 VERTICAL. No CGI look, no cartoon, no plastic fabric, no distorted hands, no extra fingers, no altered wording, no added text, no captions or subtitles, no logo, no watermark.</w:t>
+      </w:r>
+    </w:p>
+    <w:p>
+      <w:pPr>
+        <w:pStyle w:val="Heading2"/>
+        <w:spacing w:before="240"/>
+      </w:pPr>
+      <w:r>
+        <w:t xml:space="preserve">64. Hair Salon Waiting Couch — 49-year-old American man with a worn ball cap</w:t>
       </w:r>
     </w:p>
     <w:p>
@@ -5376,31 +5376,31 @@
         <w:t xml:space="preserve">IMAGE PROMPT: </w:t>
       </w:r>
       <w:r>
-        <w:t xml:space="preserve">Use the attached mockup image as the EXACT T-shirt: the person wears that shirt unchanged, with the same wording, typography, ink colours and layout (stacked white retro bubble-script lettering with a swash tail, a hot-pink underlined bottom word, on a black T-shirt). Do not redraw, rewrite, add, remove or rearrange any lettering; copy it exactly from the attached image. Highly photorealistic 44-year-old American man with wavy brown hair in the USA, location: Whiskey Bar Leather Booth, holding a rocks glass. Adult-only setting: everyone in frame is an adult, no children. Natural age-appropriate appearance, realistic skin texture, natural expression, real black cotton T-shirt with visible fabric weave and natural folds. The T-shirt graphic is the MAIN FOCUS: the entire front print fully visible, centered, sharp and readable. Real-life commercial lifestyle photography, natural lighting, realistic background, subtle depth of field, authentic smartphone perspective. IMAGE SIZE: 9:16 VERTICAL. No text anywhere except the shirt print itself: no captions, no logo, no watermark, no QR code.</w:t>
-      </w:r>
-    </w:p>
-    <w:p>
-      <w:pPr>
-        <w:spacing w:after="80"/>
-      </w:pPr>
-      <w:r>
-        <w:rPr>
-          <w:b/>
-          <w:bCs/>
-        </w:rPr>
-        <w:t xml:space="preserve">VIDEO PROMPT: </w:t>
-      </w:r>
-      <w:r>
-        <w:t xml:space="preserve">Create a 10-second photorealistic 9:16 vertical USA lifestyle Reel that looks like real smartphone footage, not AI. Use the attached mockup image as the EXACT T-shirt: identical wording, typography, ink colours and layout, nothing redrawn or invented. Location: Whiskey Bar Leather Booth. Adult-only setting, no children in frame. Main subject: 44-year-old American man with wavy brown hair, wearing the exact T-shirt from the attached image, holding a rocks glass. They speak naturally about the shirt's look, not reading the print aloud: "I wore this on purpose today. The bubble letters look straight out of the seventies." Then they shrug, grin, and tug the hem so the print sits flat. Keep the T-shirt the visual MAIN FOCUS for most of the 10 seconds, with a clear front view of the complete graphic, slight natural handheld movement and realistic autofocus. Natural American voice, realistic lip sync, real cotton fabric movement, realistic lighting and location-appropriate ambient sound. Mix in a friend off-camera saying "No way" and laughing, plus natural ambient sound. IMAGE/VIDEO FRAME: 9:16 VERTICAL. No CGI look, no cartoon, no plastic fabric, no distorted hands, no extra fingers, no altered wording, no added text, no captions or subtitles, no logo, no watermark.</w:t>
-      </w:r>
-    </w:p>
-    <w:p>
-      <w:pPr>
-        <w:pStyle w:val="Heading2"/>
-        <w:spacing w:before="240"/>
-      </w:pPr>
-      <w:r>
-        <w:t xml:space="preserve">65. Jazz Club — 25-year-old American woman with natural curly hair</w:t>
+        <w:t xml:space="preserve">Use the attached mockup image as the EXACT T-shirt: the person wears that shirt unchanged, with the same wording, typography, ink colours and layout (stacked white retro bubble-script lettering with a swash tail, a hot-pink underlined bottom word, on a black T-shirt). Do not redraw, rewrite, add, remove or rearrange any lettering; copy it exactly from the attached image. Highly photorealistic 49-year-old American man with a worn ball cap in the USA, location: Hair Salon Waiting Couch, flipping through a magazine. Adult-only setting: everyone in frame is an adult, no children. Natural age-appropriate appearance, realistic skin texture, natural expression, real black cotton T-shirt with visible fabric weave and natural folds. The T-shirt graphic is the MAIN FOCUS: the entire front print fully visible, centered, sharp and readable. Real-life commercial lifestyle photography, natural lighting, realistic background, subtle depth of field, authentic smartphone perspective. IMAGE SIZE: 9:16 VERTICAL. No text anywhere except the shirt print itself: no captions, no logo, no watermark, no QR code.</w:t>
+      </w:r>
+    </w:p>
+    <w:p>
+      <w:pPr>
+        <w:spacing w:after="80"/>
+      </w:pPr>
+      <w:r>
+        <w:rPr>
+          <w:b/>
+          <w:bCs/>
+        </w:rPr>
+        <w:t xml:space="preserve">VIDEO PROMPT: </w:t>
+      </w:r>
+      <w:r>
+        <w:t xml:space="preserve">Create a 10-second photorealistic 9:16 vertical USA lifestyle Reel that looks like real smartphone footage, not AI. Use the attached mockup image as the EXACT T-shirt: identical wording, typography, ink colours and layout, nothing redrawn or invented. Location: Hair Salon Waiting Couch. Adult-only setting, no children in frame. Main subject: 49-year-old American man with a worn ball cap, wearing the exact T-shirt from the attached image, flipping through a magazine. They speak naturally about the shirt's look, not reading the print aloud: "I wore this on purpose today. The bubble letters look straight out of the seventies." Then they shrug, grin, and tug the hem so the print sits flat. Keep the T-shirt the visual MAIN FOCUS for most of the 10 seconds, with a clear front view of the complete graphic, slight natural handheld movement and realistic autofocus. Natural American voice, realistic lip sync, real cotton fabric movement, realistic lighting and location-appropriate ambient sound. Mix in a friend off-camera saying "No way" and laughing, plus natural ambient sound. IMAGE/VIDEO FRAME: 9:16 VERTICAL. No CGI look, no cartoon, no plastic fabric, no distorted hands, no extra fingers, no altered wording, no added text, no captions or subtitles, no logo, no watermark.</w:t>
+      </w:r>
+    </w:p>
+    <w:p>
+      <w:pPr>
+        <w:pStyle w:val="Heading2"/>
+        <w:spacing w:before="240"/>
+      </w:pPr>
+      <w:r>
+        <w:t xml:space="preserve">65. Pet Store Aisle — 25-year-old American woman with thick curly hair</w:t>
       </w:r>
     </w:p>
     <w:p>
@@ -5460,31 +5460,31 @@
         <w:t xml:space="preserve">IMAGE PROMPT: </w:t>
       </w:r>
       <w:r>
-        <w:t xml:space="preserve">Use the attached mockup image as the EXACT T-shirt: the person wears that shirt unchanged, with the same wording, typography, ink colours and layout (stacked white retro bubble-script lettering with a swash tail, a hot-pink underlined bottom word, on a black T-shirt). Do not redraw, rewrite, add, remove or rearrange any lettering; copy it exactly from the attached image. Highly photorealistic 25-year-old American woman with natural curly hair in the USA, location: Jazz Club, snapping fingers to the music. Adult-only setting: everyone in frame is an adult, no children. Natural age-appropriate appearance, realistic skin texture, natural expression, real black cotton T-shirt with visible fabric weave and natural folds. The T-shirt graphic is the MAIN FOCUS: the entire front print fully visible, centered, sharp and readable. Real-life commercial lifestyle photography, natural lighting, realistic background, subtle depth of field, authentic smartphone perspective. IMAGE SIZE: 9:16 VERTICAL. No text anywhere except the shirt print itself: no captions, no logo, no watermark, no QR code.</w:t>
-      </w:r>
-    </w:p>
-    <w:p>
-      <w:pPr>
-        <w:spacing w:after="80"/>
-      </w:pPr>
-      <w:r>
-        <w:rPr>
-          <w:b/>
-          <w:bCs/>
-        </w:rPr>
-        <w:t xml:space="preserve">VIDEO PROMPT: </w:t>
-      </w:r>
-      <w:r>
-        <w:t xml:space="preserve">Create a 10-second photorealistic 9:16 vertical USA lifestyle Reel that looks like real smartphone footage, not AI. Use the attached mockup image as the EXACT T-shirt: identical wording, typography, ink colours and layout, nothing redrawn or invented. Location: Jazz Club. Adult-only setting, no children in frame. Main subject: 25-year-old American woman with natural curly hair, wearing the exact T-shirt from the attached image, snapping fingers to the music. They speak naturally about the shirt's look, not reading the print aloud: "Let's see who reads this one first. The fit is great and the print is crisp." Then they take a step back so the whole front is in frame. Keep the T-shirt the visual MAIN FOCUS for most of the 10 seconds, with a clear front view of the complete graphic, slight natural handheld movement and realistic autofocus. Natural American voice, realistic lip sync, real cotton fabric movement, realistic lighting and location-appropriate ambient sound. Include unscripted background giggling and a short burst of laughter from adult friends off-camera, mixed with the natural ambient sound. IMAGE/VIDEO FRAME: 9:16 VERTICAL. No CGI look, no cartoon, no plastic fabric, no distorted hands, no extra fingers, no altered wording, no added text, no captions or subtitles, no logo, no watermark.</w:t>
-      </w:r>
-    </w:p>
-    <w:p>
-      <w:pPr>
-        <w:pStyle w:val="Heading2"/>
-        <w:spacing w:before="240"/>
-      </w:pPr>
-      <w:r>
-        <w:t xml:space="preserve">66. Comedy Club Table — 29-year-old American man with a man bun</w:t>
+        <w:t xml:space="preserve">Use the attached mockup image as the EXACT T-shirt: the person wears that shirt unchanged, with the same wording, typography, ink colours and layout (stacked white retro bubble-script lettering with a swash tail, a hot-pink underlined bottom word, on a black T-shirt). Do not redraw, rewrite, add, remove or rearrange any lettering; copy it exactly from the attached image. Highly photorealistic 25-year-old American woman with thick curly hair in the USA, location: Pet Store Aisle, holding a giant bag of dog food. Adult-only setting: everyone in frame is an adult, no children. Natural age-appropriate appearance, realistic skin texture, natural expression, real black cotton T-shirt with visible fabric weave and natural folds. The T-shirt graphic is the MAIN FOCUS: the entire front print fully visible, centered, sharp and readable. Real-life commercial lifestyle photography, natural lighting, realistic background, subtle depth of field, authentic smartphone perspective. IMAGE SIZE: 9:16 VERTICAL. No text anywhere except the shirt print itself: no captions, no logo, no watermark, no QR code.</w:t>
+      </w:r>
+    </w:p>
+    <w:p>
+      <w:pPr>
+        <w:spacing w:after="80"/>
+      </w:pPr>
+      <w:r>
+        <w:rPr>
+          <w:b/>
+          <w:bCs/>
+        </w:rPr>
+        <w:t xml:space="preserve">VIDEO PROMPT: </w:t>
+      </w:r>
+      <w:r>
+        <w:t xml:space="preserve">Create a 10-second photorealistic 9:16 vertical USA lifestyle Reel that looks like real smartphone footage, not AI. Use the attached mockup image as the EXACT T-shirt: identical wording, typography, ink colours and layout, nothing redrawn or invented. Location: Pet Store Aisle. Adult-only setting, no children in frame. Main subject: 25-year-old American woman with thick curly hair, wearing the exact T-shirt from the attached image, holding a giant bag of dog food. They speak naturally about the shirt's look, not reading the print aloud: "Let's see who reads this one first. The fit is great and the print is crisp." Then they take a step back so the whole front is in frame. Keep the T-shirt the visual MAIN FOCUS for most of the 10 seconds, with a clear front view of the complete graphic, slight natural handheld movement and realistic autofocus. Natural American voice, realistic lip sync, real cotton fabric movement, realistic lighting and location-appropriate ambient sound. Include unscripted background giggling and a short burst of laughter from adult friends off-camera, mixed with the natural ambient sound. IMAGE/VIDEO FRAME: 9:16 VERTICAL. No CGI look, no cartoon, no plastic fabric, no distorted hands, no extra fingers, no altered wording, no added text, no captions or subtitles, no logo, no watermark.</w:t>
+      </w:r>
+    </w:p>
+    <w:p>
+      <w:pPr>
+        <w:pStyle w:val="Heading2"/>
+        <w:spacing w:before="240"/>
+      </w:pPr>
+      <w:r>
+        <w:t xml:space="preserve">66. Liquor Store Checkout — 30-year-old American man with a backwards cap</w:t>
       </w:r>
     </w:p>
     <w:p>
@@ -5544,31 +5544,31 @@
         <w:t xml:space="preserve">IMAGE PROMPT: </w:t>
       </w:r>
       <w:r>
-        <w:t xml:space="preserve">Use the attached mockup image as the EXACT T-shirt: the person wears that shirt unchanged, with the same wording, typography, ink colours and layout (stacked white retro bubble-script lettering with a swash tail, a hot-pink underlined bottom word, on a black T-shirt). Do not redraw, rewrite, add, remove or rearrange any lettering; copy it exactly from the attached image. Highly photorealistic 29-year-old American man with a man bun in the USA, location: Comedy Club Table, laughing with a drink in hand. Adult-only setting: everyone in frame is an adult, no children. Natural age-appropriate appearance, realistic skin texture, natural expression, real black cotton T-shirt with visible fabric weave and natural folds. The T-shirt graphic is the MAIN FOCUS: the entire front print fully visible, centered, sharp and readable. Real-life commercial lifestyle photography, natural lighting, realistic background, subtle depth of field, authentic smartphone perspective. IMAGE SIZE: 9:16 VERTICAL. No text anywhere except the shirt print itself: no captions, no logo, no watermark, no QR code.</w:t>
-      </w:r>
-    </w:p>
-    <w:p>
-      <w:pPr>
-        <w:spacing w:after="80"/>
-      </w:pPr>
-      <w:r>
-        <w:rPr>
-          <w:b/>
-          <w:bCs/>
-        </w:rPr>
-        <w:t xml:space="preserve">VIDEO PROMPT: </w:t>
-      </w:r>
-      <w:r>
-        <w:t xml:space="preserve">Create a 10-second photorealistic 9:16 vertical USA lifestyle Reel that looks like real smartphone footage, not AI. Use the attached mockup image as the EXACT T-shirt: identical wording, typography, ink colours and layout, nothing redrawn or invented. Location: Comedy Club Table. Adult-only setting, no children in frame. Main subject: 29-year-old American man with a man bun, wearing the exact T-shirt from the attached image, laughing with a drink in hand. They speak naturally about the shirt's look, not reading the print aloud: "My friend gave me this and I can't stop wearing it. It looks even better in person." Then they cover their mouth, laugh, and show the shirt again. Keep the T-shirt the visual MAIN FOCUS for most of the 10 seconds, with a clear front view of the complete graphic, slight natural handheld movement and realistic autofocus. Natural American voice, realistic lip sync, real cotton fabric movement, realistic lighting and location-appropriate ambient sound. Background audio has natural chuckles from nearby adults reacting to the shirt, real and unpolished, not a laugh track. IMAGE/VIDEO FRAME: 9:16 VERTICAL. No CGI look, no cartoon, no plastic fabric, no distorted hands, no extra fingers, no altered wording, no added text, no captions or subtitles, no logo, no watermark.</w:t>
-      </w:r>
-    </w:p>
-    <w:p>
-      <w:pPr>
-        <w:pStyle w:val="Heading2"/>
-        <w:spacing w:before="240"/>
-      </w:pPr>
-      <w:r>
-        <w:t xml:space="preserve">67. Outdoor Amphitheater Lawn — 26-year-old American woman with a high ponytail</w:t>
+        <w:t xml:space="preserve">Use the attached mockup image as the EXACT T-shirt: the person wears that shirt unchanged, with the same wording, typography, ink colours and layout (stacked white retro bubble-script lettering with a swash tail, a hot-pink underlined bottom word, on a black T-shirt). Do not redraw, rewrite, add, remove or rearrange any lettering; copy it exactly from the attached image. Highly photorealistic 30-year-old American man with a backwards cap in the USA, location: Liquor Store Checkout, setting a bottle on the counter. Adult-only setting: everyone in frame is an adult, no children. Natural age-appropriate appearance, realistic skin texture, natural expression, real black cotton T-shirt with visible fabric weave and natural folds. The T-shirt graphic is the MAIN FOCUS: the entire front print fully visible, centered, sharp and readable. Real-life commercial lifestyle photography, natural lighting, realistic background, subtle depth of field, authentic smartphone perspective. IMAGE SIZE: 9:16 VERTICAL. No text anywhere except the shirt print itself: no captions, no logo, no watermark, no QR code.</w:t>
+      </w:r>
+    </w:p>
+    <w:p>
+      <w:pPr>
+        <w:spacing w:after="80"/>
+      </w:pPr>
+      <w:r>
+        <w:rPr>
+          <w:b/>
+          <w:bCs/>
+        </w:rPr>
+        <w:t xml:space="preserve">VIDEO PROMPT: </w:t>
+      </w:r>
+      <w:r>
+        <w:t xml:space="preserve">Create a 10-second photorealistic 9:16 vertical USA lifestyle Reel that looks like real smartphone footage, not AI. Use the attached mockup image as the EXACT T-shirt: identical wording, typography, ink colours and layout, nothing redrawn or invented. Location: Liquor Store Checkout. Adult-only setting, no children in frame. Main subject: 30-year-old American man with a backwards cap, wearing the exact T-shirt from the attached image, setting a bottle on the counter. They speak naturally about the shirt's look, not reading the print aloud: "My friend gave me this and I can't stop wearing it. It looks even better in person." Then they cover their mouth, laugh, and show the shirt again. Keep the T-shirt the visual MAIN FOCUS for most of the 10 seconds, with a clear front view of the complete graphic, slight natural handheld movement and realistic autofocus. Natural American voice, realistic lip sync, real cotton fabric movement, realistic lighting and location-appropriate ambient sound. Background audio has natural chuckles from nearby adults reacting to the shirt, real and unpolished, not a laugh track. IMAGE/VIDEO FRAME: 9:16 VERTICAL. No CGI look, no cartoon, no plastic fabric, no distorted hands, no extra fingers, no altered wording, no added text, no captions or subtitles, no logo, no watermark.</w:t>
+      </w:r>
+    </w:p>
+    <w:p>
+      <w:pPr>
+        <w:pStyle w:val="Heading2"/>
+        <w:spacing w:before="240"/>
+      </w:pPr>
+      <w:r>
+        <w:t xml:space="preserve">67. Warehouse Club Sample Station — 27-year-old American woman with natural curly hair</w:t>
       </w:r>
     </w:p>
     <w:p>
@@ -5628,31 +5628,31 @@
         <w:t xml:space="preserve">IMAGE PROMPT: </w:t>
       </w:r>
       <w:r>
-        <w:t xml:space="preserve">Use the attached mockup image as the EXACT T-shirt: the person wears that shirt unchanged, with the same wording, typography, ink colours and layout (stacked white retro bubble-script lettering with a swash tail, a hot-pink underlined bottom word, on a black T-shirt). Do not redraw, rewrite, add, remove or rearrange any lettering; copy it exactly from the attached image. Highly photorealistic 26-year-old American woman with a high ponytail in the USA, location: Outdoor Amphitheater Lawn, with both arms up during a concert. Adult-only setting: everyone in frame is an adult, no children. Natural age-appropriate appearance, realistic skin texture, natural expression, real black cotton T-shirt with visible fabric weave and natural folds. The T-shirt graphic is the MAIN FOCUS: the entire front print fully visible, centered, sharp and readable. Real-life commercial lifestyle photography, natural lighting, realistic background, subtle depth of field, authentic smartphone perspective. IMAGE SIZE: 9:16 VERTICAL. No text anywhere except the shirt print itself: no captions, no logo, no watermark, no QR code.</w:t>
-      </w:r>
-    </w:p>
-    <w:p>
-      <w:pPr>
-        <w:spacing w:after="80"/>
-      </w:pPr>
-      <w:r>
-        <w:rPr>
-          <w:b/>
-          <w:bCs/>
-        </w:rPr>
-        <w:t xml:space="preserve">VIDEO PROMPT: </w:t>
-      </w:r>
-      <w:r>
-        <w:t xml:space="preserve">Create a 10-second photorealistic 9:16 vertical USA lifestyle Reel that looks like real smartphone footage, not AI. Use the attached mockup image as the EXACT T-shirt: identical wording, typography, ink colours and layout, nothing redrawn or invented. Location: Outdoor Amphitheater Lawn. Adult-only setting, no children in frame. Main subject: 26-year-old American woman with a high ponytail, wearing the exact T-shirt from the attached image, with both arms up during a concert. They speak naturally about the shirt's look, not reading the print aloud: "Be honest, is this the best shirt here? Perfect gift for the friend with the worst sense of humor." Then they gesture down at the shirt with both hands like a reveal. Keep the T-shirt the visual MAIN FOCUS for most of the 10 seconds, with a clear front view of the complete graphic, slight natural handheld movement and realistic autofocus. Natural American voice, realistic lip sync, real cotton fabric movement, realistic lighting and location-appropriate ambient sound. Add warm, natural background laughter from friends nearby, as if they just read the shirt. IMAGE/VIDEO FRAME: 9:16 VERTICAL. No CGI look, no cartoon, no plastic fabric, no distorted hands, no extra fingers, no altered wording, no added text, no captions or subtitles, no logo, no watermark.</w:t>
-      </w:r>
-    </w:p>
-    <w:p>
-      <w:pPr>
-        <w:pStyle w:val="Heading2"/>
-        <w:spacing w:before="240"/>
-      </w:pPr>
-      <w:r>
-        <w:t xml:space="preserve">68. Drive-In Movie Truck Bed — 45-year-old American man with a shaved head and goatee</w:t>
+        <w:t xml:space="preserve">Use the attached mockup image as the EXACT T-shirt: the person wears that shirt unchanged, with the same wording, typography, ink colours and layout (stacked white retro bubble-script lettering with a swash tail, a hot-pink underlined bottom word, on a black T-shirt). Do not redraw, rewrite, add, remove or rearrange any lettering; copy it exactly from the attached image. Highly photorealistic 27-year-old American woman with natural curly hair in the USA, location: Warehouse Club Sample Station, holding a tiny sample cup. Adult-only setting: everyone in frame is an adult, no children. Natural age-appropriate appearance, realistic skin texture, natural expression, real black cotton T-shirt with visible fabric weave and natural folds. The T-shirt graphic is the MAIN FOCUS: the entire front print fully visible, centered, sharp and readable. Real-life commercial lifestyle photography, natural lighting, realistic background, subtle depth of field, authentic smartphone perspective. IMAGE SIZE: 9:16 VERTICAL. No text anywhere except the shirt print itself: no captions, no logo, no watermark, no QR code.</w:t>
+      </w:r>
+    </w:p>
+    <w:p>
+      <w:pPr>
+        <w:spacing w:after="80"/>
+      </w:pPr>
+      <w:r>
+        <w:rPr>
+          <w:b/>
+          <w:bCs/>
+        </w:rPr>
+        <w:t xml:space="preserve">VIDEO PROMPT: </w:t>
+      </w:r>
+      <w:r>
+        <w:t xml:space="preserve">Create a 10-second photorealistic 9:16 vertical USA lifestyle Reel that looks like real smartphone footage, not AI. Use the attached mockup image as the EXACT T-shirt: identical wording, typography, ink colours and layout, nothing redrawn or invented. Location: Warehouse Club Sample Station. Adult-only setting, no children in frame. Main subject: 27-year-old American woman with natural curly hair, wearing the exact T-shirt from the attached image, holding a tiny sample cup. They speak naturally about the shirt's look, not reading the print aloud: "Be honest, is this the best shirt here? Perfect gift for the friend with the worst sense of humor." Then they gesture down at the shirt with both hands like a reveal. Keep the T-shirt the visual MAIN FOCUS for most of the 10 seconds, with a clear front view of the complete graphic, slight natural handheld movement and realistic autofocus. Natural American voice, realistic lip sync, real cotton fabric movement, realistic lighting and location-appropriate ambient sound. Add warm, natural background laughter from friends nearby, as if they just read the shirt. IMAGE/VIDEO FRAME: 9:16 VERTICAL. No CGI look, no cartoon, no plastic fabric, no distorted hands, no extra fingers, no altered wording, no added text, no captions or subtitles, no logo, no watermark.</w:t>
+      </w:r>
+    </w:p>
+    <w:p>
+      <w:pPr>
+        <w:pStyle w:val="Heading2"/>
+        <w:spacing w:before="240"/>
+      </w:pPr>
+      <w:r>
+        <w:t xml:space="preserve">68. Warehouse Club Parking Lot — 49-year-old American man with a shaved head and goatee</w:t>
       </w:r>
     </w:p>
     <w:p>
@@ -5712,31 +5712,31 @@
         <w:t xml:space="preserve">IMAGE PROMPT: </w:t>
       </w:r>
       <w:r>
-        <w:t xml:space="preserve">Use the attached mockup image as the EXACT T-shirt: the person wears that shirt unchanged, with the same wording, typography, ink colours and layout (stacked white retro bubble-script lettering with a swash tail, a hot-pink underlined bottom word, on a black T-shirt). Do not redraw, rewrite, add, remove or rearrange any lettering; copy it exactly from the attached image. Highly photorealistic 45-year-old American man with a shaved head and goatee in the USA, location: Drive-In Movie Truck Bed, holding a popcorn bucket. Adult-only setting: everyone in frame is an adult, no children. Natural age-appropriate appearance, realistic skin texture, natural expression, real black cotton T-shirt with visible fabric weave and natural folds. The T-shirt graphic is the MAIN FOCUS: the entire front print fully visible, centered, sharp and readable. Real-life commercial lifestyle photography, natural lighting, realistic background, subtle depth of field, authentic smartphone perspective. IMAGE SIZE: 9:16 VERTICAL. No text anywhere except the shirt print itself: no captions, no logo, no watermark, no QR code.</w:t>
-      </w:r>
-    </w:p>
-    <w:p>
-      <w:pPr>
-        <w:spacing w:after="80"/>
-      </w:pPr>
-      <w:r>
-        <w:rPr>
-          <w:b/>
-          <w:bCs/>
-        </w:rPr>
-        <w:t xml:space="preserve">VIDEO PROMPT: </w:t>
-      </w:r>
-      <w:r>
-        <w:t xml:space="preserve">Create a 10-second photorealistic 9:16 vertical USA lifestyle Reel that looks like real smartphone footage, not AI. Use the attached mockup image as the EXACT T-shirt: identical wording, typography, ink colours and layout, nothing redrawn or invented. Location: Drive-In Movie Truck Bed. Adult-only setting, no children in frame. Main subject: 45-year-old American man with a shaved head and goatee, wearing the exact T-shirt from the attached image, holding a popcorn bucket. They speak naturally about the shirt's look, not reading the print aloud: "This shirt gets a reaction every single time. That pink against the black is the whole vibe." Then they straighten the shirt with both hands and face the camera. Keep the T-shirt the visual MAIN FOCUS for most of the 10 seconds, with a clear front view of the complete graphic, slight natural handheld movement and realistic autofocus. Natural American voice, realistic lip sync, real cotton fabric movement, realistic lighting and location-appropriate ambient sound. Mix in a friend off-camera saying "No way" and laughing, plus natural ambient sound. IMAGE/VIDEO FRAME: 9:16 VERTICAL. No CGI look, no cartoon, no plastic fabric, no distorted hands, no extra fingers, no altered wording, no added text, no captions or subtitles, no logo, no watermark.</w:t>
-      </w:r>
-    </w:p>
-    <w:p>
-      <w:pPr>
-        <w:pStyle w:val="Heading2"/>
-        <w:spacing w:before="240"/>
-      </w:pPr>
-      <w:r>
-        <w:t xml:space="preserve">69. Record Store Aisle — 40-year-old American woman with a messy bun</w:t>
+        <w:t xml:space="preserve">Use the attached mockup image as the EXACT T-shirt: the person wears that shirt unchanged, with the same wording, typography, ink colours and layout (stacked white retro bubble-script lettering with a swash tail, a hot-pink underlined bottom word, on a black T-shirt). Do not redraw, rewrite, add, remove or rearrange any lettering; copy it exactly from the attached image. Highly photorealistic 49-year-old American man with a shaved head and goatee in the USA, location: Warehouse Club Parking Lot, loading a giant pack of paper towels into a trunk. Adult-only setting: everyone in frame is an adult, no children. Natural age-appropriate appearance, realistic skin texture, natural expression, real black cotton T-shirt with visible fabric weave and natural folds. The T-shirt graphic is the MAIN FOCUS: the entire front print fully visible, centered, sharp and readable. Real-life commercial lifestyle photography, natural lighting, realistic background, subtle depth of field, authentic smartphone perspective. IMAGE SIZE: 9:16 VERTICAL. No text anywhere except the shirt print itself: no captions, no logo, no watermark, no QR code.</w:t>
+      </w:r>
+    </w:p>
+    <w:p>
+      <w:pPr>
+        <w:spacing w:after="80"/>
+      </w:pPr>
+      <w:r>
+        <w:rPr>
+          <w:b/>
+          <w:bCs/>
+        </w:rPr>
+        <w:t xml:space="preserve">VIDEO PROMPT: </w:t>
+      </w:r>
+      <w:r>
+        <w:t xml:space="preserve">Create a 10-second photorealistic 9:16 vertical USA lifestyle Reel that looks like real smartphone footage, not AI. Use the attached mockup image as the EXACT T-shirt: identical wording, typography, ink colours and layout, nothing redrawn or invented. Location: Warehouse Club Parking Lot. Adult-only setting, no children in frame. Main subject: 49-year-old American man with a shaved head and goatee, wearing the exact T-shirt from the attached image, loading a giant pack of paper towels into a trunk. They speak naturally about the shirt's look, not reading the print aloud: "This shirt gets a reaction every single time. That pink against the black is the whole vibe." Then they straighten the shirt with both hands and face the camera. Keep the T-shirt the visual MAIN FOCUS for most of the 10 seconds, with a clear front view of the complete graphic, slight natural handheld movement and realistic autofocus. Natural American voice, realistic lip sync, real cotton fabric movement, realistic lighting and location-appropriate ambient sound. Mix in a friend off-camera saying "No way" and laughing, plus natural ambient sound. IMAGE/VIDEO FRAME: 9:16 VERTICAL. No CGI look, no cartoon, no plastic fabric, no distorted hands, no extra fingers, no altered wording, no added text, no captions or subtitles, no logo, no watermark.</w:t>
+      </w:r>
+    </w:p>
+    <w:p>
+      <w:pPr>
+        <w:pStyle w:val="Heading2"/>
+        <w:spacing w:before="240"/>
+      </w:pPr>
+      <w:r>
+        <w:t xml:space="preserve">69. Coffee Shop Order Line — 44-year-old American woman with a messy bun</w:t>
       </w:r>
     </w:p>
     <w:p>
@@ -5796,31 +5796,31 @@
         <w:t xml:space="preserve">IMAGE PROMPT: </w:t>
       </w:r>
       <w:r>
-        <w:t xml:space="preserve">Use the attached mockup image as the EXACT T-shirt: the person wears that shirt unchanged, with the same wording, typography, ink colours and layout (stacked white retro bubble-script lettering with a swash tail, a hot-pink underlined bottom word, on a black T-shirt). Do not redraw, rewrite, add, remove or rearrange any lettering; copy it exactly from the attached image. Highly photorealistic 40-year-old American woman with a messy bun in the USA, location: Record Store Aisle, flipping through vinyl records. Adult-only setting: everyone in frame is an adult, no children. Natural age-appropriate appearance, realistic skin texture, natural expression, real black cotton T-shirt with visible fabric weave and natural folds. The T-shirt graphic is the MAIN FOCUS: the entire front print fully visible, centered, sharp and readable. Real-life commercial lifestyle photography, natural lighting, realistic background, subtle depth of field, authentic smartphone perspective. IMAGE SIZE: 9:16 VERTICAL. No text anywhere except the shirt print itself: no captions, no logo, no watermark, no QR code.</w:t>
-      </w:r>
-    </w:p>
-    <w:p>
-      <w:pPr>
-        <w:spacing w:after="80"/>
-      </w:pPr>
-      <w:r>
-        <w:rPr>
-          <w:b/>
-          <w:bCs/>
-        </w:rPr>
-        <w:t xml:space="preserve">VIDEO PROMPT: </w:t>
-      </w:r>
-      <w:r>
-        <w:t xml:space="preserve">Create a 10-second photorealistic 9:16 vertical USA lifestyle Reel that looks like real smartphone footage, not AI. Use the attached mockup image as the EXACT T-shirt: identical wording, typography, ink colours and layout, nothing redrawn or invented. Location: Record Store Aisle. Adult-only setting, no children in frame. Main subject: 40-year-old American woman with a messy bun, wearing the exact T-shirt from the attached image, flipping through vinyl records. They speak naturally about the shirt's look, not reading the print aloud: "I didn't expect this many people to notice my shirt. The contrast is ridiculous, in a good way." Then they turn slightly left and right to show the shirt from a natural angle. Keep the T-shirt the visual MAIN FOCUS for most of the 10 seconds, with a clear front view of the complete graphic, slight natural handheld movement and realistic autofocus. Natural American voice, realistic lip sync, real cotton fabric movement, realistic lighting and location-appropriate ambient sound. Include unscripted background giggling and a short burst of laughter from adult friends off-camera, mixed with the natural ambient sound. IMAGE/VIDEO FRAME: 9:16 VERTICAL. No CGI look, no cartoon, no plastic fabric, no distorted hands, no extra fingers, no altered wording, no added text, no captions or subtitles, no logo, no watermark.</w:t>
-      </w:r>
-    </w:p>
-    <w:p>
-      <w:pPr>
-        <w:pStyle w:val="Heading2"/>
-        <w:spacing w:before="240"/>
-      </w:pPr>
-      <w:r>
-        <w:t xml:space="preserve">70. Tattoo Shop Waiting Area — 40-year-old American man with round glasses</w:t>
+        <w:t xml:space="preserve">Use the attached mockup image as the EXACT T-shirt: the person wears that shirt unchanged, with the same wording, typography, ink colours and layout (stacked white retro bubble-script lettering with a swash tail, a hot-pink underlined bottom word, on a black T-shirt). Do not redraw, rewrite, add, remove or rearrange any lettering; copy it exactly from the attached image. Highly photorealistic 44-year-old American woman with a messy bun in the USA, location: Coffee Shop Order Line, waiting with a phone in hand. Adult-only setting: everyone in frame is an adult, no children. Natural age-appropriate appearance, realistic skin texture, natural expression, real black cotton T-shirt with visible fabric weave and natural folds. The T-shirt graphic is the MAIN FOCUS: the entire front print fully visible, centered, sharp and readable. Real-life commercial lifestyle photography, natural lighting, realistic background, subtle depth of field, authentic smartphone perspective. IMAGE SIZE: 9:16 VERTICAL. No text anywhere except the shirt print itself: no captions, no logo, no watermark, no QR code.</w:t>
+      </w:r>
+    </w:p>
+    <w:p>
+      <w:pPr>
+        <w:spacing w:after="80"/>
+      </w:pPr>
+      <w:r>
+        <w:rPr>
+          <w:b/>
+          <w:bCs/>
+        </w:rPr>
+        <w:t xml:space="preserve">VIDEO PROMPT: </w:t>
+      </w:r>
+      <w:r>
+        <w:t xml:space="preserve">Create a 10-second photorealistic 9:16 vertical USA lifestyle Reel that looks like real smartphone footage, not AI. Use the attached mockup image as the EXACT T-shirt: identical wording, typography, ink colours and layout, nothing redrawn or invented. Location: Coffee Shop Order Line. Adult-only setting, no children in frame. Main subject: 44-year-old American woman with a messy bun, wearing the exact T-shirt from the attached image, waiting with a phone in hand. They speak naturally about the shirt's look, not reading the print aloud: "I didn't expect this many people to notice my shirt. The contrast is ridiculous, in a good way." Then they turn slightly left and right to show the shirt from a natural angle. Keep the T-shirt the visual MAIN FOCUS for most of the 10 seconds, with a clear front view of the complete graphic, slight natural handheld movement and realistic autofocus. Natural American voice, realistic lip sync, real cotton fabric movement, realistic lighting and location-appropriate ambient sound. Include unscripted background giggling and a short burst of laughter from adult friends off-camera, mixed with the natural ambient sound. IMAGE/VIDEO FRAME: 9:16 VERTICAL. No CGI look, no cartoon, no plastic fabric, no distorted hands, no extra fingers, no altered wording, no added text, no captions or subtitles, no logo, no watermark.</w:t>
+      </w:r>
+    </w:p>
+    <w:p>
+      <w:pPr>
+        <w:pStyle w:val="Heading2"/>
+        <w:spacing w:before="240"/>
+      </w:pPr>
+      <w:r>
+        <w:t xml:space="preserve">70. Bagel Shop Counter — 43-year-old American man with a short boxed beard</w:t>
       </w:r>
     </w:p>
     <w:p>
@@ -5880,31 +5880,31 @@
         <w:t xml:space="preserve">IMAGE PROMPT: </w:t>
       </w:r>
       <w:r>
-        <w:t xml:space="preserve">Use the attached mockup image as the EXACT T-shirt: the person wears that shirt unchanged, with the same wording, typography, ink colours and layout (stacked white retro bubble-script lettering with a swash tail, a hot-pink underlined bottom word, on a black T-shirt). Do not redraw, rewrite, add, remove or rearrange any lettering; copy it exactly from the attached image. Highly photorealistic 40-year-old American man with round glasses in the USA, location: Tattoo Shop Waiting Area, showing a freshly bandaged forearm tattoo. Adult-only setting: everyone in frame is an adult, no children. Natural age-appropriate appearance, realistic skin texture, natural expression, real black cotton T-shirt with visible fabric weave and natural folds. The T-shirt graphic is the MAIN FOCUS: the entire front print fully visible, centered, sharp and readable. Real-life commercial lifestyle photography, natural lighting, realistic background, subtle depth of field, authentic smartphone perspective. IMAGE SIZE: 9:16 VERTICAL. No text anywhere except the shirt print itself: no captions, no logo, no watermark, no QR code.</w:t>
-      </w:r>
-    </w:p>
-    <w:p>
-      <w:pPr>
-        <w:spacing w:after="80"/>
-      </w:pPr>
-      <w:r>
-        <w:rPr>
-          <w:b/>
-          <w:bCs/>
-        </w:rPr>
-        <w:t xml:space="preserve">VIDEO PROMPT: </w:t>
-      </w:r>
-      <w:r>
-        <w:t xml:space="preserve">Create a 10-second photorealistic 9:16 vertical USA lifestyle Reel that looks like real smartphone footage, not AI. Use the attached mockup image as the EXACT T-shirt: identical wording, typography, ink colours and layout, nothing redrawn or invented. Location: Tattoo Shop Waiting Area. Adult-only setting, no children in frame. Main subject: 40-year-old American man with round glasses, wearing the exact T-shirt from the attached image, showing a freshly bandaged forearm tattoo. They speak naturally about the shirt's look, not reading the print aloud: "Look what showed up in the mail. The swash on that tail is a nice touch." Then they look off-camera at a friend, laugh, and look back at the lens. Keep the T-shirt the visual MAIN FOCUS for most of the 10 seconds, with a clear front view of the complete graphic, slight natural handheld movement and realistic autofocus. Natural American voice, realistic lip sync, real cotton fabric movement, realistic lighting and location-appropriate ambient sound. Background audio has natural chuckles from nearby adults reacting to the shirt, real and unpolished, not a laugh track. IMAGE/VIDEO FRAME: 9:16 VERTICAL. No CGI look, no cartoon, no plastic fabric, no distorted hands, no extra fingers, no altered wording, no added text, no captions or subtitles, no logo, no watermark.</w:t>
-      </w:r>
-    </w:p>
-    <w:p>
-      <w:pPr>
-        <w:pStyle w:val="Heading2"/>
-        <w:spacing w:before="240"/>
-      </w:pPr>
-      <w:r>
-        <w:t xml:space="preserve">71. Barbershop Chair — 30-year-old American woman with a denim jacket over the shirt left open</w:t>
+        <w:t xml:space="preserve">Use the attached mockup image as the EXACT T-shirt: the person wears that shirt unchanged, with the same wording, typography, ink colours and layout (stacked white retro bubble-script lettering with a swash tail, a hot-pink underlined bottom word, on a black T-shirt). Do not redraw, rewrite, add, remove or rearrange any lettering; copy it exactly from the attached image. Highly photorealistic 43-year-old American man with a short boxed beard in the USA, location: Bagel Shop Counter, holding a paper bag of bagels. Adult-only setting: everyone in frame is an adult, no children. Natural age-appropriate appearance, realistic skin texture, natural expression, real black cotton T-shirt with visible fabric weave and natural folds. The T-shirt graphic is the MAIN FOCUS: the entire front print fully visible, centered, sharp and readable. Real-life commercial lifestyle photography, natural lighting, realistic background, subtle depth of field, authentic smartphone perspective. IMAGE SIZE: 9:16 VERTICAL. No text anywhere except the shirt print itself: no captions, no logo, no watermark, no QR code.</w:t>
+      </w:r>
+    </w:p>
+    <w:p>
+      <w:pPr>
+        <w:spacing w:after="80"/>
+      </w:pPr>
+      <w:r>
+        <w:rPr>
+          <w:b/>
+          <w:bCs/>
+        </w:rPr>
+        <w:t xml:space="preserve">VIDEO PROMPT: </w:t>
+      </w:r>
+      <w:r>
+        <w:t xml:space="preserve">Create a 10-second photorealistic 9:16 vertical USA lifestyle Reel that looks like real smartphone footage, not AI. Use the attached mockup image as the EXACT T-shirt: identical wording, typography, ink colours and layout, nothing redrawn or invented. Location: Bagel Shop Counter. Adult-only setting, no children in frame. Main subject: 43-year-old American man with a short boxed beard, wearing the exact T-shirt from the attached image, holding a paper bag of bagels. They speak naturally about the shirt's look, not reading the print aloud: "Look what showed up in the mail. The swash on that tail is a nice touch." Then they look off-camera at a friend, laugh, and look back at the lens. Keep the T-shirt the visual MAIN FOCUS for most of the 10 seconds, with a clear front view of the complete graphic, slight natural handheld movement and realistic autofocus. Natural American voice, realistic lip sync, real cotton fabric movement, realistic lighting and location-appropriate ambient sound. Background audio has natural chuckles from nearby adults reacting to the shirt, real and unpolished, not a laugh track. IMAGE/VIDEO FRAME: 9:16 VERTICAL. No CGI look, no cartoon, no plastic fabric, no distorted hands, no extra fingers, no altered wording, no added text, no captions or subtitles, no logo, no watermark.</w:t>
+      </w:r>
+    </w:p>
+    <w:p>
+      <w:pPr>
+        <w:pStyle w:val="Heading2"/>
+        <w:spacing w:before="240"/>
+      </w:pPr>
+      <w:r>
+        <w:t xml:space="preserve">71. Deli Counter — 31-year-old American woman with a denim jacket over the shirt left open</w:t>
       </w:r>
     </w:p>
     <w:p>
@@ -5964,31 +5964,31 @@
         <w:t xml:space="preserve">IMAGE PROMPT: </w:t>
       </w:r>
       <w:r>
-        <w:t xml:space="preserve">Use the attached mockup image as the EXACT T-shirt: the person wears that shirt unchanged, with the same wording, typography, ink colours and layout (stacked white retro bubble-script lettering with a swash tail, a hot-pink underlined bottom word, on a black T-shirt). Do not redraw, rewrite, add, remove or rearrange any lettering; copy it exactly from the attached image. Highly photorealistic 30-year-old American woman with a denim jacket over the shirt left open in the USA, location: Barbershop Chair, checking a fresh haircut in the mirror. Adult-only setting: everyone in frame is an adult, no children. Natural age-appropriate appearance, realistic skin texture, natural expression, real black cotton T-shirt with visible fabric weave and natural folds. The T-shirt graphic is the MAIN FOCUS: the entire front print fully visible, centered, sharp and readable. Real-life commercial lifestyle photography, natural lighting, realistic background, subtle depth of field, authentic smartphone perspective. IMAGE SIZE: 9:16 VERTICAL. No text anywhere except the shirt print itself: no captions, no logo, no watermark, no QR code.</w:t>
-      </w:r>
-    </w:p>
-    <w:p>
-      <w:pPr>
-        <w:spacing w:after="80"/>
-      </w:pPr>
-      <w:r>
-        <w:rPr>
-          <w:b/>
-          <w:bCs/>
-        </w:rPr>
-        <w:t xml:space="preserve">VIDEO PROMPT: </w:t>
-      </w:r>
-      <w:r>
-        <w:t xml:space="preserve">Create a 10-second photorealistic 9:16 vertical USA lifestyle Reel that looks like real smartphone footage, not AI. Use the attached mockup image as the EXACT T-shirt: identical wording, typography, ink colours and layout, nothing redrawn or invented. Location: Barbershop Chair. Adult-only setting, no children in frame. Main subject: 30-year-old American woman with a denim jacket over the shirt left open, wearing the exact T-shirt from the attached image, checking a fresh haircut in the mirror. They speak naturally about the shirt's look, not reading the print aloud: "Wore this just to see the reactions. You read it top to bottom and then it hits you." Then they point to each line of the print one by one. Keep the T-shirt the visual MAIN FOCUS for most of the 10 seconds, with a clear front view of the complete graphic, slight natural handheld movement and realistic autofocus. Natural American voice, realistic lip sync, real cotton fabric movement, realistic lighting and location-appropriate ambient sound. Add warm, natural background laughter from friends nearby, as if they just read the shirt. IMAGE/VIDEO FRAME: 9:16 VERTICAL. No CGI look, no cartoon, no plastic fabric, no distorted hands, no extra fingers, no altered wording, no added text, no captions or subtitles, no logo, no watermark.</w:t>
-      </w:r>
-    </w:p>
-    <w:p>
-      <w:pPr>
-        <w:pStyle w:val="Heading2"/>
-        <w:spacing w:before="240"/>
-      </w:pPr>
-      <w:r>
-        <w:t xml:space="preserve">72. Classic Car Show — 55-year-old American man with a worn ball cap</w:t>
+        <w:t xml:space="preserve">Use the attached mockup image as the EXACT T-shirt: the person wears that shirt unchanged, with the same wording, typography, ink colours and layout (stacked white retro bubble-script lettering with a swash tail, a hot-pink underlined bottom word, on a black T-shirt). Do not redraw, rewrite, add, remove or rearrange any lettering; copy it exactly from the attached image. Highly photorealistic 31-year-old American woman with a denim jacket over the shirt left open in the USA, location: Deli Counter, holding a take-a-number ticket. Adult-only setting: everyone in frame is an adult, no children. Natural age-appropriate appearance, realistic skin texture, natural expression, real black cotton T-shirt with visible fabric weave and natural folds. The T-shirt graphic is the MAIN FOCUS: the entire front print fully visible, centered, sharp and readable. Real-life commercial lifestyle photography, natural lighting, realistic background, subtle depth of field, authentic smartphone perspective. IMAGE SIZE: 9:16 VERTICAL. No text anywhere except the shirt print itself: no captions, no logo, no watermark, no QR code.</w:t>
+      </w:r>
+    </w:p>
+    <w:p>
+      <w:pPr>
+        <w:spacing w:after="80"/>
+      </w:pPr>
+      <w:r>
+        <w:rPr>
+          <w:b/>
+          <w:bCs/>
+        </w:rPr>
+        <w:t xml:space="preserve">VIDEO PROMPT: </w:t>
+      </w:r>
+      <w:r>
+        <w:t xml:space="preserve">Create a 10-second photorealistic 9:16 vertical USA lifestyle Reel that looks like real smartphone footage, not AI. Use the attached mockup image as the EXACT T-shirt: identical wording, typography, ink colours and layout, nothing redrawn or invented. Location: Deli Counter. Adult-only setting, no children in frame. Main subject: 31-year-old American woman with a denim jacket over the shirt left open, wearing the exact T-shirt from the attached image, holding a take-a-number ticket. They speak naturally about the shirt's look, not reading the print aloud: "Wore this just to see the reactions. You read it top to bottom and then it hits you." Then they point to each line of the print one by one. Keep the T-shirt the visual MAIN FOCUS for most of the 10 seconds, with a clear front view of the complete graphic, slight natural handheld movement and realistic autofocus. Natural American voice, realistic lip sync, real cotton fabric movement, realistic lighting and location-appropriate ambient sound. Add warm, natural background laughter from friends nearby, as if they just read the shirt. IMAGE/VIDEO FRAME: 9:16 VERTICAL. No CGI look, no cartoon, no plastic fabric, no distorted hands, no extra fingers, no altered wording, no added text, no captions or subtitles, no logo, no watermark.</w:t>
+      </w:r>
+    </w:p>
+    <w:p>
+      <w:pPr>
+        <w:pStyle w:val="Heading2"/>
+        <w:spacing w:before="240"/>
+      </w:pPr>
+      <w:r>
+        <w:t xml:space="preserve">72. Butcher Shop Counter — 62-year-old American man with a full lumberjack beard</w:t>
       </w:r>
     </w:p>
     <w:p>
@@ -6048,31 +6048,31 @@
         <w:t xml:space="preserve">IMAGE PROMPT: </w:t>
       </w:r>
       <w:r>
-        <w:t xml:space="preserve">Use the attached mockup image as the EXACT T-shirt: the person wears that shirt unchanged, with the same wording, typography, ink colours and layout (stacked white retro bubble-script lettering with a swash tail, a hot-pink underlined bottom word, on a black T-shirt). Do not redraw, rewrite, add, remove or rearrange any lettering; copy it exactly from the attached image. Highly photorealistic 55-year-old American man with a worn ball cap in the USA, location: Classic Car Show, leaning on a classic muscle car. Adult-only setting: everyone in frame is an adult, no children. Natural age-appropriate appearance, realistic skin texture, natural expression, real black cotton T-shirt with visible fabric weave and natural folds. The T-shirt graphic is the MAIN FOCUS: the entire front print fully visible, centered, sharp and readable. Real-life commercial lifestyle photography, natural lighting, realistic background, subtle depth of field, authentic smartphone perspective. IMAGE SIZE: 9:16 VERTICAL. No text anywhere except the shirt print itself: no captions, no logo, no watermark, no QR code.</w:t>
-      </w:r>
-    </w:p>
-    <w:p>
-      <w:pPr>
-        <w:spacing w:after="80"/>
-      </w:pPr>
-      <w:r>
-        <w:rPr>
-          <w:b/>
-          <w:bCs/>
-        </w:rPr>
-        <w:t xml:space="preserve">VIDEO PROMPT: </w:t>
-      </w:r>
-      <w:r>
-        <w:t xml:space="preserve">Create a 10-second photorealistic 9:16 vertical USA lifestyle Reel that looks like real smartphone footage, not AI. Use the attached mockup image as the EXACT T-shirt: identical wording, typography, ink colours and layout, nothing redrawn or invented. Location: Classic Car Show. Adult-only setting, no children in frame. Main subject: 55-year-old American man with a worn ball cap, wearing the exact T-shirt from the attached image, leaning on a classic muscle car. They speak naturally about the shirt's look, not reading the print aloud: "Quick close-up, because people keep squinting at it. That retro script lettering is so clean." Then they shrug, grin, and tug the hem so the print sits flat. Keep the T-shirt the visual MAIN FOCUS for most of the 10 seconds, with a clear front view of the complete graphic, slight natural handheld movement and realistic autofocus. Natural American voice, realistic lip sync, real cotton fabric movement, realistic lighting and location-appropriate ambient sound. Mix in a friend off-camera saying "No way" and laughing, plus natural ambient sound. IMAGE/VIDEO FRAME: 9:16 VERTICAL. No CGI look, no cartoon, no plastic fabric, no distorted hands, no extra fingers, no altered wording, no added text, no captions or subtitles, no logo, no watermark.</w:t>
-      </w:r>
-    </w:p>
-    <w:p>
-      <w:pPr>
-        <w:pStyle w:val="Heading2"/>
-        <w:spacing w:before="240"/>
-      </w:pPr>
-      <w:r>
-        <w:t xml:space="preserve">73. Motorcycle Rally — 32-year-old American woman with long dark braids</w:t>
+        <w:t xml:space="preserve">Use the attached mockup image as the EXACT T-shirt: the person wears that shirt unchanged, with the same wording, typography, ink colours and layout (stacked white retro bubble-script lettering with a swash tail, a hot-pink underlined bottom word, on a black T-shirt). Do not redraw, rewrite, add, remove or rearrange any lettering; copy it exactly from the attached image. Highly photorealistic 62-year-old American man with a full lumberjack beard in the USA, location: Butcher Shop Counter, pointing at steaks in the case. Adult-only setting: everyone in frame is an adult, no children. Natural age-appropriate appearance, realistic skin texture, natural expression, real black cotton T-shirt with visible fabric weave and natural folds. The T-shirt graphic is the MAIN FOCUS: the entire front print fully visible, centered, sharp and readable. Real-life commercial lifestyle photography, natural lighting, realistic background, subtle depth of field, authentic smartphone perspective. IMAGE SIZE: 9:16 VERTICAL. No text anywhere except the shirt print itself: no captions, no logo, no watermark, no QR code.</w:t>
+      </w:r>
+    </w:p>
+    <w:p>
+      <w:pPr>
+        <w:spacing w:after="80"/>
+      </w:pPr>
+      <w:r>
+        <w:rPr>
+          <w:b/>
+          <w:bCs/>
+        </w:rPr>
+        <w:t xml:space="preserve">VIDEO PROMPT: </w:t>
+      </w:r>
+      <w:r>
+        <w:t xml:space="preserve">Create a 10-second photorealistic 9:16 vertical USA lifestyle Reel that looks like real smartphone footage, not AI. Use the attached mockup image as the EXACT T-shirt: identical wording, typography, ink colours and layout, nothing redrawn or invented. Location: Butcher Shop Counter. Adult-only setting, no children in frame. Main subject: 62-year-old American man with a full lumberjack beard, wearing the exact T-shirt from the attached image, pointing at steaks in the case. They speak naturally about the shirt's look, not reading the print aloud: "Quick close-up, because people keep squinting at it. That retro script lettering is so clean." Then they shrug, grin, and tug the hem so the print sits flat. Keep the T-shirt the visual MAIN FOCUS for most of the 10 seconds, with a clear front view of the complete graphic, slight natural handheld movement and realistic autofocus. Natural American voice, realistic lip sync, real cotton fabric movement, realistic lighting and location-appropriate ambient sound. Mix in a friend off-camera saying "No way" and laughing, plus natural ambient sound. IMAGE/VIDEO FRAME: 9:16 VERTICAL. No CGI look, no cartoon, no plastic fabric, no distorted hands, no extra fingers, no altered wording, no added text, no captions or subtitles, no logo, no watermark.</w:t>
+      </w:r>
+    </w:p>
+    <w:p>
+      <w:pPr>
+        <w:pStyle w:val="Heading2"/>
+        <w:spacing w:before="240"/>
+      </w:pPr>
+      <w:r>
+        <w:t xml:space="preserve">73. Pizza Pickup Counter — 34-year-old American woman with freckles and red hair</w:t>
       </w:r>
     </w:p>
     <w:p>
@@ -6132,31 +6132,31 @@
         <w:t xml:space="preserve">IMAGE PROMPT: </w:t>
       </w:r>
       <w:r>
-        <w:t xml:space="preserve">Use the attached mockup image as the EXACT T-shirt: the person wears that shirt unchanged, with the same wording, typography, ink colours and layout (stacked white retro bubble-script lettering with a swash tail, a hot-pink underlined bottom word, on a black T-shirt). Do not redraw, rewrite, add, remove or rearrange any lettering; copy it exactly from the attached image. Highly photorealistic 32-year-old American woman with long dark braids in the USA, location: Motorcycle Rally, sitting on a parked motorcycle with a helmet in hand. Adult-only setting: everyone in frame is an adult, no children. Natural age-appropriate appearance, realistic skin texture, natural expression, real black cotton T-shirt with visible fabric weave and natural folds. The T-shirt graphic is the MAIN FOCUS: the entire front print fully visible, centered, sharp and readable. Real-life commercial lifestyle photography, natural lighting, realistic background, subtle depth of field, authentic smartphone perspective. IMAGE SIZE: 9:16 VERTICAL. No text anywhere except the shirt print itself: no captions, no logo, no watermark, no QR code.</w:t>
-      </w:r>
-    </w:p>
-    <w:p>
-      <w:pPr>
-        <w:spacing w:after="80"/>
-      </w:pPr>
-      <w:r>
-        <w:rPr>
-          <w:b/>
-          <w:bCs/>
-        </w:rPr>
-        <w:t xml:space="preserve">VIDEO PROMPT: </w:t>
-      </w:r>
-      <w:r>
-        <w:t xml:space="preserve">Create a 10-second photorealistic 9:16 vertical USA lifestyle Reel that looks like real smartphone footage, not AI. Use the attached mockup image as the EXACT T-shirt: identical wording, typography, ink colours and layout, nothing redrawn or invented. Location: Motorcycle Rally. Adult-only setting, no children in frame. Main subject: 32-year-old American woman with long dark braids, wearing the exact T-shirt from the attached image, sitting on a parked motorcycle with a helmet in hand. They speak naturally about the shirt's look, not reading the print aloud: "Rate this shirt, one to ten. It still looks this sharp after a bunch of washes." Then they take a step back so the whole front is in frame. Keep the T-shirt the visual MAIN FOCUS for most of the 10 seconds, with a clear front view of the complete graphic, slight natural handheld movement and realistic autofocus. Natural American voice, realistic lip sync, real cotton fabric movement, realistic lighting and location-appropriate ambient sound. Include unscripted background giggling and a short burst of laughter from adult friends off-camera, mixed with the natural ambient sound. IMAGE/VIDEO FRAME: 9:16 VERTICAL. No CGI look, no cartoon, no plastic fabric, no distorted hands, no extra fingers, no altered wording, no added text, no captions or subtitles, no logo, no watermark.</w:t>
-      </w:r>
-    </w:p>
-    <w:p>
-      <w:pPr>
-        <w:pStyle w:val="Heading2"/>
-        <w:spacing w:before="240"/>
-      </w:pPr>
-      <w:r>
-        <w:t xml:space="preserve">74. Home Garage Workshop — 29-year-old American man with a full lumberjack beard</w:t>
+        <w:t xml:space="preserve">Use the attached mockup image as the EXACT T-shirt: the person wears that shirt unchanged, with the same wording, typography, ink colours and layout (stacked white retro bubble-script lettering with a swash tail, a hot-pink underlined bottom word, on a black T-shirt). Do not redraw, rewrite, add, remove or rearrange any lettering; copy it exactly from the attached image. Highly photorealistic 34-year-old American woman with freckles and red hair in the USA, location: Pizza Pickup Counter, holding a pizza box. Adult-only setting: everyone in frame is an adult, no children. Natural age-appropriate appearance, realistic skin texture, natural expression, real black cotton T-shirt with visible fabric weave and natural folds. The T-shirt graphic is the MAIN FOCUS: the entire front print fully visible, centered, sharp and readable. Real-life commercial lifestyle photography, natural lighting, realistic background, subtle depth of field, authentic smartphone perspective. IMAGE SIZE: 9:16 VERTICAL. No text anywhere except the shirt print itself: no captions, no logo, no watermark, no QR code.</w:t>
+      </w:r>
+    </w:p>
+    <w:p>
+      <w:pPr>
+        <w:spacing w:after="80"/>
+      </w:pPr>
+      <w:r>
+        <w:rPr>
+          <w:b/>
+          <w:bCs/>
+        </w:rPr>
+        <w:t xml:space="preserve">VIDEO PROMPT: </w:t>
+      </w:r>
+      <w:r>
+        <w:t xml:space="preserve">Create a 10-second photorealistic 9:16 vertical USA lifestyle Reel that looks like real smartphone footage, not AI. Use the attached mockup image as the EXACT T-shirt: identical wording, typography, ink colours and layout, nothing redrawn or invented. Location: Pizza Pickup Counter. Adult-only setting, no children in frame. Main subject: 34-year-old American woman with freckles and red hair, wearing the exact T-shirt from the attached image, holding a pizza box. They speak naturally about the shirt's look, not reading the print aloud: "Rate this shirt, one to ten. It still looks this sharp after a bunch of washes." Then they take a step back so the whole front is in frame. Keep the T-shirt the visual MAIN FOCUS for most of the 10 seconds, with a clear front view of the complete graphic, slight natural handheld movement and realistic autofocus. Natural American voice, realistic lip sync, real cotton fabric movement, realistic lighting and location-appropriate ambient sound. Include unscripted background giggling and a short burst of laughter from adult friends off-camera, mixed with the natural ambient sound. IMAGE/VIDEO FRAME: 9:16 VERTICAL. No CGI look, no cartoon, no plastic fabric, no distorted hands, no extra fingers, no altered wording, no added text, no captions or subtitles, no logo, no watermark.</w:t>
+      </w:r>
+    </w:p>
+    <w:p>
+      <w:pPr>
+        <w:pStyle w:val="Heading2"/>
+        <w:spacing w:before="240"/>
+      </w:pPr>
+      <w:r>
+        <w:t xml:space="preserve">74. Chinese Takeout Counter — 30-year-old American man with a trimmed mustache</w:t>
       </w:r>
     </w:p>
     <w:p>
@@ -6216,31 +6216,31 @@
         <w:t xml:space="preserve">IMAGE PROMPT: </w:t>
       </w:r>
       <w:r>
-        <w:t xml:space="preserve">Use the attached mockup image as the EXACT T-shirt: the person wears that shirt unchanged, with the same wording, typography, ink colours and layout (stacked white retro bubble-script lettering with a swash tail, a hot-pink underlined bottom word, on a black T-shirt). Do not redraw, rewrite, add, remove or rearrange any lettering; copy it exactly from the attached image. Highly photorealistic 29-year-old American man with a full lumberjack beard in the USA, location: Home Garage Workshop, wiping their hands with a shop rag. Adult-only setting: everyone in frame is an adult, no children. Natural age-appropriate appearance, realistic skin texture, natural expression, real black cotton T-shirt with visible fabric weave and natural folds. The T-shirt graphic is the MAIN FOCUS: the entire front print fully visible, centered, sharp and readable. Real-life commercial lifestyle photography, natural lighting, realistic background, subtle depth of field, authentic smartphone perspective. IMAGE SIZE: 9:16 VERTICAL. No text anywhere except the shirt print itself: no captions, no logo, no watermark, no QR code.</w:t>
-      </w:r>
-    </w:p>
-    <w:p>
-      <w:pPr>
-        <w:spacing w:after="80"/>
-      </w:pPr>
-      <w:r>
-        <w:rPr>
-          <w:b/>
-          <w:bCs/>
-        </w:rPr>
-        <w:t xml:space="preserve">VIDEO PROMPT: </w:t>
-      </w:r>
-      <w:r>
-        <w:t xml:space="preserve">Create a 10-second photorealistic 9:16 vertical USA lifestyle Reel that looks like real smartphone footage, not AI. Use the attached mockup image as the EXACT T-shirt: identical wording, typography, ink colours and layout, nothing redrawn or invented. Location: Home Garage Workshop. Adult-only setting, no children in frame. Main subject: 29-year-old American man with a full lumberjack beard, wearing the exact T-shirt from the attached image, wiping their hands with a shop rag. They speak naturally about the shirt's look, not reading the print aloud: "You'll want to read this one twice. It's the lettering that sells it." Then they cover their mouth, laugh, and show the shirt again. Keep the T-shirt the visual MAIN FOCUS for most of the 10 seconds, with a clear front view of the complete graphic, slight natural handheld movement and realistic autofocus. Natural American voice, realistic lip sync, real cotton fabric movement, realistic lighting and location-appropriate ambient sound. Background audio has natural chuckles from nearby adults reacting to the shirt, real and unpolished, not a laugh track. IMAGE/VIDEO FRAME: 9:16 VERTICAL. No CGI look, no cartoon, no plastic fabric, no distorted hands, no extra fingers, no altered wording, no added text, no captions or subtitles, no logo, no watermark.</w:t>
-      </w:r>
-    </w:p>
-    <w:p>
-      <w:pPr>
-        <w:pStyle w:val="Heading2"/>
-        <w:spacing w:before="240"/>
-      </w:pPr>
-      <w:r>
-        <w:t xml:space="preserve">75. Basement Home Bar — 29-year-old American woman with natural curly hair</w:t>
+        <w:t xml:space="preserve">Use the attached mockup image as the EXACT T-shirt: the person wears that shirt unchanged, with the same wording, typography, ink colours and layout (stacked white retro bubble-script lettering with a swash tail, a hot-pink underlined bottom word, on a black T-shirt). Do not redraw, rewrite, add, remove or rearrange any lettering; copy it exactly from the attached image. Highly photorealistic 30-year-old American man with a trimmed mustache in the USA, location: Chinese Takeout Counter, holding two takeout bags. Adult-only setting: everyone in frame is an adult, no children. Natural age-appropriate appearance, realistic skin texture, natural expression, real black cotton T-shirt with visible fabric weave and natural folds. The T-shirt graphic is the MAIN FOCUS: the entire front print fully visible, centered, sharp and readable. Real-life commercial lifestyle photography, natural lighting, realistic background, subtle depth of field, authentic smartphone perspective. IMAGE SIZE: 9:16 VERTICAL. No text anywhere except the shirt print itself: no captions, no logo, no watermark, no QR code.</w:t>
+      </w:r>
+    </w:p>
+    <w:p>
+      <w:pPr>
+        <w:spacing w:after="80"/>
+      </w:pPr>
+      <w:r>
+        <w:rPr>
+          <w:b/>
+          <w:bCs/>
+        </w:rPr>
+        <w:t xml:space="preserve">VIDEO PROMPT: </w:t>
+      </w:r>
+      <w:r>
+        <w:t xml:space="preserve">Create a 10-second photorealistic 9:16 vertical USA lifestyle Reel that looks like real smartphone footage, not AI. Use the attached mockup image as the EXACT T-shirt: identical wording, typography, ink colours and layout, nothing redrawn or invented. Location: Chinese Takeout Counter. Adult-only setting, no children in frame. Main subject: 30-year-old American man with a trimmed mustache, wearing the exact T-shirt from the attached image, holding two takeout bags. They speak naturally about the shirt's look, not reading the print aloud: "You'll want to read this one twice. It's the lettering that sells it." Then they cover their mouth, laugh, and show the shirt again. Keep the T-shirt the visual MAIN FOCUS for most of the 10 seconds, with a clear front view of the complete graphic, slight natural handheld movement and realistic autofocus. Natural American voice, realistic lip sync, real cotton fabric movement, realistic lighting and location-appropriate ambient sound. Background audio has natural chuckles from nearby adults reacting to the shirt, real and unpolished, not a laugh track. IMAGE/VIDEO FRAME: 9:16 VERTICAL. No CGI look, no cartoon, no plastic fabric, no distorted hands, no extra fingers, no altered wording, no added text, no captions or subtitles, no logo, no watermark.</w:t>
+      </w:r>
+    </w:p>
+    <w:p>
+      <w:pPr>
+        <w:pStyle w:val="Heading2"/>
+        <w:spacing w:before="240"/>
+      </w:pPr>
+      <w:r>
+        <w:t xml:space="preserve">75. Barbecue Joint Line — 30-year-old American woman with thick curly hair</w:t>
       </w:r>
     </w:p>
     <w:p>
@@ -6300,31 +6300,31 @@
         <w:t xml:space="preserve">IMAGE PROMPT: </w:t>
       </w:r>
       <w:r>
-        <w:t xml:space="preserve">Use the attached mockup image as the EXACT T-shirt: the person wears that shirt unchanged, with the same wording, typography, ink colours and layout (stacked white retro bubble-script lettering with a swash tail, a hot-pink underlined bottom word, on a black T-shirt). Do not redraw, rewrite, add, remove or rearrange any lettering; copy it exactly from the attached image. Highly photorealistic 29-year-old American woman with natural curly hair in the USA, location: Basement Home Bar, pouring a drink behind the home bar. Adult-only setting: everyone in frame is an adult, no children. Natural age-appropriate appearance, realistic skin texture, natural expression, real black cotton T-shirt with visible fabric weave and natural folds. The T-shirt graphic is the MAIN FOCUS: the entire front print fully visible, centered, sharp and readable. Real-life commercial lifestyle photography, natural lighting, realistic background, subtle depth of field, authentic smartphone perspective. IMAGE SIZE: 9:16 VERTICAL. No text anywhere except the shirt print itself: no captions, no logo, no watermark, no QR code.</w:t>
-      </w:r>
-    </w:p>
-    <w:p>
-      <w:pPr>
-        <w:spacing w:after="80"/>
-      </w:pPr>
-      <w:r>
-        <w:rPr>
-          <w:b/>
-          <w:bCs/>
-        </w:rPr>
-        <w:t xml:space="preserve">VIDEO PROMPT: </w:t>
-      </w:r>
-      <w:r>
-        <w:t xml:space="preserve">Create a 10-second photorealistic 9:16 vertical USA lifestyle Reel that looks like real smartphone footage, not AI. Use the attached mockup image as the EXACT T-shirt: identical wording, typography, ink colours and layout, nothing redrawn or invented. Location: Basement Home Bar. Adult-only setting, no children in frame. Main subject: 29-year-old American woman with natural curly hair, wearing the exact T-shirt from the attached image, pouring a drink behind the home bar. They speak naturally about the shirt's look, not reading the print aloud: "Three people asked where I got this already. The white print really pops on the black cotton." Then they gesture down at the shirt with both hands like a reveal. Keep the T-shirt the visual MAIN FOCUS for most of the 10 seconds, with a clear front view of the complete graphic, slight natural handheld movement and realistic autofocus. Natural American voice, realistic lip sync, real cotton fabric movement, realistic lighting and location-appropriate ambient sound. Add warm, natural background laughter from friends nearby, as if they just read the shirt. IMAGE/VIDEO FRAME: 9:16 VERTICAL. No CGI look, no cartoon, no plastic fabric, no distorted hands, no extra fingers, no altered wording, no added text, no captions or subtitles, no logo, no watermark.</w:t>
-      </w:r>
-    </w:p>
-    <w:p>
-      <w:pPr>
-        <w:pStyle w:val="Heading2"/>
-        <w:spacing w:before="240"/>
-      </w:pPr>
-      <w:r>
-        <w:t xml:space="preserve">76. Man Cave Sofa — 34-year-old American man with a trimmed mustache</w:t>
+        <w:t xml:space="preserve">Use the attached mockup image as the EXACT T-shirt: the person wears that shirt unchanged, with the same wording, typography, ink colours and layout (stacked white retro bubble-script lettering with a swash tail, a hot-pink underlined bottom word, on a black T-shirt). Do not redraw, rewrite, add, remove or rearrange any lettering; copy it exactly from the attached image. Highly photorealistic 30-year-old American woman with thick curly hair in the USA, location: Barbecue Joint Line, holding a tray of brisket. Adult-only setting: everyone in frame is an adult, no children. Natural age-appropriate appearance, realistic skin texture, natural expression, real black cotton T-shirt with visible fabric weave and natural folds. The T-shirt graphic is the MAIN FOCUS: the entire front print fully visible, centered, sharp and readable. Real-life commercial lifestyle photography, natural lighting, realistic background, subtle depth of field, authentic smartphone perspective. IMAGE SIZE: 9:16 VERTICAL. No text anywhere except the shirt print itself: no captions, no logo, no watermark, no QR code.</w:t>
+      </w:r>
+    </w:p>
+    <w:p>
+      <w:pPr>
+        <w:spacing w:after="80"/>
+      </w:pPr>
+      <w:r>
+        <w:rPr>
+          <w:b/>
+          <w:bCs/>
+        </w:rPr>
+        <w:t xml:space="preserve">VIDEO PROMPT: </w:t>
+      </w:r>
+      <w:r>
+        <w:t xml:space="preserve">Create a 10-second photorealistic 9:16 vertical USA lifestyle Reel that looks like real smartphone footage, not AI. Use the attached mockup image as the EXACT T-shirt: identical wording, typography, ink colours and layout, nothing redrawn or invented. Location: Barbecue Joint Line. Adult-only setting, no children in frame. Main subject: 30-year-old American woman with thick curly hair, wearing the exact T-shirt from the attached image, holding a tray of brisket. They speak naturally about the shirt's look, not reading the print aloud: "Three people asked where I got this already. The white print really pops on the black cotton." Then they gesture down at the shirt with both hands like a reveal. Keep the T-shirt the visual MAIN FOCUS for most of the 10 seconds, with a clear front view of the complete graphic, slight natural handheld movement and realistic autofocus. Natural American voice, realistic lip sync, real cotton fabric movement, realistic lighting and location-appropriate ambient sound. Add warm, natural background laughter from friends nearby, as if they just read the shirt. IMAGE/VIDEO FRAME: 9:16 VERTICAL. No CGI look, no cartoon, no plastic fabric, no distorted hands, no extra fingers, no altered wording, no added text, no captions or subtitles, no logo, no watermark.</w:t>
+      </w:r>
+    </w:p>
+    <w:p>
+      <w:pPr>
+        <w:pStyle w:val="Heading2"/>
+        <w:spacing w:before="240"/>
+      </w:pPr>
+      <w:r>
+        <w:t xml:space="preserve">76. Mall Food Court — 36-year-old American man with curly black hair</w:t>
       </w:r>
     </w:p>
     <w:p>
@@ -6384,31 +6384,31 @@
         <w:t xml:space="preserve">IMAGE PROMPT: </w:t>
       </w:r>
       <w:r>
-        <w:t xml:space="preserve">Use the attached mockup image as the EXACT T-shirt: the person wears that shirt unchanged, with the same wording, typography, ink colours and layout (stacked white retro bubble-script lettering with a swash tail, a hot-pink underlined bottom word, on a black T-shirt). Do not redraw, rewrite, add, remove or rearrange any lettering; copy it exactly from the attached image. Highly photorealistic 34-year-old American man with a trimmed mustache in the USA, location: Man Cave Sofa, holding a TV remote with feet up. Adult-only setting: everyone in frame is an adult, no children. Natural age-appropriate appearance, realistic skin texture, natural expression, real black cotton T-shirt with visible fabric weave and natural folds. The T-shirt graphic is the MAIN FOCUS: the entire front print fully visible, centered, sharp and readable. Real-life commercial lifestyle photography, natural lighting, realistic background, subtle depth of field, authentic smartphone perspective. IMAGE SIZE: 9:16 VERTICAL. No text anywhere except the shirt print itself: no captions, no logo, no watermark, no QR code.</w:t>
-      </w:r>
-    </w:p>
-    <w:p>
-      <w:pPr>
-        <w:spacing w:after="80"/>
-      </w:pPr>
-      <w:r>
-        <w:rPr>
-          <w:b/>
-          <w:bCs/>
-        </w:rPr>
-        <w:t xml:space="preserve">VIDEO PROMPT: </w:t>
-      </w:r>
-      <w:r>
-        <w:t xml:space="preserve">Create a 10-second photorealistic 9:16 vertical USA lifestyle Reel that looks like real smartphone footage, not AI. Use the attached mockup image as the EXACT T-shirt: identical wording, typography, ink colours and layout, nothing redrawn or invented. Location: Man Cave Sofa. Adult-only setting, no children in frame. Main subject: 34-year-old American man with a trimmed mustache, wearing the exact T-shirt from the attached image, holding a TV remote with feet up. They speak naturally about the shirt's look, not reading the print aloud: "This might be my new favorite shirt. The layout reads from across the room." Then they straighten the shirt with both hands and face the camera. Keep the T-shirt the visual MAIN FOCUS for most of the 10 seconds, with a clear front view of the complete graphic, slight natural handheld movement and realistic autofocus. Natural American voice, realistic lip sync, real cotton fabric movement, realistic lighting and location-appropriate ambient sound. Mix in a friend off-camera saying "No way" and laughing, plus natural ambient sound. IMAGE/VIDEO FRAME: 9:16 VERTICAL. No CGI look, no cartoon, no plastic fabric, no distorted hands, no extra fingers, no altered wording, no added text, no captions or subtitles, no logo, no watermark.</w:t>
-      </w:r>
-    </w:p>
-    <w:p>
-      <w:pPr>
-        <w:pStyle w:val="Heading2"/>
-        <w:spacing w:before="240"/>
-      </w:pPr>
-      <w:r>
-        <w:t xml:space="preserve">77. Girls' Night Living Room — 30-year-old American woman with a denim jacket over the shirt left open</w:t>
+        <w:t xml:space="preserve">Use the attached mockup image as the EXACT T-shirt: the person wears that shirt unchanged, with the same wording, typography, ink colours and layout (stacked white retro bubble-script lettering with a swash tail, a hot-pink underlined bottom word, on a black T-shirt). Do not redraw, rewrite, add, remove or rearrange any lettering; copy it exactly from the attached image. Highly photorealistic 36-year-old American man with curly black hair in the USA, location: Mall Food Court, holding a soft pretzel. Adult-only setting: everyone in frame is an adult, no children. Natural age-appropriate appearance, realistic skin texture, natural expression, real black cotton T-shirt with visible fabric weave and natural folds. The T-shirt graphic is the MAIN FOCUS: the entire front print fully visible, centered, sharp and readable. Real-life commercial lifestyle photography, natural lighting, realistic background, subtle depth of field, authentic smartphone perspective. IMAGE SIZE: 9:16 VERTICAL. No text anywhere except the shirt print itself: no captions, no logo, no watermark, no QR code.</w:t>
+      </w:r>
+    </w:p>
+    <w:p>
+      <w:pPr>
+        <w:spacing w:after="80"/>
+      </w:pPr>
+      <w:r>
+        <w:rPr>
+          <w:b/>
+          <w:bCs/>
+        </w:rPr>
+        <w:t xml:space="preserve">VIDEO PROMPT: </w:t>
+      </w:r>
+      <w:r>
+        <w:t xml:space="preserve">Create a 10-second photorealistic 9:16 vertical USA lifestyle Reel that looks like real smartphone footage, not AI. Use the attached mockup image as the EXACT T-shirt: identical wording, typography, ink colours and layout, nothing redrawn or invented. Location: Mall Food Court. Adult-only setting, no children in frame. Main subject: 36-year-old American man with curly black hair, wearing the exact T-shirt from the attached image, holding a soft pretzel. They speak naturally about the shirt's look, not reading the print aloud: "This might be my new favorite shirt. The layout reads from across the room." Then they straighten the shirt with both hands and face the camera. Keep the T-shirt the visual MAIN FOCUS for most of the 10 seconds, with a clear front view of the complete graphic, slight natural handheld movement and realistic autofocus. Natural American voice, realistic lip sync, real cotton fabric movement, realistic lighting and location-appropriate ambient sound. Mix in a friend off-camera saying "No way" and laughing, plus natural ambient sound. IMAGE/VIDEO FRAME: 9:16 VERTICAL. No CGI look, no cartoon, no plastic fabric, no distorted hands, no extra fingers, no altered wording, no added text, no captions or subtitles, no logo, no watermark.</w:t>
+      </w:r>
+    </w:p>
+    <w:p>
+      <w:pPr>
+        <w:pStyle w:val="Heading2"/>
+        <w:spacing w:before="240"/>
+      </w:pPr>
+      <w:r>
+        <w:t xml:space="preserve">77. Shoe Store Bench — 32-year-old American woman with thick curly hair</w:t>
       </w:r>
     </w:p>
     <w:p>
@@ -6468,31 +6468,31 @@
         <w:t xml:space="preserve">IMAGE PROMPT: </w:t>
       </w:r>
       <w:r>
-        <w:t xml:space="preserve">Use the attached mockup image as the EXACT T-shirt: the person wears that shirt unchanged, with the same wording, typography, ink colours and layout (stacked white retro bubble-script lettering with a swash tail, a hot-pink underlined bottom word, on a black T-shirt). Do not redraw, rewrite, add, remove or rearrange any lettering; copy it exactly from the attached image. Highly photorealistic 30-year-old American woman with a denim jacket over the shirt left open in the USA, location: Girls' Night Living Room, holding a glass of rose on the couch. Adult-only setting: everyone in frame is an adult, no children. Natural age-appropriate appearance, realistic skin texture, natural expression, real black cotton T-shirt with visible fabric weave and natural folds. The T-shirt graphic is the MAIN FOCUS: the entire front print fully visible, centered, sharp and readable. Real-life commercial lifestyle photography, natural lighting, realistic background, subtle depth of field, authentic smartphone perspective. IMAGE SIZE: 9:16 VERTICAL. No text anywhere except the shirt print itself: no captions, no logo, no watermark, no QR code.</w:t>
-      </w:r>
-    </w:p>
-    <w:p>
-      <w:pPr>
-        <w:spacing w:after="80"/>
-      </w:pPr>
-      <w:r>
-        <w:rPr>
-          <w:b/>
-          <w:bCs/>
-        </w:rPr>
-        <w:t xml:space="preserve">VIDEO PROMPT: </w:t>
-      </w:r>
-      <w:r>
-        <w:t xml:space="preserve">Create a 10-second photorealistic 9:16 vertical USA lifestyle Reel that looks like real smartphone footage, not AI. Use the attached mockup image as the EXACT T-shirt: identical wording, typography, ink colours and layout, nothing redrawn or invented. Location: Girls' Night Living Room. Adult-only setting, no children in frame. Main subject: 30-year-old American woman with a denim jacket over the shirt left open, wearing the exact T-shirt from the attached image, holding a glass of rose on the couch. They speak naturally about the shirt's look, not reading the print aloud: "Stopped by the bar and got stopped for the shirt. Bold print, soft fabric, zero regrets." Then they turn slightly left and right to show the shirt from a natural angle. Keep the T-shirt the visual MAIN FOCUS for most of the 10 seconds, with a clear front view of the complete graphic, slight natural handheld movement and realistic autofocus. Natural American voice, realistic lip sync, real cotton fabric movement, realistic lighting and location-appropriate ambient sound. Include unscripted background giggling and a short burst of laughter from adult friends off-camera, mixed with the natural ambient sound. IMAGE/VIDEO FRAME: 9:16 VERTICAL. No CGI look, no cartoon, no plastic fabric, no distorted hands, no extra fingers, no altered wording, no added text, no captions or subtitles, no logo, no watermark.</w:t>
-      </w:r>
-    </w:p>
-    <w:p>
-      <w:pPr>
-        <w:pStyle w:val="Heading2"/>
-        <w:spacing w:before="240"/>
-      </w:pPr>
-      <w:r>
-        <w:t xml:space="preserve">78. Neon Party Bus — 34-year-old American man with a full lumberjack beard</w:t>
+        <w:t xml:space="preserve">Use the attached mockup image as the EXACT T-shirt: the person wears that shirt unchanged, with the same wording, typography, ink colours and layout (stacked white retro bubble-script lettering with a swash tail, a hot-pink underlined bottom word, on a black T-shirt). Do not redraw, rewrite, add, remove or rearrange any lettering; copy it exactly from the attached image. Highly photorealistic 32-year-old American woman with thick curly hair in the USA, location: Shoe Store Bench, lacing up a new pair of sneakers. Adult-only setting: everyone in frame is an adult, no children. Natural age-appropriate appearance, realistic skin texture, natural expression, real black cotton T-shirt with visible fabric weave and natural folds. The T-shirt graphic is the MAIN FOCUS: the entire front print fully visible, centered, sharp and readable. Real-life commercial lifestyle photography, natural lighting, realistic background, subtle depth of field, authentic smartphone perspective. IMAGE SIZE: 9:16 VERTICAL. No text anywhere except the shirt print itself: no captions, no logo, no watermark, no QR code.</w:t>
+      </w:r>
+    </w:p>
+    <w:p>
+      <w:pPr>
+        <w:spacing w:after="80"/>
+      </w:pPr>
+      <w:r>
+        <w:rPr>
+          <w:b/>
+          <w:bCs/>
+        </w:rPr>
+        <w:t xml:space="preserve">VIDEO PROMPT: </w:t>
+      </w:r>
+      <w:r>
+        <w:t xml:space="preserve">Create a 10-second photorealistic 9:16 vertical USA lifestyle Reel that looks like real smartphone footage, not AI. Use the attached mockup image as the EXACT T-shirt: identical wording, typography, ink colours and layout, nothing redrawn or invented. Location: Shoe Store Bench. Adult-only setting, no children in frame. Main subject: 32-year-old American woman with thick curly hair, wearing the exact T-shirt from the attached image, lacing up a new pair of sneakers. They speak naturally about the shirt's look, not reading the print aloud: "Just running errands and everyone is reading my shirt. Bold print, soft fabric, zero regrets." Then they turn slightly left and right to show the shirt from a natural angle. Keep the T-shirt the visual MAIN FOCUS for most of the 10 seconds, with a clear front view of the complete graphic, slight natural handheld movement and realistic autofocus. Natural American voice, realistic lip sync, real cotton fabric movement, realistic lighting and location-appropriate ambient sound. Include unscripted background giggling and a short burst of laughter from adult friends off-camera, mixed with the natural ambient sound. IMAGE/VIDEO FRAME: 9:16 VERTICAL. No CGI look, no cartoon, no plastic fabric, no distorted hands, no extra fingers, no altered wording, no added text, no captions or subtitles, no logo, no watermark.</w:t>
+      </w:r>
+    </w:p>
+    <w:p>
+      <w:pPr>
+        <w:pStyle w:val="Heading2"/>
+        <w:spacing w:before="240"/>
+      </w:pPr>
+      <w:r>
+        <w:t xml:space="preserve">78. Electronics Store TV Wall — 36-year-old American man with a full lumberjack beard</w:t>
       </w:r>
     </w:p>
     <w:p>
@@ -6552,31 +6552,31 @@
         <w:t xml:space="preserve">IMAGE PROMPT: </w:t>
       </w:r>
       <w:r>
-        <w:t xml:space="preserve">Use the attached mockup image as the EXACT T-shirt: the person wears that shirt unchanged, with the same wording, typography, ink colours and layout (stacked white retro bubble-script lettering with a swash tail, a hot-pink underlined bottom word, on a black T-shirt). Do not redraw, rewrite, add, remove or rearrange any lettering; copy it exactly from the attached image. Highly photorealistic 34-year-old American man with a full lumberjack beard in the USA, location: Neon Party Bus, dancing while holding the grab rail. Adult-only setting: everyone in frame is an adult, no children. Natural age-appropriate appearance, realistic skin texture, natural expression, real black cotton T-shirt with visible fabric weave and natural folds. The T-shirt graphic is the MAIN FOCUS: the entire front print fully visible, centered, sharp and readable. Real-life commercial lifestyle photography, natural lighting, realistic background, subtle depth of field, authentic smartphone perspective. IMAGE SIZE: 9:16 VERTICAL. No text anywhere except the shirt print itself: no captions, no logo, no watermark, no QR code.</w:t>
-      </w:r>
-    </w:p>
-    <w:p>
-      <w:pPr>
-        <w:spacing w:after="80"/>
-      </w:pPr>
-      <w:r>
-        <w:rPr>
-          <w:b/>
-          <w:bCs/>
-        </w:rPr>
-        <w:t xml:space="preserve">VIDEO PROMPT: </w:t>
-      </w:r>
-      <w:r>
-        <w:t xml:space="preserve">Create a 10-second photorealistic 9:16 vertical USA lifestyle Reel that looks like real smartphone footage, not AI. Use the attached mockup image as the EXACT T-shirt: identical wording, typography, ink colours and layout, nothing redrawn or invented. Location: Neon Party Bus. Adult-only setting, no children in frame. Main subject: 34-year-old American man with a full lumberjack beard, wearing the exact T-shirt from the attached image, dancing while holding the grab rail. They speak naturally about the shirt's look, not reading the print aloud: "Real talk, this shirt is the main event. That hot-pink underline is the best part." Then they look off-camera at a friend, laugh, and look back at the lens. Keep the T-shirt the visual MAIN FOCUS for most of the 10 seconds, with a clear front view of the complete graphic, slight natural handheld movement and realistic autofocus. Natural American voice, realistic lip sync, real cotton fabric movement, realistic lighting and location-appropriate ambient sound. Background audio has natural chuckles from nearby adults reacting to the shirt, real and unpolished, not a laugh track. IMAGE/VIDEO FRAME: 9:16 VERTICAL. No CGI look, no cartoon, no plastic fabric, no distorted hands, no extra fingers, no altered wording, no added text, no captions or subtitles, no logo, no watermark.</w:t>
-      </w:r>
-    </w:p>
-    <w:p>
-      <w:pPr>
-        <w:pStyle w:val="Heading2"/>
-        <w:spacing w:before="240"/>
-      </w:pPr>
-      <w:r>
-        <w:t xml:space="preserve">79. Resort Pool Cabana — 40-year-old American woman with a sleek black bob</w:t>
+        <w:t xml:space="preserve">Use the attached mockup image as the EXACT T-shirt: the person wears that shirt unchanged, with the same wording, typography, ink colours and layout (stacked white retro bubble-script lettering with a swash tail, a hot-pink underlined bottom word, on a black T-shirt). Do not redraw, rewrite, add, remove or rearrange any lettering; copy it exactly from the attached image. Highly photorealistic 36-year-old American man with a full lumberjack beard in the USA, location: Electronics Store TV Wall, comparing two big TVs. Adult-only setting: everyone in frame is an adult, no children. Natural age-appropriate appearance, realistic skin texture, natural expression, real black cotton T-shirt with visible fabric weave and natural folds. The T-shirt graphic is the MAIN FOCUS: the entire front print fully visible, centered, sharp and readable. Real-life commercial lifestyle photography, natural lighting, realistic background, subtle depth of field, authentic smartphone perspective. IMAGE SIZE: 9:16 VERTICAL. No text anywhere except the shirt print itself: no captions, no logo, no watermark, no QR code.</w:t>
+      </w:r>
+    </w:p>
+    <w:p>
+      <w:pPr>
+        <w:spacing w:after="80"/>
+      </w:pPr>
+      <w:r>
+        <w:rPr>
+          <w:b/>
+          <w:bCs/>
+        </w:rPr>
+        <w:t xml:space="preserve">VIDEO PROMPT: </w:t>
+      </w:r>
+      <w:r>
+        <w:t xml:space="preserve">Create a 10-second photorealistic 9:16 vertical USA lifestyle Reel that looks like real smartphone footage, not AI. Use the attached mockup image as the EXACT T-shirt: identical wording, typography, ink colours and layout, nothing redrawn or invented. Location: Electronics Store TV Wall. Adult-only setting, no children in frame. Main subject: 36-year-old American man with a full lumberjack beard, wearing the exact T-shirt from the attached image, comparing two big TVs. They speak naturally about the shirt's look, not reading the print aloud: "Real talk, this shirt is the main event. That hot-pink underline is the best part." Then they look off-camera at a friend, laugh, and look back at the lens. Keep the T-shirt the visual MAIN FOCUS for most of the 10 seconds, with a clear front view of the complete graphic, slight natural handheld movement and realistic autofocus. Natural American voice, realistic lip sync, real cotton fabric movement, realistic lighting and location-appropriate ambient sound. Background audio has natural chuckles from nearby adults reacting to the shirt, real and unpolished, not a laugh track. IMAGE/VIDEO FRAME: 9:16 VERTICAL. No CGI look, no cartoon, no plastic fabric, no distorted hands, no extra fingers, no altered wording, no added text, no captions or subtitles, no logo, no watermark.</w:t>
+      </w:r>
+    </w:p>
+    <w:p>
+      <w:pPr>
+        <w:pStyle w:val="Heading2"/>
+        <w:spacing w:before="240"/>
+      </w:pPr>
+      <w:r>
+        <w:t xml:space="preserve">79. Phone Repair Counter — 43-year-old American woman with sun-kissed beach waves</w:t>
       </w:r>
     </w:p>
     <w:p>
@@ -6636,31 +6636,31 @@
         <w:t xml:space="preserve">IMAGE PROMPT: </w:t>
       </w:r>
       <w:r>
-        <w:t xml:space="preserve">Use the attached mockup image as the EXACT T-shirt: the person wears that shirt unchanged, with the same wording, typography, ink colours and layout (stacked white retro bubble-script lettering with a swash tail, a hot-pink underlined bottom word, on a black T-shirt). Do not redraw, rewrite, add, remove or rearrange any lettering; copy it exactly from the attached image. Highly photorealistic 40-year-old American woman with a sleek black bob in the USA, location: Resort Pool Cabana, relaxing under a cabana with sunglasses. Adult-only setting: everyone in frame is an adult, no children. Natural age-appropriate appearance, realistic skin texture, natural expression, real black cotton T-shirt with visible fabric weave and natural folds. The T-shirt graphic is the MAIN FOCUS: the entire front print fully visible, centered, sharp and readable. Real-life commercial lifestyle photography, natural lighting, realistic background, subtle depth of field, authentic smartphone perspective. IMAGE SIZE: 9:16 VERTICAL. No text anywhere except the shirt print itself: no captions, no logo, no watermark, no QR code.</w:t>
-      </w:r>
-    </w:p>
-    <w:p>
-      <w:pPr>
-        <w:spacing w:after="80"/>
-      </w:pPr>
-      <w:r>
-        <w:rPr>
-          <w:b/>
-          <w:bCs/>
-        </w:rPr>
-        <w:t xml:space="preserve">VIDEO PROMPT: </w:t>
-      </w:r>
-      <w:r>
-        <w:t xml:space="preserve">Create a 10-second photorealistic 9:16 vertical USA lifestyle Reel that looks like real smartphone footage, not AI. Use the attached mockup image as the EXACT T-shirt: identical wording, typography, ink colours and layout, nothing redrawn or invented. Location: Resort Pool Cabana. Adult-only setting, no children in frame. Main subject: 40-year-old American woman with a sleek black bob, wearing the exact T-shirt from the attached image, relaxing under a cabana with sunglasses. They speak naturally about the shirt's look, not reading the print aloud: "Somebody had to wear it. Comfortable enough to wear all weekend." Then they point to each line of the print one by one. Keep the T-shirt the visual MAIN FOCUS for most of the 10 seconds, with a clear front view of the complete graphic, slight natural handheld movement and realistic autofocus. Natural American voice, realistic lip sync, real cotton fabric movement, realistic lighting and location-appropriate ambient sound. Add warm, natural background laughter from friends nearby, as if they just read the shirt. IMAGE/VIDEO FRAME: 9:16 VERTICAL. No CGI look, no cartoon, no plastic fabric, no distorted hands, no extra fingers, no altered wording, no added text, no captions or subtitles, no logo, no watermark.</w:t>
-      </w:r>
-    </w:p>
-    <w:p>
-      <w:pPr>
-        <w:pStyle w:val="Heading2"/>
-        <w:spacing w:before="240"/>
-      </w:pPr>
-      <w:r>
-        <w:t xml:space="preserve">80. Cruise Ship Deck Bar — 34-year-old American man with curly black hair</w:t>
+        <w:t xml:space="preserve">Use the attached mockup image as the EXACT T-shirt: the person wears that shirt unchanged, with the same wording, typography, ink colours and layout (stacked white retro bubble-script lettering with a swash tail, a hot-pink underlined bottom word, on a black T-shirt). Do not redraw, rewrite, add, remove or rearrange any lettering; copy it exactly from the attached image. Highly photorealistic 43-year-old American woman with sun-kissed beach waves in the USA, location: Phone Repair Counter, holding up a cracked phone. Adult-only setting: everyone in frame is an adult, no children. Natural age-appropriate appearance, realistic skin texture, natural expression, real black cotton T-shirt with visible fabric weave and natural folds. The T-shirt graphic is the MAIN FOCUS: the entire front print fully visible, centered, sharp and readable. Real-life commercial lifestyle photography, natural lighting, realistic background, subtle depth of field, authentic smartphone perspective. IMAGE SIZE: 9:16 VERTICAL. No text anywhere except the shirt print itself: no captions, no logo, no watermark, no QR code.</w:t>
+      </w:r>
+    </w:p>
+    <w:p>
+      <w:pPr>
+        <w:spacing w:after="80"/>
+      </w:pPr>
+      <w:r>
+        <w:rPr>
+          <w:b/>
+          <w:bCs/>
+        </w:rPr>
+        <w:t xml:space="preserve">VIDEO PROMPT: </w:t>
+      </w:r>
+      <w:r>
+        <w:t xml:space="preserve">Create a 10-second photorealistic 9:16 vertical USA lifestyle Reel that looks like real smartphone footage, not AI. Use the attached mockup image as the EXACT T-shirt: identical wording, typography, ink colours and layout, nothing redrawn or invented. Location: Phone Repair Counter. Adult-only setting, no children in frame. Main subject: 43-year-old American woman with sun-kissed beach waves, wearing the exact T-shirt from the attached image, holding up a cracked phone. They speak naturally about the shirt's look, not reading the print aloud: "Somebody had to wear it. Comfortable enough to wear all weekend." Then they point to each line of the print one by one. Keep the T-shirt the visual MAIN FOCUS for most of the 10 seconds, with a clear front view of the complete graphic, slight natural handheld movement and realistic autofocus. Natural American voice, realistic lip sync, real cotton fabric movement, realistic lighting and location-appropriate ambient sound. Add warm, natural background laughter from friends nearby, as if they just read the shirt. IMAGE/VIDEO FRAME: 9:16 VERTICAL. No CGI look, no cartoon, no plastic fabric, no distorted hands, no extra fingers, no altered wording, no added text, no captions or subtitles, no logo, no watermark.</w:t>
+      </w:r>
+    </w:p>
+    <w:p>
+      <w:pPr>
+        <w:pStyle w:val="Heading2"/>
+        <w:spacing w:before="240"/>
+      </w:pPr>
+      <w:r>
+        <w:t xml:space="preserve">80. Walk-Up ATM — 36-year-old American man with a man bun</w:t>
       </w:r>
     </w:p>
     <w:p>
@@ -6720,31 +6720,31 @@
         <w:t xml:space="preserve">IMAGE PROMPT: </w:t>
       </w:r>
       <w:r>
-        <w:t xml:space="preserve">Use the attached mockup image as the EXACT T-shirt: the person wears that shirt unchanged, with the same wording, typography, ink colours and layout (stacked white retro bubble-script lettering with a swash tail, a hot-pink underlined bottom word, on a black T-shirt). Do not redraw, rewrite, add, remove or rearrange any lettering; copy it exactly from the attached image. Highly photorealistic 34-year-old American man with curly black hair in the USA, location: Cruise Ship Deck Bar, holding a frozen drink. Adult-only setting: everyone in frame is an adult, no children. Natural age-appropriate appearance, realistic skin texture, natural expression, real black cotton T-shirt with visible fabric weave and natural folds. The T-shirt graphic is the MAIN FOCUS: the entire front print fully visible, centered, sharp and readable. Real-life commercial lifestyle photography, natural lighting, realistic background, subtle depth of field, authentic smartphone perspective. IMAGE SIZE: 9:16 VERTICAL. No text anywhere except the shirt print itself: no captions, no logo, no watermark, no QR code.</w:t>
-      </w:r>
-    </w:p>
-    <w:p>
-      <w:pPr>
-        <w:spacing w:after="80"/>
-      </w:pPr>
-      <w:r>
-        <w:rPr>
-          <w:b/>
-          <w:bCs/>
-        </w:rPr>
-        <w:t xml:space="preserve">VIDEO PROMPT: </w:t>
-      </w:r>
-      <w:r>
-        <w:t xml:space="preserve">Create a 10-second photorealistic 9:16 vertical USA lifestyle Reel that looks like real smartphone footage, not AI. Use the attached mockup image as the EXACT T-shirt: identical wording, typography, ink colours and layout, nothing redrawn or invented. Location: Cruise Ship Deck Bar. Adult-only setting, no children in frame. Main subject: 34-year-old American man with curly black hair, wearing the exact T-shirt from the attached image, holding a frozen drink. They speak naturally about the shirt's look, not reading the print aloud: "I knew this shirt would start something. Every line is lined up perfectly." Then they shrug, grin, and tug the hem so the print sits flat. Keep the T-shirt the visual MAIN FOCUS for most of the 10 seconds, with a clear front view of the complete graphic, slight natural handheld movement and realistic autofocus. Natural American voice, realistic lip sync, real cotton fabric movement, realistic lighting and location-appropriate ambient sound. Mix in a friend off-camera saying "No way" and laughing, plus natural ambient sound. IMAGE/VIDEO FRAME: 9:16 VERTICAL. No CGI look, no cartoon, no plastic fabric, no distorted hands, no extra fingers, no altered wording, no added text, no captions or subtitles, no logo, no watermark.</w:t>
-      </w:r>
-    </w:p>
-    <w:p>
-      <w:pPr>
-        <w:pStyle w:val="Heading2"/>
-        <w:spacing w:before="240"/>
-      </w:pPr>
-      <w:r>
-        <w:t xml:space="preserve">81. Beach Bar Deck — 44-year-old American woman with long dark braids</w:t>
+        <w:t xml:space="preserve">Use the attached mockup image as the EXACT T-shirt: the person wears that shirt unchanged, with the same wording, typography, ink colours and layout (stacked white retro bubble-script lettering with a swash tail, a hot-pink underlined bottom word, on a black T-shirt). Do not redraw, rewrite, add, remove or rearrange any lettering; copy it exactly from the attached image. Highly photorealistic 36-year-old American man with a man bun in the USA, location: Walk-Up ATM, taking cash from the machine. Adult-only setting: everyone in frame is an adult, no children. Natural age-appropriate appearance, realistic skin texture, natural expression, real black cotton T-shirt with visible fabric weave and natural folds. The T-shirt graphic is the MAIN FOCUS: the entire front print fully visible, centered, sharp and readable. Real-life commercial lifestyle photography, natural lighting, realistic background, subtle depth of field, authentic smartphone perspective. IMAGE SIZE: 9:16 VERTICAL. No text anywhere except the shirt print itself: no captions, no logo, no watermark, no QR code.</w:t>
+      </w:r>
+    </w:p>
+    <w:p>
+      <w:pPr>
+        <w:spacing w:after="80"/>
+      </w:pPr>
+      <w:r>
+        <w:rPr>
+          <w:b/>
+          <w:bCs/>
+        </w:rPr>
+        <w:t xml:space="preserve">VIDEO PROMPT: </w:t>
+      </w:r>
+      <w:r>
+        <w:t xml:space="preserve">Create a 10-second photorealistic 9:16 vertical USA lifestyle Reel that looks like real smartphone footage, not AI. Use the attached mockup image as the EXACT T-shirt: identical wording, typography, ink colours and layout, nothing redrawn or invented. Location: Walk-Up ATM. Adult-only setting, no children in frame. Main subject: 36-year-old American man with a man bun, wearing the exact T-shirt from the attached image, taking cash from the machine. They speak naturally about the shirt's look, not reading the print aloud: "I knew this shirt would start something. Every line is lined up perfectly." Then they shrug, grin, and tug the hem so the print sits flat. Keep the T-shirt the visual MAIN FOCUS for most of the 10 seconds, with a clear front view of the complete graphic, slight natural handheld movement and realistic autofocus. Natural American voice, realistic lip sync, real cotton fabric movement, realistic lighting and location-appropriate ambient sound. Mix in a friend off-camera saying "No way" and laughing, plus natural ambient sound. IMAGE/VIDEO FRAME: 9:16 VERTICAL. No CGI look, no cartoon, no plastic fabric, no distorted hands, no extra fingers, no altered wording, no added text, no captions or subtitles, no logo, no watermark.</w:t>
+      </w:r>
+    </w:p>
+    <w:p>
+      <w:pPr>
+        <w:pStyle w:val="Heading2"/>
+        <w:spacing w:before="240"/>
+      </w:pPr>
+      <w:r>
+        <w:t xml:space="preserve">81. Credit Union Loan Desk — 49-year-old American woman with freckles and red hair</w:t>
       </w:r>
     </w:p>
     <w:p>
@@ -6804,31 +6804,31 @@
         <w:t xml:space="preserve">IMAGE PROMPT: </w:t>
       </w:r>
       <w:r>
-        <w:t xml:space="preserve">Use the attached mockup image as the EXACT T-shirt: the person wears that shirt unchanged, with the same wording, typography, ink colours and layout (stacked white retro bubble-script lettering with a swash tail, a hot-pink underlined bottom word, on a black T-shirt). Do not redraw, rewrite, add, remove or rearrange any lettering; copy it exactly from the attached image. Highly photorealistic 44-year-old American woman with long dark braids in the USA, location: Beach Bar Deck, holding a bottle of beer. Adult-only setting: everyone in frame is an adult, no children. Natural age-appropriate appearance, realistic skin texture, natural expression, real black cotton T-shirt with visible fabric weave and natural folds. The T-shirt graphic is the MAIN FOCUS: the entire front print fully visible, centered, sharp and readable. Real-life commercial lifestyle photography, natural lighting, realistic background, subtle depth of field, authentic smartphone perspective. IMAGE SIZE: 9:16 VERTICAL. No text anywhere except the shirt print itself: no captions, no logo, no watermark, no QR code.</w:t>
-      </w:r>
-    </w:p>
-    <w:p>
-      <w:pPr>
-        <w:spacing w:after="80"/>
-      </w:pPr>
-      <w:r>
-        <w:rPr>
-          <w:b/>
-          <w:bCs/>
-        </w:rPr>
-        <w:t xml:space="preserve">VIDEO PROMPT: </w:t>
-      </w:r>
-      <w:r>
-        <w:t xml:space="preserve">Create a 10-second photorealistic 9:16 vertical USA lifestyle Reel that looks like real smartphone footage, not AI. Use the attached mockup image as the EXACT T-shirt: identical wording, typography, ink colours and layout, nothing redrawn or invented. Location: Beach Bar Deck. Adult-only setting, no children in frame. Main subject: 44-year-old American woman with long dark braids, wearing the exact T-shirt from the attached image, holding a bottle of beer. They speak naturally about the shirt's look, not reading the print aloud: "Okay, shirt check. It's soft, and the print doesn't crack." Then they take a step back so the whole front is in frame. Keep the T-shirt the visual MAIN FOCUS for most of the 10 seconds, with a clear front view of the complete graphic, slight natural handheld movement and realistic autofocus. Natural American voice, realistic lip sync, real cotton fabric movement, realistic lighting and location-appropriate ambient sound. Include unscripted background giggling and a short burst of laughter from adult friends off-camera, mixed with the natural ambient sound. IMAGE/VIDEO FRAME: 9:16 VERTICAL. No CGI look, no cartoon, no plastic fabric, no distorted hands, no extra fingers, no altered wording, no added text, no captions or subtitles, no logo, no watermark.</w:t>
-      </w:r>
-    </w:p>
-    <w:p>
-      <w:pPr>
-        <w:pStyle w:val="Heading2"/>
-        <w:spacing w:before="240"/>
-      </w:pPr>
-      <w:r>
-        <w:t xml:space="preserve">82. Hotel Rooftop Pool — 43-year-old American man with a trimmed mustache</w:t>
+        <w:t xml:space="preserve">Use the attached mockup image as the EXACT T-shirt: the person wears that shirt unchanged, with the same wording, typography, ink colours and layout (stacked white retro bubble-script lettering with a swash tail, a hot-pink underlined bottom word, on a black T-shirt). Do not redraw, rewrite, add, remove or rearrange any lettering; copy it exactly from the attached image. Highly photorealistic 49-year-old American woman with freckles and red hair in the USA, location: Credit Union Loan Desk, signing loan paperwork. Adult-only setting: everyone in frame is an adult, no children. Natural age-appropriate appearance, realistic skin texture, natural expression, real black cotton T-shirt with visible fabric weave and natural folds. The T-shirt graphic is the MAIN FOCUS: the entire front print fully visible, centered, sharp and readable. Real-life commercial lifestyle photography, natural lighting, realistic background, subtle depth of field, authentic smartphone perspective. IMAGE SIZE: 9:16 VERTICAL. No text anywhere except the shirt print itself: no captions, no logo, no watermark, no QR code.</w:t>
+      </w:r>
+    </w:p>
+    <w:p>
+      <w:pPr>
+        <w:spacing w:after="80"/>
+      </w:pPr>
+      <w:r>
+        <w:rPr>
+          <w:b/>
+          <w:bCs/>
+        </w:rPr>
+        <w:t xml:space="preserve">VIDEO PROMPT: </w:t>
+      </w:r>
+      <w:r>
+        <w:t xml:space="preserve">Create a 10-second photorealistic 9:16 vertical USA lifestyle Reel that looks like real smartphone footage, not AI. Use the attached mockup image as the EXACT T-shirt: identical wording, typography, ink colours and layout, nothing redrawn or invented. Location: Credit Union Loan Desk. Adult-only setting, no children in frame. Main subject: 49-year-old American woman with freckles and red hair, wearing the exact T-shirt from the attached image, signing loan paperwork. They speak naturally about the shirt's look, not reading the print aloud: "Okay, shirt check. It's soft, and the print doesn't crack." Then they take a step back so the whole front is in frame. Keep the T-shirt the visual MAIN FOCUS for most of the 10 seconds, with a clear front view of the complete graphic, slight natural handheld movement and realistic autofocus. Natural American voice, realistic lip sync, real cotton fabric movement, realistic lighting and location-appropriate ambient sound. Include unscripted background giggling and a short burst of laughter from adult friends off-camera, mixed with the natural ambient sound. IMAGE/VIDEO FRAME: 9:16 VERTICAL. No CGI look, no cartoon, no plastic fabric, no distorted hands, no extra fingers, no altered wording, no added text, no captions or subtitles, no logo, no watermark.</w:t>
+      </w:r>
+    </w:p>
+    <w:p>
+      <w:pPr>
+        <w:pStyle w:val="Heading2"/>
+        <w:spacing w:before="240"/>
+      </w:pPr>
+      <w:r>
+        <w:t xml:space="preserve">82. Real Estate Open House Kitchen — 47-year-old American man with curly black hair</w:t>
       </w:r>
     </w:p>
     <w:p>
@@ -6888,31 +6888,31 @@
         <w:t xml:space="preserve">IMAGE PROMPT: </w:t>
       </w:r>
       <w:r>
-        <w:t xml:space="preserve">Use the attached mockup image as the EXACT T-shirt: the person wears that shirt unchanged, with the same wording, typography, ink colours and layout (stacked white retro bubble-script lettering with a swash tail, a hot-pink underlined bottom word, on a black T-shirt). Do not redraw, rewrite, add, remove or rearrange any lettering; copy it exactly from the attached image. Highly photorealistic 43-year-old American man with a trimmed mustache in the USA, location: Hotel Rooftop Pool, sitting on a lounge chair. Adult-only setting: everyone in frame is an adult, no children. Natural age-appropriate appearance, realistic skin texture, natural expression, real black cotton T-shirt with visible fabric weave and natural folds. The T-shirt graphic is the MAIN FOCUS: the entire front print fully visible, centered, sharp and readable. Real-life commercial lifestyle photography, natural lighting, realistic background, subtle depth of field, authentic smartphone perspective. IMAGE SIZE: 9:16 VERTICAL. No text anywhere except the shirt print itself: no captions, no logo, no watermark, no QR code.</w:t>
-      </w:r>
-    </w:p>
-    <w:p>
-      <w:pPr>
-        <w:spacing w:after="80"/>
-      </w:pPr>
-      <w:r>
-        <w:rPr>
-          <w:b/>
-          <w:bCs/>
-        </w:rPr>
-        <w:t xml:space="preserve">VIDEO PROMPT: </w:t>
-      </w:r>
-      <w:r>
-        <w:t xml:space="preserve">Create a 10-second photorealistic 9:16 vertical USA lifestyle Reel that looks like real smartphone footage, not AI. Use the attached mockup image as the EXACT T-shirt: identical wording, typography, ink colours and layout, nothing redrawn or invented. Location: Hotel Rooftop Pool. Adult-only setting, no children in frame. Main subject: 43-year-old American man with a trimmed mustache, wearing the exact T-shirt from the attached image, sitting on a lounge chair. They speak naturally about the shirt's look, not reading the print aloud: "New shirt day, and it's a good one. Funniest gift I've gotten all year." Then they cover their mouth, laugh, and show the shirt again. Keep the T-shirt the visual MAIN FOCUS for most of the 10 seconds, with a clear front view of the complete graphic, slight natural handheld movement and realistic autofocus. Natural American voice, realistic lip sync, real cotton fabric movement, realistic lighting and location-appropriate ambient sound. Background audio has natural chuckles from nearby adults reacting to the shirt, real and unpolished, not a laugh track. IMAGE/VIDEO FRAME: 9:16 VERTICAL. No CGI look, no cartoon, no plastic fabric, no distorted hands, no extra fingers, no altered wording, no added text, no captions or subtitles, no logo, no watermark.</w:t>
-      </w:r>
-    </w:p>
-    <w:p>
-      <w:pPr>
-        <w:pStyle w:val="Heading2"/>
-        <w:spacing w:before="240"/>
-      </w:pPr>
-      <w:r>
-        <w:t xml:space="preserve">83. Scenic Road Trip Pull-Off — 55-year-old American woman with wavy blond hair</w:t>
+        <w:t xml:space="preserve">Use the attached mockup image as the EXACT T-shirt: the person wears that shirt unchanged, with the same wording, typography, ink colours and layout (stacked white retro bubble-script lettering with a swash tail, a hot-pink underlined bottom word, on a black T-shirt). Do not redraw, rewrite, add, remove or rearrange any lettering; copy it exactly from the attached image. Highly photorealistic 47-year-old American man with curly black hair in the USA, location: Real Estate Open House Kitchen, holding a flyer and looking around. Adult-only setting: everyone in frame is an adult, no children. Natural age-appropriate appearance, realistic skin texture, natural expression, real black cotton T-shirt with visible fabric weave and natural folds. The T-shirt graphic is the MAIN FOCUS: the entire front print fully visible, centered, sharp and readable. Real-life commercial lifestyle photography, natural lighting, realistic background, subtle depth of field, authentic smartphone perspective. IMAGE SIZE: 9:16 VERTICAL. No text anywhere except the shirt print itself: no captions, no logo, no watermark, no QR code.</w:t>
+      </w:r>
+    </w:p>
+    <w:p>
+      <w:pPr>
+        <w:spacing w:after="80"/>
+      </w:pPr>
+      <w:r>
+        <w:rPr>
+          <w:b/>
+          <w:bCs/>
+        </w:rPr>
+        <w:t xml:space="preserve">VIDEO PROMPT: </w:t>
+      </w:r>
+      <w:r>
+        <w:t xml:space="preserve">Create a 10-second photorealistic 9:16 vertical USA lifestyle Reel that looks like real smartphone footage, not AI. Use the attached mockup image as the EXACT T-shirt: identical wording, typography, ink colours and layout, nothing redrawn or invented. Location: Real Estate Open House Kitchen. Adult-only setting, no children in frame. Main subject: 47-year-old American man with curly black hair, wearing the exact T-shirt from the attached image, holding a flyer and looking around. They speak naturally about the shirt's look, not reading the print aloud: "New shirt day, and it's a good one. Funniest gift I've gotten all year." Then they cover their mouth, laugh, and show the shirt again. Keep the T-shirt the visual MAIN FOCUS for most of the 10 seconds, with a clear front view of the complete graphic, slight natural handheld movement and realistic autofocus. Natural American voice, realistic lip sync, real cotton fabric movement, realistic lighting and location-appropriate ambient sound. Background audio has natural chuckles from nearby adults reacting to the shirt, real and unpolished, not a laugh track. IMAGE/VIDEO FRAME: 9:16 VERTICAL. No CGI look, no cartoon, no plastic fabric, no distorted hands, no extra fingers, no altered wording, no added text, no captions or subtitles, no logo, no watermark.</w:t>
+      </w:r>
+    </w:p>
+    <w:p>
+      <w:pPr>
+        <w:pStyle w:val="Heading2"/>
+        <w:spacing w:before="240"/>
+      </w:pPr>
+      <w:r>
+        <w:t xml:space="preserve">83. HOA Meeting Clubhouse — 62-year-old American woman with long dark braids</w:t>
       </w:r>
     </w:p>
     <w:p>
@@ -6972,31 +6972,31 @@
         <w:t xml:space="preserve">IMAGE PROMPT: </w:t>
       </w:r>
       <w:r>
-        <w:t xml:space="preserve">Use the attached mockup image as the EXACT T-shirt: the person wears that shirt unchanged, with the same wording, typography, ink colours and layout (stacked white retro bubble-script lettering with a swash tail, a hot-pink underlined bottom word, on a black T-shirt). Do not redraw, rewrite, add, remove or rearrange any lettering; copy it exactly from the attached image. Highly photorealistic 55-year-old American woman with wavy blond hair in the USA, location: Scenic Road Trip Pull-Off, leaning on a convertible. Adult-only setting: everyone in frame is an adult, no children. Natural age-appropriate appearance, realistic skin texture, natural expression, real black cotton T-shirt with visible fabric weave and natural folds. The T-shirt graphic is the MAIN FOCUS: the entire front print fully visible, centered, sharp and readable. Real-life commercial lifestyle photography, natural lighting, realistic background, subtle depth of field, authentic smartphone perspective. IMAGE SIZE: 9:16 VERTICAL. No text anywhere except the shirt print itself: no captions, no logo, no watermark, no QR code.</w:t>
-      </w:r>
-    </w:p>
-    <w:p>
-      <w:pPr>
-        <w:spacing w:after="80"/>
-      </w:pPr>
-      <w:r>
-        <w:rPr>
-          <w:b/>
-          <w:bCs/>
-        </w:rPr>
-        <w:t xml:space="preserve">VIDEO PROMPT: </w:t>
-      </w:r>
-      <w:r>
-        <w:t xml:space="preserve">Create a 10-second photorealistic 9:16 vertical USA lifestyle Reel that looks like real smartphone footage, not AI. Use the attached mockup image as the EXACT T-shirt: identical wording, typography, ink colours and layout, nothing redrawn or invented. Location: Scenic Road Trip Pull-Off. Adult-only setting, no children in frame. Main subject: 55-year-old American woman with wavy blond hair, wearing the exact T-shirt from the attached image, leaning on a convertible. They speak naturally about the shirt's look, not reading the print aloud: "Everybody keeps asking about this shirt. Get one for your group chat's funniest person." Then they gesture down at the shirt with both hands like a reveal. Keep the T-shirt the visual MAIN FOCUS for most of the 10 seconds, with a clear front view of the complete graphic, slight natural handheld movement and realistic autofocus. Natural American voice, realistic lip sync, real cotton fabric movement, realistic lighting and location-appropriate ambient sound. Add warm, natural background laughter from friends nearby, as if they just read the shirt. IMAGE/VIDEO FRAME: 9:16 VERTICAL. No CGI look, no cartoon, no plastic fabric, no distorted hands, no extra fingers, no altered wording, no added text, no captions or subtitles, no logo, no watermark.</w:t>
-      </w:r>
-    </w:p>
-    <w:p>
-      <w:pPr>
-        <w:pStyle w:val="Heading2"/>
-        <w:spacing w:before="240"/>
-      </w:pPr>
-      <w:r>
-        <w:t xml:space="preserve">84. Backyard Fire Pit — 40-year-old American man with round glasses</w:t>
+        <w:t xml:space="preserve">Use the attached mockup image as the EXACT T-shirt: the person wears that shirt unchanged, with the same wording, typography, ink colours and layout (stacked white retro bubble-script lettering with a swash tail, a hot-pink underlined bottom word, on a black T-shirt). Do not redraw, rewrite, add, remove or rearrange any lettering; copy it exactly from the attached image. Highly photorealistic 62-year-old American woman with long dark braids in the USA, location: HOA Meeting Clubhouse, raising a hand to speak. Adult-only setting: everyone in frame is an adult, no children. Natural age-appropriate appearance, realistic skin texture, natural expression, real black cotton T-shirt with visible fabric weave and natural folds. The T-shirt graphic is the MAIN FOCUS: the entire front print fully visible, centered, sharp and readable. Real-life commercial lifestyle photography, natural lighting, realistic background, subtle depth of field, authentic smartphone perspective. IMAGE SIZE: 9:16 VERTICAL. No text anywhere except the shirt print itself: no captions, no logo, no watermark, no QR code.</w:t>
+      </w:r>
+    </w:p>
+    <w:p>
+      <w:pPr>
+        <w:spacing w:after="80"/>
+      </w:pPr>
+      <w:r>
+        <w:rPr>
+          <w:b/>
+          <w:bCs/>
+        </w:rPr>
+        <w:t xml:space="preserve">VIDEO PROMPT: </w:t>
+      </w:r>
+      <w:r>
+        <w:t xml:space="preserve">Create a 10-second photorealistic 9:16 vertical USA lifestyle Reel that looks like real smartphone footage, not AI. Use the attached mockup image as the EXACT T-shirt: identical wording, typography, ink colours and layout, nothing redrawn or invented. Location: HOA Meeting Clubhouse. Adult-only setting, no children in frame. Main subject: 62-year-old American woman with long dark braids, wearing the exact T-shirt from the attached image, raising a hand to speak. They speak naturally about the shirt's look, not reading the print aloud: "Everybody keeps asking about this shirt. Get one for your group chat's funniest person." Then they gesture down at the shirt with both hands like a reveal. Keep the T-shirt the visual MAIN FOCUS for most of the 10 seconds, with a clear front view of the complete graphic, slight natural handheld movement and realistic autofocus. Natural American voice, realistic lip sync, real cotton fabric movement, realistic lighting and location-appropriate ambient sound. Add warm, natural background laughter from friends nearby, as if they just read the shirt. IMAGE/VIDEO FRAME: 9:16 VERTICAL. No CGI look, no cartoon, no plastic fabric, no distorted hands, no extra fingers, no altered wording, no added text, no captions or subtitles, no logo, no watermark.</w:t>
+      </w:r>
+    </w:p>
+    <w:p>
+      <w:pPr>
+        <w:pStyle w:val="Heading2"/>
+        <w:spacing w:before="240"/>
+      </w:pPr>
+      <w:r>
+        <w:t xml:space="preserve">84. Neighborhood Mailbox Cluster — 43-year-old American man with a short boxed beard</w:t>
       </w:r>
     </w:p>
     <w:p>
@@ -7056,31 +7056,31 @@
         <w:t xml:space="preserve">IMAGE PROMPT: </w:t>
       </w:r>
       <w:r>
-        <w:t xml:space="preserve">Use the attached mockup image as the EXACT T-shirt: the person wears that shirt unchanged, with the same wording, typography, ink colours and layout (stacked white retro bubble-script lettering with a swash tail, a hot-pink underlined bottom word, on a black T-shirt). Do not redraw, rewrite, add, remove or rearrange any lettering; copy it exactly from the attached image. Highly photorealistic 40-year-old American man with round glasses in the USA, location: Backyard Fire Pit, roasting a marshmallow. Adult-only setting: everyone in frame is an adult, no children. Natural age-appropriate appearance, realistic skin texture, natural expression, real black cotton T-shirt with visible fabric weave and natural folds. The T-shirt graphic is the MAIN FOCUS: the entire front print fully visible, centered, sharp and readable. Real-life commercial lifestyle photography, natural lighting, realistic background, subtle depth of field, authentic smartphone perspective. IMAGE SIZE: 9:16 VERTICAL. No text anywhere except the shirt print itself: no captions, no logo, no watermark, no QR code.</w:t>
-      </w:r>
-    </w:p>
-    <w:p>
-      <w:pPr>
-        <w:spacing w:after="80"/>
-      </w:pPr>
-      <w:r>
-        <w:rPr>
-          <w:b/>
-          <w:bCs/>
-        </w:rPr>
-        <w:t xml:space="preserve">VIDEO PROMPT: </w:t>
-      </w:r>
-      <w:r>
-        <w:t xml:space="preserve">Create a 10-second photorealistic 9:16 vertical USA lifestyle Reel that looks like real smartphone footage, not AI. Use the attached mockup image as the EXACT T-shirt: identical wording, typography, ink colours and layout, nothing redrawn or invented. Location: Backyard Fire Pit. Adult-only setting, no children in frame. Main subject: 40-year-old American man with round glasses, wearing the exact T-shirt from the attached image, roasting a marshmallow. They speak naturally about the shirt's look, not reading the print aloud: "I wore this on purpose today. The bubble letters look straight out of the seventies." Then they straighten the shirt with both hands and face the camera. Keep the T-shirt the visual MAIN FOCUS for most of the 10 seconds, with a clear front view of the complete graphic, slight natural handheld movement and realistic autofocus. Natural American voice, realistic lip sync, real cotton fabric movement, realistic lighting and location-appropriate ambient sound. Mix in a friend off-camera saying "No way" and laughing, plus natural ambient sound. IMAGE/VIDEO FRAME: 9:16 VERTICAL. No CGI look, no cartoon, no plastic fabric, no distorted hands, no extra fingers, no altered wording, no added text, no captions or subtitles, no logo, no watermark.</w:t>
-      </w:r>
-    </w:p>
-    <w:p>
-      <w:pPr>
-        <w:pStyle w:val="Heading2"/>
-        <w:spacing w:before="240"/>
-      </w:pPr>
-      <w:r>
-        <w:t xml:space="preserve">85. String-Light Patio Dinner Party — 38-year-old American woman with long dark braids</w:t>
+        <w:t xml:space="preserve">Use the attached mockup image as the EXACT T-shirt: the person wears that shirt unchanged, with the same wording, typography, ink colours and layout (stacked white retro bubble-script lettering with a swash tail, a hot-pink underlined bottom word, on a black T-shirt). Do not redraw, rewrite, add, remove or rearrange any lettering; copy it exactly from the attached image. Highly photorealistic 43-year-old American man with a short boxed beard in the USA, location: Neighborhood Mailbox Cluster, pulling out a stack of bills. Adult-only setting: everyone in frame is an adult, no children. Natural age-appropriate appearance, realistic skin texture, natural expression, real black cotton T-shirt with visible fabric weave and natural folds. The T-shirt graphic is the MAIN FOCUS: the entire front print fully visible, centered, sharp and readable. Real-life commercial lifestyle photography, natural lighting, realistic background, subtle depth of field, authentic smartphone perspective. IMAGE SIZE: 9:16 VERTICAL. No text anywhere except the shirt print itself: no captions, no logo, no watermark, no QR code.</w:t>
+      </w:r>
+    </w:p>
+    <w:p>
+      <w:pPr>
+        <w:spacing w:after="80"/>
+      </w:pPr>
+      <w:r>
+        <w:rPr>
+          <w:b/>
+          <w:bCs/>
+        </w:rPr>
+        <w:t xml:space="preserve">VIDEO PROMPT: </w:t>
+      </w:r>
+      <w:r>
+        <w:t xml:space="preserve">Create a 10-second photorealistic 9:16 vertical USA lifestyle Reel that looks like real smartphone footage, not AI. Use the attached mockup image as the EXACT T-shirt: identical wording, typography, ink colours and layout, nothing redrawn or invented. Location: Neighborhood Mailbox Cluster. Adult-only setting, no children in frame. Main subject: 43-year-old American man with a short boxed beard, wearing the exact T-shirt from the attached image, pulling out a stack of bills. They speak naturally about the shirt's look, not reading the print aloud: "I wore this on purpose today. The bubble letters look straight out of the seventies." Then they straighten the shirt with both hands and face the camera. Keep the T-shirt the visual MAIN FOCUS for most of the 10 seconds, with a clear front view of the complete graphic, slight natural handheld movement and realistic autofocus. Natural American voice, realistic lip sync, real cotton fabric movement, realistic lighting and location-appropriate ambient sound. Mix in a friend off-camera saying "No way" and laughing, plus natural ambient sound. IMAGE/VIDEO FRAME: 9:16 VERTICAL. No CGI look, no cartoon, no plastic fabric, no distorted hands, no extra fingers, no altered wording, no added text, no captions or subtitles, no logo, no watermark.</w:t>
+      </w:r>
+    </w:p>
+    <w:p>
+      <w:pPr>
+        <w:pStyle w:val="Heading2"/>
+        <w:spacing w:before="240"/>
+      </w:pPr>
+      <w:r>
+        <w:t xml:space="preserve">85. Apartment Laundry Room — 41-year-old American woman with long dark braids</w:t>
       </w:r>
     </w:p>
     <w:p>
@@ -7140,31 +7140,31 @@
         <w:t xml:space="preserve">IMAGE PROMPT: </w:t>
       </w:r>
       <w:r>
-        <w:t xml:space="preserve">Use the attached mockup image as the EXACT T-shirt: the person wears that shirt unchanged, with the same wording, typography, ink colours and layout (stacked white retro bubble-script lettering with a swash tail, a hot-pink underlined bottom word, on a black T-shirt). Do not redraw, rewrite, add, remove or rearrange any lettering; copy it exactly from the attached image. Highly photorealistic 38-year-old American woman with long dark braids in the USA, location: String-Light Patio Dinner Party, serving a charcuterie board. Adult-only setting: everyone in frame is an adult, no children. Natural age-appropriate appearance, realistic skin texture, natural expression, real black cotton T-shirt with visible fabric weave and natural folds. The T-shirt graphic is the MAIN FOCUS: the entire front print fully visible, centered, sharp and readable. Real-life commercial lifestyle photography, natural lighting, realistic background, subtle depth of field, authentic smartphone perspective. IMAGE SIZE: 9:16 VERTICAL. No text anywhere except the shirt print itself: no captions, no logo, no watermark, no QR code.</w:t>
-      </w:r>
-    </w:p>
-    <w:p>
-      <w:pPr>
-        <w:spacing w:after="80"/>
-      </w:pPr>
-      <w:r>
-        <w:rPr>
-          <w:b/>
-          <w:bCs/>
-        </w:rPr>
-        <w:t xml:space="preserve">VIDEO PROMPT: </w:t>
-      </w:r>
-      <w:r>
-        <w:t xml:space="preserve">Create a 10-second photorealistic 9:16 vertical USA lifestyle Reel that looks like real smartphone footage, not AI. Use the attached mockup image as the EXACT T-shirt: identical wording, typography, ink colours and layout, nothing redrawn or invented. Location: String-Light Patio Dinner Party. Adult-only setting, no children in frame. Main subject: 38-year-old American woman with long dark braids, wearing the exact T-shirt from the attached image, serving a charcuterie board. They speak naturally about the shirt's look, not reading the print aloud: "Let's see who reads this one first. The fit is great and the print is crisp." Then they turn slightly left and right to show the shirt from a natural angle. Keep the T-shirt the visual MAIN FOCUS for most of the 10 seconds, with a clear front view of the complete graphic, slight natural handheld movement and realistic autofocus. Natural American voice, realistic lip sync, real cotton fabric movement, realistic lighting and location-appropriate ambient sound. Include unscripted background giggling and a short burst of laughter from adult friends off-camera, mixed with the natural ambient sound. IMAGE/VIDEO FRAME: 9:16 VERTICAL. No CGI look, no cartoon, no plastic fabric, no distorted hands, no extra fingers, no altered wording, no added text, no captions or subtitles, no logo, no watermark.</w:t>
-      </w:r>
-    </w:p>
-    <w:p>
-      <w:pPr>
-        <w:pStyle w:val="Heading2"/>
-        <w:spacing w:before="240"/>
-      </w:pPr>
-      <w:r>
-        <w:t xml:space="preserve">86. Pizza Night Kitchen — 55-year-old American man with close-cropped gray hair</w:t>
+        <w:t xml:space="preserve">Use the attached mockup image as the EXACT T-shirt: the person wears that shirt unchanged, with the same wording, typography, ink colours and layout (stacked white retro bubble-script lettering with a swash tail, a hot-pink underlined bottom word, on a black T-shirt). Do not redraw, rewrite, add, remove or rearrange any lettering; copy it exactly from the attached image. Highly photorealistic 41-year-old American woman with long dark braids in the USA, location: Apartment Laundry Room, waiting beside a dryer. Adult-only setting: everyone in frame is an adult, no children. Natural age-appropriate appearance, realistic skin texture, natural expression, real black cotton T-shirt with visible fabric weave and natural folds. The T-shirt graphic is the MAIN FOCUS: the entire front print fully visible, centered, sharp and readable. Real-life commercial lifestyle photography, natural lighting, realistic background, subtle depth of field, authentic smartphone perspective. IMAGE SIZE: 9:16 VERTICAL. No text anywhere except the shirt print itself: no captions, no logo, no watermark, no QR code.</w:t>
+      </w:r>
+    </w:p>
+    <w:p>
+      <w:pPr>
+        <w:spacing w:after="80"/>
+      </w:pPr>
+      <w:r>
+        <w:rPr>
+          <w:b/>
+          <w:bCs/>
+        </w:rPr>
+        <w:t xml:space="preserve">VIDEO PROMPT: </w:t>
+      </w:r>
+      <w:r>
+        <w:t xml:space="preserve">Create a 10-second photorealistic 9:16 vertical USA lifestyle Reel that looks like real smartphone footage, not AI. Use the attached mockup image as the EXACT T-shirt: identical wording, typography, ink colours and layout, nothing redrawn or invented. Location: Apartment Laundry Room. Adult-only setting, no children in frame. Main subject: 41-year-old American woman with long dark braids, wearing the exact T-shirt from the attached image, waiting beside a dryer. They speak naturally about the shirt's look, not reading the print aloud: "Let's see who reads this one first. The fit is great and the print is crisp." Then they turn slightly left and right to show the shirt from a natural angle. Keep the T-shirt the visual MAIN FOCUS for most of the 10 seconds, with a clear front view of the complete graphic, slight natural handheld movement and realistic autofocus. Natural American voice, realistic lip sync, real cotton fabric movement, realistic lighting and location-appropriate ambient sound. Include unscripted background giggling and a short burst of laughter from adult friends off-camera, mixed with the natural ambient sound. IMAGE/VIDEO FRAME: 9:16 VERTICAL. No CGI look, no cartoon, no plastic fabric, no distorted hands, no extra fingers, no altered wording, no added text, no captions or subtitles, no logo, no watermark.</w:t>
+      </w:r>
+    </w:p>
+    <w:p>
+      <w:pPr>
+        <w:pStyle w:val="Heading2"/>
+        <w:spacing w:before="240"/>
+      </w:pPr>
+      <w:r>
+        <w:t xml:space="preserve">86. Driveway Car Wash — 62-year-old American man with a trimmed white beard</w:t>
       </w:r>
     </w:p>
     <w:p>
@@ -7224,31 +7224,31 @@
         <w:t xml:space="preserve">IMAGE PROMPT: </w:t>
       </w:r>
       <w:r>
-        <w:t xml:space="preserve">Use the attached mockup image as the EXACT T-shirt: the person wears that shirt unchanged, with the same wording, typography, ink colours and layout (stacked white retro bubble-script lettering with a swash tail, a hot-pink underlined bottom word, on a black T-shirt). Do not redraw, rewrite, add, remove or rearrange any lettering; copy it exactly from the attached image. Highly photorealistic 55-year-old American man with close-cropped gray hair in the USA, location: Pizza Night Kitchen, tossing pizza dough. Adult-only setting: everyone in frame is an adult, no children. Natural age-appropriate appearance, realistic skin texture, natural expression, real black cotton T-shirt with visible fabric weave and natural folds. The T-shirt graphic is the MAIN FOCUS: the entire front print fully visible, centered, sharp and readable. Real-life commercial lifestyle photography, natural lighting, realistic background, subtle depth of field, authentic smartphone perspective. IMAGE SIZE: 9:16 VERTICAL. No text anywhere except the shirt print itself: no captions, no logo, no watermark, no QR code.</w:t>
-      </w:r>
-    </w:p>
-    <w:p>
-      <w:pPr>
-        <w:spacing w:after="80"/>
-      </w:pPr>
-      <w:r>
-        <w:rPr>
-          <w:b/>
-          <w:bCs/>
-        </w:rPr>
-        <w:t xml:space="preserve">VIDEO PROMPT: </w:t>
-      </w:r>
-      <w:r>
-        <w:t xml:space="preserve">Create a 10-second photorealistic 9:16 vertical USA lifestyle Reel that looks like real smartphone footage, not AI. Use the attached mockup image as the EXACT T-shirt: identical wording, typography, ink colours and layout, nothing redrawn or invented. Location: Pizza Night Kitchen. Adult-only setting, no children in frame. Main subject: 55-year-old American man with close-cropped gray hair, wearing the exact T-shirt from the attached image, tossing pizza dough. They speak naturally about the shirt's look, not reading the print aloud: "My friend gave me this and I can't stop wearing it. It looks even better in person." Then they look off-camera at a friend, laugh, and look back at the lens. Keep the T-shirt the visual MAIN FOCUS for most of the 10 seconds, with a clear front view of the complete graphic, slight natural handheld movement and realistic autofocus. Natural American voice, realistic lip sync, real cotton fabric movement, realistic lighting and location-appropriate ambient sound. Background audio has natural chuckles from nearby adults reacting to the shirt, real and unpolished, not a laugh track. IMAGE/VIDEO FRAME: 9:16 VERTICAL. No CGI look, no cartoon, no plastic fabric, no distorted hands, no extra fingers, no altered wording, no added text, no captions or subtitles, no logo, no watermark.</w:t>
-      </w:r>
-    </w:p>
-    <w:p>
-      <w:pPr>
-        <w:pStyle w:val="Heading2"/>
-        <w:spacing w:before="240"/>
-      </w:pPr>
-      <w:r>
-        <w:t xml:space="preserve">87. Bottomless Brunch Patio — 55-year-old American woman with reading glasses pushed up on her head</w:t>
+        <w:t xml:space="preserve">Use the attached mockup image as the EXACT T-shirt: the person wears that shirt unchanged, with the same wording, typography, ink colours and layout (stacked white retro bubble-script lettering with a swash tail, a hot-pink underlined bottom word, on a black T-shirt). Do not redraw, rewrite, add, remove or rearrange any lettering; copy it exactly from the attached image. Highly photorealistic 62-year-old American man with a trimmed white beard in the USA, location: Driveway Car Wash, hosing down a car. Adult-only setting: everyone in frame is an adult, no children. Natural age-appropriate appearance, realistic skin texture, natural expression, real black cotton T-shirt with visible fabric weave and natural folds. The T-shirt graphic is the MAIN FOCUS: the entire front print fully visible, centered, sharp and readable. Real-life commercial lifestyle photography, natural lighting, realistic background, subtle depth of field, authentic smartphone perspective. IMAGE SIZE: 9:16 VERTICAL. No text anywhere except the shirt print itself: no captions, no logo, no watermark, no QR code.</w:t>
+      </w:r>
+    </w:p>
+    <w:p>
+      <w:pPr>
+        <w:spacing w:after="80"/>
+      </w:pPr>
+      <w:r>
+        <w:rPr>
+          <w:b/>
+          <w:bCs/>
+        </w:rPr>
+        <w:t xml:space="preserve">VIDEO PROMPT: </w:t>
+      </w:r>
+      <w:r>
+        <w:t xml:space="preserve">Create a 10-second photorealistic 9:16 vertical USA lifestyle Reel that looks like real smartphone footage, not AI. Use the attached mockup image as the EXACT T-shirt: identical wording, typography, ink colours and layout, nothing redrawn or invented. Location: Driveway Car Wash. Adult-only setting, no children in frame. Main subject: 62-year-old American man with a trimmed white beard, wearing the exact T-shirt from the attached image, hosing down a car. They speak naturally about the shirt's look, not reading the print aloud: "My friend gave me this and I can't stop wearing it. It looks even better in person." Then they look off-camera at a friend, laugh, and look back at the lens. Keep the T-shirt the visual MAIN FOCUS for most of the 10 seconds, with a clear front view of the complete graphic, slight natural handheld movement and realistic autofocus. Natural American voice, realistic lip sync, real cotton fabric movement, realistic lighting and location-appropriate ambient sound. Background audio has natural chuckles from nearby adults reacting to the shirt, real and unpolished, not a laugh track. IMAGE/VIDEO FRAME: 9:16 VERTICAL. No CGI look, no cartoon, no plastic fabric, no distorted hands, no extra fingers, no altered wording, no added text, no captions or subtitles, no logo, no watermark.</w:t>
+      </w:r>
+    </w:p>
+    <w:p>
+      <w:pPr>
+        <w:pStyle w:val="Heading2"/>
+        <w:spacing w:before="240"/>
+      </w:pPr>
+      <w:r>
+        <w:t xml:space="preserve">87. Front Yard Lawn Mowing — 62-year-old American woman with reading glasses pushed up on her head</w:t>
       </w:r>
     </w:p>
     <w:p>
@@ -7308,31 +7308,31 @@
         <w:t xml:space="preserve">IMAGE PROMPT: </w:t>
       </w:r>
       <w:r>
-        <w:t xml:space="preserve">Use the attached mockup image as the EXACT T-shirt: the person wears that shirt unchanged, with the same wording, typography, ink colours and layout (stacked white retro bubble-script lettering with a swash tail, a hot-pink underlined bottom word, on a black T-shirt). Do not redraw, rewrite, add, remove or rearrange any lettering; copy it exactly from the attached image. Highly photorealistic 55-year-old American woman with reading glasses pushed up on her head in the USA, location: Bottomless Brunch Patio, holding a mimosa. Adult-only setting: everyone in frame is an adult, no children. Natural age-appropriate appearance, realistic skin texture, natural expression, real black cotton T-shirt with visible fabric weave and natural folds. The T-shirt graphic is the MAIN FOCUS: the entire front print fully visible, centered, sharp and readable. Real-life commercial lifestyle photography, natural lighting, realistic background, subtle depth of field, authentic smartphone perspective. IMAGE SIZE: 9:16 VERTICAL. No text anywhere except the shirt print itself: no captions, no logo, no watermark, no QR code.</w:t>
-      </w:r>
-    </w:p>
-    <w:p>
-      <w:pPr>
-        <w:spacing w:after="80"/>
-      </w:pPr>
-      <w:r>
-        <w:rPr>
-          <w:b/>
-          <w:bCs/>
-        </w:rPr>
-        <w:t xml:space="preserve">VIDEO PROMPT: </w:t>
-      </w:r>
-      <w:r>
-        <w:t xml:space="preserve">Create a 10-second photorealistic 9:16 vertical USA lifestyle Reel that looks like real smartphone footage, not AI. Use the attached mockup image as the EXACT T-shirt: identical wording, typography, ink colours and layout, nothing redrawn or invented. Location: Bottomless Brunch Patio. Adult-only setting, no children in frame. Main subject: 55-year-old American woman with reading glasses pushed up on her head, wearing the exact T-shirt from the attached image, holding a mimosa. They speak naturally about the shirt's look, not reading the print aloud: "Be honest, is this the best shirt here? Perfect gift for the friend with the worst sense of humor." Then they point to each line of the print one by one. Keep the T-shirt the visual MAIN FOCUS for most of the 10 seconds, with a clear front view of the complete graphic, slight natural handheld movement and realistic autofocus. Natural American voice, realistic lip sync, real cotton fabric movement, realistic lighting and location-appropriate ambient sound. Add warm, natural background laughter from friends nearby, as if they just read the shirt. IMAGE/VIDEO FRAME: 9:16 VERTICAL. No CGI look, no cartoon, no plastic fabric, no distorted hands, no extra fingers, no altered wording, no added text, no captions or subtitles, no logo, no watermark.</w:t>
-      </w:r>
-    </w:p>
-    <w:p>
-      <w:pPr>
-        <w:pStyle w:val="Heading2"/>
-        <w:spacing w:before="240"/>
-      </w:pPr>
-      <w:r>
-        <w:t xml:space="preserve">88. Late-Night Diner Booth — 35-year-old American man with a trimmed mustache</w:t>
+        <w:t xml:space="preserve">Use the attached mockup image as the EXACT T-shirt: the person wears that shirt unchanged, with the same wording, typography, ink colours and layout (stacked white retro bubble-script lettering with a swash tail, a hot-pink underlined bottom word, on a black T-shirt). Do not redraw, rewrite, add, remove or rearrange any lettering; copy it exactly from the attached image. Highly photorealistic 62-year-old American woman with reading glasses pushed up on her head in the USA, location: Front Yard Lawn Mowing, stopping the mower to wipe their brow. Adult-only setting: everyone in frame is an adult, no children. Natural age-appropriate appearance, realistic skin texture, natural expression, real black cotton T-shirt with visible fabric weave and natural folds. The T-shirt graphic is the MAIN FOCUS: the entire front print fully visible, centered, sharp and readable. Real-life commercial lifestyle photography, natural lighting, realistic background, subtle depth of field, authentic smartphone perspective. IMAGE SIZE: 9:16 VERTICAL. No text anywhere except the shirt print itself: no captions, no logo, no watermark, no QR code.</w:t>
+      </w:r>
+    </w:p>
+    <w:p>
+      <w:pPr>
+        <w:spacing w:after="80"/>
+      </w:pPr>
+      <w:r>
+        <w:rPr>
+          <w:b/>
+          <w:bCs/>
+        </w:rPr>
+        <w:t xml:space="preserve">VIDEO PROMPT: </w:t>
+      </w:r>
+      <w:r>
+        <w:t xml:space="preserve">Create a 10-second photorealistic 9:16 vertical USA lifestyle Reel that looks like real smartphone footage, not AI. Use the attached mockup image as the EXACT T-shirt: identical wording, typography, ink colours and layout, nothing redrawn or invented. Location: Front Yard Lawn Mowing. Adult-only setting, no children in frame. Main subject: 62-year-old American woman with reading glasses pushed up on her head, wearing the exact T-shirt from the attached image, stopping the mower to wipe their brow. They speak naturally about the shirt's look, not reading the print aloud: "Be honest, is this the best shirt here? Perfect gift for the friend with the worst sense of humor." Then they point to each line of the print one by one. Keep the T-shirt the visual MAIN FOCUS for most of the 10 seconds, with a clear front view of the complete graphic, slight natural handheld movement and realistic autofocus. Natural American voice, realistic lip sync, real cotton fabric movement, realistic lighting and location-appropriate ambient sound. Add warm, natural background laughter from friends nearby, as if they just read the shirt. IMAGE/VIDEO FRAME: 9:16 VERTICAL. No CGI look, no cartoon, no plastic fabric, no distorted hands, no extra fingers, no altered wording, no added text, no captions or subtitles, no logo, no watermark.</w:t>
+      </w:r>
+    </w:p>
+    <w:p>
+      <w:pPr>
+        <w:pStyle w:val="Heading2"/>
+        <w:spacing w:before="240"/>
+      </w:pPr>
+      <w:r>
+        <w:t xml:space="preserve">88. Front Yard Leaf Raking — 38-year-old American man with curly black hair</w:t>
       </w:r>
     </w:p>
     <w:p>
@@ -7392,31 +7392,31 @@
         <w:t xml:space="preserve">IMAGE PROMPT: </w:t>
       </w:r>
       <w:r>
-        <w:t xml:space="preserve">Use the attached mockup image as the EXACT T-shirt: the person wears that shirt unchanged, with the same wording, typography, ink colours and layout (stacked white retro bubble-script lettering with a swash tail, a hot-pink underlined bottom word, on a black T-shirt). Do not redraw, rewrite, add, remove or rearrange any lettering; copy it exactly from the attached image. Highly photorealistic 35-year-old American man with a trimmed mustache in the USA, location: Late-Night Diner Booth, holding a cup of coffee. Adult-only setting: everyone in frame is an adult, no children. Natural age-appropriate appearance, realistic skin texture, natural expression, real black cotton T-shirt with visible fabric weave and natural folds. The T-shirt graphic is the MAIN FOCUS: the entire front print fully visible, centered, sharp and readable. Real-life commercial lifestyle photography, natural lighting, realistic background, subtle depth of field, authentic smartphone perspective. IMAGE SIZE: 9:16 VERTICAL. No text anywhere except the shirt print itself: no captions, no logo, no watermark, no QR code.</w:t>
-      </w:r>
-    </w:p>
-    <w:p>
-      <w:pPr>
-        <w:spacing w:after="80"/>
-      </w:pPr>
-      <w:r>
-        <w:rPr>
-          <w:b/>
-          <w:bCs/>
-        </w:rPr>
-        <w:t xml:space="preserve">VIDEO PROMPT: </w:t>
-      </w:r>
-      <w:r>
-        <w:t xml:space="preserve">Create a 10-second photorealistic 9:16 vertical USA lifestyle Reel that looks like real smartphone footage, not AI. Use the attached mockup image as the EXACT T-shirt: identical wording, typography, ink colours and layout, nothing redrawn or invented. Location: Late-Night Diner Booth. Adult-only setting, no children in frame. Main subject: 35-year-old American man with a trimmed mustache, wearing the exact T-shirt from the attached image, holding a cup of coffee. They speak naturally about the shirt's look, not reading the print aloud: "This shirt gets a reaction every single time. That pink against the black is the whole vibe." Then they shrug, grin, and tug the hem so the print sits flat. Keep the T-shirt the visual MAIN FOCUS for most of the 10 seconds, with a clear front view of the complete graphic, slight natural handheld movement and realistic autofocus. Natural American voice, realistic lip sync, real cotton fabric movement, realistic lighting and location-appropriate ambient sound. Mix in a friend off-camera saying "No way" and laughing, plus natural ambient sound. IMAGE/VIDEO FRAME: 9:16 VERTICAL. No CGI look, no cartoon, no plastic fabric, no distorted hands, no extra fingers, no altered wording, no added text, no captions or subtitles, no logo, no watermark.</w:t>
-      </w:r>
-    </w:p>
-    <w:p>
-      <w:pPr>
-        <w:pStyle w:val="Heading2"/>
-        <w:spacing w:before="240"/>
-      </w:pPr>
-      <w:r>
-        <w:t xml:space="preserve">89. Lazy Sunday Couch — 30-year-old American woman with short dark pixie hair</w:t>
+        <w:t xml:space="preserve">Use the attached mockup image as the EXACT T-shirt: the person wears that shirt unchanged, with the same wording, typography, ink colours and layout (stacked white retro bubble-script lettering with a swash tail, a hot-pink underlined bottom word, on a black T-shirt). Do not redraw, rewrite, add, remove or rearrange any lettering; copy it exactly from the attached image. Highly photorealistic 38-year-old American man with curly black hair in the USA, location: Front Yard Leaf Raking, leaning on a rake. Adult-only setting: everyone in frame is an adult, no children. Natural age-appropriate appearance, realistic skin texture, natural expression, real black cotton T-shirt with visible fabric weave and natural folds. The T-shirt graphic is the MAIN FOCUS: the entire front print fully visible, centered, sharp and readable. Real-life commercial lifestyle photography, natural lighting, realistic background, subtle depth of field, authentic smartphone perspective. IMAGE SIZE: 9:16 VERTICAL. No text anywhere except the shirt print itself: no captions, no logo, no watermark, no QR code.</w:t>
+      </w:r>
+    </w:p>
+    <w:p>
+      <w:pPr>
+        <w:spacing w:after="80"/>
+      </w:pPr>
+      <w:r>
+        <w:rPr>
+          <w:b/>
+          <w:bCs/>
+        </w:rPr>
+        <w:t xml:space="preserve">VIDEO PROMPT: </w:t>
+      </w:r>
+      <w:r>
+        <w:t xml:space="preserve">Create a 10-second photorealistic 9:16 vertical USA lifestyle Reel that looks like real smartphone footage, not AI. Use the attached mockup image as the EXACT T-shirt: identical wording, typography, ink colours and layout, nothing redrawn or invented. Location: Front Yard Leaf Raking. Adult-only setting, no children in frame. Main subject: 38-year-old American man with curly black hair, wearing the exact T-shirt from the attached image, leaning on a rake. They speak naturally about the shirt's look, not reading the print aloud: "This shirt gets a reaction every single time. That pink against the black is the whole vibe." Then they shrug, grin, and tug the hem so the print sits flat. Keep the T-shirt the visual MAIN FOCUS for most of the 10 seconds, with a clear front view of the complete graphic, slight natural handheld movement and realistic autofocus. Natural American voice, realistic lip sync, real cotton fabric movement, realistic lighting and location-appropriate ambient sound. Mix in a friend off-camera saying "No way" and laughing, plus natural ambient sound. IMAGE/VIDEO FRAME: 9:16 VERTICAL. No CGI look, no cartoon, no plastic fabric, no distorted hands, no extra fingers, no altered wording, no added text, no captions or subtitles, no logo, no watermark.</w:t>
+      </w:r>
+    </w:p>
+    <w:p>
+      <w:pPr>
+        <w:pStyle w:val="Heading2"/>
+        <w:spacing w:before="240"/>
+      </w:pPr>
+      <w:r>
+        <w:t xml:space="preserve">89. Weekend Garage Sale — 32-year-old American woman with short dark pixie hair</w:t>
       </w:r>
     </w:p>
     <w:p>
@@ -7476,31 +7476,31 @@
         <w:t xml:space="preserve">IMAGE PROMPT: </w:t>
       </w:r>
       <w:r>
-        <w:t xml:space="preserve">Use the attached mockup image as the EXACT T-shirt: the person wears that shirt unchanged, with the same wording, typography, ink colours and layout (stacked white retro bubble-script lettering with a swash tail, a hot-pink underlined bottom word, on a black T-shirt). Do not redraw, rewrite, add, remove or rearrange any lettering; copy it exactly from the attached image. Highly photorealistic 30-year-old American woman with short dark pixie hair in the USA, location: Lazy Sunday Couch, holding coffee with sunglasses still on. Adult-only setting: everyone in frame is an adult, no children. Natural age-appropriate appearance, realistic skin texture, natural expression, real black cotton T-shirt with visible fabric weave and natural folds. The T-shirt graphic is the MAIN FOCUS: the entire front print fully visible, centered, sharp and readable. Real-life commercial lifestyle photography, natural lighting, realistic background, subtle depth of field, authentic smartphone perspective. IMAGE SIZE: 9:16 VERTICAL. No text anywhere except the shirt print itself: no captions, no logo, no watermark, no QR code.</w:t>
-      </w:r>
-    </w:p>
-    <w:p>
-      <w:pPr>
-        <w:spacing w:after="80"/>
-      </w:pPr>
-      <w:r>
-        <w:rPr>
-          <w:b/>
-          <w:bCs/>
-        </w:rPr>
-        <w:t xml:space="preserve">VIDEO PROMPT: </w:t>
-      </w:r>
-      <w:r>
-        <w:t xml:space="preserve">Create a 10-second photorealistic 9:16 vertical USA lifestyle Reel that looks like real smartphone footage, not AI. Use the attached mockup image as the EXACT T-shirt: identical wording, typography, ink colours and layout, nothing redrawn or invented. Location: Lazy Sunday Couch. Adult-only setting, no children in frame. Main subject: 30-year-old American woman with short dark pixie hair, wearing the exact T-shirt from the attached image, holding coffee with sunglasses still on. They speak naturally about the shirt's look, not reading the print aloud: "I didn't expect this many people to notice my shirt. The contrast is ridiculous, in a good way." Then they take a step back so the whole front is in frame. Keep the T-shirt the visual MAIN FOCUS for most of the 10 seconds, with a clear front view of the complete graphic, slight natural handheld movement and realistic autofocus. Natural American voice, realistic lip sync, real cotton fabric movement, realistic lighting and location-appropriate ambient sound. Include unscripted background giggling and a short burst of laughter from adult friends off-camera, mixed with the natural ambient sound. IMAGE/VIDEO FRAME: 9:16 VERTICAL. No CGI look, no cartoon, no plastic fabric, no distorted hands, no extra fingers, no altered wording, no added text, no captions or subtitles, no logo, no watermark.</w:t>
-      </w:r>
-    </w:p>
-    <w:p>
-      <w:pPr>
-        <w:pStyle w:val="Heading2"/>
-        <w:spacing w:before="240"/>
-      </w:pPr>
-      <w:r>
-        <w:t xml:space="preserve">90. New Apartment Moving Day — 26-year-old American man with a bucket hat</w:t>
+        <w:t xml:space="preserve">Use the attached mockup image as the EXACT T-shirt: the person wears that shirt unchanged, with the same wording, typography, ink colours and layout (stacked white retro bubble-script lettering with a swash tail, a hot-pink underlined bottom word, on a black T-shirt). Do not redraw, rewrite, add, remove or rearrange any lettering; copy it exactly from the attached image. Highly photorealistic 32-year-old American woman with short dark pixie hair in the USA, location: Weekend Garage Sale, holding up an old lamp. Adult-only setting: everyone in frame is an adult, no children. Natural age-appropriate appearance, realistic skin texture, natural expression, real black cotton T-shirt with visible fabric weave and natural folds. The T-shirt graphic is the MAIN FOCUS: the entire front print fully visible, centered, sharp and readable. Real-life commercial lifestyle photography, natural lighting, realistic background, subtle depth of field, authentic smartphone perspective. IMAGE SIZE: 9:16 VERTICAL. No text anywhere except the shirt print itself: no captions, no logo, no watermark, no QR code.</w:t>
+      </w:r>
+    </w:p>
+    <w:p>
+      <w:pPr>
+        <w:spacing w:after="80"/>
+      </w:pPr>
+      <w:r>
+        <w:rPr>
+          <w:b/>
+          <w:bCs/>
+        </w:rPr>
+        <w:t xml:space="preserve">VIDEO PROMPT: </w:t>
+      </w:r>
+      <w:r>
+        <w:t xml:space="preserve">Create a 10-second photorealistic 9:16 vertical USA lifestyle Reel that looks like real smartphone footage, not AI. Use the attached mockup image as the EXACT T-shirt: identical wording, typography, ink colours and layout, nothing redrawn or invented. Location: Weekend Garage Sale. Adult-only setting, no children in frame. Main subject: 32-year-old American woman with short dark pixie hair, wearing the exact T-shirt from the attached image, holding up an old lamp. They speak naturally about the shirt's look, not reading the print aloud: "I didn't expect this many people to notice my shirt. The contrast is ridiculous, in a good way." Then they take a step back so the whole front is in frame. Keep the T-shirt the visual MAIN FOCUS for most of the 10 seconds, with a clear front view of the complete graphic, slight natural handheld movement and realistic autofocus. Natural American voice, realistic lip sync, real cotton fabric movement, realistic lighting and location-appropriate ambient sound. Include unscripted background giggling and a short burst of laughter from adult friends off-camera, mixed with the natural ambient sound. IMAGE/VIDEO FRAME: 9:16 VERTICAL. No CGI look, no cartoon, no plastic fabric, no distorted hands, no extra fingers, no altered wording, no added text, no captions or subtitles, no logo, no watermark.</w:t>
+      </w:r>
+    </w:p>
+    <w:p>
+      <w:pPr>
+        <w:pStyle w:val="Heading2"/>
+        <w:spacing w:before="240"/>
+      </w:pPr>
+      <w:r>
+        <w:t xml:space="preserve">90. Recycling Center Drop-Off — 27-year-old American man with tattooed forearms</w:t>
       </w:r>
     </w:p>
     <w:p>
@@ -7560,31 +7560,31 @@
         <w:t xml:space="preserve">IMAGE PROMPT: </w:t>
       </w:r>
       <w:r>
-        <w:t xml:space="preserve">Use the attached mockup image as the EXACT T-shirt: the person wears that shirt unchanged, with the same wording, typography, ink colours and layout (stacked white retro bubble-script lettering with a swash tail, a hot-pink underlined bottom word, on a black T-shirt). Do not redraw, rewrite, add, remove or rearrange any lettering; copy it exactly from the attached image. Highly photorealistic 26-year-old American man with a bucket hat in the USA, location: New Apartment Moving Day, carrying a cardboard box. Adult-only setting: everyone in frame is an adult, no children. Natural age-appropriate appearance, realistic skin texture, natural expression, real black cotton T-shirt with visible fabric weave and natural folds. The T-shirt graphic is the MAIN FOCUS: the entire front print fully visible, centered, sharp and readable. Real-life commercial lifestyle photography, natural lighting, realistic background, subtle depth of field, authentic smartphone perspective. IMAGE SIZE: 9:16 VERTICAL. No text anywhere except the shirt print itself: no captions, no logo, no watermark, no QR code.</w:t>
-      </w:r>
-    </w:p>
-    <w:p>
-      <w:pPr>
-        <w:spacing w:after="80"/>
-      </w:pPr>
-      <w:r>
-        <w:rPr>
-          <w:b/>
-          <w:bCs/>
-        </w:rPr>
-        <w:t xml:space="preserve">VIDEO PROMPT: </w:t>
-      </w:r>
-      <w:r>
-        <w:t xml:space="preserve">Create a 10-second photorealistic 9:16 vertical USA lifestyle Reel that looks like real smartphone footage, not AI. Use the attached mockup image as the EXACT T-shirt: identical wording, typography, ink colours and layout, nothing redrawn or invented. Location: New Apartment Moving Day. Adult-only setting, no children in frame. Main subject: 26-year-old American man with a bucket hat, wearing the exact T-shirt from the attached image, carrying a cardboard box. They speak naturally about the shirt's look, not reading the print aloud: "Look what showed up in the mail. The swash on that tail is a nice touch." Then they cover their mouth, laugh, and show the shirt again. Keep the T-shirt the visual MAIN FOCUS for most of the 10 seconds, with a clear front view of the complete graphic, slight natural handheld movement and realistic autofocus. Natural American voice, realistic lip sync, real cotton fabric movement, realistic lighting and location-appropriate ambient sound. Background audio has natural chuckles from nearby adults reacting to the shirt, real and unpolished, not a laugh track. IMAGE/VIDEO FRAME: 9:16 VERTICAL. No CGI look, no cartoon, no plastic fabric, no distorted hands, no extra fingers, no altered wording, no added text, no captions or subtitles, no logo, no watermark.</w:t>
-      </w:r>
-    </w:p>
-    <w:p>
-      <w:pPr>
-        <w:pStyle w:val="Heading2"/>
-        <w:spacing w:before="240"/>
-      </w:pPr>
-      <w:r>
-        <w:t xml:space="preserve">91. Housewarming Party — 29-year-old American woman with freckles and red hair</w:t>
+        <w:t xml:space="preserve">Use the attached mockup image as the EXACT T-shirt: the person wears that shirt unchanged, with the same wording, typography, ink colours and layout (stacked white retro bubble-script lettering with a swash tail, a hot-pink underlined bottom word, on a black T-shirt). Do not redraw, rewrite, add, remove or rearrange any lettering; copy it exactly from the attached image. Highly photorealistic 27-year-old American man with tattooed forearms in the USA, location: Recycling Center Drop-Off, tossing a flattened box into a bin. Adult-only setting: everyone in frame is an adult, no children. Natural age-appropriate appearance, realistic skin texture, natural expression, real black cotton T-shirt with visible fabric weave and natural folds. The T-shirt graphic is the MAIN FOCUS: the entire front print fully visible, centered, sharp and readable. Real-life commercial lifestyle photography, natural lighting, realistic background, subtle depth of field, authentic smartphone perspective. IMAGE SIZE: 9:16 VERTICAL. No text anywhere except the shirt print itself: no captions, no logo, no watermark, no QR code.</w:t>
+      </w:r>
+    </w:p>
+    <w:p>
+      <w:pPr>
+        <w:spacing w:after="80"/>
+      </w:pPr>
+      <w:r>
+        <w:rPr>
+          <w:b/>
+          <w:bCs/>
+        </w:rPr>
+        <w:t xml:space="preserve">VIDEO PROMPT: </w:t>
+      </w:r>
+      <w:r>
+        <w:t xml:space="preserve">Create a 10-second photorealistic 9:16 vertical USA lifestyle Reel that looks like real smartphone footage, not AI. Use the attached mockup image as the EXACT T-shirt: identical wording, typography, ink colours and layout, nothing redrawn or invented. Location: Recycling Center Drop-Off. Adult-only setting, no children in frame. Main subject: 27-year-old American man with tattooed forearms, wearing the exact T-shirt from the attached image, tossing a flattened box into a bin. They speak naturally about the shirt's look, not reading the print aloud: "Look what showed up in the mail. The swash on that tail is a nice touch." Then they cover their mouth, laugh, and show the shirt again. Keep the T-shirt the visual MAIN FOCUS for most of the 10 seconds, with a clear front view of the complete graphic, slight natural handheld movement and realistic autofocus. Natural American voice, realistic lip sync, real cotton fabric movement, realistic lighting and location-appropriate ambient sound. Background audio has natural chuckles from nearby adults reacting to the shirt, real and unpolished, not a laugh track. IMAGE/VIDEO FRAME: 9:16 VERTICAL. No CGI look, no cartoon, no plastic fabric, no distorted hands, no extra fingers, no altered wording, no added text, no captions or subtitles, no logo, no watermark.</w:t>
+      </w:r>
+    </w:p>
+    <w:p>
+      <w:pPr>
+        <w:pStyle w:val="Heading2"/>
+        <w:spacing w:before="240"/>
+      </w:pPr>
+      <w:r>
+        <w:t xml:space="preserve">91. Salvage Yard — 31-year-old American woman with short dark pixie hair</w:t>
       </w:r>
     </w:p>
     <w:p>
@@ -7644,31 +7644,31 @@
         <w:t xml:space="preserve">IMAGE PROMPT: </w:t>
       </w:r>
       <w:r>
-        <w:t xml:space="preserve">Use the attached mockup image as the EXACT T-shirt: the person wears that shirt unchanged, with the same wording, typography, ink colours and layout (stacked white retro bubble-script lettering with a swash tail, a hot-pink underlined bottom word, on a black T-shirt). Do not redraw, rewrite, add, remove or rearrange any lettering; copy it exactly from the attached image. Highly photorealistic 29-year-old American woman with freckles and red hair in the USA, location: Housewarming Party, holding a potted plant gift. Adult-only setting: everyone in frame is an adult, no children. Natural age-appropriate appearance, realistic skin texture, natural expression, real black cotton T-shirt with visible fabric weave and natural folds. The T-shirt graphic is the MAIN FOCUS: the entire front print fully visible, centered, sharp and readable. Real-life commercial lifestyle photography, natural lighting, realistic background, subtle depth of field, authentic smartphone perspective. IMAGE SIZE: 9:16 VERTICAL. No text anywhere except the shirt print itself: no captions, no logo, no watermark, no QR code.</w:t>
-      </w:r>
-    </w:p>
-    <w:p>
-      <w:pPr>
-        <w:spacing w:after="80"/>
-      </w:pPr>
-      <w:r>
-        <w:rPr>
-          <w:b/>
-          <w:bCs/>
-        </w:rPr>
-        <w:t xml:space="preserve">VIDEO PROMPT: </w:t>
-      </w:r>
-      <w:r>
-        <w:t xml:space="preserve">Create a 10-second photorealistic 9:16 vertical USA lifestyle Reel that looks like real smartphone footage, not AI. Use the attached mockup image as the EXACT T-shirt: identical wording, typography, ink colours and layout, nothing redrawn or invented. Location: Housewarming Party. Adult-only setting, no children in frame. Main subject: 29-year-old American woman with freckles and red hair, wearing the exact T-shirt from the attached image, holding a potted plant gift. They speak naturally about the shirt's look, not reading the print aloud: "Wore this just to see the reactions. You read it top to bottom and then it hits you." Then they gesture down at the shirt with both hands like a reveal. Keep the T-shirt the visual MAIN FOCUS for most of the 10 seconds, with a clear front view of the complete graphic, slight natural handheld movement and realistic autofocus. Natural American voice, realistic lip sync, real cotton fabric movement, realistic lighting and location-appropriate ambient sound. Add warm, natural background laughter from friends nearby, as if they just read the shirt. IMAGE/VIDEO FRAME: 9:16 VERTICAL. No CGI look, no cartoon, no plastic fabric, no distorted hands, no extra fingers, no altered wording, no added text, no captions or subtitles, no logo, no watermark.</w:t>
-      </w:r>
-    </w:p>
-    <w:p>
-      <w:pPr>
-        <w:pStyle w:val="Heading2"/>
-        <w:spacing w:before="240"/>
-      </w:pPr>
-      <w:r>
-        <w:t xml:space="preserve">92. Friend's Birthday Dinner — 50-year-old American man with wavy brown hair</w:t>
+        <w:t xml:space="preserve">Use the attached mockup image as the EXACT T-shirt: the person wears that shirt unchanged, with the same wording, typography, ink colours and layout (stacked white retro bubble-script lettering with a swash tail, a hot-pink underlined bottom word, on a black T-shirt). Do not redraw, rewrite, add, remove or rearrange any lettering; copy it exactly from the attached image. Highly photorealistic 31-year-old American woman with short dark pixie hair in the USA, location: Salvage Yard, holding a salvaged side mirror. Adult-only setting: everyone in frame is an adult, no children. Natural age-appropriate appearance, realistic skin texture, natural expression, real black cotton T-shirt with visible fabric weave and natural folds. The T-shirt graphic is the MAIN FOCUS: the entire front print fully visible, centered, sharp and readable. Real-life commercial lifestyle photography, natural lighting, realistic background, subtle depth of field, authentic smartphone perspective. IMAGE SIZE: 9:16 VERTICAL. No text anywhere except the shirt print itself: no captions, no logo, no watermark, no QR code.</w:t>
+      </w:r>
+    </w:p>
+    <w:p>
+      <w:pPr>
+        <w:spacing w:after="80"/>
+      </w:pPr>
+      <w:r>
+        <w:rPr>
+          <w:b/>
+          <w:bCs/>
+        </w:rPr>
+        <w:t xml:space="preserve">VIDEO PROMPT: </w:t>
+      </w:r>
+      <w:r>
+        <w:t xml:space="preserve">Create a 10-second photorealistic 9:16 vertical USA lifestyle Reel that looks like real smartphone footage, not AI. Use the attached mockup image as the EXACT T-shirt: identical wording, typography, ink colours and layout, nothing redrawn or invented. Location: Salvage Yard. Adult-only setting, no children in frame. Main subject: 31-year-old American woman with short dark pixie hair, wearing the exact T-shirt from the attached image, holding a salvaged side mirror. They speak naturally about the shirt's look, not reading the print aloud: "Wore this just to see the reactions. You read it top to bottom and then it hits you." Then they gesture down at the shirt with both hands like a reveal. Keep the T-shirt the visual MAIN FOCUS for most of the 10 seconds, with a clear front view of the complete graphic, slight natural handheld movement and realistic autofocus. Natural American voice, realistic lip sync, real cotton fabric movement, realistic lighting and location-appropriate ambient sound. Add warm, natural background laughter from friends nearby, as if they just read the shirt. IMAGE/VIDEO FRAME: 9:16 VERTICAL. No CGI look, no cartoon, no plastic fabric, no distorted hands, no extra fingers, no altered wording, no added text, no captions or subtitles, no logo, no watermark.</w:t>
+      </w:r>
+    </w:p>
+    <w:p>
+      <w:pPr>
+        <w:pStyle w:val="Heading2"/>
+        <w:spacing w:before="240"/>
+      </w:pPr>
+      <w:r>
+        <w:t xml:space="preserve">92. Locked-Out Car In A Parking Lot — 56-year-old American man with a worn ball cap</w:t>
       </w:r>
     </w:p>
     <w:p>
@@ -7728,31 +7728,31 @@
         <w:t xml:space="preserve">IMAGE PROMPT: </w:t>
       </w:r>
       <w:r>
-        <w:t xml:space="preserve">Use the attached mockup image as the EXACT T-shirt: the person wears that shirt unchanged, with the same wording, typography, ink colours and layout (stacked white retro bubble-script lettering with a swash tail, a hot-pink underlined bottom word, on a black T-shirt). Do not redraw, rewrite, add, remove or rearrange any lettering; copy it exactly from the attached image. Highly photorealistic 50-year-old American man with wavy brown hair in the USA, location: Friend's Birthday Dinner, pulling tissue paper out of a gift bag. Adult-only setting: everyone in frame is an adult, no children. Natural age-appropriate appearance, realistic skin texture, natural expression, real black cotton T-shirt with visible fabric weave and natural folds. The T-shirt graphic is the MAIN FOCUS: the entire front print fully visible, centered, sharp and readable. Real-life commercial lifestyle photography, natural lighting, realistic background, subtle depth of field, authentic smartphone perspective. IMAGE SIZE: 9:16 VERTICAL. No text anywhere except the shirt print itself: no captions, no logo, no watermark, no QR code.</w:t>
-      </w:r>
-    </w:p>
-    <w:p>
-      <w:pPr>
-        <w:spacing w:after="80"/>
-      </w:pPr>
-      <w:r>
-        <w:rPr>
-          <w:b/>
-          <w:bCs/>
-        </w:rPr>
-        <w:t xml:space="preserve">VIDEO PROMPT: </w:t>
-      </w:r>
-      <w:r>
-        <w:t xml:space="preserve">Create a 10-second photorealistic 9:16 vertical USA lifestyle Reel that looks like real smartphone footage, not AI. Use the attached mockup image as the EXACT T-shirt: identical wording, typography, ink colours and layout, nothing redrawn or invented. Location: Friend's Birthday Dinner. Adult-only setting, no children in frame. Main subject: 50-year-old American man with wavy brown hair, wearing the exact T-shirt from the attached image, pulling tissue paper out of a gift bag. They speak naturally about the shirt's look, not reading the print aloud: "Quick close-up, because people keep squinting at it. That retro script lettering is so clean." Then they straighten the shirt with both hands and face the camera. Keep the T-shirt the visual MAIN FOCUS for most of the 10 seconds, with a clear front view of the complete graphic, slight natural handheld movement and realistic autofocus. Natural American voice, realistic lip sync, real cotton fabric movement, realistic lighting and location-appropriate ambient sound. Mix in a friend off-camera saying "No way" and laughing, plus natural ambient sound. IMAGE/VIDEO FRAME: 9:16 VERTICAL. No CGI look, no cartoon, no plastic fabric, no distorted hands, no extra fingers, no altered wording, no added text, no captions or subtitles, no logo, no watermark.</w:t>
-      </w:r>
-    </w:p>
-    <w:p>
-      <w:pPr>
-        <w:pStyle w:val="Heading2"/>
-        <w:spacing w:before="240"/>
-      </w:pPr>
-      <w:r>
-        <w:t xml:space="preserve">93. White Elephant Gift Exchange — 54-year-old American woman with a high ponytail</w:t>
+        <w:t xml:space="preserve">Use the attached mockup image as the EXACT T-shirt: the person wears that shirt unchanged, with the same wording, typography, ink colours and layout (stacked white retro bubble-script lettering with a swash tail, a hot-pink underlined bottom word, on a black T-shirt). Do not redraw, rewrite, add, remove or rearrange any lettering; copy it exactly from the attached image. Highly photorealistic 56-year-old American man with a worn ball cap in the USA, location: Locked-Out Car In A Parking Lot, standing by the driver door holding a coffee. Adult-only setting: everyone in frame is an adult, no children. Natural age-appropriate appearance, realistic skin texture, natural expression, real black cotton T-shirt with visible fabric weave and natural folds. The T-shirt graphic is the MAIN FOCUS: the entire front print fully visible, centered, sharp and readable. Real-life commercial lifestyle photography, natural lighting, realistic background, subtle depth of field, authentic smartphone perspective. IMAGE SIZE: 9:16 VERTICAL. No text anywhere except the shirt print itself: no captions, no logo, no watermark, no QR code.</w:t>
+      </w:r>
+    </w:p>
+    <w:p>
+      <w:pPr>
+        <w:spacing w:after="80"/>
+      </w:pPr>
+      <w:r>
+        <w:rPr>
+          <w:b/>
+          <w:bCs/>
+        </w:rPr>
+        <w:t xml:space="preserve">VIDEO PROMPT: </w:t>
+      </w:r>
+      <w:r>
+        <w:t xml:space="preserve">Create a 10-second photorealistic 9:16 vertical USA lifestyle Reel that looks like real smartphone footage, not AI. Use the attached mockup image as the EXACT T-shirt: identical wording, typography, ink colours and layout, nothing redrawn or invented. Location: Locked-Out Car In A Parking Lot. Adult-only setting, no children in frame. Main subject: 56-year-old American man with a worn ball cap, wearing the exact T-shirt from the attached image, standing by the driver door holding a coffee. They speak naturally about the shirt's look, not reading the print aloud: "Quick close-up, because people keep squinting at it. That retro script lettering is so clean." Then they straighten the shirt with both hands and face the camera. Keep the T-shirt the visual MAIN FOCUS for most of the 10 seconds, with a clear front view of the complete graphic, slight natural handheld movement and realistic autofocus. Natural American voice, realistic lip sync, real cotton fabric movement, realistic lighting and location-appropriate ambient sound. Mix in a friend off-camera saying "No way" and laughing, plus natural ambient sound. IMAGE/VIDEO FRAME: 9:16 VERTICAL. No CGI look, no cartoon, no plastic fabric, no distorted hands, no extra fingers, no altered wording, no added text, no captions or subtitles, no logo, no watermark.</w:t>
+      </w:r>
+    </w:p>
+    <w:p>
+      <w:pPr>
+        <w:pStyle w:val="Heading2"/>
+        <w:spacing w:before="240"/>
+      </w:pPr>
+      <w:r>
+        <w:t xml:space="preserve">93. Windshield Repair Appointment — 60-year-old American woman with a headband</w:t>
       </w:r>
     </w:p>
     <w:p>
@@ -7812,31 +7812,31 @@
         <w:t xml:space="preserve">IMAGE PROMPT: </w:t>
       </w:r>
       <w:r>
-        <w:t xml:space="preserve">Use the attached mockup image as the EXACT T-shirt: the person wears that shirt unchanged, with the same wording, typography, ink colours and layout (stacked white retro bubble-script lettering with a swash tail, a hot-pink underlined bottom word, on a black T-shirt). Do not redraw, rewrite, add, remove or rearrange any lettering; copy it exactly from the attached image. Highly photorealistic 54-year-old American woman with a high ponytail in the USA, location: White Elephant Gift Exchange, holding up an unwrapped gift box. Adult-only setting: everyone in frame is an adult, no children. Natural age-appropriate appearance, realistic skin texture, natural expression, real black cotton T-shirt with visible fabric weave and natural folds. The T-shirt graphic is the MAIN FOCUS: the entire front print fully visible, centered, sharp and readable. Real-life commercial lifestyle photography, natural lighting, realistic background, subtle depth of field, authentic smartphone perspective. IMAGE SIZE: 9:16 VERTICAL. No text anywhere except the shirt print itself: no captions, no logo, no watermark, no QR code.</w:t>
-      </w:r>
-    </w:p>
-    <w:p>
-      <w:pPr>
-        <w:spacing w:after="80"/>
-      </w:pPr>
-      <w:r>
-        <w:rPr>
-          <w:b/>
-          <w:bCs/>
-        </w:rPr>
-        <w:t xml:space="preserve">VIDEO PROMPT: </w:t>
-      </w:r>
-      <w:r>
-        <w:t xml:space="preserve">Create a 10-second photorealistic 9:16 vertical USA lifestyle Reel that looks like real smartphone footage, not AI. Use the attached mockup image as the EXACT T-shirt: identical wording, typography, ink colours and layout, nothing redrawn or invented. Location: White Elephant Gift Exchange. Adult-only setting, no children in frame. Main subject: 54-year-old American woman with a high ponytail, wearing the exact T-shirt from the attached image, holding up an unwrapped gift box. They speak naturally about the shirt's look, not reading the print aloud: "Rate this shirt, one to ten. It still looks this sharp after a bunch of washes." Then they turn slightly left and right to show the shirt from a natural angle. Keep the T-shirt the visual MAIN FOCUS for most of the 10 seconds, with a clear front view of the complete graphic, slight natural handheld movement and realistic autofocus. Natural American voice, realistic lip sync, real cotton fabric movement, realistic lighting and location-appropriate ambient sound. Include unscripted background giggling and a short burst of laughter from adult friends off-camera, mixed with the natural ambient sound. IMAGE/VIDEO FRAME: 9:16 VERTICAL. No CGI look, no cartoon, no plastic fabric, no distorted hands, no extra fingers, no altered wording, no added text, no captions or subtitles, no logo, no watermark.</w:t>
-      </w:r>
-    </w:p>
-    <w:p>
-      <w:pPr>
-        <w:pStyle w:val="Heading2"/>
-        <w:spacing w:before="240"/>
-      </w:pPr>
-      <w:r>
-        <w:t xml:space="preserve">94. Anti-Valentine's Party — 30-year-old American man with round glasses</w:t>
+        <w:t xml:space="preserve">Use the attached mockup image as the EXACT T-shirt: the person wears that shirt unchanged, with the same wording, typography, ink colours and layout (stacked white retro bubble-script lettering with a swash tail, a hot-pink underlined bottom word, on a black T-shirt). Do not redraw, rewrite, add, remove or rearrange any lettering; copy it exactly from the attached image. Highly photorealistic 60-year-old American woman with a headband in the USA, location: Windshield Repair Appointment, pointing at a chip in the windshield. Adult-only setting: everyone in frame is an adult, no children. Natural age-appropriate appearance, realistic skin texture, natural expression, real black cotton T-shirt with visible fabric weave and natural folds. The T-shirt graphic is the MAIN FOCUS: the entire front print fully visible, centered, sharp and readable. Real-life commercial lifestyle photography, natural lighting, realistic background, subtle depth of field, authentic smartphone perspective. IMAGE SIZE: 9:16 VERTICAL. No text anywhere except the shirt print itself: no captions, no logo, no watermark, no QR code.</w:t>
+      </w:r>
+    </w:p>
+    <w:p>
+      <w:pPr>
+        <w:spacing w:after="80"/>
+      </w:pPr>
+      <w:r>
+        <w:rPr>
+          <w:b/>
+          <w:bCs/>
+        </w:rPr>
+        <w:t xml:space="preserve">VIDEO PROMPT: </w:t>
+      </w:r>
+      <w:r>
+        <w:t xml:space="preserve">Create a 10-second photorealistic 9:16 vertical USA lifestyle Reel that looks like real smartphone footage, not AI. Use the attached mockup image as the EXACT T-shirt: identical wording, typography, ink colours and layout, nothing redrawn or invented. Location: Windshield Repair Appointment. Adult-only setting, no children in frame. Main subject: 60-year-old American woman with a headband, wearing the exact T-shirt from the attached image, pointing at a chip in the windshield. They speak naturally about the shirt's look, not reading the print aloud: "Rate this shirt, one to ten. It still looks this sharp after a bunch of washes." Then they turn slightly left and right to show the shirt from a natural angle. Keep the T-shirt the visual MAIN FOCUS for most of the 10 seconds, with a clear front view of the complete graphic, slight natural handheld movement and realistic autofocus. Natural American voice, realistic lip sync, real cotton fabric movement, realistic lighting and location-appropriate ambient sound. Include unscripted background giggling and a short burst of laughter from adult friends off-camera, mixed with the natural ambient sound. IMAGE/VIDEO FRAME: 9:16 VERTICAL. No CGI look, no cartoon, no plastic fabric, no distorted hands, no extra fingers, no altered wording, no added text, no captions or subtitles, no logo, no watermark.</w:t>
+      </w:r>
+    </w:p>
+    <w:p>
+      <w:pPr>
+        <w:pStyle w:val="Heading2"/>
+        <w:spacing w:before="240"/>
+      </w:pPr>
+      <w:r>
+        <w:t xml:space="preserve">94. Emissions Testing Station — 31-year-old American man with a short boxed beard</w:t>
       </w:r>
     </w:p>
     <w:p>
@@ -7896,31 +7896,31 @@
         <w:t xml:space="preserve">IMAGE PROMPT: </w:t>
       </w:r>
       <w:r>
-        <w:t xml:space="preserve">Use the attached mockup image as the EXACT T-shirt: the person wears that shirt unchanged, with the same wording, typography, ink colours and layout (stacked white retro bubble-script lettering with a swash tail, a hot-pink underlined bottom word, on a black T-shirt). Do not redraw, rewrite, add, remove or rearrange any lettering; copy it exactly from the attached image. Highly photorealistic 30-year-old American man with round glasses in the USA, location: Anti-Valentine's Party, holding a heart-shaped cookie. Adult-only setting: everyone in frame is an adult, no children. Natural age-appropriate appearance, realistic skin texture, natural expression, real black cotton T-shirt with visible fabric weave and natural folds. The T-shirt graphic is the MAIN FOCUS: the entire front print fully visible, centered, sharp and readable. Real-life commercial lifestyle photography, natural lighting, realistic background, subtle depth of field, authentic smartphone perspective. IMAGE SIZE: 9:16 VERTICAL. No text anywhere except the shirt print itself: no captions, no logo, no watermark, no QR code.</w:t>
-      </w:r>
-    </w:p>
-    <w:p>
-      <w:pPr>
-        <w:spacing w:after="80"/>
-      </w:pPr>
-      <w:r>
-        <w:rPr>
-          <w:b/>
-          <w:bCs/>
-        </w:rPr>
-        <w:t xml:space="preserve">VIDEO PROMPT: </w:t>
-      </w:r>
-      <w:r>
-        <w:t xml:space="preserve">Create a 10-second photorealistic 9:16 vertical USA lifestyle Reel that looks like real smartphone footage, not AI. Use the attached mockup image as the EXACT T-shirt: identical wording, typography, ink colours and layout, nothing redrawn or invented. Location: Anti-Valentine's Party. Adult-only setting, no children in frame. Main subject: 30-year-old American man with round glasses, wearing the exact T-shirt from the attached image, holding a heart-shaped cookie. They speak naturally about the shirt's look, not reading the print aloud: "You'll want to read this one twice. It's the lettering that sells it." Then they look off-camera at a friend, laugh, and look back at the lens. Keep the T-shirt the visual MAIN FOCUS for most of the 10 seconds, with a clear front view of the complete graphic, slight natural handheld movement and realistic autofocus. Natural American voice, realistic lip sync, real cotton fabric movement, realistic lighting and location-appropriate ambient sound. Background audio has natural chuckles from nearby adults reacting to the shirt, real and unpolished, not a laugh track. IMAGE/VIDEO FRAME: 9:16 VERTICAL. No CGI look, no cartoon, no plastic fabric, no distorted hands, no extra fingers, no altered wording, no added text, no captions or subtitles, no logo, no watermark.</w:t>
-      </w:r>
-    </w:p>
-    <w:p>
-      <w:pPr>
-        <w:pStyle w:val="Heading2"/>
-        <w:spacing w:before="240"/>
-      </w:pPr>
-      <w:r>
-        <w:t xml:space="preserve">95. Thanksgiving Backyard Football — 25-year-old American woman with curly auburn hair</w:t>
+        <w:t xml:space="preserve">Use the attached mockup image as the EXACT T-shirt: the person wears that shirt unchanged, with the same wording, typography, ink colours and layout (stacked white retro bubble-script lettering with a swash tail, a hot-pink underlined bottom word, on a black T-shirt). Do not redraw, rewrite, add, remove or rearrange any lettering; copy it exactly from the attached image. Highly photorealistic 31-year-old American man with a short boxed beard in the USA, location: Emissions Testing Station, waiting beside their car. Adult-only setting: everyone in frame is an adult, no children. Natural age-appropriate appearance, realistic skin texture, natural expression, real black cotton T-shirt with visible fabric weave and natural folds. The T-shirt graphic is the MAIN FOCUS: the entire front print fully visible, centered, sharp and readable. Real-life commercial lifestyle photography, natural lighting, realistic background, subtle depth of field, authentic smartphone perspective. IMAGE SIZE: 9:16 VERTICAL. No text anywhere except the shirt print itself: no captions, no logo, no watermark, no QR code.</w:t>
+      </w:r>
+    </w:p>
+    <w:p>
+      <w:pPr>
+        <w:spacing w:after="80"/>
+      </w:pPr>
+      <w:r>
+        <w:rPr>
+          <w:b/>
+          <w:bCs/>
+        </w:rPr>
+        <w:t xml:space="preserve">VIDEO PROMPT: </w:t>
+      </w:r>
+      <w:r>
+        <w:t xml:space="preserve">Create a 10-second photorealistic 9:16 vertical USA lifestyle Reel that looks like real smartphone footage, not AI. Use the attached mockup image as the EXACT T-shirt: identical wording, typography, ink colours and layout, nothing redrawn or invented. Location: Emissions Testing Station. Adult-only setting, no children in frame. Main subject: 31-year-old American man with a short boxed beard, wearing the exact T-shirt from the attached image, waiting beside their car. They speak naturally about the shirt's look, not reading the print aloud: "You'll want to read this one twice. It's the lettering that sells it." Then they look off-camera at a friend, laugh, and look back at the lens. Keep the T-shirt the visual MAIN FOCUS for most of the 10 seconds, with a clear front view of the complete graphic, slight natural handheld movement and realistic autofocus. Natural American voice, realistic lip sync, real cotton fabric movement, realistic lighting and location-appropriate ambient sound. Background audio has natural chuckles from nearby adults reacting to the shirt, real and unpolished, not a laugh track. IMAGE/VIDEO FRAME: 9:16 VERTICAL. No CGI look, no cartoon, no plastic fabric, no distorted hands, no extra fingers, no altered wording, no added text, no captions or subtitles, no logo, no watermark.</w:t>
+      </w:r>
+    </w:p>
+    <w:p>
+      <w:pPr>
+        <w:pStyle w:val="Heading2"/>
+        <w:spacing w:before="240"/>
+      </w:pPr>
+      <w:r>
+        <w:t xml:space="preserve">95. Office Vending Machine — 25-year-old American woman with a neat ponytail</w:t>
       </w:r>
     </w:p>
     <w:p>
@@ -7980,31 +7980,31 @@
         <w:t xml:space="preserve">IMAGE PROMPT: </w:t>
       </w:r>
       <w:r>
-        <w:t xml:space="preserve">Use the attached mockup image as the EXACT T-shirt: the person wears that shirt unchanged, with the same wording, typography, ink colours and layout (stacked white retro bubble-script lettering with a swash tail, a hot-pink underlined bottom word, on a black T-shirt). Do not redraw, rewrite, add, remove or rearrange any lettering; copy it exactly from the attached image. Highly photorealistic 25-year-old American woman with curly auburn hair in the USA, location: Thanksgiving Backyard Football, tossing a football. Adult-only setting: everyone in frame is an adult, no children. Natural age-appropriate appearance, realistic skin texture, natural expression, real black cotton T-shirt with visible fabric weave and natural folds. The T-shirt graphic is the MAIN FOCUS: the entire front print fully visible, centered, sharp and readable. Real-life commercial lifestyle photography, natural lighting, realistic background, subtle depth of field, authentic smartphone perspective. IMAGE SIZE: 9:16 VERTICAL. No text anywhere except the shirt print itself: no captions, no logo, no watermark, no QR code.</w:t>
-      </w:r>
-    </w:p>
-    <w:p>
-      <w:pPr>
-        <w:spacing w:after="80"/>
-      </w:pPr>
-      <w:r>
-        <w:rPr>
-          <w:b/>
-          <w:bCs/>
-        </w:rPr>
-        <w:t xml:space="preserve">VIDEO PROMPT: </w:t>
-      </w:r>
-      <w:r>
-        <w:t xml:space="preserve">Create a 10-second photorealistic 9:16 vertical USA lifestyle Reel that looks like real smartphone footage, not AI. Use the attached mockup image as the EXACT T-shirt: identical wording, typography, ink colours and layout, nothing redrawn or invented. Location: Thanksgiving Backyard Football. Adult-only setting, no children in frame. Main subject: 25-year-old American woman with curly auburn hair, wearing the exact T-shirt from the attached image, tossing a football. They speak naturally about the shirt's look, not reading the print aloud: "Three people asked where I got this already. The white print really pops on the black cotton." Then they point to each line of the print one by one. Keep the T-shirt the visual MAIN FOCUS for most of the 10 seconds, with a clear front view of the complete graphic, slight natural handheld movement and realistic autofocus. Natural American voice, realistic lip sync, real cotton fabric movement, realistic lighting and location-appropriate ambient sound. Add warm, natural background laughter from friends nearby, as if they just read the shirt. IMAGE/VIDEO FRAME: 9:16 VERTICAL. No CGI look, no cartoon, no plastic fabric, no distorted hands, no extra fingers, no altered wording, no added text, no captions or subtitles, no logo, no watermark.</w:t>
-      </w:r>
-    </w:p>
-    <w:p>
-      <w:pPr>
-        <w:pStyle w:val="Heading2"/>
-        <w:spacing w:before="240"/>
-      </w:pPr>
-      <w:r>
-        <w:t xml:space="preserve">96. Golf Simulator Lounge — 36-year-old American man with a short boxed beard</w:t>
+        <w:t xml:space="preserve">Use the attached mockup image as the EXACT T-shirt: the person wears that shirt unchanged, with the same wording, typography, ink colours and layout (stacked white retro bubble-script lettering with a swash tail, a hot-pink underlined bottom word, on a black T-shirt). Do not redraw, rewrite, add, remove or rearrange any lettering; copy it exactly from the attached image. Highly photorealistic 25-year-old American woman with a neat ponytail in the USA, location: Office Vending Machine, tapping the glass at a stuck snack. Adult-only setting: everyone in frame is an adult, no children. Natural age-appropriate appearance, realistic skin texture, natural expression, real black cotton T-shirt with visible fabric weave and natural folds. The T-shirt graphic is the MAIN FOCUS: the entire front print fully visible, centered, sharp and readable. Real-life commercial lifestyle photography, natural lighting, realistic background, subtle depth of field, authentic smartphone perspective. IMAGE SIZE: 9:16 VERTICAL. No text anywhere except the shirt print itself: no captions, no logo, no watermark, no QR code.</w:t>
+      </w:r>
+    </w:p>
+    <w:p>
+      <w:pPr>
+        <w:spacing w:after="80"/>
+      </w:pPr>
+      <w:r>
+        <w:rPr>
+          <w:b/>
+          <w:bCs/>
+        </w:rPr>
+        <w:t xml:space="preserve">VIDEO PROMPT: </w:t>
+      </w:r>
+      <w:r>
+        <w:t xml:space="preserve">Create a 10-second photorealistic 9:16 vertical USA lifestyle Reel that looks like real smartphone footage, not AI. Use the attached mockup image as the EXACT T-shirt: identical wording, typography, ink colours and layout, nothing redrawn or invented. Location: Office Vending Machine. Adult-only setting, no children in frame. Main subject: 25-year-old American woman with a neat ponytail, wearing the exact T-shirt from the attached image, tapping the glass at a stuck snack. They speak naturally about the shirt's look, not reading the print aloud: "Three people asked where I got this already. The white print really pops on the black cotton." Then they point to each line of the print one by one. Keep the T-shirt the visual MAIN FOCUS for most of the 10 seconds, with a clear front view of the complete graphic, slight natural handheld movement and realistic autofocus. Natural American voice, realistic lip sync, real cotton fabric movement, realistic lighting and location-appropriate ambient sound. Add warm, natural background laughter from friends nearby, as if they just read the shirt. IMAGE/VIDEO FRAME: 9:16 VERTICAL. No CGI look, no cartoon, no plastic fabric, no distorted hands, no extra fingers, no altered wording, no added text, no captions or subtitles, no logo, no watermark.</w:t>
+      </w:r>
+    </w:p>
+    <w:p>
+      <w:pPr>
+        <w:pStyle w:val="Heading2"/>
+        <w:spacing w:before="240"/>
+      </w:pPr>
+      <w:r>
+        <w:t xml:space="preserve">96. Trade Show Booth — 38-year-old American man with thick curly hair</w:t>
       </w:r>
     </w:p>
     <w:p>
@@ -8064,31 +8064,31 @@
         <w:t xml:space="preserve">IMAGE PROMPT: </w:t>
       </w:r>
       <w:r>
-        <w:t xml:space="preserve">Use the attached mockup image as the EXACT T-shirt: the person wears that shirt unchanged, with the same wording, typography, ink colours and layout (stacked white retro bubble-script lettering with a swash tail, a hot-pink underlined bottom word, on a black T-shirt). Do not redraw, rewrite, add, remove or rearrange any lettering; copy it exactly from the attached image. Highly photorealistic 36-year-old American man with a short boxed beard in the USA, location: Golf Simulator Lounge, holding a driver after a big swing. Adult-only setting: everyone in frame is an adult, no children. Natural age-appropriate appearance, realistic skin texture, natural expression, real black cotton T-shirt with visible fabric weave and natural folds. The T-shirt graphic is the MAIN FOCUS: the entire front print fully visible, centered, sharp and readable. Real-life commercial lifestyle photography, natural lighting, realistic background, subtle depth of field, authentic smartphone perspective. IMAGE SIZE: 9:16 VERTICAL. No text anywhere except the shirt print itself: no captions, no logo, no watermark, no QR code.</w:t>
-      </w:r>
-    </w:p>
-    <w:p>
-      <w:pPr>
-        <w:spacing w:after="80"/>
-      </w:pPr>
-      <w:r>
-        <w:rPr>
-          <w:b/>
-          <w:bCs/>
-        </w:rPr>
-        <w:t xml:space="preserve">VIDEO PROMPT: </w:t>
-      </w:r>
-      <w:r>
-        <w:t xml:space="preserve">Create a 10-second photorealistic 9:16 vertical USA lifestyle Reel that looks like real smartphone footage, not AI. Use the attached mockup image as the EXACT T-shirt: identical wording, typography, ink colours and layout, nothing redrawn or invented. Location: Golf Simulator Lounge. Adult-only setting, no children in frame. Main subject: 36-year-old American man with a short boxed beard, wearing the exact T-shirt from the attached image, holding a driver after a big swing. They speak naturally about the shirt's look, not reading the print aloud: "This might be my new favorite shirt. The layout reads from across the room." Then they shrug, grin, and tug the hem so the print sits flat. Keep the T-shirt the visual MAIN FOCUS for most of the 10 seconds, with a clear front view of the complete graphic, slight natural handheld movement and realistic autofocus. Natural American voice, realistic lip sync, real cotton fabric movement, realistic lighting and location-appropriate ambient sound. Mix in a friend off-camera saying "No way" and laughing, plus natural ambient sound. IMAGE/VIDEO FRAME: 9:16 VERTICAL. No CGI look, no cartoon, no plastic fabric, no distorted hands, no extra fingers, no altered wording, no added text, no captions or subtitles, no logo, no watermark.</w:t>
-      </w:r>
-    </w:p>
-    <w:p>
-      <w:pPr>
-        <w:pStyle w:val="Heading2"/>
-        <w:spacing w:before="240"/>
-      </w:pPr>
-      <w:r>
-        <w:t xml:space="preserve">97. Board Game Cafe Adult Night — 54-year-old American woman with rose-gold glasses</w:t>
+        <w:t xml:space="preserve">Use the attached mockup image as the EXACT T-shirt: the person wears that shirt unchanged, with the same wording, typography, ink colours and layout (stacked white retro bubble-script lettering with a swash tail, a hot-pink underlined bottom word, on a black T-shirt). Do not redraw, rewrite, add, remove or rearrange any lettering; copy it exactly from the attached image. Highly photorealistic 38-year-old American man with thick curly hair in the USA, location: Trade Show Booth, handing out a brochure. Adult-only setting: everyone in frame is an adult, no children. Natural age-appropriate appearance, realistic skin texture, natural expression, real black cotton T-shirt with visible fabric weave and natural folds. The T-shirt graphic is the MAIN FOCUS: the entire front print fully visible, centered, sharp and readable. Real-life commercial lifestyle photography, natural lighting, realistic background, subtle depth of field, authentic smartphone perspective. IMAGE SIZE: 9:16 VERTICAL. No text anywhere except the shirt print itself: no captions, no logo, no watermark, no QR code.</w:t>
+      </w:r>
+    </w:p>
+    <w:p>
+      <w:pPr>
+        <w:spacing w:after="80"/>
+      </w:pPr>
+      <w:r>
+        <w:rPr>
+          <w:b/>
+          <w:bCs/>
+        </w:rPr>
+        <w:t xml:space="preserve">VIDEO PROMPT: </w:t>
+      </w:r>
+      <w:r>
+        <w:t xml:space="preserve">Create a 10-second photorealistic 9:16 vertical USA lifestyle Reel that looks like real smartphone footage, not AI. Use the attached mockup image as the EXACT T-shirt: identical wording, typography, ink colours and layout, nothing redrawn or invented. Location: Trade Show Booth. Adult-only setting, no children in frame. Main subject: 38-year-old American man with thick curly hair, wearing the exact T-shirt from the attached image, handing out a brochure. They speak naturally about the shirt's look, not reading the print aloud: "This might be my new favorite shirt. The layout reads from across the room." Then they shrug, grin, and tug the hem so the print sits flat. Keep the T-shirt the visual MAIN FOCUS for most of the 10 seconds, with a clear front view of the complete graphic, slight natural handheld movement and realistic autofocus. Natural American voice, realistic lip sync, real cotton fabric movement, realistic lighting and location-appropriate ambient sound. Mix in a friend off-camera saying "No way" and laughing, plus natural ambient sound. IMAGE/VIDEO FRAME: 9:16 VERTICAL. No CGI look, no cartoon, no plastic fabric, no distorted hands, no extra fingers, no altered wording, no added text, no captions or subtitles, no logo, no watermark.</w:t>
+      </w:r>
+    </w:p>
+    <w:p>
+      <w:pPr>
+        <w:pStyle w:val="Heading2"/>
+        <w:spacing w:before="240"/>
+      </w:pPr>
+      <w:r>
+        <w:t xml:space="preserve">97. Job Interview Lobby — 61-year-old American woman with a high ponytail</w:t>
       </w:r>
     </w:p>
     <w:p>
@@ -8148,31 +8148,31 @@
         <w:t xml:space="preserve">IMAGE PROMPT: </w:t>
       </w:r>
       <w:r>
-        <w:t xml:space="preserve">Use the attached mockup image as the EXACT T-shirt: the person wears that shirt unchanged, with the same wording, typography, ink colours and layout (stacked white retro bubble-script lettering with a swash tail, a hot-pink underlined bottom word, on a black T-shirt). Do not redraw, rewrite, add, remove or rearrange any lettering; copy it exactly from the attached image. Highly photorealistic 54-year-old American woman with rose-gold glasses in the USA, location: Board Game Cafe Adult Night, rolling dice. Adult-only setting: everyone in frame is an adult, no children. Natural age-appropriate appearance, realistic skin texture, natural expression, real black cotton T-shirt with visible fabric weave and natural folds. The T-shirt graphic is the MAIN FOCUS: the entire front print fully visible, centered, sharp and readable. Real-life commercial lifestyle photography, natural lighting, realistic background, subtle depth of field, authentic smartphone perspective. IMAGE SIZE: 9:16 VERTICAL. No text anywhere except the shirt print itself: no captions, no logo, no watermark, no QR code.</w:t>
-      </w:r>
-    </w:p>
-    <w:p>
-      <w:pPr>
-        <w:spacing w:after="80"/>
-      </w:pPr>
-      <w:r>
-        <w:rPr>
-          <w:b/>
-          <w:bCs/>
-        </w:rPr>
-        <w:t xml:space="preserve">VIDEO PROMPT: </w:t>
-      </w:r>
-      <w:r>
-        <w:t xml:space="preserve">Create a 10-second photorealistic 9:16 vertical USA lifestyle Reel that looks like real smartphone footage, not AI. Use the attached mockup image as the EXACT T-shirt: identical wording, typography, ink colours and layout, nothing redrawn or invented. Location: Board Game Cafe Adult Night. Adult-only setting, no children in frame. Main subject: 54-year-old American woman with rose-gold glasses, wearing the exact T-shirt from the attached image, rolling dice. They speak naturally about the shirt's look, not reading the print aloud: "Stopped by the bar and got stopped for the shirt. Bold print, soft fabric, zero regrets." Then they take a step back so the whole front is in frame. Keep the T-shirt the visual MAIN FOCUS for most of the 10 seconds, with a clear front view of the complete graphic, slight natural handheld movement and realistic autofocus. Natural American voice, realistic lip sync, real cotton fabric movement, realistic lighting and location-appropriate ambient sound. Include unscripted background giggling and a short burst of laughter from adult friends off-camera, mixed with the natural ambient sound. IMAGE/VIDEO FRAME: 9:16 VERTICAL. No CGI look, no cartoon, no plastic fabric, no distorted hands, no extra fingers, no altered wording, no added text, no captions or subtitles, no logo, no watermark.</w:t>
-      </w:r>
-    </w:p>
-    <w:p>
-      <w:pPr>
-        <w:pStyle w:val="Heading2"/>
-        <w:spacing w:before="240"/>
-      </w:pPr>
-      <w:r>
-        <w:t xml:space="preserve">98. Lakefront Adirondack Chairs At Sunset — 39-year-old American man with curly black hair</w:t>
+        <w:t xml:space="preserve">Use the attached mockup image as the EXACT T-shirt: the person wears that shirt unchanged, with the same wording, typography, ink colours and layout (stacked white retro bubble-script lettering with a swash tail, a hot-pink underlined bottom word, on a black T-shirt). Do not redraw, rewrite, add, remove or rearrange any lettering; copy it exactly from the attached image. Highly photorealistic 61-year-old American woman with a high ponytail in the USA, location: Job Interview Lobby, waiting in a chair holding a resume folder. Adult-only setting: everyone in frame is an adult, no children. Natural age-appropriate appearance, realistic skin texture, natural expression, real black cotton T-shirt with visible fabric weave and natural folds. The T-shirt graphic is the MAIN FOCUS: the entire front print fully visible, centered, sharp and readable. Real-life commercial lifestyle photography, natural lighting, realistic background, subtle depth of field, authentic smartphone perspective. IMAGE SIZE: 9:16 VERTICAL. No text anywhere except the shirt print itself: no captions, no logo, no watermark, no QR code.</w:t>
+      </w:r>
+    </w:p>
+    <w:p>
+      <w:pPr>
+        <w:spacing w:after="80"/>
+      </w:pPr>
+      <w:r>
+        <w:rPr>
+          <w:b/>
+          <w:bCs/>
+        </w:rPr>
+        <w:t xml:space="preserve">VIDEO PROMPT: </w:t>
+      </w:r>
+      <w:r>
+        <w:t xml:space="preserve">Create a 10-second photorealistic 9:16 vertical USA lifestyle Reel that looks like real smartphone footage, not AI. Use the attached mockup image as the EXACT T-shirt: identical wording, typography, ink colours and layout, nothing redrawn or invented. Location: Job Interview Lobby. Adult-only setting, no children in frame. Main subject: 61-year-old American woman with a high ponytail, wearing the exact T-shirt from the attached image, waiting in a chair holding a resume folder. They speak naturally about the shirt's look, not reading the print aloud: "Just running errands and everyone is reading my shirt. Bold print, soft fabric, zero regrets." Then they take a step back so the whole front is in frame. Keep the T-shirt the visual MAIN FOCUS for most of the 10 seconds, with a clear front view of the complete graphic, slight natural handheld movement and realistic autofocus. Natural American voice, realistic lip sync, real cotton fabric movement, realistic lighting and location-appropriate ambient sound. Include unscripted background giggling and a short burst of laughter from adult friends off-camera, mixed with the natural ambient sound. IMAGE/VIDEO FRAME: 9:16 VERTICAL. No CGI look, no cartoon, no plastic fabric, no distorted hands, no extra fingers, no altered wording, no added text, no captions or subtitles, no logo, no watermark.</w:t>
+      </w:r>
+    </w:p>
+    <w:p>
+      <w:pPr>
+        <w:pStyle w:val="Heading2"/>
+        <w:spacing w:before="240"/>
+      </w:pPr>
+      <w:r>
+        <w:t xml:space="preserve">98. Bookstore Cafe — 42-year-old American man with a backwards cap</w:t>
       </w:r>
     </w:p>
     <w:p>
@@ -8232,31 +8232,31 @@
         <w:t xml:space="preserve">IMAGE PROMPT: </w:t>
       </w:r>
       <w:r>
-        <w:t xml:space="preserve">Use the attached mockup image as the EXACT T-shirt: the person wears that shirt unchanged, with the same wording, typography, ink colours and layout (stacked white retro bubble-script lettering with a swash tail, a hot-pink underlined bottom word, on a black T-shirt). Do not redraw, rewrite, add, remove or rearrange any lettering; copy it exactly from the attached image. Highly photorealistic 39-year-old American man with curly black hair in the USA, location: Lakefront Adirondack Chairs At Sunset, holding a beer can. Adult-only setting: everyone in frame is an adult, no children. Natural age-appropriate appearance, realistic skin texture, natural expression, real black cotton T-shirt with visible fabric weave and natural folds. The T-shirt graphic is the MAIN FOCUS: the entire front print fully visible, centered, sharp and readable. Real-life commercial lifestyle photography, natural lighting, realistic background, subtle depth of field, authentic smartphone perspective. IMAGE SIZE: 9:16 VERTICAL. No text anywhere except the shirt print itself: no captions, no logo, no watermark, no QR code.</w:t>
-      </w:r>
-    </w:p>
-    <w:p>
-      <w:pPr>
-        <w:spacing w:after="80"/>
-      </w:pPr>
-      <w:r>
-        <w:rPr>
-          <w:b/>
-          <w:bCs/>
-        </w:rPr>
-        <w:t xml:space="preserve">VIDEO PROMPT: </w:t>
-      </w:r>
-      <w:r>
-        <w:t xml:space="preserve">Create a 10-second photorealistic 9:16 vertical USA lifestyle Reel that looks like real smartphone footage, not AI. Use the attached mockup image as the EXACT T-shirt: identical wording, typography, ink colours and layout, nothing redrawn or invented. Location: Lakefront Adirondack Chairs At Sunset. Adult-only setting, no children in frame. Main subject: 39-year-old American man with curly black hair, wearing the exact T-shirt from the attached image, holding a beer can. They speak naturally about the shirt's look, not reading the print aloud: "Real talk, this shirt is the main event. That hot-pink underline is the best part." Then they cover their mouth, laugh, and show the shirt again. Keep the T-shirt the visual MAIN FOCUS for most of the 10 seconds, with a clear front view of the complete graphic, slight natural handheld movement and realistic autofocus. Natural American voice, realistic lip sync, real cotton fabric movement, realistic lighting and location-appropriate ambient sound. Background audio has natural chuckles from nearby adults reacting to the shirt, real and unpolished, not a laugh track. IMAGE/VIDEO FRAME: 9:16 VERTICAL. No CGI look, no cartoon, no plastic fabric, no distorted hands, no extra fingers, no altered wording, no added text, no captions or subtitles, no logo, no watermark.</w:t>
-      </w:r>
-    </w:p>
-    <w:p>
-      <w:pPr>
-        <w:pStyle w:val="Heading2"/>
-        <w:spacing w:before="240"/>
-      </w:pPr>
-      <w:r>
-        <w:t xml:space="preserve">99. Backyard Hammock — 46-year-old American woman with black-framed glasses</w:t>
+        <w:t xml:space="preserve">Use the attached mockup image as the EXACT T-shirt: the person wears that shirt unchanged, with the same wording, typography, ink colours and layout (stacked white retro bubble-script lettering with a swash tail, a hot-pink underlined bottom word, on a black T-shirt). Do not redraw, rewrite, add, remove or rearrange any lettering; copy it exactly from the attached image. Highly photorealistic 42-year-old American man with a backwards cap in the USA, location: Bookstore Cafe, holding a paperback and a latte. Adult-only setting: everyone in frame is an adult, no children. Natural age-appropriate appearance, realistic skin texture, natural expression, real black cotton T-shirt with visible fabric weave and natural folds. The T-shirt graphic is the MAIN FOCUS: the entire front print fully visible, centered, sharp and readable. Real-life commercial lifestyle photography, natural lighting, realistic background, subtle depth of field, authentic smartphone perspective. IMAGE SIZE: 9:16 VERTICAL. No text anywhere except the shirt print itself: no captions, no logo, no watermark, no QR code.</w:t>
+      </w:r>
+    </w:p>
+    <w:p>
+      <w:pPr>
+        <w:spacing w:after="80"/>
+      </w:pPr>
+      <w:r>
+        <w:rPr>
+          <w:b/>
+          <w:bCs/>
+        </w:rPr>
+        <w:t xml:space="preserve">VIDEO PROMPT: </w:t>
+      </w:r>
+      <w:r>
+        <w:t xml:space="preserve">Create a 10-second photorealistic 9:16 vertical USA lifestyle Reel that looks like real smartphone footage, not AI. Use the attached mockup image as the EXACT T-shirt: identical wording, typography, ink colours and layout, nothing redrawn or invented. Location: Bookstore Cafe. Adult-only setting, no children in frame. Main subject: 42-year-old American man with a backwards cap, wearing the exact T-shirt from the attached image, holding a paperback and a latte. They speak naturally about the shirt's look, not reading the print aloud: "Real talk, this shirt is the main event. That hot-pink underline is the best part." Then they cover their mouth, laugh, and show the shirt again. Keep the T-shirt the visual MAIN FOCUS for most of the 10 seconds, with a clear front view of the complete graphic, slight natural handheld movement and realistic autofocus. Natural American voice, realistic lip sync, real cotton fabric movement, realistic lighting and location-appropriate ambient sound. Background audio has natural chuckles from nearby adults reacting to the shirt, real and unpolished, not a laugh track. IMAGE/VIDEO FRAME: 9:16 VERTICAL. No CGI look, no cartoon, no plastic fabric, no distorted hands, no extra fingers, no altered wording, no added text, no captions or subtitles, no logo, no watermark.</w:t>
+      </w:r>
+    </w:p>
+    <w:p>
+      <w:pPr>
+        <w:pStyle w:val="Heading2"/>
+        <w:spacing w:before="240"/>
+      </w:pPr>
+      <w:r>
+        <w:t xml:space="preserve">99. Parking Garage Pay Station — 51-year-old American woman with curly auburn hair</w:t>
       </w:r>
     </w:p>
     <w:p>
@@ -8316,31 +8316,31 @@
         <w:t xml:space="preserve">IMAGE PROMPT: </w:t>
       </w:r>
       <w:r>
-        <w:t xml:space="preserve">Use the attached mockup image as the EXACT T-shirt: the person wears that shirt unchanged, with the same wording, typography, ink colours and layout (stacked white retro bubble-script lettering with a swash tail, a hot-pink underlined bottom word, on a black T-shirt). Do not redraw, rewrite, add, remove or rearrange any lettering; copy it exactly from the attached image. Highly photorealistic 46-year-old American woman with black-framed glasses in the USA, location: Backyard Hammock, sitting up in a hammock. Adult-only setting: everyone in frame is an adult, no children. Natural age-appropriate appearance, realistic skin texture, natural expression, real black cotton T-shirt with visible fabric weave and natural folds. The T-shirt graphic is the MAIN FOCUS: the entire front print fully visible, centered, sharp and readable. Real-life commercial lifestyle photography, natural lighting, realistic background, subtle depth of field, authentic smartphone perspective. IMAGE SIZE: 9:16 VERTICAL. No text anywhere except the shirt print itself: no captions, no logo, no watermark, no QR code.</w:t>
-      </w:r>
-    </w:p>
-    <w:p>
-      <w:pPr>
-        <w:spacing w:after="80"/>
-      </w:pPr>
-      <w:r>
-        <w:rPr>
-          <w:b/>
-          <w:bCs/>
-        </w:rPr>
-        <w:t xml:space="preserve">VIDEO PROMPT: </w:t>
-      </w:r>
-      <w:r>
-        <w:t xml:space="preserve">Create a 10-second photorealistic 9:16 vertical USA lifestyle Reel that looks like real smartphone footage, not AI. Use the attached mockup image as the EXACT T-shirt: identical wording, typography, ink colours and layout, nothing redrawn or invented. Location: Backyard Hammock. Adult-only setting, no children in frame. Main subject: 46-year-old American woman with black-framed glasses, wearing the exact T-shirt from the attached image, sitting up in a hammock. They speak naturally about the shirt's look, not reading the print aloud: "Somebody had to wear it. Comfortable enough to wear all weekend." Then they gesture down at the shirt with both hands like a reveal. Keep the T-shirt the visual MAIN FOCUS for most of the 10 seconds, with a clear front view of the complete graphic, slight natural handheld movement and realistic autofocus. Natural American voice, realistic lip sync, real cotton fabric movement, realistic lighting and location-appropriate ambient sound. Add warm, natural background laughter from friends nearby, as if they just read the shirt. IMAGE/VIDEO FRAME: 9:16 VERTICAL. No CGI look, no cartoon, no plastic fabric, no distorted hands, no extra fingers, no altered wording, no added text, no captions or subtitles, no logo, no watermark.</w:t>
-      </w:r>
-    </w:p>
-    <w:p>
-      <w:pPr>
-        <w:pStyle w:val="Heading2"/>
-        <w:spacing w:before="240"/>
-      </w:pPr>
-      <w:r>
-        <w:t xml:space="preserve">100. Rage Room — 26-year-old American man with wavy brown hair</w:t>
+        <w:t xml:space="preserve">Use the attached mockup image as the EXACT T-shirt: the person wears that shirt unchanged, with the same wording, typography, ink colours and layout (stacked white retro bubble-script lettering with a swash tail, a hot-pink underlined bottom word, on a black T-shirt). Do not redraw, rewrite, add, remove or rearrange any lettering; copy it exactly from the attached image. Highly photorealistic 51-year-old American woman with curly auburn hair in the USA, location: Parking Garage Pay Station, feeding a ticket into the machine. Adult-only setting: everyone in frame is an adult, no children. Natural age-appropriate appearance, realistic skin texture, natural expression, real black cotton T-shirt with visible fabric weave and natural folds. The T-shirt graphic is the MAIN FOCUS: the entire front print fully visible, centered, sharp and readable. Real-life commercial lifestyle photography, natural lighting, realistic background, subtle depth of field, authentic smartphone perspective. IMAGE SIZE: 9:16 VERTICAL. No text anywhere except the shirt print itself: no captions, no logo, no watermark, no QR code.</w:t>
+      </w:r>
+    </w:p>
+    <w:p>
+      <w:pPr>
+        <w:spacing w:after="80"/>
+      </w:pPr>
+      <w:r>
+        <w:rPr>
+          <w:b/>
+          <w:bCs/>
+        </w:rPr>
+        <w:t xml:space="preserve">VIDEO PROMPT: </w:t>
+      </w:r>
+      <w:r>
+        <w:t xml:space="preserve">Create a 10-second photorealistic 9:16 vertical USA lifestyle Reel that looks like real smartphone footage, not AI. Use the attached mockup image as the EXACT T-shirt: identical wording, typography, ink colours and layout, nothing redrawn or invented. Location: Parking Garage Pay Station. Adult-only setting, no children in frame. Main subject: 51-year-old American woman with curly auburn hair, wearing the exact T-shirt from the attached image, feeding a ticket into the machine. They speak naturally about the shirt's look, not reading the print aloud: "Somebody had to wear it. Comfortable enough to wear all weekend." Then they gesture down at the shirt with both hands like a reveal. Keep the T-shirt the visual MAIN FOCUS for most of the 10 seconds, with a clear front view of the complete graphic, slight natural handheld movement and realistic autofocus. Natural American voice, realistic lip sync, real cotton fabric movement, realistic lighting and location-appropriate ambient sound. Add warm, natural background laughter from friends nearby, as if they just read the shirt. IMAGE/VIDEO FRAME: 9:16 VERTICAL. No CGI look, no cartoon, no plastic fabric, no distorted hands, no extra fingers, no altered wording, no added text, no captions or subtitles, no logo, no watermark.</w:t>
+      </w:r>
+    </w:p>
+    <w:p>
+      <w:pPr>
+        <w:pStyle w:val="Heading2"/>
+        <w:spacing w:before="240"/>
+      </w:pPr>
+      <w:r>
+        <w:t xml:space="preserve">100. Gas Station Convenience Store — 26-year-old American man with a worn ball cap</w:t>
       </w:r>
     </w:p>
     <w:p>
@@ -8400,22 +8400,22 @@
         <w:t xml:space="preserve">IMAGE PROMPT: </w:t>
       </w:r>
       <w:r>
-        <w:t xml:space="preserve">Use the attached mockup image as the EXACT T-shirt: the person wears that shirt unchanged, with the same wording, typography, ink colours and layout (stacked white retro bubble-script lettering with a swash tail, a hot-pink underlined bottom word, on a black T-shirt). Do not redraw, rewrite, add, remove or rearrange any lettering; copy it exactly from the attached image. Highly photorealistic 26-year-old American man with wavy brown hair in the USA, location: Rage Room, holding a bat with safety goggles on. Adult-only setting: everyone in frame is an adult, no children. Natural age-appropriate appearance, realistic skin texture, natural expression, real black cotton T-shirt with visible fabric weave and natural folds. The T-shirt graphic is the MAIN FOCUS: the entire front print fully visible, centered, sharp and readable. Real-life commercial lifestyle photography, natural lighting, realistic background, subtle depth of field, authentic smartphone perspective. IMAGE SIZE: 9:16 VERTICAL. No text anywhere except the shirt print itself: no captions, no logo, no watermark, no QR code.</w:t>
-      </w:r>
-    </w:p>
-    <w:p>
-      <w:pPr>
-        <w:spacing w:after="80"/>
-      </w:pPr>
-      <w:r>
-        <w:rPr>
-          <w:b/>
-          <w:bCs/>
-        </w:rPr>
-        <w:t xml:space="preserve">VIDEO PROMPT: </w:t>
-      </w:r>
-      <w:r>
-        <w:t xml:space="preserve">Create a 10-second photorealistic 9:16 vertical USA lifestyle Reel that looks like real smartphone footage, not AI. Use the attached mockup image as the EXACT T-shirt: identical wording, typography, ink colours and layout, nothing redrawn or invented. Location: Rage Room. Adult-only setting, no children in frame. Main subject: 26-year-old American man with wavy brown hair, wearing the exact T-shirt from the attached image, holding a bat with safety goggles on. They speak naturally about the shirt's look, not reading the print aloud: "I knew this shirt would start something. Every line is lined up perfectly." Then they straighten the shirt with both hands and face the camera. Keep the T-shirt the visual MAIN FOCUS for most of the 10 seconds, with a clear front view of the complete graphic, slight natural handheld movement and realistic autofocus. Natural American voice, realistic lip sync, real cotton fabric movement, realistic lighting and location-appropriate ambient sound. Mix in a friend off-camera saying "No way" and laughing, plus natural ambient sound. IMAGE/VIDEO FRAME: 9:16 VERTICAL. No CGI look, no cartoon, no plastic fabric, no distorted hands, no extra fingers, no altered wording, no added text, no captions or subtitles, no logo, no watermark.</w:t>
+        <w:t xml:space="preserve">Use the attached mockup image as the EXACT T-shirt: the person wears that shirt unchanged, with the same wording, typography, ink colours and layout (stacked white retro bubble-script lettering with a swash tail, a hot-pink underlined bottom word, on a black T-shirt). Do not redraw, rewrite, add, remove or rearrange any lettering; copy it exactly from the attached image. Highly photorealistic 26-year-old American man with a worn ball cap in the USA, location: Gas Station Convenience Store, holding a fountain drink and a hot dog. Adult-only setting: everyone in frame is an adult, no children. Natural age-appropriate appearance, realistic skin texture, natural expression, real black cotton T-shirt with visible fabric weave and natural folds. The T-shirt graphic is the MAIN FOCUS: the entire front print fully visible, centered, sharp and readable. Real-life commercial lifestyle photography, natural lighting, realistic background, subtle depth of field, authentic smartphone perspective. IMAGE SIZE: 9:16 VERTICAL. No text anywhere except the shirt print itself: no captions, no logo, no watermark, no QR code.</w:t>
+      </w:r>
+    </w:p>
+    <w:p>
+      <w:pPr>
+        <w:spacing w:after="80"/>
+      </w:pPr>
+      <w:r>
+        <w:rPr>
+          <w:b/>
+          <w:bCs/>
+        </w:rPr>
+        <w:t xml:space="preserve">VIDEO PROMPT: </w:t>
+      </w:r>
+      <w:r>
+        <w:t xml:space="preserve">Create a 10-second photorealistic 9:16 vertical USA lifestyle Reel that looks like real smartphone footage, not AI. Use the attached mockup image as the EXACT T-shirt: identical wording, typography, ink colours and layout, nothing redrawn or invented. Location: Gas Station Convenience Store. Adult-only setting, no children in frame. Main subject: 26-year-old American man with a worn ball cap, wearing the exact T-shirt from the attached image, holding a fountain drink and a hot dog. They speak naturally about the shirt's look, not reading the print aloud: "I knew this shirt would start something. Every line is lined up perfectly." Then they straighten the shirt with both hands and face the camera. Keep the T-shirt the visual MAIN FOCUS for most of the 10 seconds, with a clear front view of the complete graphic, slight natural handheld movement and realistic autofocus. Natural American voice, realistic lip sync, real cotton fabric movement, realistic lighting and location-appropriate ambient sound. Mix in a friend off-camera saying "No way" and laughing, plus natural ambient sound. IMAGE/VIDEO FRAME: 9:16 VERTICAL. No CGI look, no cartoon, no plastic fabric, no distorted hands, no extra fingers, no altered wording, no added text, no captions or subtitles, no logo, no watermark.</w:t>
       </w:r>
     </w:p>
     <w:sectPr>
